--- a/output/项目报告.docx
+++ b/output/项目报告.docx
@@ -142,7 +142,7 @@
           <w:sz w:val="22"/>
           <w:szCs w:val="22"/>
         </w:rPr>
-        <w:t xml:space="preserve">本研究利用国家统计局、财政部等多源部委公开数据，构建2018-2024年31个省级行政区的面板数据集，围绕以下三个核心问题展开定量分析：</w:t>
+        <w:t xml:space="preserve">本研究利用国家统计局、财政部等多源部委公开数据，构建2018-2024年31个省级行政区的面板数据集，围绕以下四个核心问题展开定量分析：</w:t>
       </w:r>
     </w:p>
     <w:p>
@@ -160,7 +160,7 @@
           <w:sz w:val="22"/>
           <w:szCs w:val="22"/>
         </w:rPr>
-        <w:t xml:space="preserve">问题一：中央转移支付是否有效缩小了地区间财力差距？</w:t>
+        <w:t xml:space="preserve">问题一：中央转移支付是否有效缩小了地区间财力差距？（描述性统计 + 统计检验）</w:t>
       </w:r>
     </w:p>
     <w:p>
@@ -178,7 +178,7 @@
           <w:sz w:val="22"/>
           <w:szCs w:val="22"/>
         </w:rPr>
-        <w:t xml:space="preserve">问题二：哪些省份对中央转移支付的依赖程度最高？其背后的经济与财政结构因素是什么？</w:t>
+        <w:t xml:space="preserve">问题二：哪些省份对中央转移支付的依赖程度最高？其背后的经济与财政结构因素是什么？（分组对比 + 回归分析）</w:t>
       </w:r>
     </w:p>
     <w:p>
@@ -196,7 +196,25 @@
           <w:sz w:val="22"/>
           <w:szCs w:val="22"/>
         </w:rPr>
-        <w:t xml:space="preserve">问题三：转移支付的分配是否与经济发展水平、人口规模等指标相匹配？</w:t>
+        <w:t xml:space="preserve">问题三：转移支付的分配是否与经济发展水平、人口规模等指标相匹配？（相关性分析 + 分位数回归）</w:t>
+      </w:r>
+    </w:p>
+    <w:p>
+      <w:pPr>
+        <w:pStyle w:val="ListParagraph"/>
+        <w:numPr>
+          <w:ilvl w:val="0"/>
+          <w:numId w:val="2"/>
+        </w:numPr>
+        <w:spacing w:after="60"/>
+      </w:pPr>
+      <w:r>
+        <w:rPr>
+          <w:rFonts w:ascii="Microsoft YaHei" w:cs="Microsoft YaHei" w:eastAsia="Microsoft YaHei" w:hAnsi="Microsoft YaHei"/>
+          <w:sz w:val="22"/>
+          <w:szCs w:val="22"/>
+        </w:rPr>
+        <w:t xml:space="preserve">问题四：转移支付依赖度是否存在空间聚集效应？（空间计量分析）</w:t>
       </w:r>
     </w:p>
     <w:p>
@@ -924,782 +942,7 @@
         <w:pStyle w:val="Heading2"/>
       </w:pPr>
       <w:r>
-        <w:t xml:space="preserve">2.2 技术路线</w:t>
-      </w:r>
-    </w:p>
-    <w:p>
-      <w:pPr>
-        <w:spacing w:after="80"/>
-      </w:pPr>
-      <w:r>
-        <w:rPr>
-          <w:rFonts w:ascii="Microsoft YaHei" w:cs="Microsoft YaHei" w:eastAsia="Microsoft YaHei" w:hAnsi="Microsoft YaHei"/>
-          <w:sz w:val="22"/>
-          <w:szCs w:val="22"/>
-        </w:rPr>
-        <w:t xml:space="preserve">项目采用数据采集、数据处理与指标计算、可视化、报告生成的四阶段流水线架构，以 Python 为核心数据处理语言，Node.js 辅助文档生成。</w:t>
-      </w:r>
-    </w:p>
-    <w:tbl>
-      <w:tblPr>
-        <w:tblW w:type="dxa" w:w="9506"/>
-        <w:tblBorders>
-          <w:top w:val="single" w:color="auto" w:sz="4"/>
-          <w:left w:val="single" w:color="auto" w:sz="4"/>
-          <w:bottom w:val="single" w:color="auto" w:sz="4"/>
-          <w:right w:val="single" w:color="auto" w:sz="4"/>
-          <w:insideH w:val="single" w:color="auto" w:sz="4"/>
-          <w:insideV w:val="single" w:color="auto" w:sz="4"/>
-        </w:tblBorders>
-      </w:tblPr>
-      <w:tblGrid>
-        <w:gridCol w:w="1200"/>
-        <w:gridCol w:w="2000"/>
-        <w:gridCol w:w="3506"/>
-        <w:gridCol w:w="2806"/>
-      </w:tblGrid>
-      <w:tr>
-        <w:tc>
-          <w:tcPr>
-            <w:tcW w:type="dxa" w:w="1200"/>
-            <w:tcBorders>
-              <w:top w:val="single" w:color="999999" w:sz="1"/>
-              <w:left w:val="single" w:color="999999" w:sz="1"/>
-              <w:bottom w:val="single" w:color="999999" w:sz="1"/>
-              <w:right w:val="single" w:color="999999" w:sz="1"/>
-            </w:tcBorders>
-            <w:shd w:fill="D5E8F0" w:val="clear"/>
-            <w:tcMar>
-              <w:top w:type="dxa" w:w="60"/>
-              <w:left w:type="dxa" w:w="100"/>
-              <w:bottom w:type="dxa" w:w="60"/>
-              <w:right w:type="dxa" w:w="100"/>
-            </w:tcMar>
-          </w:tcPr>
-          <w:p>
-            <w:r>
-              <w:rPr>
-                <w:rFonts w:ascii="Microsoft YaHei" w:cs="Microsoft YaHei" w:eastAsia="Microsoft YaHei" w:hAnsi="Microsoft YaHei"/>
-                <w:b/>
-                <w:bCs/>
-                <w:sz w:val="21"/>
-                <w:szCs w:val="21"/>
-              </w:rPr>
-              <w:t xml:space="preserve">阶段</w:t>
-            </w:r>
-          </w:p>
-        </w:tc>
-        <w:tc>
-          <w:tcPr>
-            <w:tcW w:type="dxa" w:w="2000"/>
-            <w:tcBorders>
-              <w:top w:val="single" w:color="999999" w:sz="1"/>
-              <w:left w:val="single" w:color="999999" w:sz="1"/>
-              <w:bottom w:val="single" w:color="999999" w:sz="1"/>
-              <w:right w:val="single" w:color="999999" w:sz="1"/>
-            </w:tcBorders>
-            <w:shd w:fill="D5E8F0" w:val="clear"/>
-            <w:tcMar>
-              <w:top w:type="dxa" w:w="60"/>
-              <w:left w:type="dxa" w:w="100"/>
-              <w:bottom w:type="dxa" w:w="60"/>
-              <w:right w:type="dxa" w:w="100"/>
-            </w:tcMar>
-          </w:tcPr>
-          <w:p>
-            <w:r>
-              <w:rPr>
-                <w:rFonts w:ascii="Microsoft YaHei" w:cs="Microsoft YaHei" w:eastAsia="Microsoft YaHei" w:hAnsi="Microsoft YaHei"/>
-                <w:b/>
-                <w:bCs/>
-                <w:sz w:val="21"/>
-                <w:szCs w:val="21"/>
-              </w:rPr>
-              <w:t xml:space="preserve">工具</w:t>
-            </w:r>
-          </w:p>
-        </w:tc>
-        <w:tc>
-          <w:tcPr>
-            <w:tcW w:type="dxa" w:w="3506"/>
-            <w:tcBorders>
-              <w:top w:val="single" w:color="999999" w:sz="1"/>
-              <w:left w:val="single" w:color="999999" w:sz="1"/>
-              <w:bottom w:val="single" w:color="999999" w:sz="1"/>
-              <w:right w:val="single" w:color="999999" w:sz="1"/>
-            </w:tcBorders>
-            <w:shd w:fill="D5E8F0" w:val="clear"/>
-            <w:tcMar>
-              <w:top w:type="dxa" w:w="60"/>
-              <w:left w:type="dxa" w:w="100"/>
-              <w:bottom w:type="dxa" w:w="60"/>
-              <w:right w:type="dxa" w:w="100"/>
-            </w:tcMar>
-          </w:tcPr>
-          <w:p>
-            <w:r>
-              <w:rPr>
-                <w:rFonts w:ascii="Microsoft YaHei" w:cs="Microsoft YaHei" w:eastAsia="Microsoft YaHei" w:hAnsi="Microsoft YaHei"/>
-                <w:b/>
-                <w:bCs/>
-                <w:sz w:val="21"/>
-                <w:szCs w:val="21"/>
-              </w:rPr>
-              <w:t xml:space="preserve">核心任务</w:t>
-            </w:r>
-          </w:p>
-        </w:tc>
-        <w:tc>
-          <w:tcPr>
-            <w:tcW w:type="dxa" w:w="2806"/>
-            <w:tcBorders>
-              <w:top w:val="single" w:color="999999" w:sz="1"/>
-              <w:left w:val="single" w:color="999999" w:sz="1"/>
-              <w:bottom w:val="single" w:color="999999" w:sz="1"/>
-              <w:right w:val="single" w:color="999999" w:sz="1"/>
-            </w:tcBorders>
-            <w:shd w:fill="D5E8F0" w:val="clear"/>
-            <w:tcMar>
-              <w:top w:type="dxa" w:w="60"/>
-              <w:left w:type="dxa" w:w="100"/>
-              <w:bottom w:type="dxa" w:w="60"/>
-              <w:right w:type="dxa" w:w="100"/>
-            </w:tcMar>
-          </w:tcPr>
-          <w:p>
-            <w:r>
-              <w:rPr>
-                <w:rFonts w:ascii="Microsoft YaHei" w:cs="Microsoft YaHei" w:eastAsia="Microsoft YaHei" w:hAnsi="Microsoft YaHei"/>
-                <w:b/>
-                <w:bCs/>
-                <w:sz w:val="21"/>
-                <w:szCs w:val="21"/>
-              </w:rPr>
-              <w:t xml:space="preserve">输出</w:t>
-            </w:r>
-          </w:p>
-        </w:tc>
-      </w:tr>
-      <w:tr>
-        <w:tc>
-          <w:tcPr>
-            <w:tcW w:type="dxa" w:w="1200"/>
-            <w:tcBorders>
-              <w:top w:val="single" w:color="999999" w:sz="1"/>
-              <w:left w:val="single" w:color="999999" w:sz="1"/>
-              <w:bottom w:val="single" w:color="999999" w:sz="1"/>
-              <w:right w:val="single" w:color="999999" w:sz="1"/>
-            </w:tcBorders>
-            <w:tcMar>
-              <w:top w:type="dxa" w:w="60"/>
-              <w:left w:type="dxa" w:w="100"/>
-              <w:bottom w:type="dxa" w:w="60"/>
-              <w:right w:type="dxa" w:w="100"/>
-            </w:tcMar>
-          </w:tcPr>
-          <w:p>
-            <w:r>
-              <w:rPr>
-                <w:rFonts w:ascii="Microsoft YaHei" w:cs="Microsoft YaHei" w:eastAsia="Microsoft YaHei" w:hAnsi="Microsoft YaHei"/>
-                <w:sz w:val="20"/>
-                <w:szCs w:val="20"/>
-              </w:rPr>
-              <w:t xml:space="preserve">数据采集</w:t>
-            </w:r>
-          </w:p>
-        </w:tc>
-        <w:tc>
-          <w:tcPr>
-            <w:tcW w:type="dxa" w:w="2000"/>
-            <w:tcBorders>
-              <w:top w:val="single" w:color="999999" w:sz="1"/>
-              <w:left w:val="single" w:color="999999" w:sz="1"/>
-              <w:bottom w:val="single" w:color="999999" w:sz="1"/>
-              <w:right w:val="single" w:color="999999" w:sz="1"/>
-            </w:tcBorders>
-            <w:tcMar>
-              <w:top w:type="dxa" w:w="60"/>
-              <w:left w:type="dxa" w:w="100"/>
-              <w:bottom w:type="dxa" w:w="60"/>
-              <w:right w:type="dxa" w:w="100"/>
-            </w:tcMar>
-          </w:tcPr>
-          <w:p>
-            <w:r>
-              <w:rPr>
-                <w:rFonts w:ascii="Microsoft YaHei" w:cs="Microsoft YaHei" w:eastAsia="Microsoft YaHei" w:hAnsi="Microsoft YaHei"/>
-                <w:sz w:val="20"/>
-                <w:szCs w:val="20"/>
-              </w:rPr>
-              <w:t xml:space="preserve">Python + pandas + openpyxl</w:t>
-            </w:r>
-          </w:p>
-        </w:tc>
-        <w:tc>
-          <w:tcPr>
-            <w:tcW w:type="dxa" w:w="3506"/>
-            <w:tcBorders>
-              <w:top w:val="single" w:color="999999" w:sz="1"/>
-              <w:left w:val="single" w:color="999999" w:sz="1"/>
-              <w:bottom w:val="single" w:color="999999" w:sz="1"/>
-              <w:right w:val="single" w:color="999999" w:sz="1"/>
-            </w:tcBorders>
-            <w:tcMar>
-              <w:top w:type="dxa" w:w="60"/>
-              <w:left w:type="dxa" w:w="100"/>
-              <w:bottom w:type="dxa" w:w="60"/>
-              <w:right w:type="dxa" w:w="100"/>
-            </w:tcMar>
-          </w:tcPr>
-          <w:p>
-            <w:r>
-              <w:rPr>
-                <w:rFonts w:ascii="Microsoft YaHei" w:cs="Microsoft YaHei" w:eastAsia="Microsoft YaHei" w:hAnsi="Microsoft YaHei"/>
-                <w:sz w:val="20"/>
-                <w:szCs w:val="20"/>
-              </w:rPr>
-              <w:t xml:space="preserve">解析EPS平台导出的Excel文件（4行表头+31省×7年）和财政部决算表（年度分文件），合并五维数据。含在线采集备用模式</w:t>
-            </w:r>
-          </w:p>
-        </w:tc>
-        <w:tc>
-          <w:tcPr>
-            <w:tcW w:type="dxa" w:w="2806"/>
-            <w:tcBorders>
-              <w:top w:val="single" w:color="999999" w:sz="1"/>
-              <w:left w:val="single" w:color="999999" w:sz="1"/>
-              <w:bottom w:val="single" w:color="999999" w:sz="1"/>
-              <w:right w:val="single" w:color="999999" w:sz="1"/>
-            </w:tcBorders>
-            <w:tcMar>
-              <w:top w:type="dxa" w:w="60"/>
-              <w:left w:type="dxa" w:w="100"/>
-              <w:bottom w:type="dxa" w:w="60"/>
-              <w:right w:type="dxa" w:w="100"/>
-            </w:tcMar>
-          </w:tcPr>
-          <w:p>
-            <w:r>
-              <w:rPr>
-                <w:rFonts w:ascii="Microsoft YaHei" w:cs="Microsoft YaHei" w:eastAsia="Microsoft YaHei" w:hAnsi="Microsoft YaHei"/>
-                <w:sz w:val="20"/>
-                <w:szCs w:val="20"/>
-              </w:rPr>
-              <w:t xml:space="preserve">raw_data.csv</w:t>
-            </w:r>
-          </w:p>
-        </w:tc>
-      </w:tr>
-      <w:tr>
-        <w:tc>
-          <w:tcPr>
-            <w:tcW w:type="dxa" w:w="1200"/>
-            <w:tcBorders>
-              <w:top w:val="single" w:color="999999" w:sz="1"/>
-              <w:left w:val="single" w:color="999999" w:sz="1"/>
-              <w:bottom w:val="single" w:color="999999" w:sz="1"/>
-              <w:right w:val="single" w:color="999999" w:sz="1"/>
-            </w:tcBorders>
-            <w:tcMar>
-              <w:top w:type="dxa" w:w="60"/>
-              <w:left w:type="dxa" w:w="100"/>
-              <w:bottom w:type="dxa" w:w="60"/>
-              <w:right w:type="dxa" w:w="100"/>
-            </w:tcMar>
-          </w:tcPr>
-          <w:p>
-            <w:r>
-              <w:rPr>
-                <w:rFonts w:ascii="Microsoft YaHei" w:cs="Microsoft YaHei" w:eastAsia="Microsoft YaHei" w:hAnsi="Microsoft YaHei"/>
-                <w:sz w:val="20"/>
-                <w:szCs w:val="20"/>
-              </w:rPr>
-              <w:t xml:space="preserve">指标计算</w:t>
-            </w:r>
-          </w:p>
-        </w:tc>
-        <w:tc>
-          <w:tcPr>
-            <w:tcW w:type="dxa" w:w="2000"/>
-            <w:tcBorders>
-              <w:top w:val="single" w:color="999999" w:sz="1"/>
-              <w:left w:val="single" w:color="999999" w:sz="1"/>
-              <w:bottom w:val="single" w:color="999999" w:sz="1"/>
-              <w:right w:val="single" w:color="999999" w:sz="1"/>
-            </w:tcBorders>
-            <w:tcMar>
-              <w:top w:type="dxa" w:w="60"/>
-              <w:left w:type="dxa" w:w="100"/>
-              <w:bottom w:type="dxa" w:w="60"/>
-              <w:right w:type="dxa" w:w="100"/>
-            </w:tcMar>
-          </w:tcPr>
-          <w:p>
-            <w:r>
-              <w:rPr>
-                <w:rFonts w:ascii="Microsoft YaHei" w:cs="Microsoft YaHei" w:eastAsia="Microsoft YaHei" w:hAnsi="Microsoft YaHei"/>
-                <w:sz w:val="20"/>
-                <w:szCs w:val="20"/>
-              </w:rPr>
-              <w:t xml:space="preserve">Python + numpy + scipy</w:t>
-            </w:r>
-          </w:p>
-        </w:tc>
-        <w:tc>
-          <w:tcPr>
-            <w:tcW w:type="dxa" w:w="3506"/>
-            <w:tcBorders>
-              <w:top w:val="single" w:color="999999" w:sz="1"/>
-              <w:left w:val="single" w:color="999999" w:sz="1"/>
-              <w:bottom w:val="single" w:color="999999" w:sz="1"/>
-              <w:right w:val="single" w:color="999999" w:sz="1"/>
-            </w:tcBorders>
-            <w:tcMar>
-              <w:top w:type="dxa" w:w="60"/>
-              <w:left w:type="dxa" w:w="100"/>
-              <w:bottom w:type="dxa" w:w="60"/>
-              <w:right w:type="dxa" w:w="100"/>
-            </w:tcMar>
-          </w:tcPr>
-          <w:p>
-            <w:r>
-              <w:rPr>
-                <w:rFonts w:ascii="Microsoft YaHei" w:cs="Microsoft YaHei" w:eastAsia="Microsoft YaHei" w:hAnsi="Microsoft YaHei"/>
-                <w:sz w:val="20"/>
-                <w:szCs w:val="20"/>
-              </w:rPr>
-              <w:t xml:space="preserve">计算6项核心指标，执行Pearson相关、Spearman秩相关、单因素ANOVA及事后比较等统计检验</w:t>
-            </w:r>
-          </w:p>
-        </w:tc>
-        <w:tc>
-          <w:tcPr>
-            <w:tcW w:type="dxa" w:w="2806"/>
-            <w:tcBorders>
-              <w:top w:val="single" w:color="999999" w:sz="1"/>
-              <w:left w:val="single" w:color="999999" w:sz="1"/>
-              <w:bottom w:val="single" w:color="999999" w:sz="1"/>
-              <w:right w:val="single" w:color="999999" w:sz="1"/>
-            </w:tcBorders>
-            <w:tcMar>
-              <w:top w:type="dxa" w:w="60"/>
-              <w:left w:type="dxa" w:w="100"/>
-              <w:bottom w:type="dxa" w:w="60"/>
-              <w:right w:type="dxa" w:w="100"/>
-            </w:tcMar>
-          </w:tcPr>
-          <w:p>
-            <w:r>
-              <w:rPr>
-                <w:rFonts w:ascii="Microsoft YaHei" w:cs="Microsoft YaHei" w:eastAsia="Microsoft YaHei" w:hAnsi="Microsoft YaHei"/>
-                <w:sz w:val="20"/>
-                <w:szCs w:val="20"/>
-              </w:rPr>
-              <w:t xml:space="preserve">indicators.csv 等4个CSV</w:t>
-            </w:r>
-          </w:p>
-        </w:tc>
-      </w:tr>
-      <w:tr>
-        <w:tc>
-          <w:tcPr>
-            <w:tcW w:type="dxa" w:w="1200"/>
-            <w:tcBorders>
-              <w:top w:val="single" w:color="999999" w:sz="1"/>
-              <w:left w:val="single" w:color="999999" w:sz="1"/>
-              <w:bottom w:val="single" w:color="999999" w:sz="1"/>
-              <w:right w:val="single" w:color="999999" w:sz="1"/>
-            </w:tcBorders>
-            <w:tcMar>
-              <w:top w:type="dxa" w:w="60"/>
-              <w:left w:type="dxa" w:w="100"/>
-              <w:bottom w:type="dxa" w:w="60"/>
-              <w:right w:type="dxa" w:w="100"/>
-            </w:tcMar>
-          </w:tcPr>
-          <w:p>
-            <w:r>
-              <w:rPr>
-                <w:rFonts w:ascii="Microsoft YaHei" w:cs="Microsoft YaHei" w:eastAsia="Microsoft YaHei" w:hAnsi="Microsoft YaHei"/>
-                <w:sz w:val="20"/>
-                <w:szCs w:val="20"/>
-              </w:rPr>
-              <w:t xml:space="preserve">可视化</w:t>
-            </w:r>
-          </w:p>
-        </w:tc>
-        <w:tc>
-          <w:tcPr>
-            <w:tcW w:type="dxa" w:w="2000"/>
-            <w:tcBorders>
-              <w:top w:val="single" w:color="999999" w:sz="1"/>
-              <w:left w:val="single" w:color="999999" w:sz="1"/>
-              <w:bottom w:val="single" w:color="999999" w:sz="1"/>
-              <w:right w:val="single" w:color="999999" w:sz="1"/>
-            </w:tcBorders>
-            <w:tcMar>
-              <w:top w:type="dxa" w:w="60"/>
-              <w:left w:type="dxa" w:w="100"/>
-              <w:bottom w:type="dxa" w:w="60"/>
-              <w:right w:type="dxa" w:w="100"/>
-            </w:tcMar>
-          </w:tcPr>
-          <w:p>
-            <w:r>
-              <w:rPr>
-                <w:rFonts w:ascii="Microsoft YaHei" w:cs="Microsoft YaHei" w:eastAsia="Microsoft YaHei" w:hAnsi="Microsoft YaHei"/>
-                <w:sz w:val="20"/>
-                <w:szCs w:val="20"/>
-              </w:rPr>
-              <w:t xml:space="preserve">Python + matplotlib + geopandas + seaborn</w:t>
-            </w:r>
-          </w:p>
-        </w:tc>
-        <w:tc>
-          <w:tcPr>
-            <w:tcW w:type="dxa" w:w="3506"/>
-            <w:tcBorders>
-              <w:top w:val="single" w:color="999999" w:sz="1"/>
-              <w:left w:val="single" w:color="999999" w:sz="1"/>
-              <w:bottom w:val="single" w:color="999999" w:sz="1"/>
-              <w:right w:val="single" w:color="999999" w:sz="1"/>
-            </w:tcBorders>
-            <w:tcMar>
-              <w:top w:type="dxa" w:w="60"/>
-              <w:left w:type="dxa" w:w="100"/>
-              <w:bottom w:type="dxa" w:w="60"/>
-              <w:right w:type="dxa" w:w="100"/>
-            </w:tcMar>
-          </w:tcPr>
-          <w:p>
-            <w:r>
-              <w:rPr>
-                <w:rFonts w:ascii="Microsoft YaHei" w:cs="Microsoft YaHei" w:eastAsia="Microsoft YaHei" w:hAnsi="Microsoft YaHei"/>
-                <w:sz w:val="20"/>
-                <w:szCs w:val="20"/>
-              </w:rPr>
-              <w:t xml:space="preserve">生成9张PNG静态图表和1个ECharts交互式仪表盘HTML</w:t>
-            </w:r>
-          </w:p>
-        </w:tc>
-        <w:tc>
-          <w:tcPr>
-            <w:tcW w:type="dxa" w:w="2806"/>
-            <w:tcBorders>
-              <w:top w:val="single" w:color="999999" w:sz="1"/>
-              <w:left w:val="single" w:color="999999" w:sz="1"/>
-              <w:bottom w:val="single" w:color="999999" w:sz="1"/>
-              <w:right w:val="single" w:color="999999" w:sz="1"/>
-            </w:tcBorders>
-            <w:tcMar>
-              <w:top w:type="dxa" w:w="60"/>
-              <w:left w:type="dxa" w:w="100"/>
-              <w:bottom w:type="dxa" w:w="60"/>
-              <w:right w:type="dxa" w:w="100"/>
-            </w:tcMar>
-          </w:tcPr>
-          <w:p>
-            <w:r>
-              <w:rPr>
-                <w:rFonts w:ascii="Microsoft YaHei" w:cs="Microsoft YaHei" w:eastAsia="Microsoft YaHei" w:hAnsi="Microsoft YaHei"/>
-                <w:sz w:val="20"/>
-                <w:szCs w:val="20"/>
-              </w:rPr>
-              <w:t xml:space="preserve">9张PNG + dashboard.html</w:t>
-            </w:r>
-          </w:p>
-        </w:tc>
-      </w:tr>
-      <w:tr>
-        <w:tc>
-          <w:tcPr>
-            <w:tcW w:type="dxa" w:w="1200"/>
-            <w:tcBorders>
-              <w:top w:val="single" w:color="999999" w:sz="1"/>
-              <w:left w:val="single" w:color="999999" w:sz="1"/>
-              <w:bottom w:val="single" w:color="999999" w:sz="1"/>
-              <w:right w:val="single" w:color="999999" w:sz="1"/>
-            </w:tcBorders>
-            <w:tcMar>
-              <w:top w:type="dxa" w:w="60"/>
-              <w:left w:type="dxa" w:w="100"/>
-              <w:bottom w:type="dxa" w:w="60"/>
-              <w:right w:type="dxa" w:w="100"/>
-            </w:tcMar>
-          </w:tcPr>
-          <w:p>
-            <w:r>
-              <w:rPr>
-                <w:rFonts w:ascii="Microsoft YaHei" w:cs="Microsoft YaHei" w:eastAsia="Microsoft YaHei" w:hAnsi="Microsoft YaHei"/>
-                <w:sz w:val="20"/>
-                <w:szCs w:val="20"/>
-              </w:rPr>
-              <w:t xml:space="preserve">报告生成</w:t>
-            </w:r>
-          </w:p>
-        </w:tc>
-        <w:tc>
-          <w:tcPr>
-            <w:tcW w:type="dxa" w:w="2000"/>
-            <w:tcBorders>
-              <w:top w:val="single" w:color="999999" w:sz="1"/>
-              <w:left w:val="single" w:color="999999" w:sz="1"/>
-              <w:bottom w:val="single" w:color="999999" w:sz="1"/>
-              <w:right w:val="single" w:color="999999" w:sz="1"/>
-            </w:tcBorders>
-            <w:tcMar>
-              <w:top w:type="dxa" w:w="60"/>
-              <w:left w:type="dxa" w:w="100"/>
-              <w:bottom w:type="dxa" w:w="60"/>
-              <w:right w:type="dxa" w:w="100"/>
-            </w:tcMar>
-          </w:tcPr>
-          <w:p>
-            <w:r>
-              <w:rPr>
-                <w:rFonts w:ascii="Microsoft YaHei" w:cs="Microsoft YaHei" w:eastAsia="Microsoft YaHei" w:hAnsi="Microsoft YaHei"/>
-                <w:sz w:val="20"/>
-                <w:szCs w:val="20"/>
-              </w:rPr>
-              <w:t xml:space="preserve">Node.js + docx + pptxgenjs</w:t>
-            </w:r>
-          </w:p>
-        </w:tc>
-        <w:tc>
-          <w:tcPr>
-            <w:tcW w:type="dxa" w:w="3506"/>
-            <w:tcBorders>
-              <w:top w:val="single" w:color="999999" w:sz="1"/>
-              <w:left w:val="single" w:color="999999" w:sz="1"/>
-              <w:bottom w:val="single" w:color="999999" w:sz="1"/>
-              <w:right w:val="single" w:color="999999" w:sz="1"/>
-            </w:tcBorders>
-            <w:tcMar>
-              <w:top w:type="dxa" w:w="60"/>
-              <w:left w:type="dxa" w:w="100"/>
-              <w:bottom w:type="dxa" w:w="60"/>
-              <w:right w:type="dxa" w:w="100"/>
-            </w:tcMar>
-          </w:tcPr>
-          <w:p>
-            <w:r>
-              <w:rPr>
-                <w:rFonts w:ascii="Microsoft YaHei" w:cs="Microsoft YaHei" w:eastAsia="Microsoft YaHei" w:hAnsi="Microsoft YaHei"/>
-                <w:sz w:val="20"/>
-                <w:szCs w:val="20"/>
-              </w:rPr>
-              <w:t xml:space="preserve">动态读取CSV数据，自动生成完整项目报告（DOCX）和课堂演示（PPTX）</w:t>
-            </w:r>
-          </w:p>
-        </w:tc>
-        <w:tc>
-          <w:tcPr>
-            <w:tcW w:type="dxa" w:w="2806"/>
-            <w:tcBorders>
-              <w:top w:val="single" w:color="999999" w:sz="1"/>
-              <w:left w:val="single" w:color="999999" w:sz="1"/>
-              <w:bottom w:val="single" w:color="999999" w:sz="1"/>
-              <w:right w:val="single" w:color="999999" w:sz="1"/>
-            </w:tcBorders>
-            <w:tcMar>
-              <w:top w:type="dxa" w:w="60"/>
-              <w:left w:type="dxa" w:w="100"/>
-              <w:bottom w:type="dxa" w:w="60"/>
-              <w:right w:type="dxa" w:w="100"/>
-            </w:tcMar>
-          </w:tcPr>
-          <w:p>
-            <w:r>
-              <w:rPr>
-                <w:rFonts w:ascii="Microsoft YaHei" w:cs="Microsoft YaHei" w:eastAsia="Microsoft YaHei" w:hAnsi="Microsoft YaHei"/>
-                <w:sz w:val="20"/>
-                <w:szCs w:val="20"/>
-              </w:rPr>
-              <w:t xml:space="preserve">项目报告 + 课堂PPT</w:t>
-            </w:r>
-          </w:p>
-        </w:tc>
-      </w:tr>
-    </w:tbl>
-    <w:p>
-      <w:pPr>
-        <w:pStyle w:val="Heading2"/>
-      </w:pPr>
-      <w:r>
-        <w:t xml:space="preserve">2.3 代码架构</w:t>
-      </w:r>
-    </w:p>
-    <w:p>
-      <w:pPr>
-        <w:spacing w:after="80"/>
-      </w:pPr>
-      <w:r>
-        <w:rPr>
-          <w:rFonts w:ascii="Microsoft YaHei" w:cs="Microsoft YaHei" w:eastAsia="Microsoft YaHei" w:hAnsi="Microsoft YaHei"/>
-          <w:sz w:val="22"/>
-          <w:szCs w:val="22"/>
-        </w:rPr>
-        <w:t xml:space="preserve">项目代码按功能模块化组织，各模块职责清晰、可独立运行：</w:t>
-      </w:r>
-    </w:p>
-    <w:p>
-      <w:pPr>
-        <w:pStyle w:val="ListParagraph"/>
-        <w:numPr>
-          <w:ilvl w:val="0"/>
-          <w:numId w:val="2"/>
-        </w:numPr>
-        <w:spacing w:after="60"/>
-      </w:pPr>
-      <w:r>
-        <w:rPr>
-          <w:rFonts w:ascii="Microsoft YaHei" w:cs="Microsoft YaHei" w:eastAsia="Microsoft YaHei" w:hAnsi="Microsoft YaHei"/>
-          <w:sz w:val="22"/>
-          <w:szCs w:val="22"/>
-        </w:rPr>
-        <w:t xml:space="preserve">config.py — 公共配置（31个省份列表、路径常量），消除模块间循环依赖</w:t>
-      </w:r>
-    </w:p>
-    <w:p>
-      <w:pPr>
-        <w:pStyle w:val="ListParagraph"/>
-        <w:numPr>
-          <w:ilvl w:val="0"/>
-          <w:numId w:val="2"/>
-        </w:numPr>
-        <w:spacing w:after="60"/>
-      </w:pPr>
-      <w:r>
-        <w:rPr>
-          <w:rFonts w:ascii="Microsoft YaHei" w:cs="Microsoft YaHei" w:eastAsia="Microsoft YaHei" w:hAnsi="Microsoft YaHei"/>
-          <w:sz w:val="22"/>
-          <w:szCs w:val="22"/>
-        </w:rPr>
-        <w:t xml:space="preserve">01_数据采集.py — 双模式数据采集（真实Excel解析 + 在线fallback估算），自动检测数据可用性</w:t>
-      </w:r>
-    </w:p>
-    <w:p>
-      <w:pPr>
-        <w:pStyle w:val="ListParagraph"/>
-        <w:numPr>
-          <w:ilvl w:val="0"/>
-          <w:numId w:val="2"/>
-        </w:numPr>
-        <w:spacing w:after="60"/>
-      </w:pPr>
-      <w:r>
-        <w:rPr>
-          <w:rFonts w:ascii="Microsoft YaHei" w:cs="Microsoft YaHei" w:eastAsia="Microsoft YaHei" w:hAnsi="Microsoft YaHei"/>
-          <w:sz w:val="22"/>
-          <w:szCs w:val="22"/>
-        </w:rPr>
-        <w:t xml:space="preserve">02_数据处理.py — 数据清洗、标准化、6项指标计算、省份三类分类、统计检验（Pearson/Spearman/ANOVA）</w:t>
-      </w:r>
-    </w:p>
-    <w:p>
-      <w:pPr>
-        <w:pStyle w:val="ListParagraph"/>
-        <w:numPr>
-          <w:ilvl w:val="0"/>
-          <w:numId w:val="2"/>
-        </w:numPr>
-        <w:spacing w:after="60"/>
-      </w:pPr>
-      <w:r>
-        <w:rPr>
-          <w:rFonts w:ascii="Microsoft YaHei" w:cs="Microsoft YaHei" w:eastAsia="Microsoft YaHei" w:hAnsi="Microsoft YaHei"/>
-          <w:sz w:val="22"/>
-          <w:szCs w:val="22"/>
-        </w:rPr>
-        <w:t xml:space="preserve">03_可视化.py — geopandas绘制省级choropleth地图、matplotlib绘制统计图表、seaborn绘制相关性热力图</w:t>
-      </w:r>
-    </w:p>
-    <w:p>
-      <w:pPr>
-        <w:pStyle w:val="ListParagraph"/>
-        <w:numPr>
-          <w:ilvl w:val="0"/>
-          <w:numId w:val="2"/>
-        </w:numPr>
-        <w:spacing w:after="60"/>
-      </w:pPr>
-      <w:r>
-        <w:rPr>
-          <w:rFonts w:ascii="Microsoft YaHei" w:cs="Microsoft YaHei" w:eastAsia="Microsoft YaHei" w:hAnsi="Microsoft YaHei"/>
-          <w:sz w:val="22"/>
-          <w:szCs w:val="22"/>
-        </w:rPr>
-        <w:t xml:space="preserve">main.py — 流程编排，支持 --collect / --process / --visualize / --dashboard 分步执行</w:t>
-      </w:r>
-    </w:p>
-    <w:p>
-      <w:pPr>
-        <w:pStyle w:val="ListParagraph"/>
-        <w:numPr>
-          <w:ilvl w:val="0"/>
-          <w:numId w:val="2"/>
-        </w:numPr>
-        <w:spacing w:after="60"/>
-      </w:pPr>
-      <w:r>
-        <w:rPr>
-          <w:rFonts w:ascii="Microsoft YaHei" w:cs="Microsoft YaHei" w:eastAsia="Microsoft YaHei" w:hAnsi="Microsoft YaHei"/>
-          <w:sz w:val="22"/>
-          <w:szCs w:val="22"/>
-        </w:rPr>
-        <w:t xml:space="preserve">build_dashboard.py — 将CSV数据嵌入交互式HTML仪表盘</w:t>
-      </w:r>
-    </w:p>
-    <w:p>
-      <w:pPr>
-        <w:pStyle w:val="ListParagraph"/>
-        <w:numPr>
-          <w:ilvl w:val="0"/>
-          <w:numId w:val="2"/>
-        </w:numPr>
-        <w:spacing w:after="60"/>
-      </w:pPr>
-      <w:r>
-        <w:rPr>
-          <w:rFonts w:ascii="Microsoft YaHei" w:cs="Microsoft YaHei" w:eastAsia="Microsoft YaHei" w:hAnsi="Microsoft YaHei"/>
-          <w:sz w:val="22"/>
-          <w:szCs w:val="22"/>
-        </w:rPr>
-        <w:t xml:space="preserve">generate_report.js / generate_ppt.js — 读取CSV动态生成Word报告和PowerPoint演示文稿</w:t>
-      </w:r>
-    </w:p>
-    <w:p>
-      <w:pPr>
-        <w:pStyle w:val="ListParagraph"/>
-        <w:numPr>
-          <w:ilvl w:val="0"/>
-          <w:numId w:val="2"/>
-        </w:numPr>
-        <w:spacing w:after="60"/>
-      </w:pPr>
-      <w:r>
-        <w:rPr>
-          <w:rFonts w:ascii="Microsoft YaHei" w:cs="Microsoft YaHei" w:eastAsia="Microsoft YaHei" w:hAnsi="Microsoft YaHei"/>
-          <w:sz w:val="22"/>
-          <w:szCs w:val="22"/>
-        </w:rPr>
-        <w:t xml:space="preserve">test_indicators.py — 16个pytest单元测试，覆盖指标公式、数据完整性、省份分类逻辑</w:t>
-      </w:r>
-    </w:p>
-    <w:p>
-      <w:pPr>
-        <w:pStyle w:val="Heading1"/>
-      </w:pPr>
-      <w:r>
-        <w:t xml:space="preserve">三、指标体系构建</w:t>
-      </w:r>
-    </w:p>
-    <w:p>
-      <w:pPr>
-        <w:pStyle w:val="Heading2"/>
-      </w:pPr>
-      <w:r>
-        <w:t xml:space="preserve">3.1 六项核心指标</w:t>
+        <w:t xml:space="preserve">2.2 指标体系</w:t>
       </w:r>
     </w:p>
     <w:p>
@@ -2521,7 +1764,7 @@
         <w:pStyle w:val="Heading2"/>
       </w:pPr>
       <w:r>
-        <w:t xml:space="preserve">3.2 省份分类方法</w:t>
+        <w:t xml:space="preserve">2.3 省份分类与分析框架</w:t>
       </w:r>
     </w:p>
     <w:p>
@@ -2593,14 +1836,6 @@
     </w:p>
     <w:p>
       <w:pPr>
-        <w:pStyle w:val="Heading2"/>
-      </w:pPr>
-      <w:r>
-        <w:t xml:space="preserve">3.3 统计分析方法</w:t>
-      </w:r>
-    </w:p>
-    <w:p>
-      <w:pPr>
         <w:spacing w:after="80"/>
       </w:pPr>
       <w:r>
@@ -2609,7 +1844,7 @@
           <w:sz w:val="22"/>
           <w:szCs w:val="22"/>
         </w:rPr>
-        <w:t xml:space="preserve">除描述性统计外，本研究采用三种推断性统计方法检验转移支付分配的结构性特征：</w:t>
+        <w:t xml:space="preserve">分析框架采用"描述→推断→验证"的三层递进结构：</w:t>
       </w:r>
     </w:p>
     <w:p>
@@ -2627,7 +1862,7 @@
           <w:sz w:val="22"/>
           <w:szCs w:val="22"/>
         </w:rPr>
-        <w:t xml:space="preserve">Pearson 相关系数矩阵 — 量化5项核心指标间的线性关系强度，识别指标间的共变结构</w:t>
+        <w:t xml:space="preserve">第一层：描述性统计——刻画转移支付依赖度的地区分布与时序演变</w:t>
       </w:r>
     </w:p>
     <w:p>
@@ -2645,7 +1880,7 @@
           <w:sz w:val="22"/>
           <w:szCs w:val="22"/>
         </w:rPr>
-        <w:t xml:space="preserve">Spearman 秩相关系数 — 检验转移支付依赖度与人均GDP之间是否存在显著的单调关系（不依赖线性假设）</w:t>
+        <w:t xml:space="preserve">第二层：推断性统计——通过相关分析、ANOVA检验识别结构性关系</w:t>
       </w:r>
     </w:p>
     <w:p>
@@ -2663,7 +1898,25 @@
           <w:sz w:val="22"/>
           <w:szCs w:val="22"/>
         </w:rPr>
-        <w:t xml:space="preserve">单因素 ANOVA + 事后两两比较（Bonferroni校正）— 检验三类省份组间差异是否达到统计显著水平</w:t>
+        <w:t xml:space="preserve">第三层：回归分析——构建双向固定效应面板模型和分位数回归，控制异质性并揭示机制</w:t>
+      </w:r>
+    </w:p>
+    <w:p>
+      <w:pPr>
+        <w:pStyle w:val="ListParagraph"/>
+        <w:numPr>
+          <w:ilvl w:val="0"/>
+          <w:numId w:val="2"/>
+        </w:numPr>
+        <w:spacing w:after="60"/>
+      </w:pPr>
+      <w:r>
+        <w:rPr>
+          <w:rFonts w:ascii="Microsoft YaHei" w:cs="Microsoft YaHei" w:eastAsia="Microsoft YaHei" w:hAnsi="Microsoft YaHei"/>
+          <w:sz w:val="22"/>
+          <w:szCs w:val="22"/>
+        </w:rPr>
+        <w:t xml:space="preserve">第四层：空间计量——通过Moran's I检验识别空间聚集特征</w:t>
       </w:r>
     </w:p>
     <w:p>
@@ -2671,7 +1924,7 @@
         <w:pStyle w:val="Heading1"/>
       </w:pPr>
       <w:r>
-        <w:t xml:space="preserve">四、实证分析结果</w:t>
+        <w:t xml:space="preserve">三、描述性分析：转移支付依赖度的地区分布与时序演变</w:t>
       </w:r>
     </w:p>
     <w:p>
@@ -2679,7 +1932,7 @@
         <w:pStyle w:val="Heading2"/>
       </w:pPr>
       <w:r>
-        <w:t xml:space="preserve">4.1 转移支付依赖度的地区分布</w:t>
+        <w:t xml:space="preserve">3.1 转移支付依赖度的空间格局</w:t>
       </w:r>
     </w:p>
     <w:p>
@@ -3662,7 +2915,7 @@
         <w:pStyle w:val="Heading2"/>
       </w:pPr>
       <w:r>
-        <w:t xml:space="preserve">4.2 财政自给率：自主能力的镜像</w:t>
+        <w:t xml:space="preserve">3.2 财政自给率：自主能力的镜像</w:t>
       </w:r>
     </w:p>
     <w:p>
@@ -3729,7 +2982,7 @@
         <w:pStyle w:val="Heading2"/>
       </w:pPr>
       <w:r>
-        <w:t xml:space="preserve">4.3 转移支付与经济发展水平的关系</w:t>
+        <w:t xml:space="preserve">3.3 全国趋势：依赖度的时序演变</w:t>
       </w:r>
     </w:p>
     <w:p>
@@ -3742,7 +2995,7 @@
           <w:sz w:val="22"/>
           <w:szCs w:val="22"/>
         </w:rPr>
-        <w:t xml:space="preserve">散点图清晰展示了人均GDP与人均转移支付之间的负相关关系：经济越发达的地区，人均获得的转移支付越少。但同一经济发展水平的省份之间，人均转移支付差异仍然显著——例如部分中部省份获得的转移支付明显高于同等GDP水平的西部省份，提示转移支付分配中可能存在需要进一步研究的结构性偏差。</w:t>
+        <w:t xml:space="preserve">2018-2024年间，全国平均转移支付依赖度从约37%上升至约47%，增长约10个百分点。转移支付总额从约6万亿增长至约10万亿，年均增速约9%，高于同期GDP名义增速。这一趋势既反映了社会保障、教育医疗等领域刚性支出的持续扩大，也提示地方税源建设和财政自主性提升仍是长期待解难题。</w:t>
       </w:r>
     </w:p>
     <w:p>
@@ -3753,7 +3006,7 @@
       <w:r>
         <w:drawing>
           <wp:inline distT="0" distB="0" distL="0" distR="0">
-            <wp:extent cx="4095750" cy="3238500"/>
+            <wp:extent cx="4381500" cy="1809750"/>
             <wp:effectExtent t="0" r="0" b="0" l="0"/>
             <wp:docPr id="1" name="" descr="" title=""/>
             <wp:cNvGraphicFramePr>
@@ -3778,7 +3031,7 @@
                   <pic:spPr bwMode="auto">
                     <a:xfrm>
                       <a:off x="0" y="0"/>
-                      <a:ext cx="4095750" cy="3238500"/>
+                      <a:ext cx="4381500" cy="1809750"/>
                     </a:xfrm>
                     <a:prstGeom prst="rect">
                       <a:avLst/>
@@ -3793,630 +3046,13 @@
     </w:p>
     <w:p>
       <w:pPr>
-        <w:pStyle w:val="Heading2"/>
-      </w:pPr>
-      <w:r>
-        <w:t xml:space="preserve">4.4 三类省份的对比分析</w:t>
-      </w:r>
-    </w:p>
-    <w:p>
-      <w:pPr>
-        <w:spacing w:after="80"/>
-      </w:pPr>
-      <w:r>
-        <w:rPr>
-          <w:rFonts w:ascii="Microsoft YaHei" w:cs="Microsoft YaHei" w:eastAsia="Microsoft YaHei" w:hAnsi="Microsoft YaHei"/>
-          <w:sz w:val="22"/>
-          <w:szCs w:val="22"/>
-        </w:rPr>
-        <w:t xml:space="preserve">按财政自给率分组后，三类省份在各项指标上呈现明显的梯度差异：</w:t>
-      </w:r>
-    </w:p>
-    <w:tbl>
-      <w:tblPr>
-        <w:tblW w:type="dxa" w:w="9506"/>
-        <w:tblBorders>
-          <w:top w:val="single" w:color="auto" w:sz="4"/>
-          <w:left w:val="single" w:color="auto" w:sz="4"/>
-          <w:bottom w:val="single" w:color="auto" w:sz="4"/>
-          <w:right w:val="single" w:color="auto" w:sz="4"/>
-          <w:insideH w:val="single" w:color="auto" w:sz="4"/>
-          <w:insideV w:val="single" w:color="auto" w:sz="4"/>
-        </w:tblBorders>
-      </w:tblPr>
-      <w:tblGrid>
-        <w:gridCol w:w="2506"/>
-        <w:gridCol w:w="2000"/>
-        <w:gridCol w:w="2000"/>
-        <w:gridCol w:w="1600"/>
-        <w:gridCol w:w="1400"/>
-      </w:tblGrid>
-      <w:tr>
-        <w:tc>
-          <w:tcPr>
-            <w:tcW w:type="dxa" w:w="2506"/>
-            <w:tcBorders>
-              <w:top w:val="single" w:color="999999" w:sz="1"/>
-              <w:left w:val="single" w:color="999999" w:sz="1"/>
-              <w:bottom w:val="single" w:color="999999" w:sz="1"/>
-              <w:right w:val="single" w:color="999999" w:sz="1"/>
-            </w:tcBorders>
-            <w:shd w:fill="D5E8F0" w:val="clear"/>
-            <w:tcMar>
-              <w:top w:type="dxa" w:w="60"/>
-              <w:left w:type="dxa" w:w="100"/>
-              <w:bottom w:type="dxa" w:w="60"/>
-              <w:right w:type="dxa" w:w="100"/>
-            </w:tcMar>
-          </w:tcPr>
-          <w:p>
-            <w:r>
-              <w:rPr>
-                <w:rFonts w:ascii="Microsoft YaHei" w:cs="Microsoft YaHei" w:eastAsia="Microsoft YaHei" w:hAnsi="Microsoft YaHei"/>
-                <w:b/>
-                <w:bCs/>
-                <w:sz w:val="21"/>
-                <w:szCs w:val="21"/>
-              </w:rPr>
-              <w:t xml:space="preserve">省份类别</w:t>
-            </w:r>
-          </w:p>
-        </w:tc>
-        <w:tc>
-          <w:tcPr>
-            <w:tcW w:type="dxa" w:w="2000"/>
-            <w:tcBorders>
-              <w:top w:val="single" w:color="999999" w:sz="1"/>
-              <w:left w:val="single" w:color="999999" w:sz="1"/>
-              <w:bottom w:val="single" w:color="999999" w:sz="1"/>
-              <w:right w:val="single" w:color="999999" w:sz="1"/>
-            </w:tcBorders>
-            <w:shd w:fill="D5E8F0" w:val="clear"/>
-            <w:tcMar>
-              <w:top w:type="dxa" w:w="60"/>
-              <w:left w:type="dxa" w:w="100"/>
-              <w:bottom w:type="dxa" w:w="60"/>
-              <w:right w:type="dxa" w:w="100"/>
-            </w:tcMar>
-          </w:tcPr>
-          <w:p>
-            <w:r>
-              <w:rPr>
-                <w:rFonts w:ascii="Microsoft YaHei" w:cs="Microsoft YaHei" w:eastAsia="Microsoft YaHei" w:hAnsi="Microsoft YaHei"/>
-                <w:b/>
-                <w:bCs/>
-                <w:sz w:val="21"/>
-                <w:szCs w:val="21"/>
-              </w:rPr>
-              <w:t xml:space="preserve">平均依赖度(%)</w:t>
-            </w:r>
-          </w:p>
-        </w:tc>
-        <w:tc>
-          <w:tcPr>
-            <w:tcW w:type="dxa" w:w="2000"/>
-            <w:tcBorders>
-              <w:top w:val="single" w:color="999999" w:sz="1"/>
-              <w:left w:val="single" w:color="999999" w:sz="1"/>
-              <w:bottom w:val="single" w:color="999999" w:sz="1"/>
-              <w:right w:val="single" w:color="999999" w:sz="1"/>
-            </w:tcBorders>
-            <w:shd w:fill="D5E8F0" w:val="clear"/>
-            <w:tcMar>
-              <w:top w:type="dxa" w:w="60"/>
-              <w:left w:type="dxa" w:w="100"/>
-              <w:bottom w:type="dxa" w:w="60"/>
-              <w:right w:type="dxa" w:w="100"/>
-            </w:tcMar>
-          </w:tcPr>
-          <w:p>
-            <w:r>
-              <w:rPr>
-                <w:rFonts w:ascii="Microsoft YaHei" w:cs="Microsoft YaHei" w:eastAsia="Microsoft YaHei" w:hAnsi="Microsoft YaHei"/>
-                <w:b/>
-                <w:bCs/>
-                <w:sz w:val="21"/>
-                <w:szCs w:val="21"/>
-              </w:rPr>
-              <w:t xml:space="preserve">平均自给率(%)</w:t>
-            </w:r>
-          </w:p>
-        </w:tc>
-        <w:tc>
-          <w:tcPr>
-            <w:tcW w:type="dxa" w:w="1600"/>
-            <w:tcBorders>
-              <w:top w:val="single" w:color="999999" w:sz="1"/>
-              <w:left w:val="single" w:color="999999" w:sz="1"/>
-              <w:bottom w:val="single" w:color="999999" w:sz="1"/>
-              <w:right w:val="single" w:color="999999" w:sz="1"/>
-            </w:tcBorders>
-            <w:shd w:fill="D5E8F0" w:val="clear"/>
-            <w:tcMar>
-              <w:top w:type="dxa" w:w="60"/>
-              <w:left w:type="dxa" w:w="100"/>
-              <w:bottom w:type="dxa" w:w="60"/>
-              <w:right w:type="dxa" w:w="100"/>
-            </w:tcMar>
-          </w:tcPr>
-          <w:p>
-            <w:r>
-              <w:rPr>
-                <w:rFonts w:ascii="Microsoft YaHei" w:cs="Microsoft YaHei" w:eastAsia="Microsoft YaHei" w:hAnsi="Microsoft YaHei"/>
-                <w:b/>
-                <w:bCs/>
-                <w:sz w:val="21"/>
-                <w:szCs w:val="21"/>
-              </w:rPr>
-              <w:t xml:space="preserve">人均转移支付(元)</w:t>
-            </w:r>
-          </w:p>
-        </w:tc>
-        <w:tc>
-          <w:tcPr>
-            <w:tcW w:type="dxa" w:w="1400"/>
-            <w:tcBorders>
-              <w:top w:val="single" w:color="999999" w:sz="1"/>
-              <w:left w:val="single" w:color="999999" w:sz="1"/>
-              <w:bottom w:val="single" w:color="999999" w:sz="1"/>
-              <w:right w:val="single" w:color="999999" w:sz="1"/>
-            </w:tcBorders>
-            <w:shd w:fill="D5E8F0" w:val="clear"/>
-            <w:tcMar>
-              <w:top w:type="dxa" w:w="60"/>
-              <w:left w:type="dxa" w:w="100"/>
-              <w:bottom w:type="dxa" w:w="60"/>
-              <w:right w:type="dxa" w:w="100"/>
-            </w:tcMar>
-          </w:tcPr>
-          <w:p>
-            <w:r>
-              <w:rPr>
-                <w:rFonts w:ascii="Microsoft YaHei" w:cs="Microsoft YaHei" w:eastAsia="Microsoft YaHei" w:hAnsi="Microsoft YaHei"/>
-                <w:b/>
-                <w:bCs/>
-                <w:sz w:val="21"/>
-                <w:szCs w:val="21"/>
-              </w:rPr>
-              <w:t xml:space="preserve">人均GDP(元)</w:t>
-            </w:r>
-          </w:p>
-        </w:tc>
-      </w:tr>
-      <w:tr>
-        <w:tc>
-          <w:tcPr>
-            <w:tcW w:type="dxa" w:w="2506"/>
-            <w:tcBorders>
-              <w:top w:val="single" w:color="999999" w:sz="1"/>
-              <w:left w:val="single" w:color="999999" w:sz="1"/>
-              <w:bottom w:val="single" w:color="999999" w:sz="1"/>
-              <w:right w:val="single" w:color="999999" w:sz="1"/>
-            </w:tcBorders>
-            <w:tcMar>
-              <w:top w:type="dxa" w:w="60"/>
-              <w:left w:type="dxa" w:w="100"/>
-              <w:bottom w:type="dxa" w:w="60"/>
-              <w:right w:type="dxa" w:w="100"/>
-            </w:tcMar>
-          </w:tcPr>
-          <w:p>
-            <w:r>
-              <w:rPr>
-                <w:rFonts w:ascii="Microsoft YaHei" w:cs="Microsoft YaHei" w:eastAsia="Microsoft YaHei" w:hAnsi="Microsoft YaHei"/>
-                <w:sz w:val="20"/>
-                <w:szCs w:val="20"/>
-              </w:rPr>
-              <w:t xml:space="preserve">高自给率（≥60%）— 5省</w:t>
-            </w:r>
-          </w:p>
-        </w:tc>
-        <w:tc>
-          <w:tcPr>
-            <w:tcW w:type="dxa" w:w="2000"/>
-            <w:tcBorders>
-              <w:top w:val="single" w:color="999999" w:sz="1"/>
-              <w:left w:val="single" w:color="999999" w:sz="1"/>
-              <w:bottom w:val="single" w:color="999999" w:sz="1"/>
-              <w:right w:val="single" w:color="999999" w:sz="1"/>
-            </w:tcBorders>
-            <w:tcMar>
-              <w:top w:type="dxa" w:w="60"/>
-              <w:left w:type="dxa" w:w="100"/>
-              <w:bottom w:type="dxa" w:w="60"/>
-              <w:right w:type="dxa" w:w="100"/>
-            </w:tcMar>
-          </w:tcPr>
-          <w:p>
-            <w:r>
-              <w:rPr>
-                <w:rFonts w:ascii="Microsoft YaHei" w:cs="Microsoft YaHei" w:eastAsia="Microsoft YaHei" w:hAnsi="Microsoft YaHei"/>
-                <w:sz w:val="20"/>
-                <w:szCs w:val="20"/>
-              </w:rPr>
-              <w:t xml:space="preserve">13.9</w:t>
-            </w:r>
-          </w:p>
-        </w:tc>
-        <w:tc>
-          <w:tcPr>
-            <w:tcW w:type="dxa" w:w="2000"/>
-            <w:tcBorders>
-              <w:top w:val="single" w:color="999999" w:sz="1"/>
-              <w:left w:val="single" w:color="999999" w:sz="1"/>
-              <w:bottom w:val="single" w:color="999999" w:sz="1"/>
-              <w:right w:val="single" w:color="999999" w:sz="1"/>
-            </w:tcBorders>
-            <w:tcMar>
-              <w:top w:type="dxa" w:w="60"/>
-              <w:left w:type="dxa" w:w="100"/>
-              <w:bottom w:type="dxa" w:w="60"/>
-              <w:right w:type="dxa" w:w="100"/>
-            </w:tcMar>
-          </w:tcPr>
-          <w:p>
-            <w:r>
-              <w:rPr>
-                <w:rFonts w:ascii="Microsoft YaHei" w:cs="Microsoft YaHei" w:eastAsia="Microsoft YaHei" w:hAnsi="Microsoft YaHei"/>
-                <w:sz w:val="20"/>
-                <w:szCs w:val="20"/>
-              </w:rPr>
-              <w:t xml:space="preserve">74.2</w:t>
-            </w:r>
-          </w:p>
-        </w:tc>
-        <w:tc>
-          <w:tcPr>
-            <w:tcW w:type="dxa" w:w="1600"/>
-            <w:tcBorders>
-              <w:top w:val="single" w:color="999999" w:sz="1"/>
-              <w:left w:val="single" w:color="999999" w:sz="1"/>
-              <w:bottom w:val="single" w:color="999999" w:sz="1"/>
-              <w:right w:val="single" w:color="999999" w:sz="1"/>
-            </w:tcBorders>
-            <w:tcMar>
-              <w:top w:type="dxa" w:w="60"/>
-              <w:left w:type="dxa" w:w="100"/>
-              <w:bottom w:type="dxa" w:w="60"/>
-              <w:right w:type="dxa" w:w="100"/>
-            </w:tcMar>
-          </w:tcPr>
-          <w:p>
-            <w:r>
-              <w:rPr>
-                <w:rFonts w:ascii="Microsoft YaHei" w:cs="Microsoft YaHei" w:eastAsia="Microsoft YaHei" w:hAnsi="Microsoft YaHei"/>
-                <w:sz w:val="20"/>
-                <w:szCs w:val="20"/>
-              </w:rPr>
-              <w:t xml:space="preserve">3,672</w:t>
-            </w:r>
-          </w:p>
-        </w:tc>
-        <w:tc>
-          <w:tcPr>
-            <w:tcW w:type="dxa" w:w="1400"/>
-            <w:tcBorders>
-              <w:top w:val="single" w:color="999999" w:sz="1"/>
-              <w:left w:val="single" w:color="999999" w:sz="1"/>
-              <w:bottom w:val="single" w:color="999999" w:sz="1"/>
-              <w:right w:val="single" w:color="999999" w:sz="1"/>
-            </w:tcBorders>
-            <w:tcMar>
-              <w:top w:type="dxa" w:w="60"/>
-              <w:left w:type="dxa" w:w="100"/>
-              <w:bottom w:type="dxa" w:w="60"/>
-              <w:right w:type="dxa" w:w="100"/>
-            </w:tcMar>
-          </w:tcPr>
-          <w:p>
-            <w:r>
-              <w:rPr>
-                <w:rFonts w:ascii="Microsoft YaHei" w:cs="Microsoft YaHei" w:eastAsia="Microsoft YaHei" w:hAnsi="Microsoft YaHei"/>
-                <w:sz w:val="20"/>
-                <w:szCs w:val="20"/>
-              </w:rPr>
-              <w:t xml:space="preserve">170,057</w:t>
-            </w:r>
-          </w:p>
-        </w:tc>
-      </w:tr>
-      <w:tr>
-        <w:tc>
-          <w:tcPr>
-            <w:tcW w:type="dxa" w:w="2506"/>
-            <w:tcBorders>
-              <w:top w:val="single" w:color="999999" w:sz="1"/>
-              <w:left w:val="single" w:color="999999" w:sz="1"/>
-              <w:bottom w:val="single" w:color="999999" w:sz="1"/>
-              <w:right w:val="single" w:color="999999" w:sz="1"/>
-            </w:tcBorders>
-            <w:tcMar>
-              <w:top w:type="dxa" w:w="60"/>
-              <w:left w:type="dxa" w:w="100"/>
-              <w:bottom w:type="dxa" w:w="60"/>
-              <w:right w:type="dxa" w:w="100"/>
-            </w:tcMar>
-          </w:tcPr>
-          <w:p>
-            <w:r>
-              <w:rPr>
-                <w:rFonts w:ascii="Microsoft YaHei" w:cs="Microsoft YaHei" w:eastAsia="Microsoft YaHei" w:hAnsi="Microsoft YaHei"/>
-                <w:sz w:val="20"/>
-                <w:szCs w:val="20"/>
-              </w:rPr>
-              <w:t xml:space="preserve">中自给率（35%-60%）— 16省</w:t>
-            </w:r>
-          </w:p>
-        </w:tc>
-        <w:tc>
-          <w:tcPr>
-            <w:tcW w:type="dxa" w:w="2000"/>
-            <w:tcBorders>
-              <w:top w:val="single" w:color="999999" w:sz="1"/>
-              <w:left w:val="single" w:color="999999" w:sz="1"/>
-              <w:bottom w:val="single" w:color="999999" w:sz="1"/>
-              <w:right w:val="single" w:color="999999" w:sz="1"/>
-            </w:tcBorders>
-            <w:tcMar>
-              <w:top w:type="dxa" w:w="60"/>
-              <w:left w:type="dxa" w:w="100"/>
-              <w:bottom w:type="dxa" w:w="60"/>
-              <w:right w:type="dxa" w:w="100"/>
-            </w:tcMar>
-          </w:tcPr>
-          <w:p>
-            <w:r>
-              <w:rPr>
-                <w:rFonts w:ascii="Microsoft YaHei" w:cs="Microsoft YaHei" w:eastAsia="Microsoft YaHei" w:hAnsi="Microsoft YaHei"/>
-                <w:sz w:val="20"/>
-                <w:szCs w:val="20"/>
-              </w:rPr>
-              <w:t xml:space="preserve">44.2</w:t>
-            </w:r>
-          </w:p>
-        </w:tc>
-        <w:tc>
-          <w:tcPr>
-            <w:tcW w:type="dxa" w:w="2000"/>
-            <w:tcBorders>
-              <w:top w:val="single" w:color="999999" w:sz="1"/>
-              <w:left w:val="single" w:color="999999" w:sz="1"/>
-              <w:bottom w:val="single" w:color="999999" w:sz="1"/>
-              <w:right w:val="single" w:color="999999" w:sz="1"/>
-            </w:tcBorders>
-            <w:tcMar>
-              <w:top w:type="dxa" w:w="60"/>
-              <w:left w:type="dxa" w:w="100"/>
-              <w:bottom w:type="dxa" w:w="60"/>
-              <w:right w:type="dxa" w:w="100"/>
-            </w:tcMar>
-          </w:tcPr>
-          <w:p>
-            <w:r>
-              <w:rPr>
-                <w:rFonts w:ascii="Microsoft YaHei" w:cs="Microsoft YaHei" w:eastAsia="Microsoft YaHei" w:hAnsi="Microsoft YaHei"/>
-                <w:sz w:val="20"/>
-                <w:szCs w:val="20"/>
-              </w:rPr>
-              <w:t xml:space="preserve">45.9</w:t>
-            </w:r>
-          </w:p>
-        </w:tc>
-        <w:tc>
-          <w:tcPr>
-            <w:tcW w:type="dxa" w:w="1600"/>
-            <w:tcBorders>
-              <w:top w:val="single" w:color="999999" w:sz="1"/>
-              <w:left w:val="single" w:color="999999" w:sz="1"/>
-              <w:bottom w:val="single" w:color="999999" w:sz="1"/>
-              <w:right w:val="single" w:color="999999" w:sz="1"/>
-            </w:tcBorders>
-            <w:tcMar>
-              <w:top w:type="dxa" w:w="60"/>
-              <w:left w:type="dxa" w:w="100"/>
-              <w:bottom w:type="dxa" w:w="60"/>
-              <w:right w:type="dxa" w:w="100"/>
-            </w:tcMar>
-          </w:tcPr>
-          <w:p>
-            <w:r>
-              <w:rPr>
-                <w:rFonts w:ascii="Microsoft YaHei" w:cs="Microsoft YaHei" w:eastAsia="Microsoft YaHei" w:hAnsi="Microsoft YaHei"/>
-                <w:sz w:val="20"/>
-                <w:szCs w:val="20"/>
-              </w:rPr>
-              <w:t xml:space="preserve">7,729</w:t>
-            </w:r>
-          </w:p>
-        </w:tc>
-        <w:tc>
-          <w:tcPr>
-            <w:tcW w:type="dxa" w:w="1400"/>
-            <w:tcBorders>
-              <w:top w:val="single" w:color="999999" w:sz="1"/>
-              <w:left w:val="single" w:color="999999" w:sz="1"/>
-              <w:bottom w:val="single" w:color="999999" w:sz="1"/>
-              <w:right w:val="single" w:color="999999" w:sz="1"/>
-            </w:tcBorders>
-            <w:tcMar>
-              <w:top w:type="dxa" w:w="60"/>
-              <w:left w:type="dxa" w:w="100"/>
-              <w:bottom w:type="dxa" w:w="60"/>
-              <w:right w:type="dxa" w:w="100"/>
-            </w:tcMar>
-          </w:tcPr>
-          <w:p>
-            <w:r>
-              <w:rPr>
-                <w:rFonts w:ascii="Microsoft YaHei" w:cs="Microsoft YaHei" w:eastAsia="Microsoft YaHei" w:hAnsi="Microsoft YaHei"/>
-                <w:sz w:val="20"/>
-                <w:szCs w:val="20"/>
-              </w:rPr>
-              <w:t xml:space="preserve">90,195</w:t>
-            </w:r>
-          </w:p>
-        </w:tc>
-      </w:tr>
-      <w:tr>
-        <w:tc>
-          <w:tcPr>
-            <w:tcW w:type="dxa" w:w="2506"/>
-            <w:tcBorders>
-              <w:top w:val="single" w:color="999999" w:sz="1"/>
-              <w:left w:val="single" w:color="999999" w:sz="1"/>
-              <w:bottom w:val="single" w:color="999999" w:sz="1"/>
-              <w:right w:val="single" w:color="999999" w:sz="1"/>
-            </w:tcBorders>
-            <w:tcMar>
-              <w:top w:type="dxa" w:w="60"/>
-              <w:left w:type="dxa" w:w="100"/>
-              <w:bottom w:type="dxa" w:w="60"/>
-              <w:right w:type="dxa" w:w="100"/>
-            </w:tcMar>
-          </w:tcPr>
-          <w:p>
-            <w:r>
-              <w:rPr>
-                <w:rFonts w:ascii="Microsoft YaHei" w:cs="Microsoft YaHei" w:eastAsia="Microsoft YaHei" w:hAnsi="Microsoft YaHei"/>
-                <w:sz w:val="20"/>
-                <w:szCs w:val="20"/>
-              </w:rPr>
-              <w:t xml:space="preserve">低自给率（&lt;35%）— 10省</w:t>
-            </w:r>
-          </w:p>
-        </w:tc>
-        <w:tc>
-          <w:tcPr>
-            <w:tcW w:type="dxa" w:w="2000"/>
-            <w:tcBorders>
-              <w:top w:val="single" w:color="999999" w:sz="1"/>
-              <w:left w:val="single" w:color="999999" w:sz="1"/>
-              <w:bottom w:val="single" w:color="999999" w:sz="1"/>
-              <w:right w:val="single" w:color="999999" w:sz="1"/>
-            </w:tcBorders>
-            <w:tcMar>
-              <w:top w:type="dxa" w:w="60"/>
-              <w:left w:type="dxa" w:w="100"/>
-              <w:bottom w:type="dxa" w:w="60"/>
-              <w:right w:type="dxa" w:w="100"/>
-            </w:tcMar>
-          </w:tcPr>
-          <w:p>
-            <w:r>
-              <w:rPr>
-                <w:rFonts w:ascii="Microsoft YaHei" w:cs="Microsoft YaHei" w:eastAsia="Microsoft YaHei" w:hAnsi="Microsoft YaHei"/>
-                <w:sz w:val="20"/>
-                <w:szCs w:val="20"/>
-              </w:rPr>
-              <w:t xml:space="preserve">68.0</w:t>
-            </w:r>
-          </w:p>
-        </w:tc>
-        <w:tc>
-          <w:tcPr>
-            <w:tcW w:type="dxa" w:w="2000"/>
-            <w:tcBorders>
-              <w:top w:val="single" w:color="999999" w:sz="1"/>
-              <w:left w:val="single" w:color="999999" w:sz="1"/>
-              <w:bottom w:val="single" w:color="999999" w:sz="1"/>
-              <w:right w:val="single" w:color="999999" w:sz="1"/>
-            </w:tcBorders>
-            <w:tcMar>
-              <w:top w:type="dxa" w:w="60"/>
-              <w:left w:type="dxa" w:w="100"/>
-              <w:bottom w:type="dxa" w:w="60"/>
-              <w:right w:type="dxa" w:w="100"/>
-            </w:tcMar>
-          </w:tcPr>
-          <w:p>
-            <w:r>
-              <w:rPr>
-                <w:rFonts w:ascii="Microsoft YaHei" w:cs="Microsoft YaHei" w:eastAsia="Microsoft YaHei" w:hAnsi="Microsoft YaHei"/>
-                <w:sz w:val="20"/>
-                <w:szCs w:val="20"/>
-              </w:rPr>
-              <w:t xml:space="preserve">25.1</w:t>
-            </w:r>
-          </w:p>
-        </w:tc>
-        <w:tc>
-          <w:tcPr>
-            <w:tcW w:type="dxa" w:w="1600"/>
-            <w:tcBorders>
-              <w:top w:val="single" w:color="999999" w:sz="1"/>
-              <w:left w:val="single" w:color="999999" w:sz="1"/>
-              <w:bottom w:val="single" w:color="999999" w:sz="1"/>
-              <w:right w:val="single" w:color="999999" w:sz="1"/>
-            </w:tcBorders>
-            <w:tcMar>
-              <w:top w:type="dxa" w:w="60"/>
-              <w:left w:type="dxa" w:w="100"/>
-              <w:bottom w:type="dxa" w:w="60"/>
-              <w:right w:type="dxa" w:w="100"/>
-            </w:tcMar>
-          </w:tcPr>
-          <w:p>
-            <w:r>
-              <w:rPr>
-                <w:rFonts w:ascii="Microsoft YaHei" w:cs="Microsoft YaHei" w:eastAsia="Microsoft YaHei" w:hAnsi="Microsoft YaHei"/>
-                <w:sz w:val="20"/>
-                <w:szCs w:val="20"/>
-              </w:rPr>
-              <w:t xml:space="preserve">19,916</w:t>
-            </w:r>
-          </w:p>
-        </w:tc>
-        <w:tc>
-          <w:tcPr>
-            <w:tcW w:type="dxa" w:w="1400"/>
-            <w:tcBorders>
-              <w:top w:val="single" w:color="999999" w:sz="1"/>
-              <w:left w:val="single" w:color="999999" w:sz="1"/>
-              <w:bottom w:val="single" w:color="999999" w:sz="1"/>
-              <w:right w:val="single" w:color="999999" w:sz="1"/>
-            </w:tcBorders>
-            <w:tcMar>
-              <w:top w:type="dxa" w:w="60"/>
-              <w:left w:type="dxa" w:w="100"/>
-              <w:bottom w:type="dxa" w:w="60"/>
-              <w:right w:type="dxa" w:w="100"/>
-            </w:tcMar>
-          </w:tcPr>
-          <w:p>
-            <w:r>
-              <w:rPr>
-                <w:rFonts w:ascii="Microsoft YaHei" w:cs="Microsoft YaHei" w:eastAsia="Microsoft YaHei" w:hAnsi="Microsoft YaHei"/>
-                <w:sz w:val="20"/>
-                <w:szCs w:val="20"/>
-              </w:rPr>
-              <w:t xml:space="preserve">64,863</w:t>
-            </w:r>
-          </w:p>
-        </w:tc>
-      </w:tr>
-    </w:tbl>
-    <w:p>
-      <w:pPr>
-        <w:spacing w:after="80"/>
-      </w:pPr>
-      <w:r>
-        <w:rPr>
-          <w:rFonts w:ascii="Microsoft YaHei" w:cs="Microsoft YaHei" w:eastAsia="Microsoft YaHei" w:hAnsi="Microsoft YaHei"/>
-          <w:sz w:val="22"/>
-          <w:szCs w:val="22"/>
-        </w:rPr>
-        <w:t xml:space="preserve">低自给率省份的人均转移支付（19,916元）是高自给率省份（3,672元）的5.4倍，证实转移支付在方向上有力地向财力薄弱地区倾斜。然而，两类省份的人均GDP差距（170,057 vs 64,863元）同样显著。转移支付虽起到了坚实的托底作用，但尚不足以从根本上弥合结构性的经济发展差距。</w:t>
-      </w:r>
-    </w:p>
-    <w:p>
-      <w:pPr>
         <w:spacing w:after="120" w:before="120"/>
         <w:jc w:val="center"/>
       </w:pPr>
       <w:r>
         <w:drawing>
           <wp:inline distT="0" distB="0" distL="0" distR="0">
-            <wp:extent cx="4381500" cy="1619250"/>
+            <wp:extent cx="4381500" cy="2667000"/>
             <wp:effectExtent t="0" r="0" b="0" l="0"/>
             <wp:docPr id="1" name="" descr="" title=""/>
             <wp:cNvGraphicFramePr>
@@ -4441,7 +3077,7 @@
                   <pic:spPr bwMode="auto">
                     <a:xfrm>
                       <a:off x="0" y="0"/>
-                      <a:ext cx="4381500" cy="1619250"/>
+                      <a:ext cx="4381500" cy="2667000"/>
                     </a:xfrm>
                     <a:prstGeom prst="rect">
                       <a:avLst/>
@@ -4456,10 +3092,18 @@
     </w:p>
     <w:p>
       <w:pPr>
+        <w:pStyle w:val="Heading1"/>
+      </w:pPr>
+      <w:r>
+        <w:t xml:space="preserve">四、推断性分析：分组对比与统计检验</w:t>
+      </w:r>
+    </w:p>
+    <w:p>
+      <w:pPr>
         <w:pStyle w:val="Heading2"/>
       </w:pPr>
       <w:r>
-        <w:t xml:space="preserve">4.5 全国趋势与时序演变</w:t>
+        <w:t xml:space="preserve">4.1 三类省份的对比分析</w:t>
       </w:r>
     </w:p>
     <w:p>
@@ -4472,7 +3116,603 @@
           <w:sz w:val="22"/>
           <w:szCs w:val="22"/>
         </w:rPr>
-        <w:t xml:space="preserve">2018-2024年间，全国平均转移支付依赖度从约37%上升至约47%，增长约10个百分点。转移支付总额从约6万亿增长至约10万亿，年均增速约9%，高于同期GDP名义增速。这一趋势既反映了社会保障、教育医疗等领域刚性支出的持续扩大，也提示地方税源建设和财政自主性提升仍是长期待解难题。</w:t>
+        <w:t xml:space="preserve">按财政自给率分组后，三类省份在各项指标上呈现明显的梯度差异：</w:t>
+      </w:r>
+    </w:p>
+    <w:tbl>
+      <w:tblPr>
+        <w:tblW w:type="dxa" w:w="9506"/>
+        <w:tblBorders>
+          <w:top w:val="single" w:color="auto" w:sz="4"/>
+          <w:left w:val="single" w:color="auto" w:sz="4"/>
+          <w:bottom w:val="single" w:color="auto" w:sz="4"/>
+          <w:right w:val="single" w:color="auto" w:sz="4"/>
+          <w:insideH w:val="single" w:color="auto" w:sz="4"/>
+          <w:insideV w:val="single" w:color="auto" w:sz="4"/>
+        </w:tblBorders>
+      </w:tblPr>
+      <w:tblGrid>
+        <w:gridCol w:w="2506"/>
+        <w:gridCol w:w="2000"/>
+        <w:gridCol w:w="2000"/>
+        <w:gridCol w:w="1600"/>
+        <w:gridCol w:w="1400"/>
+      </w:tblGrid>
+      <w:tr>
+        <w:tc>
+          <w:tcPr>
+            <w:tcW w:type="dxa" w:w="2506"/>
+            <w:tcBorders>
+              <w:top w:val="single" w:color="999999" w:sz="1"/>
+              <w:left w:val="single" w:color="999999" w:sz="1"/>
+              <w:bottom w:val="single" w:color="999999" w:sz="1"/>
+              <w:right w:val="single" w:color="999999" w:sz="1"/>
+            </w:tcBorders>
+            <w:shd w:fill="D5E8F0" w:val="clear"/>
+            <w:tcMar>
+              <w:top w:type="dxa" w:w="60"/>
+              <w:left w:type="dxa" w:w="100"/>
+              <w:bottom w:type="dxa" w:w="60"/>
+              <w:right w:type="dxa" w:w="100"/>
+            </w:tcMar>
+          </w:tcPr>
+          <w:p>
+            <w:r>
+              <w:rPr>
+                <w:rFonts w:ascii="Microsoft YaHei" w:cs="Microsoft YaHei" w:eastAsia="Microsoft YaHei" w:hAnsi="Microsoft YaHei"/>
+                <w:b/>
+                <w:bCs/>
+                <w:sz w:val="21"/>
+                <w:szCs w:val="21"/>
+              </w:rPr>
+              <w:t xml:space="preserve">省份类别</w:t>
+            </w:r>
+          </w:p>
+        </w:tc>
+        <w:tc>
+          <w:tcPr>
+            <w:tcW w:type="dxa" w:w="2000"/>
+            <w:tcBorders>
+              <w:top w:val="single" w:color="999999" w:sz="1"/>
+              <w:left w:val="single" w:color="999999" w:sz="1"/>
+              <w:bottom w:val="single" w:color="999999" w:sz="1"/>
+              <w:right w:val="single" w:color="999999" w:sz="1"/>
+            </w:tcBorders>
+            <w:shd w:fill="D5E8F0" w:val="clear"/>
+            <w:tcMar>
+              <w:top w:type="dxa" w:w="60"/>
+              <w:left w:type="dxa" w:w="100"/>
+              <w:bottom w:type="dxa" w:w="60"/>
+              <w:right w:type="dxa" w:w="100"/>
+            </w:tcMar>
+          </w:tcPr>
+          <w:p>
+            <w:r>
+              <w:rPr>
+                <w:rFonts w:ascii="Microsoft YaHei" w:cs="Microsoft YaHei" w:eastAsia="Microsoft YaHei" w:hAnsi="Microsoft YaHei"/>
+                <w:b/>
+                <w:bCs/>
+                <w:sz w:val="21"/>
+                <w:szCs w:val="21"/>
+              </w:rPr>
+              <w:t xml:space="preserve">平均依赖度(%)</w:t>
+            </w:r>
+          </w:p>
+        </w:tc>
+        <w:tc>
+          <w:tcPr>
+            <w:tcW w:type="dxa" w:w="2000"/>
+            <w:tcBorders>
+              <w:top w:val="single" w:color="999999" w:sz="1"/>
+              <w:left w:val="single" w:color="999999" w:sz="1"/>
+              <w:bottom w:val="single" w:color="999999" w:sz="1"/>
+              <w:right w:val="single" w:color="999999" w:sz="1"/>
+            </w:tcBorders>
+            <w:shd w:fill="D5E8F0" w:val="clear"/>
+            <w:tcMar>
+              <w:top w:type="dxa" w:w="60"/>
+              <w:left w:type="dxa" w:w="100"/>
+              <w:bottom w:type="dxa" w:w="60"/>
+              <w:right w:type="dxa" w:w="100"/>
+            </w:tcMar>
+          </w:tcPr>
+          <w:p>
+            <w:r>
+              <w:rPr>
+                <w:rFonts w:ascii="Microsoft YaHei" w:cs="Microsoft YaHei" w:eastAsia="Microsoft YaHei" w:hAnsi="Microsoft YaHei"/>
+                <w:b/>
+                <w:bCs/>
+                <w:sz w:val="21"/>
+                <w:szCs w:val="21"/>
+              </w:rPr>
+              <w:t xml:space="preserve">平均自给率(%)</w:t>
+            </w:r>
+          </w:p>
+        </w:tc>
+        <w:tc>
+          <w:tcPr>
+            <w:tcW w:type="dxa" w:w="1600"/>
+            <w:tcBorders>
+              <w:top w:val="single" w:color="999999" w:sz="1"/>
+              <w:left w:val="single" w:color="999999" w:sz="1"/>
+              <w:bottom w:val="single" w:color="999999" w:sz="1"/>
+              <w:right w:val="single" w:color="999999" w:sz="1"/>
+            </w:tcBorders>
+            <w:shd w:fill="D5E8F0" w:val="clear"/>
+            <w:tcMar>
+              <w:top w:type="dxa" w:w="60"/>
+              <w:left w:type="dxa" w:w="100"/>
+              <w:bottom w:type="dxa" w:w="60"/>
+              <w:right w:type="dxa" w:w="100"/>
+            </w:tcMar>
+          </w:tcPr>
+          <w:p>
+            <w:r>
+              <w:rPr>
+                <w:rFonts w:ascii="Microsoft YaHei" w:cs="Microsoft YaHei" w:eastAsia="Microsoft YaHei" w:hAnsi="Microsoft YaHei"/>
+                <w:b/>
+                <w:bCs/>
+                <w:sz w:val="21"/>
+                <w:szCs w:val="21"/>
+              </w:rPr>
+              <w:t xml:space="preserve">人均转移支付(元)</w:t>
+            </w:r>
+          </w:p>
+        </w:tc>
+        <w:tc>
+          <w:tcPr>
+            <w:tcW w:type="dxa" w:w="1400"/>
+            <w:tcBorders>
+              <w:top w:val="single" w:color="999999" w:sz="1"/>
+              <w:left w:val="single" w:color="999999" w:sz="1"/>
+              <w:bottom w:val="single" w:color="999999" w:sz="1"/>
+              <w:right w:val="single" w:color="999999" w:sz="1"/>
+            </w:tcBorders>
+            <w:shd w:fill="D5E8F0" w:val="clear"/>
+            <w:tcMar>
+              <w:top w:type="dxa" w:w="60"/>
+              <w:left w:type="dxa" w:w="100"/>
+              <w:bottom w:type="dxa" w:w="60"/>
+              <w:right w:type="dxa" w:w="100"/>
+            </w:tcMar>
+          </w:tcPr>
+          <w:p>
+            <w:r>
+              <w:rPr>
+                <w:rFonts w:ascii="Microsoft YaHei" w:cs="Microsoft YaHei" w:eastAsia="Microsoft YaHei" w:hAnsi="Microsoft YaHei"/>
+                <w:b/>
+                <w:bCs/>
+                <w:sz w:val="21"/>
+                <w:szCs w:val="21"/>
+              </w:rPr>
+              <w:t xml:space="preserve">人均GDP(元)</w:t>
+            </w:r>
+          </w:p>
+        </w:tc>
+      </w:tr>
+      <w:tr>
+        <w:tc>
+          <w:tcPr>
+            <w:tcW w:type="dxa" w:w="2506"/>
+            <w:tcBorders>
+              <w:top w:val="single" w:color="999999" w:sz="1"/>
+              <w:left w:val="single" w:color="999999" w:sz="1"/>
+              <w:bottom w:val="single" w:color="999999" w:sz="1"/>
+              <w:right w:val="single" w:color="999999" w:sz="1"/>
+            </w:tcBorders>
+            <w:tcMar>
+              <w:top w:type="dxa" w:w="60"/>
+              <w:left w:type="dxa" w:w="100"/>
+              <w:bottom w:type="dxa" w:w="60"/>
+              <w:right w:type="dxa" w:w="100"/>
+            </w:tcMar>
+          </w:tcPr>
+          <w:p>
+            <w:r>
+              <w:rPr>
+                <w:rFonts w:ascii="Microsoft YaHei" w:cs="Microsoft YaHei" w:eastAsia="Microsoft YaHei" w:hAnsi="Microsoft YaHei"/>
+                <w:sz w:val="20"/>
+                <w:szCs w:val="20"/>
+              </w:rPr>
+              <w:t xml:space="preserve">高自给率（≥60%）— 5省</w:t>
+            </w:r>
+          </w:p>
+        </w:tc>
+        <w:tc>
+          <w:tcPr>
+            <w:tcW w:type="dxa" w:w="2000"/>
+            <w:tcBorders>
+              <w:top w:val="single" w:color="999999" w:sz="1"/>
+              <w:left w:val="single" w:color="999999" w:sz="1"/>
+              <w:bottom w:val="single" w:color="999999" w:sz="1"/>
+              <w:right w:val="single" w:color="999999" w:sz="1"/>
+            </w:tcBorders>
+            <w:tcMar>
+              <w:top w:type="dxa" w:w="60"/>
+              <w:left w:type="dxa" w:w="100"/>
+              <w:bottom w:type="dxa" w:w="60"/>
+              <w:right w:type="dxa" w:w="100"/>
+            </w:tcMar>
+          </w:tcPr>
+          <w:p>
+            <w:r>
+              <w:rPr>
+                <w:rFonts w:ascii="Microsoft YaHei" w:cs="Microsoft YaHei" w:eastAsia="Microsoft YaHei" w:hAnsi="Microsoft YaHei"/>
+                <w:sz w:val="20"/>
+                <w:szCs w:val="20"/>
+              </w:rPr>
+              <w:t xml:space="preserve">13.9</w:t>
+            </w:r>
+          </w:p>
+        </w:tc>
+        <w:tc>
+          <w:tcPr>
+            <w:tcW w:type="dxa" w:w="2000"/>
+            <w:tcBorders>
+              <w:top w:val="single" w:color="999999" w:sz="1"/>
+              <w:left w:val="single" w:color="999999" w:sz="1"/>
+              <w:bottom w:val="single" w:color="999999" w:sz="1"/>
+              <w:right w:val="single" w:color="999999" w:sz="1"/>
+            </w:tcBorders>
+            <w:tcMar>
+              <w:top w:type="dxa" w:w="60"/>
+              <w:left w:type="dxa" w:w="100"/>
+              <w:bottom w:type="dxa" w:w="60"/>
+              <w:right w:type="dxa" w:w="100"/>
+            </w:tcMar>
+          </w:tcPr>
+          <w:p>
+            <w:r>
+              <w:rPr>
+                <w:rFonts w:ascii="Microsoft YaHei" w:cs="Microsoft YaHei" w:eastAsia="Microsoft YaHei" w:hAnsi="Microsoft YaHei"/>
+                <w:sz w:val="20"/>
+                <w:szCs w:val="20"/>
+              </w:rPr>
+              <w:t xml:space="preserve">74.2</w:t>
+            </w:r>
+          </w:p>
+        </w:tc>
+        <w:tc>
+          <w:tcPr>
+            <w:tcW w:type="dxa" w:w="1600"/>
+            <w:tcBorders>
+              <w:top w:val="single" w:color="999999" w:sz="1"/>
+              <w:left w:val="single" w:color="999999" w:sz="1"/>
+              <w:bottom w:val="single" w:color="999999" w:sz="1"/>
+              <w:right w:val="single" w:color="999999" w:sz="1"/>
+            </w:tcBorders>
+            <w:tcMar>
+              <w:top w:type="dxa" w:w="60"/>
+              <w:left w:type="dxa" w:w="100"/>
+              <w:bottom w:type="dxa" w:w="60"/>
+              <w:right w:type="dxa" w:w="100"/>
+            </w:tcMar>
+          </w:tcPr>
+          <w:p>
+            <w:r>
+              <w:rPr>
+                <w:rFonts w:ascii="Microsoft YaHei" w:cs="Microsoft YaHei" w:eastAsia="Microsoft YaHei" w:hAnsi="Microsoft YaHei"/>
+                <w:sz w:val="20"/>
+                <w:szCs w:val="20"/>
+              </w:rPr>
+              <w:t xml:space="preserve">3,672</w:t>
+            </w:r>
+          </w:p>
+        </w:tc>
+        <w:tc>
+          <w:tcPr>
+            <w:tcW w:type="dxa" w:w="1400"/>
+            <w:tcBorders>
+              <w:top w:val="single" w:color="999999" w:sz="1"/>
+              <w:left w:val="single" w:color="999999" w:sz="1"/>
+              <w:bottom w:val="single" w:color="999999" w:sz="1"/>
+              <w:right w:val="single" w:color="999999" w:sz="1"/>
+            </w:tcBorders>
+            <w:tcMar>
+              <w:top w:type="dxa" w:w="60"/>
+              <w:left w:type="dxa" w:w="100"/>
+              <w:bottom w:type="dxa" w:w="60"/>
+              <w:right w:type="dxa" w:w="100"/>
+            </w:tcMar>
+          </w:tcPr>
+          <w:p>
+            <w:r>
+              <w:rPr>
+                <w:rFonts w:ascii="Microsoft YaHei" w:cs="Microsoft YaHei" w:eastAsia="Microsoft YaHei" w:hAnsi="Microsoft YaHei"/>
+                <w:sz w:val="20"/>
+                <w:szCs w:val="20"/>
+              </w:rPr>
+              <w:t xml:space="preserve">170,057</w:t>
+            </w:r>
+          </w:p>
+        </w:tc>
+      </w:tr>
+      <w:tr>
+        <w:tc>
+          <w:tcPr>
+            <w:tcW w:type="dxa" w:w="2506"/>
+            <w:tcBorders>
+              <w:top w:val="single" w:color="999999" w:sz="1"/>
+              <w:left w:val="single" w:color="999999" w:sz="1"/>
+              <w:bottom w:val="single" w:color="999999" w:sz="1"/>
+              <w:right w:val="single" w:color="999999" w:sz="1"/>
+            </w:tcBorders>
+            <w:tcMar>
+              <w:top w:type="dxa" w:w="60"/>
+              <w:left w:type="dxa" w:w="100"/>
+              <w:bottom w:type="dxa" w:w="60"/>
+              <w:right w:type="dxa" w:w="100"/>
+            </w:tcMar>
+          </w:tcPr>
+          <w:p>
+            <w:r>
+              <w:rPr>
+                <w:rFonts w:ascii="Microsoft YaHei" w:cs="Microsoft YaHei" w:eastAsia="Microsoft YaHei" w:hAnsi="Microsoft YaHei"/>
+                <w:sz w:val="20"/>
+                <w:szCs w:val="20"/>
+              </w:rPr>
+              <w:t xml:space="preserve">中自给率（35%-60%）— 16省</w:t>
+            </w:r>
+          </w:p>
+        </w:tc>
+        <w:tc>
+          <w:tcPr>
+            <w:tcW w:type="dxa" w:w="2000"/>
+            <w:tcBorders>
+              <w:top w:val="single" w:color="999999" w:sz="1"/>
+              <w:left w:val="single" w:color="999999" w:sz="1"/>
+              <w:bottom w:val="single" w:color="999999" w:sz="1"/>
+              <w:right w:val="single" w:color="999999" w:sz="1"/>
+            </w:tcBorders>
+            <w:tcMar>
+              <w:top w:type="dxa" w:w="60"/>
+              <w:left w:type="dxa" w:w="100"/>
+              <w:bottom w:type="dxa" w:w="60"/>
+              <w:right w:type="dxa" w:w="100"/>
+            </w:tcMar>
+          </w:tcPr>
+          <w:p>
+            <w:r>
+              <w:rPr>
+                <w:rFonts w:ascii="Microsoft YaHei" w:cs="Microsoft YaHei" w:eastAsia="Microsoft YaHei" w:hAnsi="Microsoft YaHei"/>
+                <w:sz w:val="20"/>
+                <w:szCs w:val="20"/>
+              </w:rPr>
+              <w:t xml:space="preserve">44.2</w:t>
+            </w:r>
+          </w:p>
+        </w:tc>
+        <w:tc>
+          <w:tcPr>
+            <w:tcW w:type="dxa" w:w="2000"/>
+            <w:tcBorders>
+              <w:top w:val="single" w:color="999999" w:sz="1"/>
+              <w:left w:val="single" w:color="999999" w:sz="1"/>
+              <w:bottom w:val="single" w:color="999999" w:sz="1"/>
+              <w:right w:val="single" w:color="999999" w:sz="1"/>
+            </w:tcBorders>
+            <w:tcMar>
+              <w:top w:type="dxa" w:w="60"/>
+              <w:left w:type="dxa" w:w="100"/>
+              <w:bottom w:type="dxa" w:w="60"/>
+              <w:right w:type="dxa" w:w="100"/>
+            </w:tcMar>
+          </w:tcPr>
+          <w:p>
+            <w:r>
+              <w:rPr>
+                <w:rFonts w:ascii="Microsoft YaHei" w:cs="Microsoft YaHei" w:eastAsia="Microsoft YaHei" w:hAnsi="Microsoft YaHei"/>
+                <w:sz w:val="20"/>
+                <w:szCs w:val="20"/>
+              </w:rPr>
+              <w:t xml:space="preserve">45.9</w:t>
+            </w:r>
+          </w:p>
+        </w:tc>
+        <w:tc>
+          <w:tcPr>
+            <w:tcW w:type="dxa" w:w="1600"/>
+            <w:tcBorders>
+              <w:top w:val="single" w:color="999999" w:sz="1"/>
+              <w:left w:val="single" w:color="999999" w:sz="1"/>
+              <w:bottom w:val="single" w:color="999999" w:sz="1"/>
+              <w:right w:val="single" w:color="999999" w:sz="1"/>
+            </w:tcBorders>
+            <w:tcMar>
+              <w:top w:type="dxa" w:w="60"/>
+              <w:left w:type="dxa" w:w="100"/>
+              <w:bottom w:type="dxa" w:w="60"/>
+              <w:right w:type="dxa" w:w="100"/>
+            </w:tcMar>
+          </w:tcPr>
+          <w:p>
+            <w:r>
+              <w:rPr>
+                <w:rFonts w:ascii="Microsoft YaHei" w:cs="Microsoft YaHei" w:eastAsia="Microsoft YaHei" w:hAnsi="Microsoft YaHei"/>
+                <w:sz w:val="20"/>
+                <w:szCs w:val="20"/>
+              </w:rPr>
+              <w:t xml:space="preserve">7,729</w:t>
+            </w:r>
+          </w:p>
+        </w:tc>
+        <w:tc>
+          <w:tcPr>
+            <w:tcW w:type="dxa" w:w="1400"/>
+            <w:tcBorders>
+              <w:top w:val="single" w:color="999999" w:sz="1"/>
+              <w:left w:val="single" w:color="999999" w:sz="1"/>
+              <w:bottom w:val="single" w:color="999999" w:sz="1"/>
+              <w:right w:val="single" w:color="999999" w:sz="1"/>
+            </w:tcBorders>
+            <w:tcMar>
+              <w:top w:type="dxa" w:w="60"/>
+              <w:left w:type="dxa" w:w="100"/>
+              <w:bottom w:type="dxa" w:w="60"/>
+              <w:right w:type="dxa" w:w="100"/>
+            </w:tcMar>
+          </w:tcPr>
+          <w:p>
+            <w:r>
+              <w:rPr>
+                <w:rFonts w:ascii="Microsoft YaHei" w:cs="Microsoft YaHei" w:eastAsia="Microsoft YaHei" w:hAnsi="Microsoft YaHei"/>
+                <w:sz w:val="20"/>
+                <w:szCs w:val="20"/>
+              </w:rPr>
+              <w:t xml:space="preserve">90,195</w:t>
+            </w:r>
+          </w:p>
+        </w:tc>
+      </w:tr>
+      <w:tr>
+        <w:tc>
+          <w:tcPr>
+            <w:tcW w:type="dxa" w:w="2506"/>
+            <w:tcBorders>
+              <w:top w:val="single" w:color="999999" w:sz="1"/>
+              <w:left w:val="single" w:color="999999" w:sz="1"/>
+              <w:bottom w:val="single" w:color="999999" w:sz="1"/>
+              <w:right w:val="single" w:color="999999" w:sz="1"/>
+            </w:tcBorders>
+            <w:tcMar>
+              <w:top w:type="dxa" w:w="60"/>
+              <w:left w:type="dxa" w:w="100"/>
+              <w:bottom w:type="dxa" w:w="60"/>
+              <w:right w:type="dxa" w:w="100"/>
+            </w:tcMar>
+          </w:tcPr>
+          <w:p>
+            <w:r>
+              <w:rPr>
+                <w:rFonts w:ascii="Microsoft YaHei" w:cs="Microsoft YaHei" w:eastAsia="Microsoft YaHei" w:hAnsi="Microsoft YaHei"/>
+                <w:sz w:val="20"/>
+                <w:szCs w:val="20"/>
+              </w:rPr>
+              <w:t xml:space="preserve">低自给率（&lt;35%）— 10省</w:t>
+            </w:r>
+          </w:p>
+        </w:tc>
+        <w:tc>
+          <w:tcPr>
+            <w:tcW w:type="dxa" w:w="2000"/>
+            <w:tcBorders>
+              <w:top w:val="single" w:color="999999" w:sz="1"/>
+              <w:left w:val="single" w:color="999999" w:sz="1"/>
+              <w:bottom w:val="single" w:color="999999" w:sz="1"/>
+              <w:right w:val="single" w:color="999999" w:sz="1"/>
+            </w:tcBorders>
+            <w:tcMar>
+              <w:top w:type="dxa" w:w="60"/>
+              <w:left w:type="dxa" w:w="100"/>
+              <w:bottom w:type="dxa" w:w="60"/>
+              <w:right w:type="dxa" w:w="100"/>
+            </w:tcMar>
+          </w:tcPr>
+          <w:p>
+            <w:r>
+              <w:rPr>
+                <w:rFonts w:ascii="Microsoft YaHei" w:cs="Microsoft YaHei" w:eastAsia="Microsoft YaHei" w:hAnsi="Microsoft YaHei"/>
+                <w:sz w:val="20"/>
+                <w:szCs w:val="20"/>
+              </w:rPr>
+              <w:t xml:space="preserve">68.0</w:t>
+            </w:r>
+          </w:p>
+        </w:tc>
+        <w:tc>
+          <w:tcPr>
+            <w:tcW w:type="dxa" w:w="2000"/>
+            <w:tcBorders>
+              <w:top w:val="single" w:color="999999" w:sz="1"/>
+              <w:left w:val="single" w:color="999999" w:sz="1"/>
+              <w:bottom w:val="single" w:color="999999" w:sz="1"/>
+              <w:right w:val="single" w:color="999999" w:sz="1"/>
+            </w:tcBorders>
+            <w:tcMar>
+              <w:top w:type="dxa" w:w="60"/>
+              <w:left w:type="dxa" w:w="100"/>
+              <w:bottom w:type="dxa" w:w="60"/>
+              <w:right w:type="dxa" w:w="100"/>
+            </w:tcMar>
+          </w:tcPr>
+          <w:p>
+            <w:r>
+              <w:rPr>
+                <w:rFonts w:ascii="Microsoft YaHei" w:cs="Microsoft YaHei" w:eastAsia="Microsoft YaHei" w:hAnsi="Microsoft YaHei"/>
+                <w:sz w:val="20"/>
+                <w:szCs w:val="20"/>
+              </w:rPr>
+              <w:t xml:space="preserve">25.1</w:t>
+            </w:r>
+          </w:p>
+        </w:tc>
+        <w:tc>
+          <w:tcPr>
+            <w:tcW w:type="dxa" w:w="1600"/>
+            <w:tcBorders>
+              <w:top w:val="single" w:color="999999" w:sz="1"/>
+              <w:left w:val="single" w:color="999999" w:sz="1"/>
+              <w:bottom w:val="single" w:color="999999" w:sz="1"/>
+              <w:right w:val="single" w:color="999999" w:sz="1"/>
+            </w:tcBorders>
+            <w:tcMar>
+              <w:top w:type="dxa" w:w="60"/>
+              <w:left w:type="dxa" w:w="100"/>
+              <w:bottom w:type="dxa" w:w="60"/>
+              <w:right w:type="dxa" w:w="100"/>
+            </w:tcMar>
+          </w:tcPr>
+          <w:p>
+            <w:r>
+              <w:rPr>
+                <w:rFonts w:ascii="Microsoft YaHei" w:cs="Microsoft YaHei" w:eastAsia="Microsoft YaHei" w:hAnsi="Microsoft YaHei"/>
+                <w:sz w:val="20"/>
+                <w:szCs w:val="20"/>
+              </w:rPr>
+              <w:t xml:space="preserve">19,916</w:t>
+            </w:r>
+          </w:p>
+        </w:tc>
+        <w:tc>
+          <w:tcPr>
+            <w:tcW w:type="dxa" w:w="1400"/>
+            <w:tcBorders>
+              <w:top w:val="single" w:color="999999" w:sz="1"/>
+              <w:left w:val="single" w:color="999999" w:sz="1"/>
+              <w:bottom w:val="single" w:color="999999" w:sz="1"/>
+              <w:right w:val="single" w:color="999999" w:sz="1"/>
+            </w:tcBorders>
+            <w:tcMar>
+              <w:top w:type="dxa" w:w="60"/>
+              <w:left w:type="dxa" w:w="100"/>
+              <w:bottom w:type="dxa" w:w="60"/>
+              <w:right w:type="dxa" w:w="100"/>
+            </w:tcMar>
+          </w:tcPr>
+          <w:p>
+            <w:r>
+              <w:rPr>
+                <w:rFonts w:ascii="Microsoft YaHei" w:cs="Microsoft YaHei" w:eastAsia="Microsoft YaHei" w:hAnsi="Microsoft YaHei"/>
+                <w:sz w:val="20"/>
+                <w:szCs w:val="20"/>
+              </w:rPr>
+              <w:t xml:space="preserve">64,863</w:t>
+            </w:r>
+          </w:p>
+        </w:tc>
+      </w:tr>
+    </w:tbl>
+    <w:p>
+      <w:pPr>
+        <w:spacing w:after="80"/>
+      </w:pPr>
+      <w:r>
+        <w:rPr>
+          <w:rFonts w:ascii="Microsoft YaHei" w:cs="Microsoft YaHei" w:eastAsia="Microsoft YaHei" w:hAnsi="Microsoft YaHei"/>
+          <w:sz w:val="22"/>
+          <w:szCs w:val="22"/>
+        </w:rPr>
+        <w:t xml:space="preserve">低自给率省份的人均转移支付（19,916元）是高自给率省份（3,672元）的5.4倍，证实转移支付在方向上有力地向财力薄弱地区倾斜。然而，两类省份的人均GDP差距（170,057 vs 64,863元）同样显著。转移支付虽起到了坚实的托底作用，但尚不足以从根本上弥合结构性的经济发展差距。</w:t>
       </w:r>
     </w:p>
     <w:p>
@@ -4483,7 +3723,7 @@
       <w:r>
         <w:drawing>
           <wp:inline distT="0" distB="0" distL="0" distR="0">
-            <wp:extent cx="4381500" cy="1809750"/>
+            <wp:extent cx="4381500" cy="1619250"/>
             <wp:effectExtent t="0" r="0" b="0" l="0"/>
             <wp:docPr id="1" name="" descr="" title=""/>
             <wp:cNvGraphicFramePr>
@@ -4508,7 +3748,7 @@
                   <pic:spPr bwMode="auto">
                     <a:xfrm>
                       <a:off x="0" y="0"/>
-                      <a:ext cx="4381500" cy="1809750"/>
+                      <a:ext cx="4381500" cy="1619250"/>
                     </a:xfrm>
                     <a:prstGeom prst="rect">
                       <a:avLst/>
@@ -4529,7 +3769,7 @@
       <w:r>
         <w:drawing>
           <wp:inline distT="0" distB="0" distL="0" distR="0">
-            <wp:extent cx="4381500" cy="2476500"/>
+            <wp:extent cx="4381500" cy="2667000"/>
             <wp:effectExtent t="0" r="0" b="0" l="0"/>
             <wp:docPr id="1" name="" descr="" title=""/>
             <wp:cNvGraphicFramePr>
@@ -4554,7 +3794,7 @@
                   <pic:spPr bwMode="auto">
                     <a:xfrm>
                       <a:off x="0" y="0"/>
-                      <a:ext cx="4381500" cy="2476500"/>
+                      <a:ext cx="4381500" cy="2667000"/>
                     </a:xfrm>
                     <a:prstGeom prst="rect">
                       <a:avLst/>
@@ -4572,7 +3812,7 @@
         <w:pStyle w:val="Heading2"/>
       </w:pPr>
       <w:r>
-        <w:t xml:space="preserve">4.6 统计检验与分析</w:t>
+        <w:t xml:space="preserve">4.2 转移支付与经济发展水平的关系</w:t>
       </w:r>
     </w:p>
     <w:p>
@@ -4585,7 +3825,7 @@
           <w:sz w:val="22"/>
           <w:szCs w:val="22"/>
         </w:rPr>
-        <w:t xml:space="preserve">推断性统计分析进一步确认了上述观察的统计显著性。指标间的Pearson相关系数矩阵揭示了变量间的线性关系结构：</w:t>
+        <w:t xml:space="preserve">散点图清晰展示了人均GDP与人均转移支付之间的负相关关系：经济越发达的地区，人均获得的转移支付越少。但同一经济发展水平的省份之间，人均转移支付差异仍然显著——例如部分中部省份获得的转移支付明显高于同等GDP水平的西部省份，提示转移支付分配中可能存在需要进一步研究的结构性偏差。</w:t>
       </w:r>
     </w:p>
     <w:p>
@@ -4596,7 +3836,7 @@
       <w:r>
         <w:drawing>
           <wp:inline distT="0" distB="0" distL="0" distR="0">
-            <wp:extent cx="3810000" cy="3048000"/>
+            <wp:extent cx="4095750" cy="3238500"/>
             <wp:effectExtent t="0" r="0" b="0" l="0"/>
             <wp:docPr id="1" name="" descr="" title=""/>
             <wp:cNvGraphicFramePr>
@@ -4621,7 +3861,7 @@
                   <pic:spPr bwMode="auto">
                     <a:xfrm>
                       <a:off x="0" y="0"/>
-                      <a:ext cx="3810000" cy="3048000"/>
+                      <a:ext cx="4095750" cy="3238500"/>
                     </a:xfrm>
                     <a:prstGeom prst="rect">
                       <a:avLst/>
@@ -4636,6 +3876,14 @@
     </w:p>
     <w:p>
       <w:pPr>
+        <w:pStyle w:val="Heading2"/>
+      </w:pPr>
+      <w:r>
+        <w:t xml:space="preserve">4.3 统计检验结果</w:t>
+      </w:r>
+    </w:p>
+    <w:p>
+      <w:pPr>
         <w:spacing w:after="80"/>
       </w:pPr>
       <w:r>
@@ -4644,139 +3892,7 @@
           <w:sz w:val="22"/>
           <w:szCs w:val="22"/>
         </w:rPr>
-        <w:t xml:space="preserve">核心统计发现如下：</w:t>
-      </w:r>
-    </w:p>
-    <w:p>
-      <w:pPr>
-        <w:pStyle w:val="ListParagraph"/>
-        <w:numPr>
-          <w:ilvl w:val="0"/>
-          <w:numId w:val="2"/>
-        </w:numPr>
-        <w:spacing w:after="60"/>
-      </w:pPr>
-      <w:r>
-        <w:rPr>
-          <w:rFonts w:ascii="Microsoft YaHei" w:cs="Microsoft YaHei" w:eastAsia="Microsoft YaHei" w:hAnsi="Microsoft YaHei"/>
-          <w:sz w:val="22"/>
-          <w:szCs w:val="22"/>
-        </w:rPr>
-        <w:t xml:space="preserve">转移支付依赖度与财政自给率的 Pearson r = -0.9749（近乎完全负相关），说明两个指标从不同角度刻画了同一财政现象，指标设计具有内在一致性</w:t>
-      </w:r>
-    </w:p>
-    <w:p>
-      <w:pPr>
-        <w:pStyle w:val="ListParagraph"/>
-        <w:numPr>
-          <w:ilvl w:val="0"/>
-          <w:numId w:val="2"/>
-        </w:numPr>
-        <w:spacing w:after="60"/>
-      </w:pPr>
-      <w:r>
-        <w:rPr>
-          <w:rFonts w:ascii="Microsoft YaHei" w:cs="Microsoft YaHei" w:eastAsia="Microsoft YaHei" w:hAnsi="Microsoft YaHei"/>
-          <w:sz w:val="22"/>
-          <w:szCs w:val="22"/>
-        </w:rPr>
-        <w:t xml:space="preserve">转移支付依赖度与人均GDP的 Pearson r = -0.7751（强负相关），Spearman ρ = -0.8129（p &lt; 0.001），表明经济越发达的地区对转移支付的依赖程度极显著地更低</w:t>
-      </w:r>
-    </w:p>
-    <w:p>
-      <w:pPr>
-        <w:pStyle w:val="ListParagraph"/>
-        <w:numPr>
-          <w:ilvl w:val="0"/>
-          <w:numId w:val="2"/>
-        </w:numPr>
-        <w:spacing w:after="60"/>
-      </w:pPr>
-      <w:r>
-        <w:rPr>
-          <w:rFonts w:ascii="Microsoft YaHei" w:cs="Microsoft YaHei" w:eastAsia="Microsoft YaHei" w:hAnsi="Microsoft YaHei"/>
-          <w:sz w:val="22"/>
-          <w:szCs w:val="22"/>
-        </w:rPr>
-        <w:t xml:space="preserve">单因素 ANOVA 检验三类省份的依赖度差异，F = 62.10（p &lt; 0.001），证实三类省份在统计意义上存在极显著的组间差异</w:t>
-      </w:r>
-    </w:p>
-    <w:p>
-      <w:pPr>
-        <w:pStyle w:val="ListParagraph"/>
-        <w:numPr>
-          <w:ilvl w:val="0"/>
-          <w:numId w:val="2"/>
-        </w:numPr>
-        <w:spacing w:after="60"/>
-      </w:pPr>
-      <w:r>
-        <w:rPr>
-          <w:rFonts w:ascii="Microsoft YaHei" w:cs="Microsoft YaHei" w:eastAsia="Microsoft YaHei" w:hAnsi="Microsoft YaHei"/>
-          <w:sz w:val="22"/>
-          <w:szCs w:val="22"/>
-        </w:rPr>
-        <w:t xml:space="preserve">事后两两比较（Bonferroni校正）显示高/中（t = -11.30）、高/低（t = -7.08）、中/低（t = 6.17）三组之间的差异均在 p &lt; 0.001 水平上显著，说明三类划分具有充分的统计判别力</w:t>
-      </w:r>
-    </w:p>
-    <w:p>
-      <w:pPr>
-        <w:pStyle w:val="Heading2"/>
-      </w:pPr>
-      <w:r>
-        <w:t xml:space="preserve">4.7 面板固定效应回归分析</w:t>
-      </w:r>
-    </w:p>
-    <w:p>
-      <w:pPr>
-        <w:spacing w:after="80"/>
-      </w:pPr>
-      <w:r>
-        <w:rPr>
-          <w:rFonts w:ascii="Microsoft YaHei" w:cs="Microsoft YaHei" w:eastAsia="Microsoft YaHei" w:hAnsi="Microsoft YaHei"/>
-          <w:sz w:val="22"/>
-          <w:szCs w:val="22"/>
-        </w:rPr>
-        <w:t xml:space="preserve">为控制省份异质性和时间效应，本研究构建双向固定效应面板回归模型：</w:t>
-      </w:r>
-    </w:p>
-    <w:p>
-      <w:pPr>
-        <w:spacing w:after="80"/>
-      </w:pPr>
-      <w:r>
-        <w:rPr>
-          <w:rFonts w:ascii="Microsoft YaHei" w:cs="Microsoft YaHei" w:eastAsia="Microsoft YaHei" w:hAnsi="Microsoft YaHei"/>
-          <w:sz w:val="22"/>
-          <w:szCs w:val="22"/>
-        </w:rPr>
-        <w:t xml:space="preserve">被解释变量：转移支付依赖度（%）</w:t>
-      </w:r>
-    </w:p>
-    <w:p>
-      <w:pPr>
-        <w:spacing w:after="80"/>
-      </w:pPr>
-      <w:r>
-        <w:rPr>
-          <w:rFonts w:ascii="Microsoft YaHei" w:cs="Microsoft YaHei" w:eastAsia="Microsoft YaHei" w:hAnsi="Microsoft YaHei"/>
-          <w:sz w:val="22"/>
-          <w:szCs w:val="22"/>
-        </w:rPr>
-        <w:t xml:space="preserve">解释变量：ln(人均GDP)、ln(常住人口)</w:t>
-      </w:r>
-    </w:p>
-    <w:p>
-      <w:pPr>
-        <w:spacing w:after="80"/>
-      </w:pPr>
-      <w:r>
-        <w:rPr>
-          <w:rFonts w:ascii="Microsoft YaHei" w:cs="Microsoft YaHei" w:eastAsia="Microsoft YaHei" w:hAnsi="Microsoft YaHei"/>
-          <w:sz w:val="22"/>
-          <w:szCs w:val="22"/>
-        </w:rPr>
-        <w:t xml:space="preserve">控制：省份固定效应 + 时间固定效应，聚类稳健标准误</w:t>
+        <w:t xml:space="preserve">推断性统计分析进一步确认了上述观察的统计显著性：</w:t>
       </w:r>
     </w:p>
     <w:p>
@@ -4787,7 +3903,7 @@
       <w:r>
         <w:drawing>
           <wp:inline distT="0" distB="0" distL="0" distR="0">
-            <wp:extent cx="4286250" cy="2667000"/>
+            <wp:extent cx="3810000" cy="3048000"/>
             <wp:effectExtent t="0" r="0" b="0" l="0"/>
             <wp:docPr id="1" name="" descr="" title=""/>
             <wp:cNvGraphicFramePr>
@@ -4812,7 +3928,7 @@
                   <pic:spPr bwMode="auto">
                     <a:xfrm>
                       <a:off x="0" y="0"/>
-                      <a:ext cx="4286250" cy="2667000"/>
+                      <a:ext cx="3810000" cy="3048000"/>
                     </a:xfrm>
                     <a:prstGeom prst="rect">
                       <a:avLst/>
@@ -4835,707 +3951,17 @@
           <w:sz w:val="22"/>
           <w:szCs w:val="22"/>
         </w:rPr>
-        <w:t xml:space="preserve">回归结果显示：</w:t>
-      </w:r>
-    </w:p>
-    <w:tbl>
-      <w:tblPr>
-        <w:tblW w:type="dxa" w:w="9506"/>
-        <w:tblBorders>
-          <w:top w:val="single" w:color="auto" w:sz="4"/>
-          <w:left w:val="single" w:color="auto" w:sz="4"/>
-          <w:bottom w:val="single" w:color="auto" w:sz="4"/>
-          <w:right w:val="single" w:color="auto" w:sz="4"/>
-          <w:insideH w:val="single" w:color="auto" w:sz="4"/>
-          <w:insideV w:val="single" w:color="auto" w:sz="4"/>
-        </w:tblBorders>
-      </w:tblPr>
-      <w:tblGrid>
-        <w:gridCol w:w="2000"/>
-        <w:gridCol w:w="1500"/>
-        <w:gridCol w:w="1500"/>
-        <w:gridCol w:w="1500"/>
-        <w:gridCol w:w="1500"/>
-        <w:gridCol w:w="1506"/>
-      </w:tblGrid>
-      <w:tr>
-        <w:tc>
-          <w:tcPr>
-            <w:tcW w:type="dxa" w:w="2000"/>
-            <w:tcBorders>
-              <w:top w:val="single" w:color="999999" w:sz="1"/>
-              <w:left w:val="single" w:color="999999" w:sz="1"/>
-              <w:bottom w:val="single" w:color="999999" w:sz="1"/>
-              <w:right w:val="single" w:color="999999" w:sz="1"/>
-            </w:tcBorders>
-            <w:shd w:fill="D5E8F0" w:val="clear"/>
-            <w:tcMar>
-              <w:top w:type="dxa" w:w="60"/>
-              <w:left w:type="dxa" w:w="100"/>
-              <w:bottom w:type="dxa" w:w="60"/>
-              <w:right w:type="dxa" w:w="100"/>
-            </w:tcMar>
-          </w:tcPr>
-          <w:p>
-            <w:r>
-              <w:rPr>
-                <w:rFonts w:ascii="Microsoft YaHei" w:cs="Microsoft YaHei" w:eastAsia="Microsoft YaHei" w:hAnsi="Microsoft YaHei"/>
-                <w:b/>
-                <w:bCs/>
-                <w:sz w:val="21"/>
-                <w:szCs w:val="21"/>
-              </w:rPr>
-              <w:t xml:space="preserve">变量</w:t>
-            </w:r>
-          </w:p>
-        </w:tc>
-        <w:tc>
-          <w:tcPr>
-            <w:tcW w:type="dxa" w:w="1500"/>
-            <w:tcBorders>
-              <w:top w:val="single" w:color="999999" w:sz="1"/>
-              <w:left w:val="single" w:color="999999" w:sz="1"/>
-              <w:bottom w:val="single" w:color="999999" w:sz="1"/>
-              <w:right w:val="single" w:color="999999" w:sz="1"/>
-            </w:tcBorders>
-            <w:shd w:fill="D5E8F0" w:val="clear"/>
-            <w:tcMar>
-              <w:top w:type="dxa" w:w="60"/>
-              <w:left w:type="dxa" w:w="100"/>
-              <w:bottom w:type="dxa" w:w="60"/>
-              <w:right w:type="dxa" w:w="100"/>
-            </w:tcMar>
-          </w:tcPr>
-          <w:p>
-            <w:r>
-              <w:rPr>
-                <w:rFonts w:ascii="Microsoft YaHei" w:cs="Microsoft YaHei" w:eastAsia="Microsoft YaHei" w:hAnsi="Microsoft YaHei"/>
-                <w:b/>
-                <w:bCs/>
-                <w:sz w:val="21"/>
-                <w:szCs w:val="21"/>
-              </w:rPr>
-              <w:t xml:space="preserve">系数</w:t>
-            </w:r>
-          </w:p>
-        </w:tc>
-        <w:tc>
-          <w:tcPr>
-            <w:tcW w:type="dxa" w:w="1500"/>
-            <w:tcBorders>
-              <w:top w:val="single" w:color="999999" w:sz="1"/>
-              <w:left w:val="single" w:color="999999" w:sz="1"/>
-              <w:bottom w:val="single" w:color="999999" w:sz="1"/>
-              <w:right w:val="single" w:color="999999" w:sz="1"/>
-            </w:tcBorders>
-            <w:shd w:fill="D5E8F0" w:val="clear"/>
-            <w:tcMar>
-              <w:top w:type="dxa" w:w="60"/>
-              <w:left w:type="dxa" w:w="100"/>
-              <w:bottom w:type="dxa" w:w="60"/>
-              <w:right w:type="dxa" w:w="100"/>
-            </w:tcMar>
-          </w:tcPr>
-          <w:p>
-            <w:r>
-              <w:rPr>
-                <w:rFonts w:ascii="Microsoft YaHei" w:cs="Microsoft YaHei" w:eastAsia="Microsoft YaHei" w:hAnsi="Microsoft YaHei"/>
-                <w:b/>
-                <w:bCs/>
-                <w:sz w:val="21"/>
-                <w:szCs w:val="21"/>
-              </w:rPr>
-              <w:t xml:space="preserve">标准误</w:t>
-            </w:r>
-          </w:p>
-        </w:tc>
-        <w:tc>
-          <w:tcPr>
-            <w:tcW w:type="dxa" w:w="1500"/>
-            <w:tcBorders>
-              <w:top w:val="single" w:color="999999" w:sz="1"/>
-              <w:left w:val="single" w:color="999999" w:sz="1"/>
-              <w:bottom w:val="single" w:color="999999" w:sz="1"/>
-              <w:right w:val="single" w:color="999999" w:sz="1"/>
-            </w:tcBorders>
-            <w:shd w:fill="D5E8F0" w:val="clear"/>
-            <w:tcMar>
-              <w:top w:type="dxa" w:w="60"/>
-              <w:left w:type="dxa" w:w="100"/>
-              <w:bottom w:type="dxa" w:w="60"/>
-              <w:right w:type="dxa" w:w="100"/>
-            </w:tcMar>
-          </w:tcPr>
-          <w:p>
-            <w:r>
-              <w:rPr>
-                <w:rFonts w:ascii="Microsoft YaHei" w:cs="Microsoft YaHei" w:eastAsia="Microsoft YaHei" w:hAnsi="Microsoft YaHei"/>
-                <w:b/>
-                <w:bCs/>
-                <w:sz w:val="21"/>
-                <w:szCs w:val="21"/>
-              </w:rPr>
-              <w:t xml:space="preserve">t值</w:t>
-            </w:r>
-          </w:p>
-        </w:tc>
-        <w:tc>
-          <w:tcPr>
-            <w:tcW w:type="dxa" w:w="1500"/>
-            <w:tcBorders>
-              <w:top w:val="single" w:color="999999" w:sz="1"/>
-              <w:left w:val="single" w:color="999999" w:sz="1"/>
-              <w:bottom w:val="single" w:color="999999" w:sz="1"/>
-              <w:right w:val="single" w:color="999999" w:sz="1"/>
-            </w:tcBorders>
-            <w:shd w:fill="D5E8F0" w:val="clear"/>
-            <w:tcMar>
-              <w:top w:type="dxa" w:w="60"/>
-              <w:left w:type="dxa" w:w="100"/>
-              <w:bottom w:type="dxa" w:w="60"/>
-              <w:right w:type="dxa" w:w="100"/>
-            </w:tcMar>
-          </w:tcPr>
-          <w:p>
-            <w:r>
-              <w:rPr>
-                <w:rFonts w:ascii="Microsoft YaHei" w:cs="Microsoft YaHei" w:eastAsia="Microsoft YaHei" w:hAnsi="Microsoft YaHei"/>
-                <w:b/>
-                <w:bCs/>
-                <w:sz w:val="21"/>
-                <w:szCs w:val="21"/>
-              </w:rPr>
-              <w:t xml:space="preserve">p值</w:t>
-            </w:r>
-          </w:p>
-        </w:tc>
-        <w:tc>
-          <w:tcPr>
-            <w:tcW w:type="dxa" w:w="1506"/>
-            <w:tcBorders>
-              <w:top w:val="single" w:color="999999" w:sz="1"/>
-              <w:left w:val="single" w:color="999999" w:sz="1"/>
-              <w:bottom w:val="single" w:color="999999" w:sz="1"/>
-              <w:right w:val="single" w:color="999999" w:sz="1"/>
-            </w:tcBorders>
-            <w:shd w:fill="D5E8F0" w:val="clear"/>
-            <w:tcMar>
-              <w:top w:type="dxa" w:w="60"/>
-              <w:left w:type="dxa" w:w="100"/>
-              <w:bottom w:type="dxa" w:w="60"/>
-              <w:right w:type="dxa" w:w="100"/>
-            </w:tcMar>
-          </w:tcPr>
-          <w:p>
-            <w:r>
-              <w:rPr>
-                <w:rFonts w:ascii="Microsoft YaHei" w:cs="Microsoft YaHei" w:eastAsia="Microsoft YaHei" w:hAnsi="Microsoft YaHei"/>
-                <w:b/>
-                <w:bCs/>
-                <w:sz w:val="21"/>
-                <w:szCs w:val="21"/>
-              </w:rPr>
-              <w:t xml:space="preserve">显著性</w:t>
-            </w:r>
-          </w:p>
-        </w:tc>
-      </w:tr>
-      <w:tr>
-        <w:tc>
-          <w:tcPr>
-            <w:tcW w:type="dxa" w:w="2000"/>
-            <w:tcBorders>
-              <w:top w:val="single" w:color="999999" w:sz="1"/>
-              <w:left w:val="single" w:color="999999" w:sz="1"/>
-              <w:bottom w:val="single" w:color="999999" w:sz="1"/>
-              <w:right w:val="single" w:color="999999" w:sz="1"/>
-            </w:tcBorders>
-            <w:tcMar>
-              <w:top w:type="dxa" w:w="60"/>
-              <w:left w:type="dxa" w:w="100"/>
-              <w:bottom w:type="dxa" w:w="60"/>
-              <w:right w:type="dxa" w:w="100"/>
-            </w:tcMar>
-          </w:tcPr>
-          <w:p>
-            <w:r>
-              <w:rPr>
-                <w:rFonts w:ascii="Microsoft YaHei" w:cs="Microsoft YaHei" w:eastAsia="Microsoft YaHei" w:hAnsi="Microsoft YaHei"/>
-                <w:sz w:val="20"/>
-                <w:szCs w:val="20"/>
-              </w:rPr>
-              <w:t xml:space="preserve">const</w:t>
-            </w:r>
-          </w:p>
-        </w:tc>
-        <w:tc>
-          <w:tcPr>
-            <w:tcW w:type="dxa" w:w="1500"/>
-            <w:tcBorders>
-              <w:top w:val="single" w:color="999999" w:sz="1"/>
-              <w:left w:val="single" w:color="999999" w:sz="1"/>
-              <w:bottom w:val="single" w:color="999999" w:sz="1"/>
-              <w:right w:val="single" w:color="999999" w:sz="1"/>
-            </w:tcBorders>
-            <w:tcMar>
-              <w:top w:type="dxa" w:w="60"/>
-              <w:left w:type="dxa" w:w="100"/>
-              <w:bottom w:type="dxa" w:w="60"/>
-              <w:right w:type="dxa" w:w="100"/>
-            </w:tcMar>
-          </w:tcPr>
-          <w:p>
-            <w:r>
-              <w:rPr>
-                <w:rFonts w:ascii="Microsoft YaHei" w:cs="Microsoft YaHei" w:eastAsia="Microsoft YaHei" w:hAnsi="Microsoft YaHei"/>
-                <w:sz w:val="20"/>
-                <w:szCs w:val="20"/>
-              </w:rPr>
-              <w:t xml:space="preserve">727.9355</w:t>
-            </w:r>
-          </w:p>
-        </w:tc>
-        <w:tc>
-          <w:tcPr>
-            <w:tcW w:type="dxa" w:w="1500"/>
-            <w:tcBorders>
-              <w:top w:val="single" w:color="999999" w:sz="1"/>
-              <w:left w:val="single" w:color="999999" w:sz="1"/>
-              <w:bottom w:val="single" w:color="999999" w:sz="1"/>
-              <w:right w:val="single" w:color="999999" w:sz="1"/>
-            </w:tcBorders>
-            <w:tcMar>
-              <w:top w:type="dxa" w:w="60"/>
-              <w:left w:type="dxa" w:w="100"/>
-              <w:bottom w:type="dxa" w:w="60"/>
-              <w:right w:type="dxa" w:w="100"/>
-            </w:tcMar>
-          </w:tcPr>
-          <w:p>
-            <w:r>
-              <w:rPr>
-                <w:rFonts w:ascii="Microsoft YaHei" w:cs="Microsoft YaHei" w:eastAsia="Microsoft YaHei" w:hAnsi="Microsoft YaHei"/>
-                <w:sz w:val="20"/>
-                <w:szCs w:val="20"/>
-              </w:rPr>
-              <w:t xml:space="preserve">269.0806</w:t>
-            </w:r>
-          </w:p>
-        </w:tc>
-        <w:tc>
-          <w:tcPr>
-            <w:tcW w:type="dxa" w:w="1500"/>
-            <w:tcBorders>
-              <w:top w:val="single" w:color="999999" w:sz="1"/>
-              <w:left w:val="single" w:color="999999" w:sz="1"/>
-              <w:bottom w:val="single" w:color="999999" w:sz="1"/>
-              <w:right w:val="single" w:color="999999" w:sz="1"/>
-            </w:tcBorders>
-            <w:tcMar>
-              <w:top w:type="dxa" w:w="60"/>
-              <w:left w:type="dxa" w:w="100"/>
-              <w:bottom w:type="dxa" w:w="60"/>
-              <w:right w:type="dxa" w:w="100"/>
-            </w:tcMar>
-          </w:tcPr>
-          <w:p>
-            <w:r>
-              <w:rPr>
-                <w:rFonts w:ascii="Microsoft YaHei" w:cs="Microsoft YaHei" w:eastAsia="Microsoft YaHei" w:hAnsi="Microsoft YaHei"/>
-                <w:sz w:val="20"/>
-                <w:szCs w:val="20"/>
-              </w:rPr>
-              <w:t xml:space="preserve">0.00</w:t>
-            </w:r>
-          </w:p>
-        </w:tc>
-        <w:tc>
-          <w:tcPr>
-            <w:tcW w:type="dxa" w:w="1500"/>
-            <w:tcBorders>
-              <w:top w:val="single" w:color="999999" w:sz="1"/>
-              <w:left w:val="single" w:color="999999" w:sz="1"/>
-              <w:bottom w:val="single" w:color="999999" w:sz="1"/>
-              <w:right w:val="single" w:color="999999" w:sz="1"/>
-            </w:tcBorders>
-            <w:tcMar>
-              <w:top w:type="dxa" w:w="60"/>
-              <w:left w:type="dxa" w:w="100"/>
-              <w:bottom w:type="dxa" w:w="60"/>
-              <w:right w:type="dxa" w:w="100"/>
-            </w:tcMar>
-          </w:tcPr>
-          <w:p>
-            <w:r>
-              <w:rPr>
-                <w:rFonts w:ascii="Microsoft YaHei" w:cs="Microsoft YaHei" w:eastAsia="Microsoft YaHei" w:hAnsi="Microsoft YaHei"/>
-                <w:sz w:val="20"/>
-                <w:szCs w:val="20"/>
-              </w:rPr>
-              <w:t xml:space="preserve">0.007500</w:t>
-            </w:r>
-          </w:p>
-        </w:tc>
-        <w:tc>
-          <w:tcPr>
-            <w:tcW w:type="dxa" w:w="1506"/>
-            <w:tcBorders>
-              <w:top w:val="single" w:color="999999" w:sz="1"/>
-              <w:left w:val="single" w:color="999999" w:sz="1"/>
-              <w:bottom w:val="single" w:color="999999" w:sz="1"/>
-              <w:right w:val="single" w:color="999999" w:sz="1"/>
-            </w:tcBorders>
-            <w:tcMar>
-              <w:top w:type="dxa" w:w="60"/>
-              <w:left w:type="dxa" w:w="100"/>
-              <w:bottom w:type="dxa" w:w="60"/>
-              <w:right w:type="dxa" w:w="100"/>
-            </w:tcMar>
-          </w:tcPr>
-          <w:p>
-            <w:r>
-              <w:rPr>
-                <w:rFonts w:ascii="Microsoft YaHei" w:cs="Microsoft YaHei" w:eastAsia="Microsoft YaHei" w:hAnsi="Microsoft YaHei"/>
-                <w:sz w:val="20"/>
-                <w:szCs w:val="20"/>
-              </w:rPr>
-              <w:t xml:space="preserve">**</w:t>
-            </w:r>
-          </w:p>
-        </w:tc>
-      </w:tr>
-      <w:tr>
-        <w:tc>
-          <w:tcPr>
-            <w:tcW w:type="dxa" w:w="2000"/>
-            <w:tcBorders>
-              <w:top w:val="single" w:color="999999" w:sz="1"/>
-              <w:left w:val="single" w:color="999999" w:sz="1"/>
-              <w:bottom w:val="single" w:color="999999" w:sz="1"/>
-              <w:right w:val="single" w:color="999999" w:sz="1"/>
-            </w:tcBorders>
-            <w:tcMar>
-              <w:top w:type="dxa" w:w="60"/>
-              <w:left w:type="dxa" w:w="100"/>
-              <w:bottom w:type="dxa" w:w="60"/>
-              <w:right w:type="dxa" w:w="100"/>
-            </w:tcMar>
-          </w:tcPr>
-          <w:p>
-            <w:r>
-              <w:rPr>
-                <w:rFonts w:ascii="Microsoft YaHei" w:cs="Microsoft YaHei" w:eastAsia="Microsoft YaHei" w:hAnsi="Microsoft YaHei"/>
-                <w:sz w:val="20"/>
-                <w:szCs w:val="20"/>
-              </w:rPr>
-              <w:t xml:space="preserve">ln人均GDP</w:t>
-            </w:r>
-          </w:p>
-        </w:tc>
-        <w:tc>
-          <w:tcPr>
-            <w:tcW w:type="dxa" w:w="1500"/>
-            <w:tcBorders>
-              <w:top w:val="single" w:color="999999" w:sz="1"/>
-              <w:left w:val="single" w:color="999999" w:sz="1"/>
-              <w:bottom w:val="single" w:color="999999" w:sz="1"/>
-              <w:right w:val="single" w:color="999999" w:sz="1"/>
-            </w:tcBorders>
-            <w:tcMar>
-              <w:top w:type="dxa" w:w="60"/>
-              <w:left w:type="dxa" w:w="100"/>
-              <w:bottom w:type="dxa" w:w="60"/>
-              <w:right w:type="dxa" w:w="100"/>
-            </w:tcMar>
-          </w:tcPr>
-          <w:p>
-            <w:r>
-              <w:rPr>
-                <w:rFonts w:ascii="Microsoft YaHei" w:cs="Microsoft YaHei" w:eastAsia="Microsoft YaHei" w:hAnsi="Microsoft YaHei"/>
-                <w:sz w:val="20"/>
-                <w:szCs w:val="20"/>
-              </w:rPr>
-              <w:t xml:space="preserve">-28.0227</w:t>
-            </w:r>
-          </w:p>
-        </w:tc>
-        <w:tc>
-          <w:tcPr>
-            <w:tcW w:type="dxa" w:w="1500"/>
-            <w:tcBorders>
-              <w:top w:val="single" w:color="999999" w:sz="1"/>
-              <w:left w:val="single" w:color="999999" w:sz="1"/>
-              <w:bottom w:val="single" w:color="999999" w:sz="1"/>
-              <w:right w:val="single" w:color="999999" w:sz="1"/>
-            </w:tcBorders>
-            <w:tcMar>
-              <w:top w:type="dxa" w:w="60"/>
-              <w:left w:type="dxa" w:w="100"/>
-              <w:bottom w:type="dxa" w:w="60"/>
-              <w:right w:type="dxa" w:w="100"/>
-            </w:tcMar>
-          </w:tcPr>
-          <w:p>
-            <w:r>
-              <w:rPr>
-                <w:rFonts w:ascii="Microsoft YaHei" w:cs="Microsoft YaHei" w:eastAsia="Microsoft YaHei" w:hAnsi="Microsoft YaHei"/>
-                <w:sz w:val="20"/>
-                <w:szCs w:val="20"/>
-              </w:rPr>
-              <w:t xml:space="preserve">8.5711</w:t>
-            </w:r>
-          </w:p>
-        </w:tc>
-        <w:tc>
-          <w:tcPr>
-            <w:tcW w:type="dxa" w:w="1500"/>
-            <w:tcBorders>
-              <w:top w:val="single" w:color="999999" w:sz="1"/>
-              <w:left w:val="single" w:color="999999" w:sz="1"/>
-              <w:bottom w:val="single" w:color="999999" w:sz="1"/>
-              <w:right w:val="single" w:color="999999" w:sz="1"/>
-            </w:tcBorders>
-            <w:tcMar>
-              <w:top w:type="dxa" w:w="60"/>
-              <w:left w:type="dxa" w:w="100"/>
-              <w:bottom w:type="dxa" w:w="60"/>
-              <w:right w:type="dxa" w:w="100"/>
-            </w:tcMar>
-          </w:tcPr>
-          <w:p>
-            <w:r>
-              <w:rPr>
-                <w:rFonts w:ascii="Microsoft YaHei" w:cs="Microsoft YaHei" w:eastAsia="Microsoft YaHei" w:hAnsi="Microsoft YaHei"/>
-                <w:sz w:val="20"/>
-                <w:szCs w:val="20"/>
-              </w:rPr>
-              <w:t xml:space="preserve">0.00</w:t>
-            </w:r>
-          </w:p>
-        </w:tc>
-        <w:tc>
-          <w:tcPr>
-            <w:tcW w:type="dxa" w:w="1500"/>
-            <w:tcBorders>
-              <w:top w:val="single" w:color="999999" w:sz="1"/>
-              <w:left w:val="single" w:color="999999" w:sz="1"/>
-              <w:bottom w:val="single" w:color="999999" w:sz="1"/>
-              <w:right w:val="single" w:color="999999" w:sz="1"/>
-            </w:tcBorders>
-            <w:tcMar>
-              <w:top w:type="dxa" w:w="60"/>
-              <w:left w:type="dxa" w:w="100"/>
-              <w:bottom w:type="dxa" w:w="60"/>
-              <w:right w:type="dxa" w:w="100"/>
-            </w:tcMar>
-          </w:tcPr>
-          <w:p>
-            <w:r>
-              <w:rPr>
-                <w:rFonts w:ascii="Microsoft YaHei" w:cs="Microsoft YaHei" w:eastAsia="Microsoft YaHei" w:hAnsi="Microsoft YaHei"/>
-                <w:sz w:val="20"/>
-                <w:szCs w:val="20"/>
-              </w:rPr>
-              <w:t xml:space="preserve">0.001300</w:t>
-            </w:r>
-          </w:p>
-        </w:tc>
-        <w:tc>
-          <w:tcPr>
-            <w:tcW w:type="dxa" w:w="1506"/>
-            <w:tcBorders>
-              <w:top w:val="single" w:color="999999" w:sz="1"/>
-              <w:left w:val="single" w:color="999999" w:sz="1"/>
-              <w:bottom w:val="single" w:color="999999" w:sz="1"/>
-              <w:right w:val="single" w:color="999999" w:sz="1"/>
-            </w:tcBorders>
-            <w:tcMar>
-              <w:top w:type="dxa" w:w="60"/>
-              <w:left w:type="dxa" w:w="100"/>
-              <w:bottom w:type="dxa" w:w="60"/>
-              <w:right w:type="dxa" w:w="100"/>
-            </w:tcMar>
-          </w:tcPr>
-          <w:p>
-            <w:r>
-              <w:rPr>
-                <w:rFonts w:ascii="Microsoft YaHei" w:cs="Microsoft YaHei" w:eastAsia="Microsoft YaHei" w:hAnsi="Microsoft YaHei"/>
-                <w:sz w:val="20"/>
-                <w:szCs w:val="20"/>
-              </w:rPr>
-              <w:t xml:space="preserve">**</w:t>
-            </w:r>
-          </w:p>
-        </w:tc>
-      </w:tr>
-      <w:tr>
-        <w:tc>
-          <w:tcPr>
-            <w:tcW w:type="dxa" w:w="2000"/>
-            <w:tcBorders>
-              <w:top w:val="single" w:color="999999" w:sz="1"/>
-              <w:left w:val="single" w:color="999999" w:sz="1"/>
-              <w:bottom w:val="single" w:color="999999" w:sz="1"/>
-              <w:right w:val="single" w:color="999999" w:sz="1"/>
-            </w:tcBorders>
-            <w:tcMar>
-              <w:top w:type="dxa" w:w="60"/>
-              <w:left w:type="dxa" w:w="100"/>
-              <w:bottom w:type="dxa" w:w="60"/>
-              <w:right w:type="dxa" w:w="100"/>
-            </w:tcMar>
-          </w:tcPr>
-          <w:p>
-            <w:r>
-              <w:rPr>
-                <w:rFonts w:ascii="Microsoft YaHei" w:cs="Microsoft YaHei" w:eastAsia="Microsoft YaHei" w:hAnsi="Microsoft YaHei"/>
-                <w:sz w:val="20"/>
-                <w:szCs w:val="20"/>
-              </w:rPr>
-              <w:t xml:space="preserve">ln人口</w:t>
-            </w:r>
-          </w:p>
-        </w:tc>
-        <w:tc>
-          <w:tcPr>
-            <w:tcW w:type="dxa" w:w="1500"/>
-            <w:tcBorders>
-              <w:top w:val="single" w:color="999999" w:sz="1"/>
-              <w:left w:val="single" w:color="999999" w:sz="1"/>
-              <w:bottom w:val="single" w:color="999999" w:sz="1"/>
-              <w:right w:val="single" w:color="999999" w:sz="1"/>
-            </w:tcBorders>
-            <w:tcMar>
-              <w:top w:type="dxa" w:w="60"/>
-              <w:left w:type="dxa" w:w="100"/>
-              <w:bottom w:type="dxa" w:w="60"/>
-              <w:right w:type="dxa" w:w="100"/>
-            </w:tcMar>
-          </w:tcPr>
-          <w:p>
-            <w:r>
-              <w:rPr>
-                <w:rFonts w:ascii="Microsoft YaHei" w:cs="Microsoft YaHei" w:eastAsia="Microsoft YaHei" w:hAnsi="Microsoft YaHei"/>
-                <w:sz w:val="20"/>
-                <w:szCs w:val="20"/>
-              </w:rPr>
-              <w:t xml:space="preserve">-45.3328</w:t>
-            </w:r>
-          </w:p>
-        </w:tc>
-        <w:tc>
-          <w:tcPr>
-            <w:tcW w:type="dxa" w:w="1500"/>
-            <w:tcBorders>
-              <w:top w:val="single" w:color="999999" w:sz="1"/>
-              <w:left w:val="single" w:color="999999" w:sz="1"/>
-              <w:bottom w:val="single" w:color="999999" w:sz="1"/>
-              <w:right w:val="single" w:color="999999" w:sz="1"/>
-            </w:tcBorders>
-            <w:tcMar>
-              <w:top w:type="dxa" w:w="60"/>
-              <w:left w:type="dxa" w:w="100"/>
-              <w:bottom w:type="dxa" w:w="60"/>
-              <w:right w:type="dxa" w:w="100"/>
-            </w:tcMar>
-          </w:tcPr>
-          <w:p>
-            <w:r>
-              <w:rPr>
-                <w:rFonts w:ascii="Microsoft YaHei" w:cs="Microsoft YaHei" w:eastAsia="Microsoft YaHei" w:hAnsi="Microsoft YaHei"/>
-                <w:sz w:val="20"/>
-                <w:szCs w:val="20"/>
-              </w:rPr>
-              <w:t xml:space="preserve">30.3594</w:t>
-            </w:r>
-          </w:p>
-        </w:tc>
-        <w:tc>
-          <w:tcPr>
-            <w:tcW w:type="dxa" w:w="1500"/>
-            <w:tcBorders>
-              <w:top w:val="single" w:color="999999" w:sz="1"/>
-              <w:left w:val="single" w:color="999999" w:sz="1"/>
-              <w:bottom w:val="single" w:color="999999" w:sz="1"/>
-              <w:right w:val="single" w:color="999999" w:sz="1"/>
-            </w:tcBorders>
-            <w:tcMar>
-              <w:top w:type="dxa" w:w="60"/>
-              <w:left w:type="dxa" w:w="100"/>
-              <w:bottom w:type="dxa" w:w="60"/>
-              <w:right w:type="dxa" w:w="100"/>
-            </w:tcMar>
-          </w:tcPr>
-          <w:p>
-            <w:r>
-              <w:rPr>
-                <w:rFonts w:ascii="Microsoft YaHei" w:cs="Microsoft YaHei" w:eastAsia="Microsoft YaHei" w:hAnsi="Microsoft YaHei"/>
-                <w:sz w:val="20"/>
-                <w:szCs w:val="20"/>
-              </w:rPr>
-              <w:t xml:space="preserve">0.00</w:t>
-            </w:r>
-          </w:p>
-        </w:tc>
-        <w:tc>
-          <w:tcPr>
-            <w:tcW w:type="dxa" w:w="1500"/>
-            <w:tcBorders>
-              <w:top w:val="single" w:color="999999" w:sz="1"/>
-              <w:left w:val="single" w:color="999999" w:sz="1"/>
-              <w:bottom w:val="single" w:color="999999" w:sz="1"/>
-              <w:right w:val="single" w:color="999999" w:sz="1"/>
-            </w:tcBorders>
-            <w:tcMar>
-              <w:top w:type="dxa" w:w="60"/>
-              <w:left w:type="dxa" w:w="100"/>
-              <w:bottom w:type="dxa" w:w="60"/>
-              <w:right w:type="dxa" w:w="100"/>
-            </w:tcMar>
-          </w:tcPr>
-          <w:p>
-            <w:r>
-              <w:rPr>
-                <w:rFonts w:ascii="Microsoft YaHei" w:cs="Microsoft YaHei" w:eastAsia="Microsoft YaHei" w:hAnsi="Microsoft YaHei"/>
-                <w:sz w:val="20"/>
-                <w:szCs w:val="20"/>
-              </w:rPr>
-              <w:t xml:space="preserve">0.137200</w:t>
-            </w:r>
-          </w:p>
-        </w:tc>
-        <w:tc>
-          <w:tcPr>
-            <w:tcW w:type="dxa" w:w="1506"/>
-            <w:tcBorders>
-              <w:top w:val="single" w:color="999999" w:sz="1"/>
-              <w:left w:val="single" w:color="999999" w:sz="1"/>
-              <w:bottom w:val="single" w:color="999999" w:sz="1"/>
-              <w:right w:val="single" w:color="999999" w:sz="1"/>
-            </w:tcBorders>
-            <w:tcMar>
-              <w:top w:type="dxa" w:w="60"/>
-              <w:left w:type="dxa" w:w="100"/>
-              <w:bottom w:type="dxa" w:w="60"/>
-              <w:right w:type="dxa" w:w="100"/>
-            </w:tcMar>
-          </w:tcPr>
-          <w:p>
-            <w:r>
-              <w:rPr>
-                <w:rFonts w:ascii="Microsoft YaHei" w:cs="Microsoft YaHei" w:eastAsia="Microsoft YaHei" w:hAnsi="Microsoft YaHei"/>
-                <w:sz w:val="20"/>
-                <w:szCs w:val="20"/>
-              </w:rPr>
-              <w:t xml:space="preserve"/>
-            </w:r>
-          </w:p>
-        </w:tc>
-      </w:tr>
-    </w:tbl>
-    <w:p>
-      <w:pPr>
-        <w:spacing w:after="80"/>
+        <w:t xml:space="preserve">核心统计发现：</w:t>
+      </w:r>
+    </w:p>
+    <w:p>
+      <w:pPr>
+        <w:pStyle w:val="ListParagraph"/>
+        <w:numPr>
+          <w:ilvl w:val="0"/>
+          <w:numId w:val="2"/>
+        </w:numPr>
+        <w:spacing w:after="60"/>
       </w:pPr>
       <w:r>
         <w:rPr>
@@ -5543,20 +3969,17 @@
           <w:sz w:val="22"/>
           <w:szCs w:val="22"/>
         </w:rPr>
-        <w:t xml:space="preserve">关键发现：在控制省份和时间固定效应后，ln(人均GDP)的系数显著为负，表明经济发展水平越高的省份，转移支付依赖度越低。ln(常住人口)的系数为正，表明人口规模较大的省份获得更多转移支付。</w:t>
-      </w:r>
-    </w:p>
-    <w:p>
-      <w:pPr>
-        <w:pStyle w:val="Heading2"/>
-      </w:pPr>
-      <w:r>
-        <w:t xml:space="preserve">4.8 分位数回归：异质性分析</w:t>
-      </w:r>
-    </w:p>
-    <w:p>
-      <w:pPr>
-        <w:spacing w:after="80"/>
+        <w:t xml:space="preserve">转移支付依赖度与财政自给率的 Pearson r = -0.9749（近乎完全负相关），说明两个指标从不同角度刻画了同一财政现象，指标设计具有内在一致性</w:t>
+      </w:r>
+    </w:p>
+    <w:p>
+      <w:pPr>
+        <w:pStyle w:val="ListParagraph"/>
+        <w:numPr>
+          <w:ilvl w:val="0"/>
+          <w:numId w:val="2"/>
+        </w:numPr>
+        <w:spacing w:after="60"/>
       </w:pPr>
       <w:r>
         <w:rPr>
@@ -5564,7 +3987,111 @@
           <w:sz w:val="22"/>
           <w:szCs w:val="22"/>
         </w:rPr>
-        <w:t xml:space="preserve">为检验转移支付依赖度的异质性，本研究在不同分位点上进行分位数回归：</w:t>
+        <w:t xml:space="preserve">转移支付依赖度与人均GDP的 Pearson r = -0.7751（强负相关），Spearman ρ = -0.8129（p &lt; 0.001），表明经济越发达的地区对转移支付的依赖程度极显著地更低</w:t>
+      </w:r>
+    </w:p>
+    <w:p>
+      <w:pPr>
+        <w:pStyle w:val="ListParagraph"/>
+        <w:numPr>
+          <w:ilvl w:val="0"/>
+          <w:numId w:val="2"/>
+        </w:numPr>
+        <w:spacing w:after="60"/>
+      </w:pPr>
+      <w:r>
+        <w:rPr>
+          <w:rFonts w:ascii="Microsoft YaHei" w:cs="Microsoft YaHei" w:eastAsia="Microsoft YaHei" w:hAnsi="Microsoft YaHei"/>
+          <w:sz w:val="22"/>
+          <w:szCs w:val="22"/>
+        </w:rPr>
+        <w:t xml:space="preserve">单因素 ANOVA 检验三类省份的依赖度差异，F = 62.10（p &lt; 0.001），证实三类省份在统计意义上存在极显著的组间差异</w:t>
+      </w:r>
+    </w:p>
+    <w:p>
+      <w:pPr>
+        <w:pStyle w:val="ListParagraph"/>
+        <w:numPr>
+          <w:ilvl w:val="0"/>
+          <w:numId w:val="2"/>
+        </w:numPr>
+        <w:spacing w:after="60"/>
+      </w:pPr>
+      <w:r>
+        <w:rPr>
+          <w:rFonts w:ascii="Microsoft YaHei" w:cs="Microsoft YaHei" w:eastAsia="Microsoft YaHei" w:hAnsi="Microsoft YaHei"/>
+          <w:sz w:val="22"/>
+          <w:szCs w:val="22"/>
+        </w:rPr>
+        <w:t xml:space="preserve">事后两两比较（Bonferroni校正）显示高/中（t = -11.30）、高/低（t = -7.08）、中/低（t = 6.17）三组之间的差异均在 p &lt; 0.001 水平上显著，说明三类划分具有充分的统计判别力</w:t>
+      </w:r>
+    </w:p>
+    <w:p>
+      <w:pPr>
+        <w:pStyle w:val="Heading1"/>
+      </w:pPr>
+      <w:r>
+        <w:t xml:space="preserve">五、回归分析：因果识别与异质性检验</w:t>
+      </w:r>
+    </w:p>
+    <w:p>
+      <w:pPr>
+        <w:pStyle w:val="Heading2"/>
+      </w:pPr>
+      <w:r>
+        <w:t xml:space="preserve">5.1 面板固定效应回归</w:t>
+      </w:r>
+    </w:p>
+    <w:p>
+      <w:pPr>
+        <w:spacing w:after="80"/>
+      </w:pPr>
+      <w:r>
+        <w:rPr>
+          <w:rFonts w:ascii="Microsoft YaHei" w:cs="Microsoft YaHei" w:eastAsia="Microsoft YaHei" w:hAnsi="Microsoft YaHei"/>
+          <w:sz w:val="22"/>
+          <w:szCs w:val="22"/>
+        </w:rPr>
+        <w:t xml:space="preserve">为控制省份异质性和时间效应，本研究构建双向固定效应面板回归模型：</w:t>
+      </w:r>
+    </w:p>
+    <w:p>
+      <w:pPr>
+        <w:spacing w:after="80"/>
+      </w:pPr>
+      <w:r>
+        <w:rPr>
+          <w:rFonts w:ascii="Microsoft YaHei" w:cs="Microsoft YaHei" w:eastAsia="Microsoft YaHei" w:hAnsi="Microsoft YaHei"/>
+          <w:sz w:val="22"/>
+          <w:szCs w:val="22"/>
+        </w:rPr>
+        <w:t xml:space="preserve">被解释变量：转移支付依赖度（%）</w:t>
+      </w:r>
+    </w:p>
+    <w:p>
+      <w:pPr>
+        <w:spacing w:after="80"/>
+      </w:pPr>
+      <w:r>
+        <w:rPr>
+          <w:rFonts w:ascii="Microsoft YaHei" w:cs="Microsoft YaHei" w:eastAsia="Microsoft YaHei" w:hAnsi="Microsoft YaHei"/>
+          <w:sz w:val="22"/>
+          <w:szCs w:val="22"/>
+        </w:rPr>
+        <w:t xml:space="preserve">解释变量：ln(人均GDP)、ln(常住人口)</w:t>
+      </w:r>
+    </w:p>
+    <w:p>
+      <w:pPr>
+        <w:spacing w:after="80"/>
+      </w:pPr>
+      <w:r>
+        <w:rPr>
+          <w:rFonts w:ascii="Microsoft YaHei" w:cs="Microsoft YaHei" w:eastAsia="Microsoft YaHei" w:hAnsi="Microsoft YaHei"/>
+          <w:sz w:val="22"/>
+          <w:szCs w:val="22"/>
+        </w:rPr>
+        <w:t xml:space="preserve">控制：省份固定效应 + 时间固定效应，聚类稳健标准误</w:t>
       </w:r>
     </w:p>
     <w:p>
@@ -5623,7 +4150,7 @@
           <w:sz w:val="22"/>
           <w:szCs w:val="22"/>
         </w:rPr>
-        <w:t xml:space="preserve">分位数回归结果揭示了影响因素在不同依赖度水平上的异质性：</w:t>
+        <w:t xml:space="preserve">回归结果显示：</w:t>
       </w:r>
     </w:p>
     <w:tbl>
@@ -5639,16 +4166,17 @@
         </w:tblBorders>
       </w:tblPr>
       <w:tblGrid>
-        <w:gridCol w:w="1200"/>
-        <w:gridCol w:w="2100"/>
-        <w:gridCol w:w="2100"/>
-        <w:gridCol w:w="2100"/>
-        <w:gridCol w:w="2006"/>
+        <w:gridCol w:w="2000"/>
+        <w:gridCol w:w="1500"/>
+        <w:gridCol w:w="1500"/>
+        <w:gridCol w:w="1500"/>
+        <w:gridCol w:w="1500"/>
+        <w:gridCol w:w="1506"/>
       </w:tblGrid>
       <w:tr>
         <w:tc>
           <w:tcPr>
-            <w:tcW w:type="dxa" w:w="1200"/>
+            <w:tcW w:type="dxa" w:w="2000"/>
             <w:tcBorders>
               <w:top w:val="single" w:color="999999" w:sz="1"/>
               <w:left w:val="single" w:color="999999" w:sz="1"/>
@@ -5672,13 +4200,13 @@
                 <w:sz w:val="21"/>
                 <w:szCs w:val="21"/>
               </w:rPr>
-              <w:t xml:space="preserve">分位数</w:t>
-            </w:r>
-          </w:p>
-        </w:tc>
-        <w:tc>
-          <w:tcPr>
-            <w:tcW w:type="dxa" w:w="2100"/>
+              <w:t xml:space="preserve">变量</w:t>
+            </w:r>
+          </w:p>
+        </w:tc>
+        <w:tc>
+          <w:tcPr>
+            <w:tcW w:type="dxa" w:w="1500"/>
             <w:tcBorders>
               <w:top w:val="single" w:color="999999" w:sz="1"/>
               <w:left w:val="single" w:color="999999" w:sz="1"/>
@@ -5702,13 +4230,13 @@
                 <w:sz w:val="21"/>
                 <w:szCs w:val="21"/>
               </w:rPr>
-              <w:t xml:space="preserve">ln(人均GDP)系数</w:t>
-            </w:r>
-          </w:p>
-        </w:tc>
-        <w:tc>
-          <w:tcPr>
-            <w:tcW w:type="dxa" w:w="2100"/>
+              <w:t xml:space="preserve">系数</w:t>
+            </w:r>
+          </w:p>
+        </w:tc>
+        <w:tc>
+          <w:tcPr>
+            <w:tcW w:type="dxa" w:w="1500"/>
             <w:tcBorders>
               <w:top w:val="single" w:color="999999" w:sz="1"/>
               <w:left w:val="single" w:color="999999" w:sz="1"/>
@@ -5732,13 +4260,13 @@
                 <w:sz w:val="21"/>
                 <w:szCs w:val="21"/>
               </w:rPr>
-              <w:t xml:space="preserve">ln(人口)系数</w:t>
-            </w:r>
-          </w:p>
-        </w:tc>
-        <w:tc>
-          <w:tcPr>
-            <w:tcW w:type="dxa" w:w="2100"/>
+              <w:t xml:space="preserve">标准误</w:t>
+            </w:r>
+          </w:p>
+        </w:tc>
+        <w:tc>
+          <w:tcPr>
+            <w:tcW w:type="dxa" w:w="1500"/>
             <w:tcBorders>
               <w:top w:val="single" w:color="999999" w:sz="1"/>
               <w:left w:val="single" w:color="999999" w:sz="1"/>
@@ -5762,13 +4290,13 @@
                 <w:sz w:val="21"/>
                 <w:szCs w:val="21"/>
               </w:rPr>
-              <w:t xml:space="preserve">截距</w:t>
-            </w:r>
-          </w:p>
-        </w:tc>
-        <w:tc>
-          <w:tcPr>
-            <w:tcW w:type="dxa" w:w="2006"/>
+              <w:t xml:space="preserve">t值</w:t>
+            </w:r>
+          </w:p>
+        </w:tc>
+        <w:tc>
+          <w:tcPr>
+            <w:tcW w:type="dxa" w:w="1500"/>
             <w:tcBorders>
               <w:top w:val="single" w:color="999999" w:sz="1"/>
               <w:left w:val="single" w:color="999999" w:sz="1"/>
@@ -5792,7 +4320,37 @@
                 <w:sz w:val="21"/>
                 <w:szCs w:val="21"/>
               </w:rPr>
-              <w:t xml:space="preserve">备注</w:t>
+              <w:t xml:space="preserve">p值</w:t>
+            </w:r>
+          </w:p>
+        </w:tc>
+        <w:tc>
+          <w:tcPr>
+            <w:tcW w:type="dxa" w:w="1506"/>
+            <w:tcBorders>
+              <w:top w:val="single" w:color="999999" w:sz="1"/>
+              <w:left w:val="single" w:color="999999" w:sz="1"/>
+              <w:bottom w:val="single" w:color="999999" w:sz="1"/>
+              <w:right w:val="single" w:color="999999" w:sz="1"/>
+            </w:tcBorders>
+            <w:shd w:fill="D5E8F0" w:val="clear"/>
+            <w:tcMar>
+              <w:top w:type="dxa" w:w="60"/>
+              <w:left w:type="dxa" w:w="100"/>
+              <w:bottom w:type="dxa" w:w="60"/>
+              <w:right w:type="dxa" w:w="100"/>
+            </w:tcMar>
+          </w:tcPr>
+          <w:p>
+            <w:r>
+              <w:rPr>
+                <w:rFonts w:ascii="Microsoft YaHei" w:cs="Microsoft YaHei" w:eastAsia="Microsoft YaHei" w:hAnsi="Microsoft YaHei"/>
+                <w:b/>
+                <w:bCs/>
+                <w:sz w:val="21"/>
+                <w:szCs w:val="21"/>
+              </w:rPr>
+              <w:t xml:space="preserve">显著性</w:t>
             </w:r>
           </w:p>
         </w:tc>
@@ -5800,136 +4358,163 @@
       <w:tr>
         <w:tc>
           <w:tcPr>
-            <w:tcW w:type="dxa" w:w="1200"/>
-            <w:tcBorders>
-              <w:top w:val="single" w:color="999999" w:sz="1"/>
-              <w:left w:val="single" w:color="999999" w:sz="1"/>
-              <w:bottom w:val="single" w:color="999999" w:sz="1"/>
-              <w:right w:val="single" w:color="999999" w:sz="1"/>
-            </w:tcBorders>
-            <w:tcMar>
-              <w:top w:type="dxa" w:w="60"/>
-              <w:left w:type="dxa" w:w="100"/>
-              <w:bottom w:type="dxa" w:w="60"/>
-              <w:right w:type="dxa" w:w="100"/>
-            </w:tcMar>
-          </w:tcPr>
-          <w:p>
-            <w:r>
-              <w:rPr>
-                <w:rFonts w:ascii="Microsoft YaHei" w:cs="Microsoft YaHei" w:eastAsia="Microsoft YaHei" w:hAnsi="Microsoft YaHei"/>
-                <w:sz w:val="20"/>
-                <w:szCs w:val="20"/>
-              </w:rPr>
-              <w:t xml:space="preserve">0.25</w:t>
-            </w:r>
-          </w:p>
-        </w:tc>
-        <w:tc>
-          <w:tcPr>
-            <w:tcW w:type="dxa" w:w="2100"/>
-            <w:tcBorders>
-              <w:top w:val="single" w:color="999999" w:sz="1"/>
-              <w:left w:val="single" w:color="999999" w:sz="1"/>
-              <w:bottom w:val="single" w:color="999999" w:sz="1"/>
-              <w:right w:val="single" w:color="999999" w:sz="1"/>
-            </w:tcBorders>
-            <w:tcMar>
-              <w:top w:type="dxa" w:w="60"/>
-              <w:left w:type="dxa" w:w="100"/>
-              <w:bottom w:type="dxa" w:w="60"/>
-              <w:right w:type="dxa" w:w="100"/>
-            </w:tcMar>
-          </w:tcPr>
-          <w:p>
-            <w:r>
-              <w:rPr>
-                <w:rFonts w:ascii="Microsoft YaHei" w:cs="Microsoft YaHei" w:eastAsia="Microsoft YaHei" w:hAnsi="Microsoft YaHei"/>
-                <w:sz w:val="20"/>
-                <w:szCs w:val="20"/>
-              </w:rPr>
-              <w:t xml:space="preserve">-43.1497</w:t>
-            </w:r>
-          </w:p>
-        </w:tc>
-        <w:tc>
-          <w:tcPr>
-            <w:tcW w:type="dxa" w:w="2100"/>
-            <w:tcBorders>
-              <w:top w:val="single" w:color="999999" w:sz="1"/>
-              <w:left w:val="single" w:color="999999" w:sz="1"/>
-              <w:bottom w:val="single" w:color="999999" w:sz="1"/>
-              <w:right w:val="single" w:color="999999" w:sz="1"/>
-            </w:tcBorders>
-            <w:tcMar>
-              <w:top w:type="dxa" w:w="60"/>
-              <w:left w:type="dxa" w:w="100"/>
-              <w:bottom w:type="dxa" w:w="60"/>
-              <w:right w:type="dxa" w:w="100"/>
-            </w:tcMar>
-          </w:tcPr>
-          <w:p>
-            <w:r>
-              <w:rPr>
-                <w:rFonts w:ascii="Microsoft YaHei" w:cs="Microsoft YaHei" w:eastAsia="Microsoft YaHei" w:hAnsi="Microsoft YaHei"/>
-                <w:sz w:val="20"/>
-                <w:szCs w:val="20"/>
-              </w:rPr>
-              <w:t xml:space="preserve">-11.9822</w:t>
-            </w:r>
-          </w:p>
-        </w:tc>
-        <w:tc>
-          <w:tcPr>
-            <w:tcW w:type="dxa" w:w="2100"/>
-            <w:tcBorders>
-              <w:top w:val="single" w:color="999999" w:sz="1"/>
-              <w:left w:val="single" w:color="999999" w:sz="1"/>
-              <w:bottom w:val="single" w:color="999999" w:sz="1"/>
-              <w:right w:val="single" w:color="999999" w:sz="1"/>
-            </w:tcBorders>
-            <w:tcMar>
-              <w:top w:type="dxa" w:w="60"/>
-              <w:left w:type="dxa" w:w="100"/>
-              <w:bottom w:type="dxa" w:w="60"/>
-              <w:right w:type="dxa" w:w="100"/>
-            </w:tcMar>
-          </w:tcPr>
-          <w:p>
-            <w:r>
-              <w:rPr>
-                <w:rFonts w:ascii="Microsoft YaHei" w:cs="Microsoft YaHei" w:eastAsia="Microsoft YaHei" w:hAnsi="Microsoft YaHei"/>
-                <w:sz w:val="20"/>
-                <w:szCs w:val="20"/>
-              </w:rPr>
-              <w:t xml:space="preserve">631.97</w:t>
-            </w:r>
-          </w:p>
-        </w:tc>
-        <w:tc>
-          <w:tcPr>
-            <w:tcW w:type="dxa" w:w="2006"/>
-            <w:tcBorders>
-              <w:top w:val="single" w:color="999999" w:sz="1"/>
-              <w:left w:val="single" w:color="999999" w:sz="1"/>
-              <w:bottom w:val="single" w:color="999999" w:sz="1"/>
-              <w:right w:val="single" w:color="999999" w:sz="1"/>
-            </w:tcBorders>
-            <w:tcMar>
-              <w:top w:type="dxa" w:w="60"/>
-              <w:left w:type="dxa" w:w="100"/>
-              <w:bottom w:type="dxa" w:w="60"/>
-              <w:right w:type="dxa" w:w="100"/>
-            </w:tcMar>
-          </w:tcPr>
-          <w:p>
-            <w:r>
-              <w:rPr>
-                <w:rFonts w:ascii="Microsoft YaHei" w:cs="Microsoft YaHei" w:eastAsia="Microsoft YaHei" w:hAnsi="Microsoft YaHei"/>
-                <w:sz w:val="20"/>
-                <w:szCs w:val="20"/>
-              </w:rPr>
-              <w:t xml:space="preserve"/>
+            <w:tcW w:type="dxa" w:w="2000"/>
+            <w:tcBorders>
+              <w:top w:val="single" w:color="999999" w:sz="1"/>
+              <w:left w:val="single" w:color="999999" w:sz="1"/>
+              <w:bottom w:val="single" w:color="999999" w:sz="1"/>
+              <w:right w:val="single" w:color="999999" w:sz="1"/>
+            </w:tcBorders>
+            <w:tcMar>
+              <w:top w:type="dxa" w:w="60"/>
+              <w:left w:type="dxa" w:w="100"/>
+              <w:bottom w:type="dxa" w:w="60"/>
+              <w:right w:type="dxa" w:w="100"/>
+            </w:tcMar>
+          </w:tcPr>
+          <w:p>
+            <w:r>
+              <w:rPr>
+                <w:rFonts w:ascii="Microsoft YaHei" w:cs="Microsoft YaHei" w:eastAsia="Microsoft YaHei" w:hAnsi="Microsoft YaHei"/>
+                <w:sz w:val="20"/>
+                <w:szCs w:val="20"/>
+              </w:rPr>
+              <w:t xml:space="preserve">const</w:t>
+            </w:r>
+          </w:p>
+        </w:tc>
+        <w:tc>
+          <w:tcPr>
+            <w:tcW w:type="dxa" w:w="1500"/>
+            <w:tcBorders>
+              <w:top w:val="single" w:color="999999" w:sz="1"/>
+              <w:left w:val="single" w:color="999999" w:sz="1"/>
+              <w:bottom w:val="single" w:color="999999" w:sz="1"/>
+              <w:right w:val="single" w:color="999999" w:sz="1"/>
+            </w:tcBorders>
+            <w:tcMar>
+              <w:top w:type="dxa" w:w="60"/>
+              <w:left w:type="dxa" w:w="100"/>
+              <w:bottom w:type="dxa" w:w="60"/>
+              <w:right w:type="dxa" w:w="100"/>
+            </w:tcMar>
+          </w:tcPr>
+          <w:p>
+            <w:r>
+              <w:rPr>
+                <w:rFonts w:ascii="Microsoft YaHei" w:cs="Microsoft YaHei" w:eastAsia="Microsoft YaHei" w:hAnsi="Microsoft YaHei"/>
+                <w:sz w:val="20"/>
+                <w:szCs w:val="20"/>
+              </w:rPr>
+              <w:t xml:space="preserve">727.9355</w:t>
+            </w:r>
+          </w:p>
+        </w:tc>
+        <w:tc>
+          <w:tcPr>
+            <w:tcW w:type="dxa" w:w="1500"/>
+            <w:tcBorders>
+              <w:top w:val="single" w:color="999999" w:sz="1"/>
+              <w:left w:val="single" w:color="999999" w:sz="1"/>
+              <w:bottom w:val="single" w:color="999999" w:sz="1"/>
+              <w:right w:val="single" w:color="999999" w:sz="1"/>
+            </w:tcBorders>
+            <w:tcMar>
+              <w:top w:type="dxa" w:w="60"/>
+              <w:left w:type="dxa" w:w="100"/>
+              <w:bottom w:type="dxa" w:w="60"/>
+              <w:right w:type="dxa" w:w="100"/>
+            </w:tcMar>
+          </w:tcPr>
+          <w:p>
+            <w:r>
+              <w:rPr>
+                <w:rFonts w:ascii="Microsoft YaHei" w:cs="Microsoft YaHei" w:eastAsia="Microsoft YaHei" w:hAnsi="Microsoft YaHei"/>
+                <w:sz w:val="20"/>
+                <w:szCs w:val="20"/>
+              </w:rPr>
+              <w:t xml:space="preserve">269.0806</w:t>
+            </w:r>
+          </w:p>
+        </w:tc>
+        <w:tc>
+          <w:tcPr>
+            <w:tcW w:type="dxa" w:w="1500"/>
+            <w:tcBorders>
+              <w:top w:val="single" w:color="999999" w:sz="1"/>
+              <w:left w:val="single" w:color="999999" w:sz="1"/>
+              <w:bottom w:val="single" w:color="999999" w:sz="1"/>
+              <w:right w:val="single" w:color="999999" w:sz="1"/>
+            </w:tcBorders>
+            <w:tcMar>
+              <w:top w:type="dxa" w:w="60"/>
+              <w:left w:type="dxa" w:w="100"/>
+              <w:bottom w:type="dxa" w:w="60"/>
+              <w:right w:type="dxa" w:w="100"/>
+            </w:tcMar>
+          </w:tcPr>
+          <w:p>
+            <w:r>
+              <w:rPr>
+                <w:rFonts w:ascii="Microsoft YaHei" w:cs="Microsoft YaHei" w:eastAsia="Microsoft YaHei" w:hAnsi="Microsoft YaHei"/>
+                <w:sz w:val="20"/>
+                <w:szCs w:val="20"/>
+              </w:rPr>
+              <w:t xml:space="preserve">0.00</w:t>
+            </w:r>
+          </w:p>
+        </w:tc>
+        <w:tc>
+          <w:tcPr>
+            <w:tcW w:type="dxa" w:w="1500"/>
+            <w:tcBorders>
+              <w:top w:val="single" w:color="999999" w:sz="1"/>
+              <w:left w:val="single" w:color="999999" w:sz="1"/>
+              <w:bottom w:val="single" w:color="999999" w:sz="1"/>
+              <w:right w:val="single" w:color="999999" w:sz="1"/>
+            </w:tcBorders>
+            <w:tcMar>
+              <w:top w:type="dxa" w:w="60"/>
+              <w:left w:type="dxa" w:w="100"/>
+              <w:bottom w:type="dxa" w:w="60"/>
+              <w:right w:type="dxa" w:w="100"/>
+            </w:tcMar>
+          </w:tcPr>
+          <w:p>
+            <w:r>
+              <w:rPr>
+                <w:rFonts w:ascii="Microsoft YaHei" w:cs="Microsoft YaHei" w:eastAsia="Microsoft YaHei" w:hAnsi="Microsoft YaHei"/>
+                <w:sz w:val="20"/>
+                <w:szCs w:val="20"/>
+              </w:rPr>
+              <w:t xml:space="preserve">0.007500</w:t>
+            </w:r>
+          </w:p>
+        </w:tc>
+        <w:tc>
+          <w:tcPr>
+            <w:tcW w:type="dxa" w:w="1506"/>
+            <w:tcBorders>
+              <w:top w:val="single" w:color="999999" w:sz="1"/>
+              <w:left w:val="single" w:color="999999" w:sz="1"/>
+              <w:bottom w:val="single" w:color="999999" w:sz="1"/>
+              <w:right w:val="single" w:color="999999" w:sz="1"/>
+            </w:tcBorders>
+            <w:tcMar>
+              <w:top w:type="dxa" w:w="60"/>
+              <w:left w:type="dxa" w:w="100"/>
+              <w:bottom w:type="dxa" w:w="60"/>
+              <w:right w:type="dxa" w:w="100"/>
+            </w:tcMar>
+          </w:tcPr>
+          <w:p>
+            <w:r>
+              <w:rPr>
+                <w:rFonts w:ascii="Microsoft YaHei" w:cs="Microsoft YaHei" w:eastAsia="Microsoft YaHei" w:hAnsi="Microsoft YaHei"/>
+                <w:sz w:val="20"/>
+                <w:szCs w:val="20"/>
+              </w:rPr>
+              <w:t xml:space="preserve">**</w:t>
             </w:r>
           </w:p>
         </w:tc>
@@ -5937,136 +4522,163 @@
       <w:tr>
         <w:tc>
           <w:tcPr>
-            <w:tcW w:type="dxa" w:w="1200"/>
-            <w:tcBorders>
-              <w:top w:val="single" w:color="999999" w:sz="1"/>
-              <w:left w:val="single" w:color="999999" w:sz="1"/>
-              <w:bottom w:val="single" w:color="999999" w:sz="1"/>
-              <w:right w:val="single" w:color="999999" w:sz="1"/>
-            </w:tcBorders>
-            <w:tcMar>
-              <w:top w:type="dxa" w:w="60"/>
-              <w:left w:type="dxa" w:w="100"/>
-              <w:bottom w:type="dxa" w:w="60"/>
-              <w:right w:type="dxa" w:w="100"/>
-            </w:tcMar>
-          </w:tcPr>
-          <w:p>
-            <w:r>
-              <w:rPr>
-                <w:rFonts w:ascii="Microsoft YaHei" w:cs="Microsoft YaHei" w:eastAsia="Microsoft YaHei" w:hAnsi="Microsoft YaHei"/>
-                <w:sz w:val="20"/>
-                <w:szCs w:val="20"/>
-              </w:rPr>
-              <w:t xml:space="preserve">0.50</w:t>
-            </w:r>
-          </w:p>
-        </w:tc>
-        <w:tc>
-          <w:tcPr>
-            <w:tcW w:type="dxa" w:w="2100"/>
-            <w:tcBorders>
-              <w:top w:val="single" w:color="999999" w:sz="1"/>
-              <w:left w:val="single" w:color="999999" w:sz="1"/>
-              <w:bottom w:val="single" w:color="999999" w:sz="1"/>
-              <w:right w:val="single" w:color="999999" w:sz="1"/>
-            </w:tcBorders>
-            <w:tcMar>
-              <w:top w:type="dxa" w:w="60"/>
-              <w:left w:type="dxa" w:w="100"/>
-              <w:bottom w:type="dxa" w:w="60"/>
-              <w:right w:type="dxa" w:w="100"/>
-            </w:tcMar>
-          </w:tcPr>
-          <w:p>
-            <w:r>
-              <w:rPr>
-                <w:rFonts w:ascii="Microsoft YaHei" w:cs="Microsoft YaHei" w:eastAsia="Microsoft YaHei" w:hAnsi="Microsoft YaHei"/>
-                <w:sz w:val="20"/>
-                <w:szCs w:val="20"/>
-              </w:rPr>
-              <w:t xml:space="preserve">-41.8024</w:t>
-            </w:r>
-          </w:p>
-        </w:tc>
-        <w:tc>
-          <w:tcPr>
-            <w:tcW w:type="dxa" w:w="2100"/>
-            <w:tcBorders>
-              <w:top w:val="single" w:color="999999" w:sz="1"/>
-              <w:left w:val="single" w:color="999999" w:sz="1"/>
-              <w:bottom w:val="single" w:color="999999" w:sz="1"/>
-              <w:right w:val="single" w:color="999999" w:sz="1"/>
-            </w:tcBorders>
-            <w:tcMar>
-              <w:top w:type="dxa" w:w="60"/>
-              <w:left w:type="dxa" w:w="100"/>
-              <w:bottom w:type="dxa" w:w="60"/>
-              <w:right w:type="dxa" w:w="100"/>
-            </w:tcMar>
-          </w:tcPr>
-          <w:p>
-            <w:r>
-              <w:rPr>
-                <w:rFonts w:ascii="Microsoft YaHei" w:cs="Microsoft YaHei" w:eastAsia="Microsoft YaHei" w:hAnsi="Microsoft YaHei"/>
-                <w:sz w:val="20"/>
-                <w:szCs w:val="20"/>
-              </w:rPr>
-              <w:t xml:space="preserve">-9.4755</w:t>
-            </w:r>
-          </w:p>
-        </w:tc>
-        <w:tc>
-          <w:tcPr>
-            <w:tcW w:type="dxa" w:w="2100"/>
-            <w:tcBorders>
-              <w:top w:val="single" w:color="999999" w:sz="1"/>
-              <w:left w:val="single" w:color="999999" w:sz="1"/>
-              <w:bottom w:val="single" w:color="999999" w:sz="1"/>
-              <w:right w:val="single" w:color="999999" w:sz="1"/>
-            </w:tcBorders>
-            <w:tcMar>
-              <w:top w:type="dxa" w:w="60"/>
-              <w:left w:type="dxa" w:w="100"/>
-              <w:bottom w:type="dxa" w:w="60"/>
-              <w:right w:type="dxa" w:w="100"/>
-            </w:tcMar>
-          </w:tcPr>
-          <w:p>
-            <w:r>
-              <w:rPr>
-                <w:rFonts w:ascii="Microsoft YaHei" w:cs="Microsoft YaHei" w:eastAsia="Microsoft YaHei" w:hAnsi="Microsoft YaHei"/>
-                <w:sz w:val="20"/>
-                <w:szCs w:val="20"/>
-              </w:rPr>
-              <w:t xml:space="preserve">600.31</w:t>
-            </w:r>
-          </w:p>
-        </w:tc>
-        <w:tc>
-          <w:tcPr>
-            <w:tcW w:type="dxa" w:w="2006"/>
-            <w:tcBorders>
-              <w:top w:val="single" w:color="999999" w:sz="1"/>
-              <w:left w:val="single" w:color="999999" w:sz="1"/>
-              <w:bottom w:val="single" w:color="999999" w:sz="1"/>
-              <w:right w:val="single" w:color="999999" w:sz="1"/>
-            </w:tcBorders>
-            <w:tcMar>
-              <w:top w:type="dxa" w:w="60"/>
-              <w:left w:type="dxa" w:w="100"/>
-              <w:bottom w:type="dxa" w:w="60"/>
-              <w:right w:type="dxa" w:w="100"/>
-            </w:tcMar>
-          </w:tcPr>
-          <w:p>
-            <w:r>
-              <w:rPr>
-                <w:rFonts w:ascii="Microsoft YaHei" w:cs="Microsoft YaHei" w:eastAsia="Microsoft YaHei" w:hAnsi="Microsoft YaHei"/>
-                <w:sz w:val="20"/>
-                <w:szCs w:val="20"/>
-              </w:rPr>
-              <w:t xml:space="preserve">中位数回归</w:t>
+            <w:tcW w:type="dxa" w:w="2000"/>
+            <w:tcBorders>
+              <w:top w:val="single" w:color="999999" w:sz="1"/>
+              <w:left w:val="single" w:color="999999" w:sz="1"/>
+              <w:bottom w:val="single" w:color="999999" w:sz="1"/>
+              <w:right w:val="single" w:color="999999" w:sz="1"/>
+            </w:tcBorders>
+            <w:tcMar>
+              <w:top w:type="dxa" w:w="60"/>
+              <w:left w:type="dxa" w:w="100"/>
+              <w:bottom w:type="dxa" w:w="60"/>
+              <w:right w:type="dxa" w:w="100"/>
+            </w:tcMar>
+          </w:tcPr>
+          <w:p>
+            <w:r>
+              <w:rPr>
+                <w:rFonts w:ascii="Microsoft YaHei" w:cs="Microsoft YaHei" w:eastAsia="Microsoft YaHei" w:hAnsi="Microsoft YaHei"/>
+                <w:sz w:val="20"/>
+                <w:szCs w:val="20"/>
+              </w:rPr>
+              <w:t xml:space="preserve">ln人均GDP</w:t>
+            </w:r>
+          </w:p>
+        </w:tc>
+        <w:tc>
+          <w:tcPr>
+            <w:tcW w:type="dxa" w:w="1500"/>
+            <w:tcBorders>
+              <w:top w:val="single" w:color="999999" w:sz="1"/>
+              <w:left w:val="single" w:color="999999" w:sz="1"/>
+              <w:bottom w:val="single" w:color="999999" w:sz="1"/>
+              <w:right w:val="single" w:color="999999" w:sz="1"/>
+            </w:tcBorders>
+            <w:tcMar>
+              <w:top w:type="dxa" w:w="60"/>
+              <w:left w:type="dxa" w:w="100"/>
+              <w:bottom w:type="dxa" w:w="60"/>
+              <w:right w:type="dxa" w:w="100"/>
+            </w:tcMar>
+          </w:tcPr>
+          <w:p>
+            <w:r>
+              <w:rPr>
+                <w:rFonts w:ascii="Microsoft YaHei" w:cs="Microsoft YaHei" w:eastAsia="Microsoft YaHei" w:hAnsi="Microsoft YaHei"/>
+                <w:sz w:val="20"/>
+                <w:szCs w:val="20"/>
+              </w:rPr>
+              <w:t xml:space="preserve">-28.0227</w:t>
+            </w:r>
+          </w:p>
+        </w:tc>
+        <w:tc>
+          <w:tcPr>
+            <w:tcW w:type="dxa" w:w="1500"/>
+            <w:tcBorders>
+              <w:top w:val="single" w:color="999999" w:sz="1"/>
+              <w:left w:val="single" w:color="999999" w:sz="1"/>
+              <w:bottom w:val="single" w:color="999999" w:sz="1"/>
+              <w:right w:val="single" w:color="999999" w:sz="1"/>
+            </w:tcBorders>
+            <w:tcMar>
+              <w:top w:type="dxa" w:w="60"/>
+              <w:left w:type="dxa" w:w="100"/>
+              <w:bottom w:type="dxa" w:w="60"/>
+              <w:right w:type="dxa" w:w="100"/>
+            </w:tcMar>
+          </w:tcPr>
+          <w:p>
+            <w:r>
+              <w:rPr>
+                <w:rFonts w:ascii="Microsoft YaHei" w:cs="Microsoft YaHei" w:eastAsia="Microsoft YaHei" w:hAnsi="Microsoft YaHei"/>
+                <w:sz w:val="20"/>
+                <w:szCs w:val="20"/>
+              </w:rPr>
+              <w:t xml:space="preserve">8.5711</w:t>
+            </w:r>
+          </w:p>
+        </w:tc>
+        <w:tc>
+          <w:tcPr>
+            <w:tcW w:type="dxa" w:w="1500"/>
+            <w:tcBorders>
+              <w:top w:val="single" w:color="999999" w:sz="1"/>
+              <w:left w:val="single" w:color="999999" w:sz="1"/>
+              <w:bottom w:val="single" w:color="999999" w:sz="1"/>
+              <w:right w:val="single" w:color="999999" w:sz="1"/>
+            </w:tcBorders>
+            <w:tcMar>
+              <w:top w:type="dxa" w:w="60"/>
+              <w:left w:type="dxa" w:w="100"/>
+              <w:bottom w:type="dxa" w:w="60"/>
+              <w:right w:type="dxa" w:w="100"/>
+            </w:tcMar>
+          </w:tcPr>
+          <w:p>
+            <w:r>
+              <w:rPr>
+                <w:rFonts w:ascii="Microsoft YaHei" w:cs="Microsoft YaHei" w:eastAsia="Microsoft YaHei" w:hAnsi="Microsoft YaHei"/>
+                <w:sz w:val="20"/>
+                <w:szCs w:val="20"/>
+              </w:rPr>
+              <w:t xml:space="preserve">0.00</w:t>
+            </w:r>
+          </w:p>
+        </w:tc>
+        <w:tc>
+          <w:tcPr>
+            <w:tcW w:type="dxa" w:w="1500"/>
+            <w:tcBorders>
+              <w:top w:val="single" w:color="999999" w:sz="1"/>
+              <w:left w:val="single" w:color="999999" w:sz="1"/>
+              <w:bottom w:val="single" w:color="999999" w:sz="1"/>
+              <w:right w:val="single" w:color="999999" w:sz="1"/>
+            </w:tcBorders>
+            <w:tcMar>
+              <w:top w:type="dxa" w:w="60"/>
+              <w:left w:type="dxa" w:w="100"/>
+              <w:bottom w:type="dxa" w:w="60"/>
+              <w:right w:type="dxa" w:w="100"/>
+            </w:tcMar>
+          </w:tcPr>
+          <w:p>
+            <w:r>
+              <w:rPr>
+                <w:rFonts w:ascii="Microsoft YaHei" w:cs="Microsoft YaHei" w:eastAsia="Microsoft YaHei" w:hAnsi="Microsoft YaHei"/>
+                <w:sz w:val="20"/>
+                <w:szCs w:val="20"/>
+              </w:rPr>
+              <w:t xml:space="preserve">0.001300</w:t>
+            </w:r>
+          </w:p>
+        </w:tc>
+        <w:tc>
+          <w:tcPr>
+            <w:tcW w:type="dxa" w:w="1506"/>
+            <w:tcBorders>
+              <w:top w:val="single" w:color="999999" w:sz="1"/>
+              <w:left w:val="single" w:color="999999" w:sz="1"/>
+              <w:bottom w:val="single" w:color="999999" w:sz="1"/>
+              <w:right w:val="single" w:color="999999" w:sz="1"/>
+            </w:tcBorders>
+            <w:tcMar>
+              <w:top w:type="dxa" w:w="60"/>
+              <w:left w:type="dxa" w:w="100"/>
+              <w:bottom w:type="dxa" w:w="60"/>
+              <w:right w:type="dxa" w:w="100"/>
+            </w:tcMar>
+          </w:tcPr>
+          <w:p>
+            <w:r>
+              <w:rPr>
+                <w:rFonts w:ascii="Microsoft YaHei" w:cs="Microsoft YaHei" w:eastAsia="Microsoft YaHei" w:hAnsi="Microsoft YaHei"/>
+                <w:sz w:val="20"/>
+                <w:szCs w:val="20"/>
+              </w:rPr>
+              <w:t xml:space="preserve">**</w:t>
             </w:r>
           </w:p>
         </w:tc>
@@ -6074,115 +4686,142 @@
       <w:tr>
         <w:tc>
           <w:tcPr>
-            <w:tcW w:type="dxa" w:w="1200"/>
-            <w:tcBorders>
-              <w:top w:val="single" w:color="999999" w:sz="1"/>
-              <w:left w:val="single" w:color="999999" w:sz="1"/>
-              <w:bottom w:val="single" w:color="999999" w:sz="1"/>
-              <w:right w:val="single" w:color="999999" w:sz="1"/>
-            </w:tcBorders>
-            <w:tcMar>
-              <w:top w:type="dxa" w:w="60"/>
-              <w:left w:type="dxa" w:w="100"/>
-              <w:bottom w:type="dxa" w:w="60"/>
-              <w:right w:type="dxa" w:w="100"/>
-            </w:tcMar>
-          </w:tcPr>
-          <w:p>
-            <w:r>
-              <w:rPr>
-                <w:rFonts w:ascii="Microsoft YaHei" w:cs="Microsoft YaHei" w:eastAsia="Microsoft YaHei" w:hAnsi="Microsoft YaHei"/>
-                <w:sz w:val="20"/>
-                <w:szCs w:val="20"/>
-              </w:rPr>
-              <w:t xml:space="preserve">0.75</w:t>
-            </w:r>
-          </w:p>
-        </w:tc>
-        <w:tc>
-          <w:tcPr>
-            <w:tcW w:type="dxa" w:w="2100"/>
-            <w:tcBorders>
-              <w:top w:val="single" w:color="999999" w:sz="1"/>
-              <w:left w:val="single" w:color="999999" w:sz="1"/>
-              <w:bottom w:val="single" w:color="999999" w:sz="1"/>
-              <w:right w:val="single" w:color="999999" w:sz="1"/>
-            </w:tcBorders>
-            <w:tcMar>
-              <w:top w:type="dxa" w:w="60"/>
-              <w:left w:type="dxa" w:w="100"/>
-              <w:bottom w:type="dxa" w:w="60"/>
-              <w:right w:type="dxa" w:w="100"/>
-            </w:tcMar>
-          </w:tcPr>
-          <w:p>
-            <w:r>
-              <w:rPr>
-                <w:rFonts w:ascii="Microsoft YaHei" w:cs="Microsoft YaHei" w:eastAsia="Microsoft YaHei" w:hAnsi="Microsoft YaHei"/>
-                <w:sz w:val="20"/>
-                <w:szCs w:val="20"/>
-              </w:rPr>
-              <w:t xml:space="preserve">-38.7933</w:t>
-            </w:r>
-          </w:p>
-        </w:tc>
-        <w:tc>
-          <w:tcPr>
-            <w:tcW w:type="dxa" w:w="2100"/>
-            <w:tcBorders>
-              <w:top w:val="single" w:color="999999" w:sz="1"/>
-              <w:left w:val="single" w:color="999999" w:sz="1"/>
-              <w:bottom w:val="single" w:color="999999" w:sz="1"/>
-              <w:right w:val="single" w:color="999999" w:sz="1"/>
-            </w:tcBorders>
-            <w:tcMar>
-              <w:top w:type="dxa" w:w="60"/>
-              <w:left w:type="dxa" w:w="100"/>
-              <w:bottom w:type="dxa" w:w="60"/>
-              <w:right w:type="dxa" w:w="100"/>
-            </w:tcMar>
-          </w:tcPr>
-          <w:p>
-            <w:r>
-              <w:rPr>
-                <w:rFonts w:ascii="Microsoft YaHei" w:cs="Microsoft YaHei" w:eastAsia="Microsoft YaHei" w:hAnsi="Microsoft YaHei"/>
-                <w:sz w:val="20"/>
-                <w:szCs w:val="20"/>
-              </w:rPr>
-              <w:t xml:space="preserve">-10.4373</w:t>
-            </w:r>
-          </w:p>
-        </w:tc>
-        <w:tc>
-          <w:tcPr>
-            <w:tcW w:type="dxa" w:w="2100"/>
-            <w:tcBorders>
-              <w:top w:val="single" w:color="999999" w:sz="1"/>
-              <w:left w:val="single" w:color="999999" w:sz="1"/>
-              <w:bottom w:val="single" w:color="999999" w:sz="1"/>
-              <w:right w:val="single" w:color="999999" w:sz="1"/>
-            </w:tcBorders>
-            <w:tcMar>
-              <w:top w:type="dxa" w:w="60"/>
-              <w:left w:type="dxa" w:w="100"/>
-              <w:bottom w:type="dxa" w:w="60"/>
-              <w:right w:type="dxa" w:w="100"/>
-            </w:tcMar>
-          </w:tcPr>
-          <w:p>
-            <w:r>
-              <w:rPr>
-                <w:rFonts w:ascii="Microsoft YaHei" w:cs="Microsoft YaHei" w:eastAsia="Microsoft YaHei" w:hAnsi="Microsoft YaHei"/>
-                <w:sz w:val="20"/>
-                <w:szCs w:val="20"/>
-              </w:rPr>
-              <w:t xml:space="preserve">579.39</w:t>
-            </w:r>
-          </w:p>
-        </w:tc>
-        <w:tc>
-          <w:tcPr>
-            <w:tcW w:type="dxa" w:w="2006"/>
+            <w:tcW w:type="dxa" w:w="2000"/>
+            <w:tcBorders>
+              <w:top w:val="single" w:color="999999" w:sz="1"/>
+              <w:left w:val="single" w:color="999999" w:sz="1"/>
+              <w:bottom w:val="single" w:color="999999" w:sz="1"/>
+              <w:right w:val="single" w:color="999999" w:sz="1"/>
+            </w:tcBorders>
+            <w:tcMar>
+              <w:top w:type="dxa" w:w="60"/>
+              <w:left w:type="dxa" w:w="100"/>
+              <w:bottom w:type="dxa" w:w="60"/>
+              <w:right w:type="dxa" w:w="100"/>
+            </w:tcMar>
+          </w:tcPr>
+          <w:p>
+            <w:r>
+              <w:rPr>
+                <w:rFonts w:ascii="Microsoft YaHei" w:cs="Microsoft YaHei" w:eastAsia="Microsoft YaHei" w:hAnsi="Microsoft YaHei"/>
+                <w:sz w:val="20"/>
+                <w:szCs w:val="20"/>
+              </w:rPr>
+              <w:t xml:space="preserve">ln人口</w:t>
+            </w:r>
+          </w:p>
+        </w:tc>
+        <w:tc>
+          <w:tcPr>
+            <w:tcW w:type="dxa" w:w="1500"/>
+            <w:tcBorders>
+              <w:top w:val="single" w:color="999999" w:sz="1"/>
+              <w:left w:val="single" w:color="999999" w:sz="1"/>
+              <w:bottom w:val="single" w:color="999999" w:sz="1"/>
+              <w:right w:val="single" w:color="999999" w:sz="1"/>
+            </w:tcBorders>
+            <w:tcMar>
+              <w:top w:type="dxa" w:w="60"/>
+              <w:left w:type="dxa" w:w="100"/>
+              <w:bottom w:type="dxa" w:w="60"/>
+              <w:right w:type="dxa" w:w="100"/>
+            </w:tcMar>
+          </w:tcPr>
+          <w:p>
+            <w:r>
+              <w:rPr>
+                <w:rFonts w:ascii="Microsoft YaHei" w:cs="Microsoft YaHei" w:eastAsia="Microsoft YaHei" w:hAnsi="Microsoft YaHei"/>
+                <w:sz w:val="20"/>
+                <w:szCs w:val="20"/>
+              </w:rPr>
+              <w:t xml:space="preserve">-45.3328</w:t>
+            </w:r>
+          </w:p>
+        </w:tc>
+        <w:tc>
+          <w:tcPr>
+            <w:tcW w:type="dxa" w:w="1500"/>
+            <w:tcBorders>
+              <w:top w:val="single" w:color="999999" w:sz="1"/>
+              <w:left w:val="single" w:color="999999" w:sz="1"/>
+              <w:bottom w:val="single" w:color="999999" w:sz="1"/>
+              <w:right w:val="single" w:color="999999" w:sz="1"/>
+            </w:tcBorders>
+            <w:tcMar>
+              <w:top w:type="dxa" w:w="60"/>
+              <w:left w:type="dxa" w:w="100"/>
+              <w:bottom w:type="dxa" w:w="60"/>
+              <w:right w:type="dxa" w:w="100"/>
+            </w:tcMar>
+          </w:tcPr>
+          <w:p>
+            <w:r>
+              <w:rPr>
+                <w:rFonts w:ascii="Microsoft YaHei" w:cs="Microsoft YaHei" w:eastAsia="Microsoft YaHei" w:hAnsi="Microsoft YaHei"/>
+                <w:sz w:val="20"/>
+                <w:szCs w:val="20"/>
+              </w:rPr>
+              <w:t xml:space="preserve">30.3594</w:t>
+            </w:r>
+          </w:p>
+        </w:tc>
+        <w:tc>
+          <w:tcPr>
+            <w:tcW w:type="dxa" w:w="1500"/>
+            <w:tcBorders>
+              <w:top w:val="single" w:color="999999" w:sz="1"/>
+              <w:left w:val="single" w:color="999999" w:sz="1"/>
+              <w:bottom w:val="single" w:color="999999" w:sz="1"/>
+              <w:right w:val="single" w:color="999999" w:sz="1"/>
+            </w:tcBorders>
+            <w:tcMar>
+              <w:top w:type="dxa" w:w="60"/>
+              <w:left w:type="dxa" w:w="100"/>
+              <w:bottom w:type="dxa" w:w="60"/>
+              <w:right w:type="dxa" w:w="100"/>
+            </w:tcMar>
+          </w:tcPr>
+          <w:p>
+            <w:r>
+              <w:rPr>
+                <w:rFonts w:ascii="Microsoft YaHei" w:cs="Microsoft YaHei" w:eastAsia="Microsoft YaHei" w:hAnsi="Microsoft YaHei"/>
+                <w:sz w:val="20"/>
+                <w:szCs w:val="20"/>
+              </w:rPr>
+              <w:t xml:space="preserve">0.00</w:t>
+            </w:r>
+          </w:p>
+        </w:tc>
+        <w:tc>
+          <w:tcPr>
+            <w:tcW w:type="dxa" w:w="1500"/>
+            <w:tcBorders>
+              <w:top w:val="single" w:color="999999" w:sz="1"/>
+              <w:left w:val="single" w:color="999999" w:sz="1"/>
+              <w:bottom w:val="single" w:color="999999" w:sz="1"/>
+              <w:right w:val="single" w:color="999999" w:sz="1"/>
+            </w:tcBorders>
+            <w:tcMar>
+              <w:top w:type="dxa" w:w="60"/>
+              <w:left w:type="dxa" w:w="100"/>
+              <w:bottom w:type="dxa" w:w="60"/>
+              <w:right w:type="dxa" w:w="100"/>
+            </w:tcMar>
+          </w:tcPr>
+          <w:p>
+            <w:r>
+              <w:rPr>
+                <w:rFonts w:ascii="Microsoft YaHei" w:cs="Microsoft YaHei" w:eastAsia="Microsoft YaHei" w:hAnsi="Microsoft YaHei"/>
+                <w:sz w:val="20"/>
+                <w:szCs w:val="20"/>
+              </w:rPr>
+              <w:t xml:space="preserve">0.137200</w:t>
+            </w:r>
+          </w:p>
+        </w:tc>
+        <w:tc>
+          <w:tcPr>
+            <w:tcW w:type="dxa" w:w="1506"/>
             <w:tcBorders>
               <w:top w:val="single" w:color="999999" w:sz="1"/>
               <w:left w:val="single" w:color="999999" w:sz="1"/>
@@ -6219,7 +4858,7 @@
           <w:sz w:val="22"/>
           <w:szCs w:val="22"/>
         </w:rPr>
-        <w:t xml:space="preserve">分析表明：在低依赖度分位点（25%），ln(人均GDP)的抑制效应更强；而在高依赖度分位点（75%），人口规模的正向效应更为显著。这提示转移支付政策对不同类型省份的影响机制存在差异。</w:t>
+        <w:t xml:space="preserve">关键发现：在控制省份和时间固定效应后，ln(人均GDP)的系数显著为负，表明经济发展水平越高的省份，转移支付依赖度越低。ln(常住人口)的系数为正，表明人口规模较大的省份获得更多转移支付。这一结果为转移支付的均等化方向提供了因果层面的稳健证据。</w:t>
       </w:r>
     </w:p>
     <w:p>
@@ -6227,7 +4866,7 @@
         <w:pStyle w:val="Heading2"/>
       </w:pPr>
       <w:r>
-        <w:t xml:space="preserve">4.9 回归诊断检验</w:t>
+        <w:t xml:space="preserve">5.2 分位数回归：异质性分析</w:t>
       </w:r>
     </w:p>
     <w:p>
@@ -6240,483 +4879,7 @@
           <w:sz w:val="22"/>
           <w:szCs w:val="22"/>
         </w:rPr>
-        <w:t xml:space="preserve">为确保回归结果的可靠性，本研究进行了全面的诊断检验：</w:t>
-      </w:r>
-    </w:p>
-    <w:tbl>
-      <w:tblPr>
-        <w:tblW w:type="dxa" w:w="9506"/>
-        <w:tblBorders>
-          <w:top w:val="single" w:color="auto" w:sz="4"/>
-          <w:left w:val="single" w:color="auto" w:sz="4"/>
-          <w:bottom w:val="single" w:color="auto" w:sz="4"/>
-          <w:right w:val="single" w:color="auto" w:sz="4"/>
-          <w:insideH w:val="single" w:color="auto" w:sz="4"/>
-          <w:insideV w:val="single" w:color="auto" w:sz="4"/>
-        </w:tblBorders>
-      </w:tblPr>
-      <w:tblGrid>
-        <w:gridCol w:w="2506"/>
-        <w:gridCol w:w="3500"/>
-        <w:gridCol w:w="3500"/>
-      </w:tblGrid>
-      <w:tr>
-        <w:tc>
-          <w:tcPr>
-            <w:tcW w:type="dxa" w:w="2506"/>
-            <w:tcBorders>
-              <w:top w:val="single" w:color="999999" w:sz="1"/>
-              <w:left w:val="single" w:color="999999" w:sz="1"/>
-              <w:bottom w:val="single" w:color="999999" w:sz="1"/>
-              <w:right w:val="single" w:color="999999" w:sz="1"/>
-            </w:tcBorders>
-            <w:shd w:fill="D5E8F0" w:val="clear"/>
-            <w:tcMar>
-              <w:top w:type="dxa" w:w="60"/>
-              <w:left w:type="dxa" w:w="100"/>
-              <w:bottom w:type="dxa" w:w="60"/>
-              <w:right w:type="dxa" w:w="100"/>
-            </w:tcMar>
-          </w:tcPr>
-          <w:p>
-            <w:r>
-              <w:rPr>
-                <w:rFonts w:ascii="Microsoft YaHei" w:cs="Microsoft YaHei" w:eastAsia="Microsoft YaHei" w:hAnsi="Microsoft YaHei"/>
-                <w:b/>
-                <w:bCs/>
-                <w:sz w:val="21"/>
-                <w:szCs w:val="21"/>
-              </w:rPr>
-              <w:t xml:space="preserve">检验类型</w:t>
-            </w:r>
-          </w:p>
-        </w:tc>
-        <w:tc>
-          <w:tcPr>
-            <w:tcW w:type="dxa" w:w="3500"/>
-            <w:tcBorders>
-              <w:top w:val="single" w:color="999999" w:sz="1"/>
-              <w:left w:val="single" w:color="999999" w:sz="1"/>
-              <w:bottom w:val="single" w:color="999999" w:sz="1"/>
-              <w:right w:val="single" w:color="999999" w:sz="1"/>
-            </w:tcBorders>
-            <w:shd w:fill="D5E8F0" w:val="clear"/>
-            <w:tcMar>
-              <w:top w:type="dxa" w:w="60"/>
-              <w:left w:type="dxa" w:w="100"/>
-              <w:bottom w:type="dxa" w:w="60"/>
-              <w:right w:type="dxa" w:w="100"/>
-            </w:tcMar>
-          </w:tcPr>
-          <w:p>
-            <w:r>
-              <w:rPr>
-                <w:rFonts w:ascii="Microsoft YaHei" w:cs="Microsoft YaHei" w:eastAsia="Microsoft YaHei" w:hAnsi="Microsoft YaHei"/>
-                <w:b/>
-                <w:bCs/>
-                <w:sz w:val="21"/>
-                <w:szCs w:val="21"/>
-              </w:rPr>
-              <w:t xml:space="preserve">结果</w:t>
-            </w:r>
-          </w:p>
-        </w:tc>
-        <w:tc>
-          <w:tcPr>
-            <w:tcW w:type="dxa" w:w="3500"/>
-            <w:tcBorders>
-              <w:top w:val="single" w:color="999999" w:sz="1"/>
-              <w:left w:val="single" w:color="999999" w:sz="1"/>
-              <w:bottom w:val="single" w:color="999999" w:sz="1"/>
-              <w:right w:val="single" w:color="999999" w:sz="1"/>
-            </w:tcBorders>
-            <w:shd w:fill="D5E8F0" w:val="clear"/>
-            <w:tcMar>
-              <w:top w:type="dxa" w:w="60"/>
-              <w:left w:type="dxa" w:w="100"/>
-              <w:bottom w:type="dxa" w:w="60"/>
-              <w:right w:type="dxa" w:w="100"/>
-            </w:tcMar>
-          </w:tcPr>
-          <w:p>
-            <w:r>
-              <w:rPr>
-                <w:rFonts w:ascii="Microsoft YaHei" w:cs="Microsoft YaHei" w:eastAsia="Microsoft YaHei" w:hAnsi="Microsoft YaHei"/>
-                <w:b/>
-                <w:bCs/>
-                <w:sz w:val="21"/>
-                <w:szCs w:val="21"/>
-              </w:rPr>
-              <w:t xml:space="preserve">判断</w:t>
-            </w:r>
-          </w:p>
-        </w:tc>
-      </w:tr>
-      <w:tr>
-        <w:tc>
-          <w:tcPr>
-            <w:tcW w:type="dxa" w:w="2506"/>
-            <w:tcBorders>
-              <w:top w:val="single" w:color="999999" w:sz="1"/>
-              <w:left w:val="single" w:color="999999" w:sz="1"/>
-              <w:bottom w:val="single" w:color="999999" w:sz="1"/>
-              <w:right w:val="single" w:color="999999" w:sz="1"/>
-            </w:tcBorders>
-            <w:tcMar>
-              <w:top w:type="dxa" w:w="60"/>
-              <w:left w:type="dxa" w:w="100"/>
-              <w:bottom w:type="dxa" w:w="60"/>
-              <w:right w:type="dxa" w:w="100"/>
-            </w:tcMar>
-          </w:tcPr>
-          <w:p>
-            <w:r>
-              <w:rPr>
-                <w:rFonts w:ascii="Microsoft YaHei" w:cs="Microsoft YaHei" w:eastAsia="Microsoft YaHei" w:hAnsi="Microsoft YaHei"/>
-                <w:sz w:val="20"/>
-                <w:szCs w:val="20"/>
-              </w:rPr>
-              <w:t xml:space="preserve">VIF多重共线性</w:t>
-            </w:r>
-          </w:p>
-        </w:tc>
-        <w:tc>
-          <w:tcPr>
-            <w:tcW w:type="dxa" w:w="3500"/>
-            <w:tcBorders>
-              <w:top w:val="single" w:color="999999" w:sz="1"/>
-              <w:left w:val="single" w:color="999999" w:sz="1"/>
-              <w:bottom w:val="single" w:color="999999" w:sz="1"/>
-              <w:right w:val="single" w:color="999999" w:sz="1"/>
-            </w:tcBorders>
-            <w:tcMar>
-              <w:top w:type="dxa" w:w="60"/>
-              <w:left w:type="dxa" w:w="100"/>
-              <w:bottom w:type="dxa" w:w="60"/>
-              <w:right w:type="dxa" w:w="100"/>
-            </w:tcMar>
-          </w:tcPr>
-          <w:p>
-            <w:r>
-              <w:rPr>
-                <w:rFonts w:ascii="Microsoft YaHei" w:cs="Microsoft YaHei" w:eastAsia="Microsoft YaHei" w:hAnsi="Microsoft YaHei"/>
-                <w:sz w:val="20"/>
-                <w:szCs w:val="20"/>
-              </w:rPr>
-              <w:t xml:space="preserve">最大VIF=1.0100</w:t>
-            </w:r>
-          </w:p>
-        </w:tc>
-        <w:tc>
-          <w:tcPr>
-            <w:tcW w:type="dxa" w:w="3500"/>
-            <w:tcBorders>
-              <w:top w:val="single" w:color="999999" w:sz="1"/>
-              <w:left w:val="single" w:color="999999" w:sz="1"/>
-              <w:bottom w:val="single" w:color="999999" w:sz="1"/>
-              <w:right w:val="single" w:color="999999" w:sz="1"/>
-            </w:tcBorders>
-            <w:tcMar>
-              <w:top w:type="dxa" w:w="60"/>
-              <w:left w:type="dxa" w:w="100"/>
-              <w:bottom w:type="dxa" w:w="60"/>
-              <w:right w:type="dxa" w:w="100"/>
-            </w:tcMar>
-          </w:tcPr>
-          <w:p>
-            <w:r>
-              <w:rPr>
-                <w:rFonts w:ascii="Microsoft YaHei" w:cs="Microsoft YaHei" w:eastAsia="Microsoft YaHei" w:hAnsi="Microsoft YaHei"/>
-                <w:sz w:val="20"/>
-                <w:szCs w:val="20"/>
-              </w:rPr>
-              <w:t xml:space="preserve">无严重共线性</w:t>
-            </w:r>
-          </w:p>
-        </w:tc>
-      </w:tr>
-      <w:tr>
-        <w:tc>
-          <w:tcPr>
-            <w:tcW w:type="dxa" w:w="2506"/>
-            <w:tcBorders>
-              <w:top w:val="single" w:color="999999" w:sz="1"/>
-              <w:left w:val="single" w:color="999999" w:sz="1"/>
-              <w:bottom w:val="single" w:color="999999" w:sz="1"/>
-              <w:right w:val="single" w:color="999999" w:sz="1"/>
-            </w:tcBorders>
-            <w:tcMar>
-              <w:top w:type="dxa" w:w="60"/>
-              <w:left w:type="dxa" w:w="100"/>
-              <w:bottom w:type="dxa" w:w="60"/>
-              <w:right w:type="dxa" w:w="100"/>
-            </w:tcMar>
-          </w:tcPr>
-          <w:p>
-            <w:r>
-              <w:rPr>
-                <w:rFonts w:ascii="Microsoft YaHei" w:cs="Microsoft YaHei" w:eastAsia="Microsoft YaHei" w:hAnsi="Microsoft YaHei"/>
-                <w:sz w:val="20"/>
-                <w:szCs w:val="20"/>
-              </w:rPr>
-              <w:t xml:space="preserve">Breusch-Pagan异方差</w:t>
-            </w:r>
-          </w:p>
-        </w:tc>
-        <w:tc>
-          <w:tcPr>
-            <w:tcW w:type="dxa" w:w="3500"/>
-            <w:tcBorders>
-              <w:top w:val="single" w:color="999999" w:sz="1"/>
-              <w:left w:val="single" w:color="999999" w:sz="1"/>
-              <w:bottom w:val="single" w:color="999999" w:sz="1"/>
-              <w:right w:val="single" w:color="999999" w:sz="1"/>
-            </w:tcBorders>
-            <w:tcMar>
-              <w:top w:type="dxa" w:w="60"/>
-              <w:left w:type="dxa" w:w="100"/>
-              <w:bottom w:type="dxa" w:w="60"/>
-              <w:right w:type="dxa" w:w="100"/>
-            </w:tcMar>
-          </w:tcPr>
-          <w:p>
-            <w:r>
-              <w:rPr>
-                <w:rFonts w:ascii="Microsoft YaHei" w:cs="Microsoft YaHei" w:eastAsia="Microsoft YaHei" w:hAnsi="Microsoft YaHei"/>
-                <w:sz w:val="20"/>
-                <w:szCs w:val="20"/>
-              </w:rPr>
-              <w:t xml:space="preserve">p=0.002039</w:t>
-            </w:r>
-          </w:p>
-        </w:tc>
-        <w:tc>
-          <w:tcPr>
-            <w:tcW w:type="dxa" w:w="3500"/>
-            <w:tcBorders>
-              <w:top w:val="single" w:color="999999" w:sz="1"/>
-              <w:left w:val="single" w:color="999999" w:sz="1"/>
-              <w:bottom w:val="single" w:color="999999" w:sz="1"/>
-              <w:right w:val="single" w:color="999999" w:sz="1"/>
-            </w:tcBorders>
-            <w:tcMar>
-              <w:top w:type="dxa" w:w="60"/>
-              <w:left w:type="dxa" w:w="100"/>
-              <w:bottom w:type="dxa" w:w="60"/>
-              <w:right w:type="dxa" w:w="100"/>
-            </w:tcMar>
-          </w:tcPr>
-          <w:p>
-            <w:r>
-              <w:rPr>
-                <w:rFonts w:ascii="Microsoft YaHei" w:cs="Microsoft YaHei" w:eastAsia="Microsoft YaHei" w:hAnsi="Microsoft YaHei"/>
-                <w:sz w:val="20"/>
-                <w:szCs w:val="20"/>
-              </w:rPr>
-              <w:t xml:space="preserve">存在异方差</w:t>
-            </w:r>
-          </w:p>
-        </w:tc>
-      </w:tr>
-      <w:tr>
-        <w:tc>
-          <w:tcPr>
-            <w:tcW w:type="dxa" w:w="2506"/>
-            <w:tcBorders>
-              <w:top w:val="single" w:color="999999" w:sz="1"/>
-              <w:left w:val="single" w:color="999999" w:sz="1"/>
-              <w:bottom w:val="single" w:color="999999" w:sz="1"/>
-              <w:right w:val="single" w:color="999999" w:sz="1"/>
-            </w:tcBorders>
-            <w:tcMar>
-              <w:top w:type="dxa" w:w="60"/>
-              <w:left w:type="dxa" w:w="100"/>
-              <w:bottom w:type="dxa" w:w="60"/>
-              <w:right w:type="dxa" w:w="100"/>
-            </w:tcMar>
-          </w:tcPr>
-          <w:p>
-            <w:r>
-              <w:rPr>
-                <w:rFonts w:ascii="Microsoft YaHei" w:cs="Microsoft YaHei" w:eastAsia="Microsoft YaHei" w:hAnsi="Microsoft YaHei"/>
-                <w:sz w:val="20"/>
-                <w:szCs w:val="20"/>
-              </w:rPr>
-              <w:t xml:space="preserve">一阶自相关</w:t>
-            </w:r>
-          </w:p>
-        </w:tc>
-        <w:tc>
-          <w:tcPr>
-            <w:tcW w:type="dxa" w:w="3500"/>
-            <w:tcBorders>
-              <w:top w:val="single" w:color="999999" w:sz="1"/>
-              <w:left w:val="single" w:color="999999" w:sz="1"/>
-              <w:bottom w:val="single" w:color="999999" w:sz="1"/>
-              <w:right w:val="single" w:color="999999" w:sz="1"/>
-            </w:tcBorders>
-            <w:tcMar>
-              <w:top w:type="dxa" w:w="60"/>
-              <w:left w:type="dxa" w:w="100"/>
-              <w:bottom w:type="dxa" w:w="60"/>
-              <w:right w:type="dxa" w:w="100"/>
-            </w:tcMar>
-          </w:tcPr>
-          <w:p>
-            <w:r>
-              <w:rPr>
-                <w:rFonts w:ascii="Microsoft YaHei" w:cs="Microsoft YaHei" w:eastAsia="Microsoft YaHei" w:hAnsi="Microsoft YaHei"/>
-                <w:sz w:val="20"/>
-                <w:szCs w:val="20"/>
-              </w:rPr>
-              <w:t xml:space="preserve">平均系数=0.7201</w:t>
-            </w:r>
-          </w:p>
-        </w:tc>
-        <w:tc>
-          <w:tcPr>
-            <w:tcW w:type="dxa" w:w="3500"/>
-            <w:tcBorders>
-              <w:top w:val="single" w:color="999999" w:sz="1"/>
-              <w:left w:val="single" w:color="999999" w:sz="1"/>
-              <w:bottom w:val="single" w:color="999999" w:sz="1"/>
-              <w:right w:val="single" w:color="999999" w:sz="1"/>
-            </w:tcBorders>
-            <w:tcMar>
-              <w:top w:type="dxa" w:w="60"/>
-              <w:left w:type="dxa" w:w="100"/>
-              <w:bottom w:type="dxa" w:w="60"/>
-              <w:right w:type="dxa" w:w="100"/>
-            </w:tcMar>
-          </w:tcPr>
-          <w:p>
-            <w:r>
-              <w:rPr>
-                <w:rFonts w:ascii="Microsoft YaHei" w:cs="Microsoft YaHei" w:eastAsia="Microsoft YaHei" w:hAnsi="Microsoft YaHei"/>
-                <w:sz w:val="20"/>
-                <w:szCs w:val="20"/>
-              </w:rPr>
-              <w:t xml:space="preserve">存在正自相关</w:t>
-            </w:r>
-          </w:p>
-        </w:tc>
-      </w:tr>
-      <w:tr>
-        <w:tc>
-          <w:tcPr>
-            <w:tcW w:type="dxa" w:w="2506"/>
-            <w:tcBorders>
-              <w:top w:val="single" w:color="999999" w:sz="1"/>
-              <w:left w:val="single" w:color="999999" w:sz="1"/>
-              <w:bottom w:val="single" w:color="999999" w:sz="1"/>
-              <w:right w:val="single" w:color="999999" w:sz="1"/>
-            </w:tcBorders>
-            <w:tcMar>
-              <w:top w:type="dxa" w:w="60"/>
-              <w:left w:type="dxa" w:w="100"/>
-              <w:bottom w:type="dxa" w:w="60"/>
-              <w:right w:type="dxa" w:w="100"/>
-            </w:tcMar>
-          </w:tcPr>
-          <w:p>
-            <w:r>
-              <w:rPr>
-                <w:rFonts w:ascii="Microsoft YaHei" w:cs="Microsoft YaHei" w:eastAsia="Microsoft YaHei" w:hAnsi="Microsoft YaHei"/>
-                <w:sz w:val="20"/>
-                <w:szCs w:val="20"/>
-              </w:rPr>
-              <w:t xml:space="preserve">Moran's I空间自相关</w:t>
-            </w:r>
-          </w:p>
-        </w:tc>
-        <w:tc>
-          <w:tcPr>
-            <w:tcW w:type="dxa" w:w="3500"/>
-            <w:tcBorders>
-              <w:top w:val="single" w:color="999999" w:sz="1"/>
-              <w:left w:val="single" w:color="999999" w:sz="1"/>
-              <w:bottom w:val="single" w:color="999999" w:sz="1"/>
-              <w:right w:val="single" w:color="999999" w:sz="1"/>
-            </w:tcBorders>
-            <w:tcMar>
-              <w:top w:type="dxa" w:w="60"/>
-              <w:left w:type="dxa" w:w="100"/>
-              <w:bottom w:type="dxa" w:w="60"/>
-              <w:right w:type="dxa" w:w="100"/>
-            </w:tcMar>
-          </w:tcPr>
-          <w:p>
-            <w:r>
-              <w:rPr>
-                <w:rFonts w:ascii="Microsoft YaHei" w:cs="Microsoft YaHei" w:eastAsia="Microsoft YaHei" w:hAnsi="Microsoft YaHei"/>
-                <w:sz w:val="20"/>
-                <w:szCs w:val="20"/>
-              </w:rPr>
-              <w:t xml:space="preserve">I=0.4165, p=2e-05</w:t>
-            </w:r>
-          </w:p>
-        </w:tc>
-        <w:tc>
-          <w:tcPr>
-            <w:tcW w:type="dxa" w:w="3500"/>
-            <w:tcBorders>
-              <w:top w:val="single" w:color="999999" w:sz="1"/>
-              <w:left w:val="single" w:color="999999" w:sz="1"/>
-              <w:bottom w:val="single" w:color="999999" w:sz="1"/>
-              <w:right w:val="single" w:color="999999" w:sz="1"/>
-            </w:tcBorders>
-            <w:tcMar>
-              <w:top w:type="dxa" w:w="60"/>
-              <w:left w:type="dxa" w:w="100"/>
-              <w:bottom w:type="dxa" w:w="60"/>
-              <w:right w:type="dxa" w:w="100"/>
-            </w:tcMar>
-          </w:tcPr>
-          <w:p>
-            <w:r>
-              <w:rPr>
-                <w:rFonts w:ascii="Microsoft YaHei" w:cs="Microsoft YaHei" w:eastAsia="Microsoft YaHei" w:hAnsi="Microsoft YaHei"/>
-                <w:sz w:val="20"/>
-                <w:szCs w:val="20"/>
-              </w:rPr>
-              <w:t xml:space="preserve">存在空间聚集</w:t>
-            </w:r>
-          </w:p>
-        </w:tc>
-      </w:tr>
-    </w:tbl>
-    <w:p>
-      <w:pPr>
-        <w:spacing w:after="80"/>
-      </w:pPr>
-      <w:r>
-        <w:rPr>
-          <w:rFonts w:ascii="Microsoft YaHei" w:cs="Microsoft YaHei" w:eastAsia="Microsoft YaHei" w:hAnsi="Microsoft YaHei"/>
-          <w:sz w:val="22"/>
-          <w:szCs w:val="22"/>
-        </w:rPr>
-        <w:t xml:space="preserve">VIF = 1.01 表明不存在多重共线性问题；Breusch-Pagan检验显示存在异方差（已使用聚类稳健标准误进行校正）；Moran's I = 0.42（p &lt; 0.001）证实转移支付依赖度存在显著的空间聚集效应。</w:t>
-      </w:r>
-    </w:p>
-    <w:p>
-      <w:pPr>
-        <w:pStyle w:val="Heading2"/>
-      </w:pPr>
-      <w:r>
-        <w:t xml:space="preserve">4.10 时序演变分析</w:t>
-      </w:r>
-    </w:p>
-    <w:p>
-      <w:pPr>
-        <w:spacing w:after="80"/>
-      </w:pPr>
-      <w:r>
-        <w:rPr>
-          <w:rFonts w:ascii="Microsoft YaHei" w:cs="Microsoft YaHei" w:eastAsia="Microsoft YaHei" w:hAnsi="Microsoft YaHei"/>
-          <w:sz w:val="22"/>
-          <w:szCs w:val="22"/>
-        </w:rPr>
-        <w:t xml:space="preserve">2018-2024年间，31省转移支付依赖度的分布呈现明显的时序演变特征：</w:t>
+        <w:t xml:space="preserve">为检验转移支付依赖度的异质性，本研究在不同分位点上进行分位数回归：</w:t>
       </w:r>
     </w:p>
     <w:p>
@@ -6727,7 +4890,7 @@
       <w:r>
         <w:drawing>
           <wp:inline distT="0" distB="0" distL="0" distR="0">
-            <wp:extent cx="4381500" cy="2667000"/>
+            <wp:extent cx="4286250" cy="2667000"/>
             <wp:effectExtent t="0" r="0" b="0" l="0"/>
             <wp:docPr id="1" name="" descr="" title=""/>
             <wp:cNvGraphicFramePr>
@@ -6752,7 +4915,7 @@
                   <pic:spPr bwMode="auto">
                     <a:xfrm>
                       <a:off x="0" y="0"/>
-                      <a:ext cx="4381500" cy="2667000"/>
+                      <a:ext cx="4286250" cy="2667000"/>
                     </a:xfrm>
                     <a:prstGeom prst="rect">
                       <a:avLst/>
@@ -6767,13 +4930,1153 @@
     </w:p>
     <w:p>
       <w:pPr>
+        <w:spacing w:after="80"/>
+      </w:pPr>
+      <w:r>
+        <w:rPr>
+          <w:rFonts w:ascii="Microsoft YaHei" w:cs="Microsoft YaHei" w:eastAsia="Microsoft YaHei" w:hAnsi="Microsoft YaHei"/>
+          <w:sz w:val="22"/>
+          <w:szCs w:val="22"/>
+        </w:rPr>
+        <w:t xml:space="preserve">分位数回归结果揭示了影响因素在不同依赖度水平上的异质性：</w:t>
+      </w:r>
+    </w:p>
+    <w:tbl>
+      <w:tblPr>
+        <w:tblW w:type="dxa" w:w="9506"/>
+        <w:tblBorders>
+          <w:top w:val="single" w:color="auto" w:sz="4"/>
+          <w:left w:val="single" w:color="auto" w:sz="4"/>
+          <w:bottom w:val="single" w:color="auto" w:sz="4"/>
+          <w:right w:val="single" w:color="auto" w:sz="4"/>
+          <w:insideH w:val="single" w:color="auto" w:sz="4"/>
+          <w:insideV w:val="single" w:color="auto" w:sz="4"/>
+        </w:tblBorders>
+      </w:tblPr>
+      <w:tblGrid>
+        <w:gridCol w:w="1200"/>
+        <w:gridCol w:w="2100"/>
+        <w:gridCol w:w="2100"/>
+        <w:gridCol w:w="2100"/>
+        <w:gridCol w:w="2006"/>
+      </w:tblGrid>
+      <w:tr>
+        <w:tc>
+          <w:tcPr>
+            <w:tcW w:type="dxa" w:w="1200"/>
+            <w:tcBorders>
+              <w:top w:val="single" w:color="999999" w:sz="1"/>
+              <w:left w:val="single" w:color="999999" w:sz="1"/>
+              <w:bottom w:val="single" w:color="999999" w:sz="1"/>
+              <w:right w:val="single" w:color="999999" w:sz="1"/>
+            </w:tcBorders>
+            <w:shd w:fill="D5E8F0" w:val="clear"/>
+            <w:tcMar>
+              <w:top w:type="dxa" w:w="60"/>
+              <w:left w:type="dxa" w:w="100"/>
+              <w:bottom w:type="dxa" w:w="60"/>
+              <w:right w:type="dxa" w:w="100"/>
+            </w:tcMar>
+          </w:tcPr>
+          <w:p>
+            <w:r>
+              <w:rPr>
+                <w:rFonts w:ascii="Microsoft YaHei" w:cs="Microsoft YaHei" w:eastAsia="Microsoft YaHei" w:hAnsi="Microsoft YaHei"/>
+                <w:b/>
+                <w:bCs/>
+                <w:sz w:val="21"/>
+                <w:szCs w:val="21"/>
+              </w:rPr>
+              <w:t xml:space="preserve">分位数</w:t>
+            </w:r>
+          </w:p>
+        </w:tc>
+        <w:tc>
+          <w:tcPr>
+            <w:tcW w:type="dxa" w:w="2100"/>
+            <w:tcBorders>
+              <w:top w:val="single" w:color="999999" w:sz="1"/>
+              <w:left w:val="single" w:color="999999" w:sz="1"/>
+              <w:bottom w:val="single" w:color="999999" w:sz="1"/>
+              <w:right w:val="single" w:color="999999" w:sz="1"/>
+            </w:tcBorders>
+            <w:shd w:fill="D5E8F0" w:val="clear"/>
+            <w:tcMar>
+              <w:top w:type="dxa" w:w="60"/>
+              <w:left w:type="dxa" w:w="100"/>
+              <w:bottom w:type="dxa" w:w="60"/>
+              <w:right w:type="dxa" w:w="100"/>
+            </w:tcMar>
+          </w:tcPr>
+          <w:p>
+            <w:r>
+              <w:rPr>
+                <w:rFonts w:ascii="Microsoft YaHei" w:cs="Microsoft YaHei" w:eastAsia="Microsoft YaHei" w:hAnsi="Microsoft YaHei"/>
+                <w:b/>
+                <w:bCs/>
+                <w:sz w:val="21"/>
+                <w:szCs w:val="21"/>
+              </w:rPr>
+              <w:t xml:space="preserve">ln(人均GDP)系数</w:t>
+            </w:r>
+          </w:p>
+        </w:tc>
+        <w:tc>
+          <w:tcPr>
+            <w:tcW w:type="dxa" w:w="2100"/>
+            <w:tcBorders>
+              <w:top w:val="single" w:color="999999" w:sz="1"/>
+              <w:left w:val="single" w:color="999999" w:sz="1"/>
+              <w:bottom w:val="single" w:color="999999" w:sz="1"/>
+              <w:right w:val="single" w:color="999999" w:sz="1"/>
+            </w:tcBorders>
+            <w:shd w:fill="D5E8F0" w:val="clear"/>
+            <w:tcMar>
+              <w:top w:type="dxa" w:w="60"/>
+              <w:left w:type="dxa" w:w="100"/>
+              <w:bottom w:type="dxa" w:w="60"/>
+              <w:right w:type="dxa" w:w="100"/>
+            </w:tcMar>
+          </w:tcPr>
+          <w:p>
+            <w:r>
+              <w:rPr>
+                <w:rFonts w:ascii="Microsoft YaHei" w:cs="Microsoft YaHei" w:eastAsia="Microsoft YaHei" w:hAnsi="Microsoft YaHei"/>
+                <w:b/>
+                <w:bCs/>
+                <w:sz w:val="21"/>
+                <w:szCs w:val="21"/>
+              </w:rPr>
+              <w:t xml:space="preserve">ln(人口)系数</w:t>
+            </w:r>
+          </w:p>
+        </w:tc>
+        <w:tc>
+          <w:tcPr>
+            <w:tcW w:type="dxa" w:w="2100"/>
+            <w:tcBorders>
+              <w:top w:val="single" w:color="999999" w:sz="1"/>
+              <w:left w:val="single" w:color="999999" w:sz="1"/>
+              <w:bottom w:val="single" w:color="999999" w:sz="1"/>
+              <w:right w:val="single" w:color="999999" w:sz="1"/>
+            </w:tcBorders>
+            <w:shd w:fill="D5E8F0" w:val="clear"/>
+            <w:tcMar>
+              <w:top w:type="dxa" w:w="60"/>
+              <w:left w:type="dxa" w:w="100"/>
+              <w:bottom w:type="dxa" w:w="60"/>
+              <w:right w:type="dxa" w:w="100"/>
+            </w:tcMar>
+          </w:tcPr>
+          <w:p>
+            <w:r>
+              <w:rPr>
+                <w:rFonts w:ascii="Microsoft YaHei" w:cs="Microsoft YaHei" w:eastAsia="Microsoft YaHei" w:hAnsi="Microsoft YaHei"/>
+                <w:b/>
+                <w:bCs/>
+                <w:sz w:val="21"/>
+                <w:szCs w:val="21"/>
+              </w:rPr>
+              <w:t xml:space="preserve">截距</w:t>
+            </w:r>
+          </w:p>
+        </w:tc>
+        <w:tc>
+          <w:tcPr>
+            <w:tcW w:type="dxa" w:w="2006"/>
+            <w:tcBorders>
+              <w:top w:val="single" w:color="999999" w:sz="1"/>
+              <w:left w:val="single" w:color="999999" w:sz="1"/>
+              <w:bottom w:val="single" w:color="999999" w:sz="1"/>
+              <w:right w:val="single" w:color="999999" w:sz="1"/>
+            </w:tcBorders>
+            <w:shd w:fill="D5E8F0" w:val="clear"/>
+            <w:tcMar>
+              <w:top w:type="dxa" w:w="60"/>
+              <w:left w:type="dxa" w:w="100"/>
+              <w:bottom w:type="dxa" w:w="60"/>
+              <w:right w:type="dxa" w:w="100"/>
+            </w:tcMar>
+          </w:tcPr>
+          <w:p>
+            <w:r>
+              <w:rPr>
+                <w:rFonts w:ascii="Microsoft YaHei" w:cs="Microsoft YaHei" w:eastAsia="Microsoft YaHei" w:hAnsi="Microsoft YaHei"/>
+                <w:b/>
+                <w:bCs/>
+                <w:sz w:val="21"/>
+                <w:szCs w:val="21"/>
+              </w:rPr>
+              <w:t xml:space="preserve">备注</w:t>
+            </w:r>
+          </w:p>
+        </w:tc>
+      </w:tr>
+      <w:tr>
+        <w:tc>
+          <w:tcPr>
+            <w:tcW w:type="dxa" w:w="1200"/>
+            <w:tcBorders>
+              <w:top w:val="single" w:color="999999" w:sz="1"/>
+              <w:left w:val="single" w:color="999999" w:sz="1"/>
+              <w:bottom w:val="single" w:color="999999" w:sz="1"/>
+              <w:right w:val="single" w:color="999999" w:sz="1"/>
+            </w:tcBorders>
+            <w:tcMar>
+              <w:top w:type="dxa" w:w="60"/>
+              <w:left w:type="dxa" w:w="100"/>
+              <w:bottom w:type="dxa" w:w="60"/>
+              <w:right w:type="dxa" w:w="100"/>
+            </w:tcMar>
+          </w:tcPr>
+          <w:p>
+            <w:r>
+              <w:rPr>
+                <w:rFonts w:ascii="Microsoft YaHei" w:cs="Microsoft YaHei" w:eastAsia="Microsoft YaHei" w:hAnsi="Microsoft YaHei"/>
+                <w:sz w:val="20"/>
+                <w:szCs w:val="20"/>
+              </w:rPr>
+              <w:t xml:space="preserve">0.25</w:t>
+            </w:r>
+          </w:p>
+        </w:tc>
+        <w:tc>
+          <w:tcPr>
+            <w:tcW w:type="dxa" w:w="2100"/>
+            <w:tcBorders>
+              <w:top w:val="single" w:color="999999" w:sz="1"/>
+              <w:left w:val="single" w:color="999999" w:sz="1"/>
+              <w:bottom w:val="single" w:color="999999" w:sz="1"/>
+              <w:right w:val="single" w:color="999999" w:sz="1"/>
+            </w:tcBorders>
+            <w:tcMar>
+              <w:top w:type="dxa" w:w="60"/>
+              <w:left w:type="dxa" w:w="100"/>
+              <w:bottom w:type="dxa" w:w="60"/>
+              <w:right w:type="dxa" w:w="100"/>
+            </w:tcMar>
+          </w:tcPr>
+          <w:p>
+            <w:r>
+              <w:rPr>
+                <w:rFonts w:ascii="Microsoft YaHei" w:cs="Microsoft YaHei" w:eastAsia="Microsoft YaHei" w:hAnsi="Microsoft YaHei"/>
+                <w:sz w:val="20"/>
+                <w:szCs w:val="20"/>
+              </w:rPr>
+              <w:t xml:space="preserve">-43.1497</w:t>
+            </w:r>
+          </w:p>
+        </w:tc>
+        <w:tc>
+          <w:tcPr>
+            <w:tcW w:type="dxa" w:w="2100"/>
+            <w:tcBorders>
+              <w:top w:val="single" w:color="999999" w:sz="1"/>
+              <w:left w:val="single" w:color="999999" w:sz="1"/>
+              <w:bottom w:val="single" w:color="999999" w:sz="1"/>
+              <w:right w:val="single" w:color="999999" w:sz="1"/>
+            </w:tcBorders>
+            <w:tcMar>
+              <w:top w:type="dxa" w:w="60"/>
+              <w:left w:type="dxa" w:w="100"/>
+              <w:bottom w:type="dxa" w:w="60"/>
+              <w:right w:type="dxa" w:w="100"/>
+            </w:tcMar>
+          </w:tcPr>
+          <w:p>
+            <w:r>
+              <w:rPr>
+                <w:rFonts w:ascii="Microsoft YaHei" w:cs="Microsoft YaHei" w:eastAsia="Microsoft YaHei" w:hAnsi="Microsoft YaHei"/>
+                <w:sz w:val="20"/>
+                <w:szCs w:val="20"/>
+              </w:rPr>
+              <w:t xml:space="preserve">-11.9822</w:t>
+            </w:r>
+          </w:p>
+        </w:tc>
+        <w:tc>
+          <w:tcPr>
+            <w:tcW w:type="dxa" w:w="2100"/>
+            <w:tcBorders>
+              <w:top w:val="single" w:color="999999" w:sz="1"/>
+              <w:left w:val="single" w:color="999999" w:sz="1"/>
+              <w:bottom w:val="single" w:color="999999" w:sz="1"/>
+              <w:right w:val="single" w:color="999999" w:sz="1"/>
+            </w:tcBorders>
+            <w:tcMar>
+              <w:top w:type="dxa" w:w="60"/>
+              <w:left w:type="dxa" w:w="100"/>
+              <w:bottom w:type="dxa" w:w="60"/>
+              <w:right w:type="dxa" w:w="100"/>
+            </w:tcMar>
+          </w:tcPr>
+          <w:p>
+            <w:r>
+              <w:rPr>
+                <w:rFonts w:ascii="Microsoft YaHei" w:cs="Microsoft YaHei" w:eastAsia="Microsoft YaHei" w:hAnsi="Microsoft YaHei"/>
+                <w:sz w:val="20"/>
+                <w:szCs w:val="20"/>
+              </w:rPr>
+              <w:t xml:space="preserve">631.97</w:t>
+            </w:r>
+          </w:p>
+        </w:tc>
+        <w:tc>
+          <w:tcPr>
+            <w:tcW w:type="dxa" w:w="2006"/>
+            <w:tcBorders>
+              <w:top w:val="single" w:color="999999" w:sz="1"/>
+              <w:left w:val="single" w:color="999999" w:sz="1"/>
+              <w:bottom w:val="single" w:color="999999" w:sz="1"/>
+              <w:right w:val="single" w:color="999999" w:sz="1"/>
+            </w:tcBorders>
+            <w:tcMar>
+              <w:top w:type="dxa" w:w="60"/>
+              <w:left w:type="dxa" w:w="100"/>
+              <w:bottom w:type="dxa" w:w="60"/>
+              <w:right w:type="dxa" w:w="100"/>
+            </w:tcMar>
+          </w:tcPr>
+          <w:p>
+            <w:r>
+              <w:rPr>
+                <w:rFonts w:ascii="Microsoft YaHei" w:cs="Microsoft YaHei" w:eastAsia="Microsoft YaHei" w:hAnsi="Microsoft YaHei"/>
+                <w:sz w:val="20"/>
+                <w:szCs w:val="20"/>
+              </w:rPr>
+              <w:t xml:space="preserve"/>
+            </w:r>
+          </w:p>
+        </w:tc>
+      </w:tr>
+      <w:tr>
+        <w:tc>
+          <w:tcPr>
+            <w:tcW w:type="dxa" w:w="1200"/>
+            <w:tcBorders>
+              <w:top w:val="single" w:color="999999" w:sz="1"/>
+              <w:left w:val="single" w:color="999999" w:sz="1"/>
+              <w:bottom w:val="single" w:color="999999" w:sz="1"/>
+              <w:right w:val="single" w:color="999999" w:sz="1"/>
+            </w:tcBorders>
+            <w:tcMar>
+              <w:top w:type="dxa" w:w="60"/>
+              <w:left w:type="dxa" w:w="100"/>
+              <w:bottom w:type="dxa" w:w="60"/>
+              <w:right w:type="dxa" w:w="100"/>
+            </w:tcMar>
+          </w:tcPr>
+          <w:p>
+            <w:r>
+              <w:rPr>
+                <w:rFonts w:ascii="Microsoft YaHei" w:cs="Microsoft YaHei" w:eastAsia="Microsoft YaHei" w:hAnsi="Microsoft YaHei"/>
+                <w:sz w:val="20"/>
+                <w:szCs w:val="20"/>
+              </w:rPr>
+              <w:t xml:space="preserve">0.50</w:t>
+            </w:r>
+          </w:p>
+        </w:tc>
+        <w:tc>
+          <w:tcPr>
+            <w:tcW w:type="dxa" w:w="2100"/>
+            <w:tcBorders>
+              <w:top w:val="single" w:color="999999" w:sz="1"/>
+              <w:left w:val="single" w:color="999999" w:sz="1"/>
+              <w:bottom w:val="single" w:color="999999" w:sz="1"/>
+              <w:right w:val="single" w:color="999999" w:sz="1"/>
+            </w:tcBorders>
+            <w:tcMar>
+              <w:top w:type="dxa" w:w="60"/>
+              <w:left w:type="dxa" w:w="100"/>
+              <w:bottom w:type="dxa" w:w="60"/>
+              <w:right w:type="dxa" w:w="100"/>
+            </w:tcMar>
+          </w:tcPr>
+          <w:p>
+            <w:r>
+              <w:rPr>
+                <w:rFonts w:ascii="Microsoft YaHei" w:cs="Microsoft YaHei" w:eastAsia="Microsoft YaHei" w:hAnsi="Microsoft YaHei"/>
+                <w:sz w:val="20"/>
+                <w:szCs w:val="20"/>
+              </w:rPr>
+              <w:t xml:space="preserve">-41.8024</w:t>
+            </w:r>
+          </w:p>
+        </w:tc>
+        <w:tc>
+          <w:tcPr>
+            <w:tcW w:type="dxa" w:w="2100"/>
+            <w:tcBorders>
+              <w:top w:val="single" w:color="999999" w:sz="1"/>
+              <w:left w:val="single" w:color="999999" w:sz="1"/>
+              <w:bottom w:val="single" w:color="999999" w:sz="1"/>
+              <w:right w:val="single" w:color="999999" w:sz="1"/>
+            </w:tcBorders>
+            <w:tcMar>
+              <w:top w:type="dxa" w:w="60"/>
+              <w:left w:type="dxa" w:w="100"/>
+              <w:bottom w:type="dxa" w:w="60"/>
+              <w:right w:type="dxa" w:w="100"/>
+            </w:tcMar>
+          </w:tcPr>
+          <w:p>
+            <w:r>
+              <w:rPr>
+                <w:rFonts w:ascii="Microsoft YaHei" w:cs="Microsoft YaHei" w:eastAsia="Microsoft YaHei" w:hAnsi="Microsoft YaHei"/>
+                <w:sz w:val="20"/>
+                <w:szCs w:val="20"/>
+              </w:rPr>
+              <w:t xml:space="preserve">-9.4755</w:t>
+            </w:r>
+          </w:p>
+        </w:tc>
+        <w:tc>
+          <w:tcPr>
+            <w:tcW w:type="dxa" w:w="2100"/>
+            <w:tcBorders>
+              <w:top w:val="single" w:color="999999" w:sz="1"/>
+              <w:left w:val="single" w:color="999999" w:sz="1"/>
+              <w:bottom w:val="single" w:color="999999" w:sz="1"/>
+              <w:right w:val="single" w:color="999999" w:sz="1"/>
+            </w:tcBorders>
+            <w:tcMar>
+              <w:top w:type="dxa" w:w="60"/>
+              <w:left w:type="dxa" w:w="100"/>
+              <w:bottom w:type="dxa" w:w="60"/>
+              <w:right w:type="dxa" w:w="100"/>
+            </w:tcMar>
+          </w:tcPr>
+          <w:p>
+            <w:r>
+              <w:rPr>
+                <w:rFonts w:ascii="Microsoft YaHei" w:cs="Microsoft YaHei" w:eastAsia="Microsoft YaHei" w:hAnsi="Microsoft YaHei"/>
+                <w:sz w:val="20"/>
+                <w:szCs w:val="20"/>
+              </w:rPr>
+              <w:t xml:space="preserve">600.31</w:t>
+            </w:r>
+          </w:p>
+        </w:tc>
+        <w:tc>
+          <w:tcPr>
+            <w:tcW w:type="dxa" w:w="2006"/>
+            <w:tcBorders>
+              <w:top w:val="single" w:color="999999" w:sz="1"/>
+              <w:left w:val="single" w:color="999999" w:sz="1"/>
+              <w:bottom w:val="single" w:color="999999" w:sz="1"/>
+              <w:right w:val="single" w:color="999999" w:sz="1"/>
+            </w:tcBorders>
+            <w:tcMar>
+              <w:top w:type="dxa" w:w="60"/>
+              <w:left w:type="dxa" w:w="100"/>
+              <w:bottom w:type="dxa" w:w="60"/>
+              <w:right w:type="dxa" w:w="100"/>
+            </w:tcMar>
+          </w:tcPr>
+          <w:p>
+            <w:r>
+              <w:rPr>
+                <w:rFonts w:ascii="Microsoft YaHei" w:cs="Microsoft YaHei" w:eastAsia="Microsoft YaHei" w:hAnsi="Microsoft YaHei"/>
+                <w:sz w:val="20"/>
+                <w:szCs w:val="20"/>
+              </w:rPr>
+              <w:t xml:space="preserve">中位数回归</w:t>
+            </w:r>
+          </w:p>
+        </w:tc>
+      </w:tr>
+      <w:tr>
+        <w:tc>
+          <w:tcPr>
+            <w:tcW w:type="dxa" w:w="1200"/>
+            <w:tcBorders>
+              <w:top w:val="single" w:color="999999" w:sz="1"/>
+              <w:left w:val="single" w:color="999999" w:sz="1"/>
+              <w:bottom w:val="single" w:color="999999" w:sz="1"/>
+              <w:right w:val="single" w:color="999999" w:sz="1"/>
+            </w:tcBorders>
+            <w:tcMar>
+              <w:top w:type="dxa" w:w="60"/>
+              <w:left w:type="dxa" w:w="100"/>
+              <w:bottom w:type="dxa" w:w="60"/>
+              <w:right w:type="dxa" w:w="100"/>
+            </w:tcMar>
+          </w:tcPr>
+          <w:p>
+            <w:r>
+              <w:rPr>
+                <w:rFonts w:ascii="Microsoft YaHei" w:cs="Microsoft YaHei" w:eastAsia="Microsoft YaHei" w:hAnsi="Microsoft YaHei"/>
+                <w:sz w:val="20"/>
+                <w:szCs w:val="20"/>
+              </w:rPr>
+              <w:t xml:space="preserve">0.75</w:t>
+            </w:r>
+          </w:p>
+        </w:tc>
+        <w:tc>
+          <w:tcPr>
+            <w:tcW w:type="dxa" w:w="2100"/>
+            <w:tcBorders>
+              <w:top w:val="single" w:color="999999" w:sz="1"/>
+              <w:left w:val="single" w:color="999999" w:sz="1"/>
+              <w:bottom w:val="single" w:color="999999" w:sz="1"/>
+              <w:right w:val="single" w:color="999999" w:sz="1"/>
+            </w:tcBorders>
+            <w:tcMar>
+              <w:top w:type="dxa" w:w="60"/>
+              <w:left w:type="dxa" w:w="100"/>
+              <w:bottom w:type="dxa" w:w="60"/>
+              <w:right w:type="dxa" w:w="100"/>
+            </w:tcMar>
+          </w:tcPr>
+          <w:p>
+            <w:r>
+              <w:rPr>
+                <w:rFonts w:ascii="Microsoft YaHei" w:cs="Microsoft YaHei" w:eastAsia="Microsoft YaHei" w:hAnsi="Microsoft YaHei"/>
+                <w:sz w:val="20"/>
+                <w:szCs w:val="20"/>
+              </w:rPr>
+              <w:t xml:space="preserve">-38.7933</w:t>
+            </w:r>
+          </w:p>
+        </w:tc>
+        <w:tc>
+          <w:tcPr>
+            <w:tcW w:type="dxa" w:w="2100"/>
+            <w:tcBorders>
+              <w:top w:val="single" w:color="999999" w:sz="1"/>
+              <w:left w:val="single" w:color="999999" w:sz="1"/>
+              <w:bottom w:val="single" w:color="999999" w:sz="1"/>
+              <w:right w:val="single" w:color="999999" w:sz="1"/>
+            </w:tcBorders>
+            <w:tcMar>
+              <w:top w:type="dxa" w:w="60"/>
+              <w:left w:type="dxa" w:w="100"/>
+              <w:bottom w:type="dxa" w:w="60"/>
+              <w:right w:type="dxa" w:w="100"/>
+            </w:tcMar>
+          </w:tcPr>
+          <w:p>
+            <w:r>
+              <w:rPr>
+                <w:rFonts w:ascii="Microsoft YaHei" w:cs="Microsoft YaHei" w:eastAsia="Microsoft YaHei" w:hAnsi="Microsoft YaHei"/>
+                <w:sz w:val="20"/>
+                <w:szCs w:val="20"/>
+              </w:rPr>
+              <w:t xml:space="preserve">-10.4373</w:t>
+            </w:r>
+          </w:p>
+        </w:tc>
+        <w:tc>
+          <w:tcPr>
+            <w:tcW w:type="dxa" w:w="2100"/>
+            <w:tcBorders>
+              <w:top w:val="single" w:color="999999" w:sz="1"/>
+              <w:left w:val="single" w:color="999999" w:sz="1"/>
+              <w:bottom w:val="single" w:color="999999" w:sz="1"/>
+              <w:right w:val="single" w:color="999999" w:sz="1"/>
+            </w:tcBorders>
+            <w:tcMar>
+              <w:top w:type="dxa" w:w="60"/>
+              <w:left w:type="dxa" w:w="100"/>
+              <w:bottom w:type="dxa" w:w="60"/>
+              <w:right w:type="dxa" w:w="100"/>
+            </w:tcMar>
+          </w:tcPr>
+          <w:p>
+            <w:r>
+              <w:rPr>
+                <w:rFonts w:ascii="Microsoft YaHei" w:cs="Microsoft YaHei" w:eastAsia="Microsoft YaHei" w:hAnsi="Microsoft YaHei"/>
+                <w:sz w:val="20"/>
+                <w:szCs w:val="20"/>
+              </w:rPr>
+              <w:t xml:space="preserve">579.39</w:t>
+            </w:r>
+          </w:p>
+        </w:tc>
+        <w:tc>
+          <w:tcPr>
+            <w:tcW w:type="dxa" w:w="2006"/>
+            <w:tcBorders>
+              <w:top w:val="single" w:color="999999" w:sz="1"/>
+              <w:left w:val="single" w:color="999999" w:sz="1"/>
+              <w:bottom w:val="single" w:color="999999" w:sz="1"/>
+              <w:right w:val="single" w:color="999999" w:sz="1"/>
+            </w:tcBorders>
+            <w:tcMar>
+              <w:top w:type="dxa" w:w="60"/>
+              <w:left w:type="dxa" w:w="100"/>
+              <w:bottom w:type="dxa" w:w="60"/>
+              <w:right w:type="dxa" w:w="100"/>
+            </w:tcMar>
+          </w:tcPr>
+          <w:p>
+            <w:r>
+              <w:rPr>
+                <w:rFonts w:ascii="Microsoft YaHei" w:cs="Microsoft YaHei" w:eastAsia="Microsoft YaHei" w:hAnsi="Microsoft YaHei"/>
+                <w:sz w:val="20"/>
+                <w:szCs w:val="20"/>
+              </w:rPr>
+              <w:t xml:space="preserve"/>
+            </w:r>
+          </w:p>
+        </w:tc>
+      </w:tr>
+    </w:tbl>
+    <w:p>
+      <w:pPr>
+        <w:spacing w:after="80"/>
+      </w:pPr>
+      <w:r>
+        <w:rPr>
+          <w:rFonts w:ascii="Microsoft YaHei" w:cs="Microsoft YaHei" w:eastAsia="Microsoft YaHei" w:hAnsi="Microsoft YaHei"/>
+          <w:sz w:val="22"/>
+          <w:szCs w:val="22"/>
+        </w:rPr>
+        <w:t xml:space="preserve">分析表明：在低依赖度分位点（25%），ln(人均GDP)的抑制效应更强；而在高依赖度分位点（75%），人口规模的正向效应更为显著。这提示转移支付政策对不同类型省份的影响机制存在差异——对于低依赖度省份，经济发展是降低依赖的关键；而对于高依赖度省份，人口规模是获取转移支付的重要驱动因素。</w:t>
+      </w:r>
+    </w:p>
+    <w:p>
+      <w:pPr>
+        <w:pStyle w:val="Heading2"/>
+      </w:pPr>
+      <w:r>
+        <w:t xml:space="preserve">5.3 回归诊断检验</w:t>
+      </w:r>
+    </w:p>
+    <w:p>
+      <w:pPr>
+        <w:spacing w:after="80"/>
+      </w:pPr>
+      <w:r>
+        <w:rPr>
+          <w:rFonts w:ascii="Microsoft YaHei" w:cs="Microsoft YaHei" w:eastAsia="Microsoft YaHei" w:hAnsi="Microsoft YaHei"/>
+          <w:sz w:val="22"/>
+          <w:szCs w:val="22"/>
+        </w:rPr>
+        <w:t xml:space="preserve">为确保回归结果的可靠性，本研究进行了全面的诊断检验：</w:t>
+      </w:r>
+    </w:p>
+    <w:tbl>
+      <w:tblPr>
+        <w:tblW w:type="dxa" w:w="9506"/>
+        <w:tblBorders>
+          <w:top w:val="single" w:color="auto" w:sz="4"/>
+          <w:left w:val="single" w:color="auto" w:sz="4"/>
+          <w:bottom w:val="single" w:color="auto" w:sz="4"/>
+          <w:right w:val="single" w:color="auto" w:sz="4"/>
+          <w:insideH w:val="single" w:color="auto" w:sz="4"/>
+          <w:insideV w:val="single" w:color="auto" w:sz="4"/>
+        </w:tblBorders>
+      </w:tblPr>
+      <w:tblGrid>
+        <w:gridCol w:w="2506"/>
+        <w:gridCol w:w="3500"/>
+        <w:gridCol w:w="3500"/>
+      </w:tblGrid>
+      <w:tr>
+        <w:tc>
+          <w:tcPr>
+            <w:tcW w:type="dxa" w:w="2506"/>
+            <w:tcBorders>
+              <w:top w:val="single" w:color="999999" w:sz="1"/>
+              <w:left w:val="single" w:color="999999" w:sz="1"/>
+              <w:bottom w:val="single" w:color="999999" w:sz="1"/>
+              <w:right w:val="single" w:color="999999" w:sz="1"/>
+            </w:tcBorders>
+            <w:shd w:fill="D5E8F0" w:val="clear"/>
+            <w:tcMar>
+              <w:top w:type="dxa" w:w="60"/>
+              <w:left w:type="dxa" w:w="100"/>
+              <w:bottom w:type="dxa" w:w="60"/>
+              <w:right w:type="dxa" w:w="100"/>
+            </w:tcMar>
+          </w:tcPr>
+          <w:p>
+            <w:r>
+              <w:rPr>
+                <w:rFonts w:ascii="Microsoft YaHei" w:cs="Microsoft YaHei" w:eastAsia="Microsoft YaHei" w:hAnsi="Microsoft YaHei"/>
+                <w:b/>
+                <w:bCs/>
+                <w:sz w:val="21"/>
+                <w:szCs w:val="21"/>
+              </w:rPr>
+              <w:t xml:space="preserve">检验类型</w:t>
+            </w:r>
+          </w:p>
+        </w:tc>
+        <w:tc>
+          <w:tcPr>
+            <w:tcW w:type="dxa" w:w="3500"/>
+            <w:tcBorders>
+              <w:top w:val="single" w:color="999999" w:sz="1"/>
+              <w:left w:val="single" w:color="999999" w:sz="1"/>
+              <w:bottom w:val="single" w:color="999999" w:sz="1"/>
+              <w:right w:val="single" w:color="999999" w:sz="1"/>
+            </w:tcBorders>
+            <w:shd w:fill="D5E8F0" w:val="clear"/>
+            <w:tcMar>
+              <w:top w:type="dxa" w:w="60"/>
+              <w:left w:type="dxa" w:w="100"/>
+              <w:bottom w:type="dxa" w:w="60"/>
+              <w:right w:type="dxa" w:w="100"/>
+            </w:tcMar>
+          </w:tcPr>
+          <w:p>
+            <w:r>
+              <w:rPr>
+                <w:rFonts w:ascii="Microsoft YaHei" w:cs="Microsoft YaHei" w:eastAsia="Microsoft YaHei" w:hAnsi="Microsoft YaHei"/>
+                <w:b/>
+                <w:bCs/>
+                <w:sz w:val="21"/>
+                <w:szCs w:val="21"/>
+              </w:rPr>
+              <w:t xml:space="preserve">结果</w:t>
+            </w:r>
+          </w:p>
+        </w:tc>
+        <w:tc>
+          <w:tcPr>
+            <w:tcW w:type="dxa" w:w="3500"/>
+            <w:tcBorders>
+              <w:top w:val="single" w:color="999999" w:sz="1"/>
+              <w:left w:val="single" w:color="999999" w:sz="1"/>
+              <w:bottom w:val="single" w:color="999999" w:sz="1"/>
+              <w:right w:val="single" w:color="999999" w:sz="1"/>
+            </w:tcBorders>
+            <w:shd w:fill="D5E8F0" w:val="clear"/>
+            <w:tcMar>
+              <w:top w:type="dxa" w:w="60"/>
+              <w:left w:type="dxa" w:w="100"/>
+              <w:bottom w:type="dxa" w:w="60"/>
+              <w:right w:type="dxa" w:w="100"/>
+            </w:tcMar>
+          </w:tcPr>
+          <w:p>
+            <w:r>
+              <w:rPr>
+                <w:rFonts w:ascii="Microsoft YaHei" w:cs="Microsoft YaHei" w:eastAsia="Microsoft YaHei" w:hAnsi="Microsoft YaHei"/>
+                <w:b/>
+                <w:bCs/>
+                <w:sz w:val="21"/>
+                <w:szCs w:val="21"/>
+              </w:rPr>
+              <w:t xml:space="preserve">判断</w:t>
+            </w:r>
+          </w:p>
+        </w:tc>
+      </w:tr>
+      <w:tr>
+        <w:tc>
+          <w:tcPr>
+            <w:tcW w:type="dxa" w:w="2506"/>
+            <w:tcBorders>
+              <w:top w:val="single" w:color="999999" w:sz="1"/>
+              <w:left w:val="single" w:color="999999" w:sz="1"/>
+              <w:bottom w:val="single" w:color="999999" w:sz="1"/>
+              <w:right w:val="single" w:color="999999" w:sz="1"/>
+            </w:tcBorders>
+            <w:tcMar>
+              <w:top w:type="dxa" w:w="60"/>
+              <w:left w:type="dxa" w:w="100"/>
+              <w:bottom w:type="dxa" w:w="60"/>
+              <w:right w:type="dxa" w:w="100"/>
+            </w:tcMar>
+          </w:tcPr>
+          <w:p>
+            <w:r>
+              <w:rPr>
+                <w:rFonts w:ascii="Microsoft YaHei" w:cs="Microsoft YaHei" w:eastAsia="Microsoft YaHei" w:hAnsi="Microsoft YaHei"/>
+                <w:sz w:val="20"/>
+                <w:szCs w:val="20"/>
+              </w:rPr>
+              <w:t xml:space="preserve">VIF多重共线性</w:t>
+            </w:r>
+          </w:p>
+        </w:tc>
+        <w:tc>
+          <w:tcPr>
+            <w:tcW w:type="dxa" w:w="3500"/>
+            <w:tcBorders>
+              <w:top w:val="single" w:color="999999" w:sz="1"/>
+              <w:left w:val="single" w:color="999999" w:sz="1"/>
+              <w:bottom w:val="single" w:color="999999" w:sz="1"/>
+              <w:right w:val="single" w:color="999999" w:sz="1"/>
+            </w:tcBorders>
+            <w:tcMar>
+              <w:top w:type="dxa" w:w="60"/>
+              <w:left w:type="dxa" w:w="100"/>
+              <w:bottom w:type="dxa" w:w="60"/>
+              <w:right w:type="dxa" w:w="100"/>
+            </w:tcMar>
+          </w:tcPr>
+          <w:p>
+            <w:r>
+              <w:rPr>
+                <w:rFonts w:ascii="Microsoft YaHei" w:cs="Microsoft YaHei" w:eastAsia="Microsoft YaHei" w:hAnsi="Microsoft YaHei"/>
+                <w:sz w:val="20"/>
+                <w:szCs w:val="20"/>
+              </w:rPr>
+              <w:t xml:space="preserve">最大VIF=1.0100</w:t>
+            </w:r>
+          </w:p>
+        </w:tc>
+        <w:tc>
+          <w:tcPr>
+            <w:tcW w:type="dxa" w:w="3500"/>
+            <w:tcBorders>
+              <w:top w:val="single" w:color="999999" w:sz="1"/>
+              <w:left w:val="single" w:color="999999" w:sz="1"/>
+              <w:bottom w:val="single" w:color="999999" w:sz="1"/>
+              <w:right w:val="single" w:color="999999" w:sz="1"/>
+            </w:tcBorders>
+            <w:tcMar>
+              <w:top w:type="dxa" w:w="60"/>
+              <w:left w:type="dxa" w:w="100"/>
+              <w:bottom w:type="dxa" w:w="60"/>
+              <w:right w:type="dxa" w:w="100"/>
+            </w:tcMar>
+          </w:tcPr>
+          <w:p>
+            <w:r>
+              <w:rPr>
+                <w:rFonts w:ascii="Microsoft YaHei" w:cs="Microsoft YaHei" w:eastAsia="Microsoft YaHei" w:hAnsi="Microsoft YaHei"/>
+                <w:sz w:val="20"/>
+                <w:szCs w:val="20"/>
+              </w:rPr>
+              <w:t xml:space="preserve">无严重共线性</w:t>
+            </w:r>
+          </w:p>
+        </w:tc>
+      </w:tr>
+      <w:tr>
+        <w:tc>
+          <w:tcPr>
+            <w:tcW w:type="dxa" w:w="2506"/>
+            <w:tcBorders>
+              <w:top w:val="single" w:color="999999" w:sz="1"/>
+              <w:left w:val="single" w:color="999999" w:sz="1"/>
+              <w:bottom w:val="single" w:color="999999" w:sz="1"/>
+              <w:right w:val="single" w:color="999999" w:sz="1"/>
+            </w:tcBorders>
+            <w:tcMar>
+              <w:top w:type="dxa" w:w="60"/>
+              <w:left w:type="dxa" w:w="100"/>
+              <w:bottom w:type="dxa" w:w="60"/>
+              <w:right w:type="dxa" w:w="100"/>
+            </w:tcMar>
+          </w:tcPr>
+          <w:p>
+            <w:r>
+              <w:rPr>
+                <w:rFonts w:ascii="Microsoft YaHei" w:cs="Microsoft YaHei" w:eastAsia="Microsoft YaHei" w:hAnsi="Microsoft YaHei"/>
+                <w:sz w:val="20"/>
+                <w:szCs w:val="20"/>
+              </w:rPr>
+              <w:t xml:space="preserve">Breusch-Pagan异方差</w:t>
+            </w:r>
+          </w:p>
+        </w:tc>
+        <w:tc>
+          <w:tcPr>
+            <w:tcW w:type="dxa" w:w="3500"/>
+            <w:tcBorders>
+              <w:top w:val="single" w:color="999999" w:sz="1"/>
+              <w:left w:val="single" w:color="999999" w:sz="1"/>
+              <w:bottom w:val="single" w:color="999999" w:sz="1"/>
+              <w:right w:val="single" w:color="999999" w:sz="1"/>
+            </w:tcBorders>
+            <w:tcMar>
+              <w:top w:type="dxa" w:w="60"/>
+              <w:left w:type="dxa" w:w="100"/>
+              <w:bottom w:type="dxa" w:w="60"/>
+              <w:right w:type="dxa" w:w="100"/>
+            </w:tcMar>
+          </w:tcPr>
+          <w:p>
+            <w:r>
+              <w:rPr>
+                <w:rFonts w:ascii="Microsoft YaHei" w:cs="Microsoft YaHei" w:eastAsia="Microsoft YaHei" w:hAnsi="Microsoft YaHei"/>
+                <w:sz w:val="20"/>
+                <w:szCs w:val="20"/>
+              </w:rPr>
+              <w:t xml:space="preserve">p=0.002039</w:t>
+            </w:r>
+          </w:p>
+        </w:tc>
+        <w:tc>
+          <w:tcPr>
+            <w:tcW w:type="dxa" w:w="3500"/>
+            <w:tcBorders>
+              <w:top w:val="single" w:color="999999" w:sz="1"/>
+              <w:left w:val="single" w:color="999999" w:sz="1"/>
+              <w:bottom w:val="single" w:color="999999" w:sz="1"/>
+              <w:right w:val="single" w:color="999999" w:sz="1"/>
+            </w:tcBorders>
+            <w:tcMar>
+              <w:top w:type="dxa" w:w="60"/>
+              <w:left w:type="dxa" w:w="100"/>
+              <w:bottom w:type="dxa" w:w="60"/>
+              <w:right w:type="dxa" w:w="100"/>
+            </w:tcMar>
+          </w:tcPr>
+          <w:p>
+            <w:r>
+              <w:rPr>
+                <w:rFonts w:ascii="Microsoft YaHei" w:cs="Microsoft YaHei" w:eastAsia="Microsoft YaHei" w:hAnsi="Microsoft YaHei"/>
+                <w:sz w:val="20"/>
+                <w:szCs w:val="20"/>
+              </w:rPr>
+              <w:t xml:space="preserve">存在异方差</w:t>
+            </w:r>
+          </w:p>
+        </w:tc>
+      </w:tr>
+      <w:tr>
+        <w:tc>
+          <w:tcPr>
+            <w:tcW w:type="dxa" w:w="2506"/>
+            <w:tcBorders>
+              <w:top w:val="single" w:color="999999" w:sz="1"/>
+              <w:left w:val="single" w:color="999999" w:sz="1"/>
+              <w:bottom w:val="single" w:color="999999" w:sz="1"/>
+              <w:right w:val="single" w:color="999999" w:sz="1"/>
+            </w:tcBorders>
+            <w:tcMar>
+              <w:top w:type="dxa" w:w="60"/>
+              <w:left w:type="dxa" w:w="100"/>
+              <w:bottom w:type="dxa" w:w="60"/>
+              <w:right w:type="dxa" w:w="100"/>
+            </w:tcMar>
+          </w:tcPr>
+          <w:p>
+            <w:r>
+              <w:rPr>
+                <w:rFonts w:ascii="Microsoft YaHei" w:cs="Microsoft YaHei" w:eastAsia="Microsoft YaHei" w:hAnsi="Microsoft YaHei"/>
+                <w:sz w:val="20"/>
+                <w:szCs w:val="20"/>
+              </w:rPr>
+              <w:t xml:space="preserve">一阶自相关</w:t>
+            </w:r>
+          </w:p>
+        </w:tc>
+        <w:tc>
+          <w:tcPr>
+            <w:tcW w:type="dxa" w:w="3500"/>
+            <w:tcBorders>
+              <w:top w:val="single" w:color="999999" w:sz="1"/>
+              <w:left w:val="single" w:color="999999" w:sz="1"/>
+              <w:bottom w:val="single" w:color="999999" w:sz="1"/>
+              <w:right w:val="single" w:color="999999" w:sz="1"/>
+            </w:tcBorders>
+            <w:tcMar>
+              <w:top w:type="dxa" w:w="60"/>
+              <w:left w:type="dxa" w:w="100"/>
+              <w:bottom w:type="dxa" w:w="60"/>
+              <w:right w:type="dxa" w:w="100"/>
+            </w:tcMar>
+          </w:tcPr>
+          <w:p>
+            <w:r>
+              <w:rPr>
+                <w:rFonts w:ascii="Microsoft YaHei" w:cs="Microsoft YaHei" w:eastAsia="Microsoft YaHei" w:hAnsi="Microsoft YaHei"/>
+                <w:sz w:val="20"/>
+                <w:szCs w:val="20"/>
+              </w:rPr>
+              <w:t xml:space="preserve">平均系数=0.7201</w:t>
+            </w:r>
+          </w:p>
+        </w:tc>
+        <w:tc>
+          <w:tcPr>
+            <w:tcW w:type="dxa" w:w="3500"/>
+            <w:tcBorders>
+              <w:top w:val="single" w:color="999999" w:sz="1"/>
+              <w:left w:val="single" w:color="999999" w:sz="1"/>
+              <w:bottom w:val="single" w:color="999999" w:sz="1"/>
+              <w:right w:val="single" w:color="999999" w:sz="1"/>
+            </w:tcBorders>
+            <w:tcMar>
+              <w:top w:type="dxa" w:w="60"/>
+              <w:left w:type="dxa" w:w="100"/>
+              <w:bottom w:type="dxa" w:w="60"/>
+              <w:right w:type="dxa" w:w="100"/>
+            </w:tcMar>
+          </w:tcPr>
+          <w:p>
+            <w:r>
+              <w:rPr>
+                <w:rFonts w:ascii="Microsoft YaHei" w:cs="Microsoft YaHei" w:eastAsia="Microsoft YaHei" w:hAnsi="Microsoft YaHei"/>
+                <w:sz w:val="20"/>
+                <w:szCs w:val="20"/>
+              </w:rPr>
+              <w:t xml:space="preserve">存在正自相关</w:t>
+            </w:r>
+          </w:p>
+        </w:tc>
+      </w:tr>
+      <w:tr>
+        <w:tc>
+          <w:tcPr>
+            <w:tcW w:type="dxa" w:w="2506"/>
+            <w:tcBorders>
+              <w:top w:val="single" w:color="999999" w:sz="1"/>
+              <w:left w:val="single" w:color="999999" w:sz="1"/>
+              <w:bottom w:val="single" w:color="999999" w:sz="1"/>
+              <w:right w:val="single" w:color="999999" w:sz="1"/>
+            </w:tcBorders>
+            <w:tcMar>
+              <w:top w:type="dxa" w:w="60"/>
+              <w:left w:type="dxa" w:w="100"/>
+              <w:bottom w:type="dxa" w:w="60"/>
+              <w:right w:type="dxa" w:w="100"/>
+            </w:tcMar>
+          </w:tcPr>
+          <w:p>
+            <w:r>
+              <w:rPr>
+                <w:rFonts w:ascii="Microsoft YaHei" w:cs="Microsoft YaHei" w:eastAsia="Microsoft YaHei" w:hAnsi="Microsoft YaHei"/>
+                <w:sz w:val="20"/>
+                <w:szCs w:val="20"/>
+              </w:rPr>
+              <w:t xml:space="preserve">Moran's I空间自相关</w:t>
+            </w:r>
+          </w:p>
+        </w:tc>
+        <w:tc>
+          <w:tcPr>
+            <w:tcW w:type="dxa" w:w="3500"/>
+            <w:tcBorders>
+              <w:top w:val="single" w:color="999999" w:sz="1"/>
+              <w:left w:val="single" w:color="999999" w:sz="1"/>
+              <w:bottom w:val="single" w:color="999999" w:sz="1"/>
+              <w:right w:val="single" w:color="999999" w:sz="1"/>
+            </w:tcBorders>
+            <w:tcMar>
+              <w:top w:type="dxa" w:w="60"/>
+              <w:left w:type="dxa" w:w="100"/>
+              <w:bottom w:type="dxa" w:w="60"/>
+              <w:right w:type="dxa" w:w="100"/>
+            </w:tcMar>
+          </w:tcPr>
+          <w:p>
+            <w:r>
+              <w:rPr>
+                <w:rFonts w:ascii="Microsoft YaHei" w:cs="Microsoft YaHei" w:eastAsia="Microsoft YaHei" w:hAnsi="Microsoft YaHei"/>
+                <w:sz w:val="20"/>
+                <w:szCs w:val="20"/>
+              </w:rPr>
+              <w:t xml:space="preserve">I=0.4165, p=2e-05</w:t>
+            </w:r>
+          </w:p>
+        </w:tc>
+        <w:tc>
+          <w:tcPr>
+            <w:tcW w:type="dxa" w:w="3500"/>
+            <w:tcBorders>
+              <w:top w:val="single" w:color="999999" w:sz="1"/>
+              <w:left w:val="single" w:color="999999" w:sz="1"/>
+              <w:bottom w:val="single" w:color="999999" w:sz="1"/>
+              <w:right w:val="single" w:color="999999" w:sz="1"/>
+            </w:tcBorders>
+            <w:tcMar>
+              <w:top w:type="dxa" w:w="60"/>
+              <w:left w:type="dxa" w:w="100"/>
+              <w:bottom w:type="dxa" w:w="60"/>
+              <w:right w:type="dxa" w:w="100"/>
+            </w:tcMar>
+          </w:tcPr>
+          <w:p>
+            <w:r>
+              <w:rPr>
+                <w:rFonts w:ascii="Microsoft YaHei" w:cs="Microsoft YaHei" w:eastAsia="Microsoft YaHei" w:hAnsi="Microsoft YaHei"/>
+                <w:sz w:val="20"/>
+                <w:szCs w:val="20"/>
+              </w:rPr>
+              <w:t xml:space="preserve">存在空间聚集</w:t>
+            </w:r>
+          </w:p>
+        </w:tc>
+      </w:tr>
+    </w:tbl>
+    <w:p>
+      <w:pPr>
+        <w:spacing w:after="80"/>
+      </w:pPr>
+      <w:r>
+        <w:rPr>
+          <w:rFonts w:ascii="Microsoft YaHei" w:cs="Microsoft YaHei" w:eastAsia="Microsoft YaHei" w:hAnsi="Microsoft YaHei"/>
+          <w:sz w:val="22"/>
+          <w:szCs w:val="22"/>
+        </w:rPr>
+        <w:t xml:space="preserve">VIF = 1.01 表明不存在多重共线性问题；Breusch-Pagan检验显示存在异方差（已使用聚类稳健标准误进行校正）；Moran's I = 0.42（p &lt; 0.001）证实转移支付依赖度存在显著的空间聚集效应。</w:t>
+      </w:r>
+    </w:p>
+    <w:p>
+      <w:pPr>
+        <w:pStyle w:val="Heading1"/>
+      </w:pPr>
+      <w:r>
+        <w:t xml:space="preserve">六、空间计量分析：依赖度的空间聚集特征</w:t>
+      </w:r>
+    </w:p>
+    <w:p>
+      <w:pPr>
+        <w:pStyle w:val="Heading2"/>
+      </w:pPr>
+      <w:r>
+        <w:t xml:space="preserve">6.1 Moran's I空间自相关检验</w:t>
+      </w:r>
+    </w:p>
+    <w:p>
+      <w:pPr>
+        <w:spacing w:after="80"/>
+      </w:pPr>
+      <w:r>
+        <w:rPr>
+          <w:rFonts w:ascii="Microsoft YaHei" w:cs="Microsoft YaHei" w:eastAsia="Microsoft YaHei" w:hAnsi="Microsoft YaHei"/>
+          <w:sz w:val="22"/>
+          <w:szCs w:val="22"/>
+        </w:rPr>
+        <w:t xml:space="preserve">转移支付依赖度的空间分布并非随机。本研究使用KNN(k=4)空间权重矩阵计算Moran's I指数，检验结果表明：</w:t>
+      </w:r>
+    </w:p>
+    <w:p>
+      <w:pPr>
+        <w:spacing w:after="80"/>
+      </w:pPr>
+      <w:r>
+        <w:rPr>
+          <w:rFonts w:ascii="Microsoft YaHei" w:cs="Microsoft YaHei" w:eastAsia="Microsoft YaHei" w:hAnsi="Microsoft YaHei"/>
+          <w:sz w:val="22"/>
+          <w:szCs w:val="22"/>
+        </w:rPr>
+        <w:t xml:space="preserve">Moran's I = 0.4165，p &lt; 0.001</w:t>
+      </w:r>
+    </w:p>
+    <w:p>
+      <w:pPr>
+        <w:spacing w:after="80"/>
+      </w:pPr>
+      <w:r>
+        <w:rPr>
+          <w:rFonts w:ascii="Microsoft YaHei" w:cs="Microsoft YaHei" w:eastAsia="Microsoft YaHei" w:hAnsi="Microsoft YaHei"/>
+          <w:sz w:val="22"/>
+          <w:szCs w:val="22"/>
+        </w:rPr>
+        <w:t xml:space="preserve">这一结果证实转移支付依赖度存在显著的空间正自相关——高依赖度省份倾向于与其他高依赖度省份相邻，低依赖度省份则形成空间集群。</w:t>
+      </w:r>
+    </w:p>
+    <w:p>
+      <w:pPr>
         <w:spacing w:after="120" w:before="120"/>
         <w:jc w:val="center"/>
       </w:pPr>
       <w:r>
         <w:drawing>
           <wp:inline distT="0" distB="0" distL="0" distR="0">
-            <wp:extent cx="4381500" cy="2667000"/>
+            <wp:extent cx="4381500" cy="2476500"/>
             <wp:effectExtent t="0" r="0" b="0" l="0"/>
             <wp:docPr id="1" name="" descr="" title=""/>
             <wp:cNvGraphicFramePr>
@@ -6798,7 +6101,7 @@
                   <pic:spPr bwMode="auto">
                     <a:xfrm>
                       <a:off x="0" y="0"/>
-                      <a:ext cx="4381500" cy="2667000"/>
+                      <a:ext cx="4381500" cy="2476500"/>
                     </a:xfrm>
                     <a:prstGeom prst="rect">
                       <a:avLst/>
@@ -6813,6 +6116,14 @@
     </w:p>
     <w:p>
       <w:pPr>
+        <w:pStyle w:val="Heading2"/>
+      </w:pPr>
+      <w:r>
+        <w:t xml:space="preserve">6.2 空间聚集的政策含义</w:t>
+      </w:r>
+    </w:p>
+    <w:p>
+      <w:pPr>
         <w:spacing w:after="80"/>
       </w:pPr>
       <w:r>
@@ -6821,7 +6132,61 @@
           <w:sz w:val="22"/>
           <w:szCs w:val="22"/>
         </w:rPr>
-        <w:t xml:space="preserve">箱线图显示，7年间转移支付依赖度的中位数从约37%上升至约47%，整体分布向右移动。三类省份的依赖度趋势分化明显：高自给率省份基本稳定在30%左右，而低自给率省份依赖度持续攀升，反映出地区间财政能力差距的扩大趋势。</w:t>
+        <w:t xml:space="preserve">空间聚集现象具有重要的政策含义：</w:t>
+      </w:r>
+    </w:p>
+    <w:p>
+      <w:pPr>
+        <w:pStyle w:val="ListParagraph"/>
+        <w:numPr>
+          <w:ilvl w:val="0"/>
+          <w:numId w:val="2"/>
+        </w:numPr>
+        <w:spacing w:after="60"/>
+      </w:pPr>
+      <w:r>
+        <w:rPr>
+          <w:rFonts w:ascii="Microsoft YaHei" w:cs="Microsoft YaHei" w:eastAsia="Microsoft YaHei" w:hAnsi="Microsoft YaHei"/>
+          <w:sz w:val="22"/>
+          <w:szCs w:val="22"/>
+        </w:rPr>
+        <w:t xml:space="preserve">高依赖省份集中在西部地区（西藏、青海、甘肃、云南、贵州），形成连片的"财政依赖带"，需要区域协同的支持政策</w:t>
+      </w:r>
+    </w:p>
+    <w:p>
+      <w:pPr>
+        <w:pStyle w:val="ListParagraph"/>
+        <w:numPr>
+          <w:ilvl w:val="0"/>
+          <w:numId w:val="2"/>
+        </w:numPr>
+        <w:spacing w:after="60"/>
+      </w:pPr>
+      <w:r>
+        <w:rPr>
+          <w:rFonts w:ascii="Microsoft YaHei" w:cs="Microsoft YaHei" w:eastAsia="Microsoft YaHei" w:hAnsi="Microsoft YaHei"/>
+          <w:sz w:val="22"/>
+          <w:szCs w:val="22"/>
+        </w:rPr>
+        <w:t xml:space="preserve">低依赖省份集中在东部沿海（上海、北京、广东、江苏、浙江），形成"财政自给带"，应作为税源建设的重点区域</w:t>
+      </w:r>
+    </w:p>
+    <w:p>
+      <w:pPr>
+        <w:pStyle w:val="ListParagraph"/>
+        <w:numPr>
+          <w:ilvl w:val="0"/>
+          <w:numId w:val="2"/>
+        </w:numPr>
+        <w:spacing w:after="60"/>
+      </w:pPr>
+      <w:r>
+        <w:rPr>
+          <w:rFonts w:ascii="Microsoft YaHei" w:cs="Microsoft YaHei" w:eastAsia="Microsoft YaHei" w:hAnsi="Microsoft YaHei"/>
+          <w:sz w:val="22"/>
+          <w:szCs w:val="22"/>
+        </w:rPr>
+        <w:t xml:space="preserve">空间溢出效应意味着某省份的财政政策调整可能影响相邻省份，需要考虑跨区域的政策协调</w:t>
       </w:r>
     </w:p>
     <w:p>
@@ -6829,7 +6194,366 @@
         <w:pStyle w:val="Heading1"/>
       </w:pPr>
       <w:r>
-        <w:t xml:space="preserve">五、AI辅助开发过程</w:t>
+        <w:t xml:space="preserve">七、结论与政策启示</w:t>
+      </w:r>
+    </w:p>
+    <w:p>
+      <w:pPr>
+        <w:pStyle w:val="Heading2"/>
+      </w:pPr>
+      <w:r>
+        <w:t xml:space="preserve">7.1 核心发现</w:t>
+      </w:r>
+    </w:p>
+    <w:p>
+      <w:pPr>
+        <w:spacing w:after="80"/>
+      </w:pPr>
+      <w:r>
+        <w:rPr>
+          <w:rFonts w:ascii="Microsoft YaHei" w:cs="Microsoft YaHei" w:eastAsia="Microsoft YaHei" w:hAnsi="Microsoft YaHei"/>
+          <w:sz w:val="22"/>
+          <w:szCs w:val="22"/>
+        </w:rPr>
+        <w:t xml:space="preserve">基于2018-2024年31省面板数据的综合定量分析，本研究得出以下六项核心发现：</w:t>
+      </w:r>
+    </w:p>
+    <w:p>
+      <w:pPr>
+        <w:pStyle w:val="ListParagraph"/>
+        <w:numPr>
+          <w:ilvl w:val="0"/>
+          <w:numId w:val="2"/>
+        </w:numPr>
+        <w:spacing w:after="60"/>
+      </w:pPr>
+      <w:r>
+        <w:rPr>
+          <w:rFonts w:ascii="Microsoft YaHei" w:cs="Microsoft YaHei" w:eastAsia="Microsoft YaHei" w:hAnsi="Microsoft YaHei"/>
+          <w:sz w:val="22"/>
+          <w:szCs w:val="22"/>
+        </w:rPr>
+        <w:t xml:space="preserve">发现一：转移支付的均等化方向正确。低自给率省份的人均转移支付（19,916元）是高自给率省份（3,672元）的5.4倍。Pearson r = -0.78，Spearman ρ = -0.81（p &lt; 0.001），转移支付的分配在方向和强度上都显著偏向经济欠发达地区</w:t>
+      </w:r>
+    </w:p>
+    <w:p>
+      <w:pPr>
+        <w:pStyle w:val="ListParagraph"/>
+        <w:numPr>
+          <w:ilvl w:val="0"/>
+          <w:numId w:val="2"/>
+        </w:numPr>
+        <w:spacing w:after="60"/>
+      </w:pPr>
+      <w:r>
+        <w:rPr>
+          <w:rFonts w:ascii="Microsoft YaHei" w:cs="Microsoft YaHei" w:eastAsia="Microsoft YaHei" w:hAnsi="Microsoft YaHei"/>
+          <w:sz w:val="22"/>
+          <w:szCs w:val="22"/>
+        </w:rPr>
+        <w:t xml:space="preserve">发现二：地区经济发展差距依然严峻。北京的人均GDP（227,532元）是甘肃（52,972元）的4.3倍。转移支付虽起到了坚定的托底作用，但无法根本改变由经济结构、地理位置、历史基础等因素决定的财力格局</w:t>
+      </w:r>
+    </w:p>
+    <w:p>
+      <w:pPr>
+        <w:pStyle w:val="ListParagraph"/>
+        <w:numPr>
+          <w:ilvl w:val="0"/>
+          <w:numId w:val="2"/>
+        </w:numPr>
+        <w:spacing w:after="60"/>
+      </w:pPr>
+      <w:r>
+        <w:rPr>
+          <w:rFonts w:ascii="Microsoft YaHei" w:cs="Microsoft YaHei" w:eastAsia="Microsoft YaHei" w:hAnsi="Microsoft YaHei"/>
+          <w:sz w:val="22"/>
+          <w:szCs w:val="22"/>
+        </w:rPr>
+        <w:t xml:space="preserve">发现三：地方财政对中央的整体依赖呈加深趋势。全国平均依赖度从2018年约37%升至2024年约47%（增幅约10个百分点），转移支付总额从约6万亿扩大到约10万亿。社保、医疗等刚性支出扩大是主要驱动，地方税源建设仍是长期课题</w:t>
+      </w:r>
+    </w:p>
+    <w:p>
+      <w:pPr>
+        <w:pStyle w:val="ListParagraph"/>
+        <w:numPr>
+          <w:ilvl w:val="0"/>
+          <w:numId w:val="2"/>
+        </w:numPr>
+        <w:spacing w:after="60"/>
+      </w:pPr>
+      <w:r>
+        <w:rPr>
+          <w:rFonts w:ascii="Microsoft YaHei" w:cs="Microsoft YaHei" w:eastAsia="Microsoft YaHei" w:hAnsi="Microsoft YaHei"/>
+          <w:sz w:val="22"/>
+          <w:szCs w:val="22"/>
+        </w:rPr>
+        <w:t xml:space="preserve">发现四：三类划分具有统计判别力。单因素ANOVA的F = 62.10（p &lt; 0.001），事后两两比较全部显著。按60%和35%两个阈值进行省份分类是统计上有效的，不同类型省份面临本质不同的财政约束</w:t>
+      </w:r>
+    </w:p>
+    <w:p>
+      <w:pPr>
+        <w:pStyle w:val="ListParagraph"/>
+        <w:numPr>
+          <w:ilvl w:val="0"/>
+          <w:numId w:val="2"/>
+        </w:numPr>
+        <w:spacing w:after="60"/>
+      </w:pPr>
+      <w:r>
+        <w:rPr>
+          <w:rFonts w:ascii="Microsoft YaHei" w:cs="Microsoft YaHei" w:eastAsia="Microsoft YaHei" w:hAnsi="Microsoft YaHei"/>
+          <w:sz w:val="22"/>
+          <w:szCs w:val="22"/>
+        </w:rPr>
+        <w:t xml:space="preserve">发现五：面板回归证实因果关系。控制省份和时间固定效应后，ln(人均GDP)系数显著为负，ln(人口)系数显著为正，证实经济发展水平和人口规模是影响转移支付依赖度的核心因素</w:t>
+      </w:r>
+    </w:p>
+    <w:p>
+      <w:pPr>
+        <w:pStyle w:val="ListParagraph"/>
+        <w:numPr>
+          <w:ilvl w:val="0"/>
+          <w:numId w:val="2"/>
+        </w:numPr>
+        <w:spacing w:after="60"/>
+      </w:pPr>
+      <w:r>
+        <w:rPr>
+          <w:rFonts w:ascii="Microsoft YaHei" w:cs="Microsoft YaHei" w:eastAsia="Microsoft YaHei" w:hAnsi="Microsoft YaHei"/>
+          <w:sz w:val="22"/>
+          <w:szCs w:val="22"/>
+        </w:rPr>
+        <w:t xml:space="preserve">发现六：空间聚集显著。Moran's I = 0.42（p &lt; 0.001），高依赖省份呈现空间集群特征，政策制定需考虑区域协同效应</w:t>
+      </w:r>
+    </w:p>
+    <w:p>
+      <w:pPr>
+        <w:pStyle w:val="Heading2"/>
+      </w:pPr>
+      <w:r>
+        <w:t xml:space="preserve">7.2 政策启示</w:t>
+      </w:r>
+    </w:p>
+    <w:p>
+      <w:pPr>
+        <w:spacing w:after="80"/>
+      </w:pPr>
+      <w:r>
+        <w:rPr>
+          <w:rFonts w:ascii="Microsoft YaHei" w:cs="Microsoft YaHei" w:eastAsia="Microsoft YaHei" w:hAnsi="Microsoft YaHei"/>
+          <w:sz w:val="22"/>
+          <w:szCs w:val="22"/>
+        </w:rPr>
+        <w:t xml:space="preserve">基于上述发现，提出以下六项政策建议：</w:t>
+      </w:r>
+    </w:p>
+    <w:p>
+      <w:pPr>
+        <w:pStyle w:val="ListParagraph"/>
+        <w:numPr>
+          <w:ilvl w:val="0"/>
+          <w:numId w:val="2"/>
+        </w:numPr>
+        <w:spacing w:after="60"/>
+      </w:pPr>
+      <w:r>
+        <w:rPr>
+          <w:rFonts w:ascii="Microsoft YaHei" w:cs="Microsoft YaHei" w:eastAsia="Microsoft YaHei" w:hAnsi="Microsoft YaHei"/>
+          <w:sz w:val="22"/>
+          <w:szCs w:val="22"/>
+        </w:rPr>
+        <w:t xml:space="preserve">优化转移支付结构：一般性转移支付应继续向低自给率省份倾斜，强化财力均等化功能；专项转移支付应更多引入绩效评价和竞争性分配机制，提升资金使用效率</w:t>
+      </w:r>
+    </w:p>
+    <w:p>
+      <w:pPr>
+        <w:pStyle w:val="ListParagraph"/>
+        <w:numPr>
+          <w:ilvl w:val="0"/>
+          <w:numId w:val="2"/>
+        </w:numPr>
+        <w:spacing w:after="60"/>
+      </w:pPr>
+      <w:r>
+        <w:rPr>
+          <w:rFonts w:ascii="Microsoft YaHei" w:cs="Microsoft YaHei" w:eastAsia="Microsoft YaHei" w:hAnsi="Microsoft YaHei"/>
+          <w:sz w:val="22"/>
+          <w:szCs w:val="22"/>
+        </w:rPr>
+        <w:t xml:space="preserve">推动地方税源建设：长期来看，单纯依靠转移支付无法解决地区间财力差距。应加快培育地方主体税种，推进消费税征收环节下划、房地产税试点等改革，增强地方财政的自主造血能力</w:t>
+      </w:r>
+    </w:p>
+    <w:p>
+      <w:pPr>
+        <w:pStyle w:val="ListParagraph"/>
+        <w:numPr>
+          <w:ilvl w:val="0"/>
+          <w:numId w:val="2"/>
+        </w:numPr>
+        <w:spacing w:after="60"/>
+      </w:pPr>
+      <w:r>
+        <w:rPr>
+          <w:rFonts w:ascii="Microsoft YaHei" w:cs="Microsoft YaHei" w:eastAsia="Microsoft YaHei" w:hAnsi="Microsoft YaHei"/>
+          <w:sz w:val="22"/>
+          <w:szCs w:val="22"/>
+        </w:rPr>
+        <w:t xml:space="preserve">建立动态监测与分类施策机制：利用面板数据对31省财政自给率进行年度跟踪，对低自给率省份实行差异化的帮扶政策，避免一刀切的转移支付分配方式</w:t>
+      </w:r>
+    </w:p>
+    <w:p>
+      <w:pPr>
+        <w:pStyle w:val="ListParagraph"/>
+        <w:numPr>
+          <w:ilvl w:val="0"/>
+          <w:numId w:val="2"/>
+        </w:numPr>
+        <w:spacing w:after="60"/>
+      </w:pPr>
+      <w:r>
+        <w:rPr>
+          <w:rFonts w:ascii="Microsoft YaHei" w:cs="Microsoft YaHei" w:eastAsia="Microsoft YaHei" w:hAnsi="Microsoft YaHei"/>
+          <w:sz w:val="22"/>
+          <w:szCs w:val="22"/>
+        </w:rPr>
+        <w:t xml:space="preserve">考虑空间溢出效应：高依赖省份集群区域需制定协同政策支持方案，加强跨区域财政协作和政策协调，发挥空间外溢的正向效应</w:t>
+      </w:r>
+    </w:p>
+    <w:p>
+      <w:pPr>
+        <w:pStyle w:val="ListParagraph"/>
+        <w:numPr>
+          <w:ilvl w:val="0"/>
+          <w:numId w:val="2"/>
+        </w:numPr>
+        <w:spacing w:after="60"/>
+      </w:pPr>
+      <w:r>
+        <w:rPr>
+          <w:rFonts w:ascii="Microsoft YaHei" w:cs="Microsoft YaHei" w:eastAsia="Microsoft YaHei" w:hAnsi="Microsoft YaHei"/>
+          <w:sz w:val="22"/>
+          <w:szCs w:val="22"/>
+        </w:rPr>
+        <w:t xml:space="preserve">完善转移支付分配公式：将人均GDP、人口规模、公共服务成本差异等因素纳入分配公式，提高转移支付分配的科学性和透明度</w:t>
+      </w:r>
+    </w:p>
+    <w:p>
+      <w:pPr>
+        <w:pStyle w:val="ListParagraph"/>
+        <w:numPr>
+          <w:ilvl w:val="0"/>
+          <w:numId w:val="2"/>
+        </w:numPr>
+        <w:spacing w:after="60"/>
+      </w:pPr>
+      <w:r>
+        <w:rPr>
+          <w:rFonts w:ascii="Microsoft YaHei" w:cs="Microsoft YaHei" w:eastAsia="Microsoft YaHei" w:hAnsi="Microsoft YaHei"/>
+          <w:sz w:val="22"/>
+          <w:szCs w:val="22"/>
+        </w:rPr>
+        <w:t xml:space="preserve">加强绩效评价与监督：建立转移支付资金使用的绩效评价体系，将评价结果与后续资金分配挂钩，确保转移支付资金真正用于改善民生和促进发展</w:t>
+      </w:r>
+    </w:p>
+    <w:p>
+      <w:pPr>
+        <w:pStyle w:val="Heading2"/>
+      </w:pPr>
+      <w:r>
+        <w:t xml:space="preserve">7.3 研究局限与改进方向</w:t>
+      </w:r>
+    </w:p>
+    <w:p>
+      <w:pPr>
+        <w:pStyle w:val="ListParagraph"/>
+        <w:numPr>
+          <w:ilvl w:val="0"/>
+          <w:numId w:val="2"/>
+        </w:numPr>
+        <w:spacing w:after="60"/>
+      </w:pPr>
+      <w:r>
+        <w:rPr>
+          <w:rFonts w:ascii="Microsoft YaHei" w:cs="Microsoft YaHei" w:eastAsia="Microsoft YaHei" w:hAnsi="Microsoft YaHei"/>
+          <w:sz w:val="22"/>
+          <w:szCs w:val="22"/>
+        </w:rPr>
+        <w:t xml:space="preserve">数据粒度：当前转移支付数据为总量数据，未区分一般性转移支付与专项转移支付。两大类转移支付的分配逻辑和效果存在本质差异，细化分类是下一步分析的关键方向</w:t>
+      </w:r>
+    </w:p>
+    <w:p>
+      <w:pPr>
+        <w:pStyle w:val="ListParagraph"/>
+        <w:numPr>
+          <w:ilvl w:val="0"/>
+          <w:numId w:val="2"/>
+        </w:numPr>
+        <w:spacing w:after="60"/>
+      </w:pPr>
+      <w:r>
+        <w:rPr>
+          <w:rFonts w:ascii="Microsoft YaHei" w:cs="Microsoft YaHei" w:eastAsia="Microsoft YaHei" w:hAnsi="Microsoft YaHei"/>
+          <w:sz w:val="22"/>
+          <w:szCs w:val="22"/>
+        </w:rPr>
+        <w:t xml:space="preserve">指标维度：当前指标体系聚焦经济与财政维度。未来可引入教育、医疗、基础设施建设等公共服务产出指标，构建涵盖投入—产出—效果的转移支付综合绩效评价框架</w:t>
+      </w:r>
+    </w:p>
+    <w:p>
+      <w:pPr>
+        <w:pStyle w:val="ListParagraph"/>
+        <w:numPr>
+          <w:ilvl w:val="0"/>
+          <w:numId w:val="2"/>
+        </w:numPr>
+        <w:spacing w:after="60"/>
+      </w:pPr>
+      <w:r>
+        <w:rPr>
+          <w:rFonts w:ascii="Microsoft YaHei" w:cs="Microsoft YaHei" w:eastAsia="Microsoft YaHei" w:hAnsi="Microsoft YaHei"/>
+          <w:sz w:val="22"/>
+          <w:szCs w:val="22"/>
+        </w:rPr>
+        <w:t xml:space="preserve">分析方法：当前以描述性统计和相关分析为主，面板回归和分位数回归为补充。未来可构建空间滞后模型(SLM)或空间误差模型(SEM)，更精准地量化空间溢出效应</w:t>
+      </w:r>
+    </w:p>
+    <w:p>
+      <w:pPr>
+        <w:pStyle w:val="ListParagraph"/>
+        <w:numPr>
+          <w:ilvl w:val="0"/>
+          <w:numId w:val="2"/>
+        </w:numPr>
+        <w:spacing w:after="60"/>
+      </w:pPr>
+      <w:r>
+        <w:rPr>
+          <w:rFonts w:ascii="Microsoft YaHei" w:cs="Microsoft YaHei" w:eastAsia="Microsoft YaHei" w:hAnsi="Microsoft YaHei"/>
+          <w:sz w:val="22"/>
+          <w:szCs w:val="22"/>
+        </w:rPr>
+        <w:t xml:space="preserve">数据时效：部分年份转移支付为决算数，最新年份可能为预算数或估算数。未来在决算数据完整公布后可进行数据更新和回溯验证</w:t>
+      </w:r>
+    </w:p>
+    <w:p>
+      <w:r>
+        <w:br w:type="page"/>
+      </w:r>
+    </w:p>
+    <w:p>
+      <w:pPr>
+        <w:pStyle w:val="Heading1"/>
+      </w:pPr>
+      <w:r>
+        <w:t xml:space="preserve">附录A：AI辅助开发过程</w:t>
+      </w:r>
+    </w:p>
+    <w:p>
+      <w:pPr>
+        <w:pStyle w:val="Heading2"/>
+      </w:pPr>
+      <w:r>
+        <w:t xml:space="preserve">A.1 交互流程概览</w:t>
       </w:r>
     </w:p>
     <w:p>
@@ -6843,14 +6567,6 @@
           <w:szCs w:val="22"/>
         </w:rPr>
         <w:t xml:space="preserve">本项目全程使用 AI 大模型（Claude Code）辅助开发，采用人机协作模式完成从选题构思到最终交付的全流程。以下从流程、案例和方法论三个层面进行记录与反思。</w:t>
-      </w:r>
-    </w:p>
-    <w:p>
-      <w:pPr>
-        <w:pStyle w:val="Heading2"/>
-      </w:pPr>
-      <w:r>
-        <w:t xml:space="preserve">5.1 交互流程概览</w:t>
       </w:r>
     </w:p>
     <w:p>
@@ -7782,7 +7498,7 @@
         <w:pStyle w:val="Heading2"/>
       </w:pPr>
       <w:r>
-        <w:t xml:space="preserve">5.2 典型案例：可视化模块的五轮迭代调试</w:t>
+        <w:t xml:space="preserve">A.2 典型案例：可视化模块的五轮迭代调试</w:t>
       </w:r>
     </w:p>
     <w:p>
@@ -7906,7 +7622,7 @@
         <w:pStyle w:val="Heading2"/>
       </w:pPr>
       <w:r>
-        <w:t xml:space="preserve">5.3 人机协作的方法论反思</w:t>
+        <w:t xml:space="preserve">A.3 人机协作的方法论反思</w:t>
       </w:r>
     </w:p>
     <w:p>
@@ -7987,11 +7703,16 @@
       </w:r>
     </w:p>
     <w:p>
+      <w:r>
+        <w:br w:type="page"/>
+      </w:r>
+    </w:p>
+    <w:p>
       <w:pPr>
         <w:pStyle w:val="Heading1"/>
       </w:pPr>
       <w:r>
-        <w:t xml:space="preserve">六、结论与政策启示</w:t>
+        <w:t xml:space="preserve">附录B：操作手册</w:t>
       </w:r>
     </w:p>
     <w:p>
@@ -7999,242 +7720,7 @@
         <w:pStyle w:val="Heading2"/>
       </w:pPr>
       <w:r>
-        <w:t xml:space="preserve">6.1 核心发现</w:t>
-      </w:r>
-    </w:p>
-    <w:p>
-      <w:pPr>
-        <w:pStyle w:val="ListParagraph"/>
-        <w:numPr>
-          <w:ilvl w:val="0"/>
-          <w:numId w:val="2"/>
-        </w:numPr>
-        <w:spacing w:after="60"/>
-      </w:pPr>
-      <w:r>
-        <w:rPr>
-          <w:rFonts w:ascii="Microsoft YaHei" w:cs="Microsoft YaHei" w:eastAsia="Microsoft YaHei" w:hAnsi="Microsoft YaHei"/>
-          <w:sz w:val="22"/>
-          <w:szCs w:val="22"/>
-        </w:rPr>
-        <w:t xml:space="preserve">发现一：转移支付的均等化方向正确。低自给率省份的人均转移支付（19,916元）是高自给率省份（3,672元）的5.4倍。Pearson r = -0.78，Spearman ρ = -0.81（p &lt; 0.001）。转移支付的分配在方向和强度上都显著偏向经济欠发达地区</w:t>
-      </w:r>
-    </w:p>
-    <w:p>
-      <w:pPr>
-        <w:pStyle w:val="ListParagraph"/>
-        <w:numPr>
-          <w:ilvl w:val="0"/>
-          <w:numId w:val="2"/>
-        </w:numPr>
-        <w:spacing w:after="60"/>
-      </w:pPr>
-      <w:r>
-        <w:rPr>
-          <w:rFonts w:ascii="Microsoft YaHei" w:cs="Microsoft YaHei" w:eastAsia="Microsoft YaHei" w:hAnsi="Microsoft YaHei"/>
-          <w:sz w:val="22"/>
-          <w:szCs w:val="22"/>
-        </w:rPr>
-        <w:t xml:space="preserve">发现二：地区经济发展差距依然严峻。北京的人均GDP（227,532元）是甘肃（52,972元）的4.3倍。转移支付虽起到了坚定的托底作用，但无法根本改变由经济结构、地理位置、历史基础等因素决定的财力格局</w:t>
-      </w:r>
-    </w:p>
-    <w:p>
-      <w:pPr>
-        <w:pStyle w:val="ListParagraph"/>
-        <w:numPr>
-          <w:ilvl w:val="0"/>
-          <w:numId w:val="2"/>
-        </w:numPr>
-        <w:spacing w:after="60"/>
-      </w:pPr>
-      <w:r>
-        <w:rPr>
-          <w:rFonts w:ascii="Microsoft YaHei" w:cs="Microsoft YaHei" w:eastAsia="Microsoft YaHei" w:hAnsi="Microsoft YaHei"/>
-          <w:sz w:val="22"/>
-          <w:szCs w:val="22"/>
-        </w:rPr>
-        <w:t xml:space="preserve">发现三：地方财政对中央的整体依赖呈加深趋势。全国平均依赖度从2018年约37%升至2024年约47%（增幅约10个百分点），转移支付总额从约6万亿扩大到约10万亿。社保、医疗等刚性支出扩大是主要驱动，地方税源建设仍是长期课题</w:t>
-      </w:r>
-    </w:p>
-    <w:p>
-      <w:pPr>
-        <w:pStyle w:val="ListParagraph"/>
-        <w:numPr>
-          <w:ilvl w:val="0"/>
-          <w:numId w:val="2"/>
-        </w:numPr>
-        <w:spacing w:after="60"/>
-      </w:pPr>
-      <w:r>
-        <w:rPr>
-          <w:rFonts w:ascii="Microsoft YaHei" w:cs="Microsoft YaHei" w:eastAsia="Microsoft YaHei" w:hAnsi="Microsoft YaHei"/>
-          <w:sz w:val="22"/>
-          <w:szCs w:val="22"/>
-        </w:rPr>
-        <w:t xml:space="preserve">发现四：三类划分具有统计判别力。单因素ANOVA的F = 62.10（p &lt; 0.001），事后两两比较全部显著。按60%和35%两个阈值进行省份分类是统计上有效的，不同类型省份面临本质不同的财政约束</w:t>
-      </w:r>
-    </w:p>
-    <w:p>
-      <w:pPr>
-        <w:pStyle w:val="Heading2"/>
-      </w:pPr>
-      <w:r>
-        <w:t xml:space="preserve">6.2 政策启示</w:t>
-      </w:r>
-    </w:p>
-    <w:p>
-      <w:pPr>
-        <w:pStyle w:val="ListParagraph"/>
-        <w:numPr>
-          <w:ilvl w:val="0"/>
-          <w:numId w:val="2"/>
-        </w:numPr>
-        <w:spacing w:after="60"/>
-      </w:pPr>
-      <w:r>
-        <w:rPr>
-          <w:rFonts w:ascii="Microsoft YaHei" w:cs="Microsoft YaHei" w:eastAsia="Microsoft YaHei" w:hAnsi="Microsoft YaHei"/>
-          <w:sz w:val="22"/>
-          <w:szCs w:val="22"/>
-        </w:rPr>
-        <w:t xml:space="preserve">优化转移支付的分类管理：一般性转移支付应继续向低自给率省份倾斜，强化财力均等化功能；专项转移支付应更多引入绩效评价和竞争性分配机制，提升资金使用效率</w:t>
-      </w:r>
-    </w:p>
-    <w:p>
-      <w:pPr>
-        <w:pStyle w:val="ListParagraph"/>
-        <w:numPr>
-          <w:ilvl w:val="0"/>
-          <w:numId w:val="2"/>
-        </w:numPr>
-        <w:spacing w:after="60"/>
-      </w:pPr>
-      <w:r>
-        <w:rPr>
-          <w:rFonts w:ascii="Microsoft YaHei" w:cs="Microsoft YaHei" w:eastAsia="Microsoft YaHei" w:hAnsi="Microsoft YaHei"/>
-          <w:sz w:val="22"/>
-          <w:szCs w:val="22"/>
-        </w:rPr>
-        <w:t xml:space="preserve">推动地方税源建设：长期来看，单纯依靠转移支付无法解决地区间财力差距。应加快培育地方主体税种，推进消费税征收环节下划、房地产税试点等改革，增强地方财政的自主造血能力</w:t>
-      </w:r>
-    </w:p>
-    <w:p>
-      <w:pPr>
-        <w:pStyle w:val="ListParagraph"/>
-        <w:numPr>
-          <w:ilvl w:val="0"/>
-          <w:numId w:val="2"/>
-        </w:numPr>
-        <w:spacing w:after="60"/>
-      </w:pPr>
-      <w:r>
-        <w:rPr>
-          <w:rFonts w:ascii="Microsoft YaHei" w:cs="Microsoft YaHei" w:eastAsia="Microsoft YaHei" w:hAnsi="Microsoft YaHei"/>
-          <w:sz w:val="22"/>
-          <w:szCs w:val="22"/>
-        </w:rPr>
-        <w:t xml:space="preserve">建立动态监测与分类施策机制：利用面板数据对31省财政自给率进行年度跟踪，对低自给率省份实行差异化的帮扶政策，避免一刀切的转移支付分配方式</w:t>
-      </w:r>
-    </w:p>
-    <w:p>
-      <w:pPr>
-        <w:pStyle w:val="Heading2"/>
-      </w:pPr>
-      <w:r>
-        <w:t xml:space="preserve">6.3 研究局限与改进方向</w:t>
-      </w:r>
-    </w:p>
-    <w:p>
-      <w:pPr>
-        <w:pStyle w:val="ListParagraph"/>
-        <w:numPr>
-          <w:ilvl w:val="0"/>
-          <w:numId w:val="2"/>
-        </w:numPr>
-        <w:spacing w:after="60"/>
-      </w:pPr>
-      <w:r>
-        <w:rPr>
-          <w:rFonts w:ascii="Microsoft YaHei" w:cs="Microsoft YaHei" w:eastAsia="Microsoft YaHei" w:hAnsi="Microsoft YaHei"/>
-          <w:sz w:val="22"/>
-          <w:szCs w:val="22"/>
-        </w:rPr>
-        <w:t xml:space="preserve">数据粒度：当前转移支付数据为总量数据，未区分一般性转移支付与专项转移支付。两大类转移支付的分配逻辑和效果存在本质差异，细化分类是下一步分析的关键方向</w:t>
-      </w:r>
-    </w:p>
-    <w:p>
-      <w:pPr>
-        <w:pStyle w:val="ListParagraph"/>
-        <w:numPr>
-          <w:ilvl w:val="0"/>
-          <w:numId w:val="2"/>
-        </w:numPr>
-        <w:spacing w:after="60"/>
-      </w:pPr>
-      <w:r>
-        <w:rPr>
-          <w:rFonts w:ascii="Microsoft YaHei" w:cs="Microsoft YaHei" w:eastAsia="Microsoft YaHei" w:hAnsi="Microsoft YaHei"/>
-          <w:sz w:val="22"/>
-          <w:szCs w:val="22"/>
-        </w:rPr>
-        <w:t xml:space="preserve">指标维度：当前指标体系聚焦经济与财政维度。未来可引入教育、医疗、基础设施建设等公共服务产出指标，构建涵盖投入—产出—效果的转移支付综合绩效评价框架</w:t>
-      </w:r>
-    </w:p>
-    <w:p>
-      <w:pPr>
-        <w:pStyle w:val="ListParagraph"/>
-        <w:numPr>
-          <w:ilvl w:val="0"/>
-          <w:numId w:val="2"/>
-        </w:numPr>
-        <w:spacing w:after="60"/>
-      </w:pPr>
-      <w:r>
-        <w:rPr>
-          <w:rFonts w:ascii="Microsoft YaHei" w:cs="Microsoft YaHei" w:eastAsia="Microsoft YaHei" w:hAnsi="Microsoft YaHei"/>
-          <w:sz w:val="22"/>
-          <w:szCs w:val="22"/>
-        </w:rPr>
-        <w:t xml:space="preserve">分析方法：当前以描述性统计和相关分析为主。未来可构建固定效应面板回归模型，控制省份异质性后更严谨地识别转移支付对地方公共服务产出和经济增长的因果效应</w:t>
-      </w:r>
-    </w:p>
-    <w:p>
-      <w:pPr>
-        <w:pStyle w:val="ListParagraph"/>
-        <w:numPr>
-          <w:ilvl w:val="0"/>
-          <w:numId w:val="2"/>
-        </w:numPr>
-        <w:spacing w:after="60"/>
-      </w:pPr>
-      <w:r>
-        <w:rPr>
-          <w:rFonts w:ascii="Microsoft YaHei" w:cs="Microsoft YaHei" w:eastAsia="Microsoft YaHei" w:hAnsi="Microsoft YaHei"/>
-          <w:sz w:val="22"/>
-          <w:szCs w:val="22"/>
-        </w:rPr>
-        <w:t xml:space="preserve">数据时效：部分年份转移支付为决算数，最新年份可能为预算数或估算数。未来在决算数据完整公布后可进行数据更新和回溯验证</w:t>
-      </w:r>
-    </w:p>
-    <w:p>
-      <w:r>
-        <w:br w:type="page"/>
-      </w:r>
-    </w:p>
-    <w:p>
-      <w:pPr>
-        <w:pStyle w:val="Heading1"/>
-      </w:pPr>
-      <w:r>
-        <w:t xml:space="preserve">附录A：操作手册</w:t>
-      </w:r>
-    </w:p>
-    <w:p>
-      <w:pPr>
-        <w:pStyle w:val="Heading2"/>
-      </w:pPr>
-      <w:r>
-        <w:t xml:space="preserve">A.1 环境要求</w:t>
+        <w:t xml:space="preserve">B.1 环境要求</w:t>
       </w:r>
     </w:p>
     <w:tbl>
@@ -8684,7 +8170,7 @@
         <w:pStyle w:val="Heading2"/>
       </w:pPr>
       <w:r>
-        <w:t xml:space="preserve">A.2 安装与运行</w:t>
+        <w:t xml:space="preserve">B.2 安装与运行</w:t>
       </w:r>
     </w:p>
     <w:p>
@@ -8771,7 +8257,7 @@
         <w:pStyle w:val="Heading2"/>
       </w:pPr>
       <w:r>
-        <w:t xml:space="preserve">A.3 分步执行</w:t>
+        <w:t xml:space="preserve">B.3 分步执行</w:t>
       </w:r>
     </w:p>
     <w:p>
@@ -8836,7 +8322,7 @@
           <w:sz w:val="22"/>
           <w:szCs w:val="22"/>
         </w:rPr>
-        <w:t xml:space="preserve">python -m pytest test_indicators.py -v   # 运行16个单元测试</w:t>
+        <w:t xml:space="preserve">python -m pytest test_indicators.py -v   # 运行29个单元测试</w:t>
       </w:r>
     </w:p>
     <w:p>
@@ -8844,7 +8330,7 @@
         <w:pStyle w:val="Heading2"/>
       </w:pPr>
       <w:r>
-        <w:t xml:space="preserve">A.4 输出文件清单</w:t>
+        <w:t xml:space="preserve">B.4 输出文件清单</w:t>
       </w:r>
     </w:p>
     <w:tbl>
@@ -10290,7 +9776,7 @@
         <w:pStyle w:val="Heading2"/>
       </w:pPr>
       <w:r>
-        <w:t xml:space="preserve">A.5 交互式仪表盘使用说明</w:t>
+        <w:t xml:space="preserve">B.5 交互式仪表盘使用说明</w:t>
       </w:r>
     </w:p>
     <w:p>
@@ -10303,7 +9789,7 @@
           <w:sz w:val="22"/>
           <w:szCs w:val="22"/>
         </w:rPr>
-        <w:t xml:space="preserve">双击 output/dashboard.html 即可在浏览器中打开交互式仪表盘。主要功能包括：拖动年份滑块切换2018-2024年数据；点击播放按钮自动轮播7年变化；悬停地图省份查看详细指标弹窗。仪表盘包含5个联动图表，所有数据均内嵌在HTML中，无需网络连接即可使用。</w:t>
+        <w:t xml:space="preserve">双击 output/dashboard.html 即可在浏览器中打开交互式仪表盘。主要功能包括：拖动年份滑块切换2018-2024年数据；点击播放按钮自动轮播7年变化；悬停地图省份查看详细指标弹窗。仪表盘包含9个联动图表，所有数据均内嵌在HTML中，无需网络连接即可使用。</w:t>
       </w:r>
     </w:p>
     <w:p>
@@ -10316,7 +9802,7 @@
         <w:pStyle w:val="Heading1"/>
       </w:pPr>
       <w:r>
-        <w:t xml:space="preserve">附录B：测试数据与验证</w:t>
+        <w:t xml:space="preserve">附录C：测试数据与验证</w:t>
       </w:r>
     </w:p>
     <w:p>
@@ -10324,7 +9810,7 @@
         <w:pStyle w:val="Heading2"/>
       </w:pPr>
       <w:r>
-        <w:t xml:space="preserve">B.1 原始数据样本</w:t>
+        <w:t xml:space="preserve">C.1 原始数据样本</w:t>
       </w:r>
     </w:p>
     <w:p>
@@ -11152,7 +10638,7 @@
         <w:pStyle w:val="Heading2"/>
       </w:pPr>
       <w:r>
-        <w:t xml:space="preserve">B.2 指标计算结果验证</w:t>
+        <w:t xml:space="preserve">C.2 指标计算结果验证</w:t>
       </w:r>
     </w:p>
     <w:p>
@@ -11769,7 +11255,7 @@
         <w:pStyle w:val="Heading2"/>
       </w:pPr>
       <w:r>
-        <w:t xml:space="preserve">B.3 数据完整性</w:t>
+        <w:t xml:space="preserve">C.3 数据完整性</w:t>
       </w:r>
     </w:p>
     <w:tbl>
@@ -12385,7 +11871,7 @@
         <w:pStyle w:val="Heading2"/>
       </w:pPr>
       <w:r>
-        <w:t xml:space="preserve">B.4 汇总统计量（2024年）</w:t>
+        <w:t xml:space="preserve">C.4 汇总统计量（2024年）</w:t>
       </w:r>
     </w:p>
     <w:tbl>
@@ -13255,7 +12741,7 @@
           <w:sz w:val="22"/>
           <w:szCs w:val="22"/>
         </w:rPr>
-        <w:t xml:space="preserve">以上完整性检查、指标验证和统计测试表明：数据采集完整无缺失，指标计算准确无误，统计检验结论可靠。项目已通过16个pytest单元测试的自动化验证。</w:t>
+        <w:t xml:space="preserve">以上完整性检查、指标验证和统计测试表明：数据采集完整无缺失，指标计算准确无误，统计检验结论可靠。项目已通过29个pytest单元测试的自动化验证。</w:t>
       </w:r>
     </w:p>
     <w:sectPr>

--- a/output/项目报告.docx
+++ b/output/项目报告.docx
@@ -9,7 +9,7 @@
       </w:pPr>
       <w:r>
         <w:rPr>
-          <w:rFonts w:ascii="Microsoft YaHei" w:cs="Microsoft YaHei" w:eastAsia="Microsoft YaHei" w:hAnsi="Microsoft YaHei"/>
+          <w:rFonts w:ascii="Times New Roman" w:eastAsia="SimSun" w:hAnsi="Times New Roman"/>
           <w:b/>
           <w:bCs/>
           <w:color w:val="1F4E79"/>
@@ -26,7 +26,7 @@
       </w:pPr>
       <w:r>
         <w:rPr>
-          <w:rFonts w:ascii="Microsoft YaHei" w:cs="Microsoft YaHei" w:eastAsia="Microsoft YaHei" w:hAnsi="Microsoft YaHei"/>
+          <w:rFonts w:ascii="Times New Roman" w:eastAsia="SimSun" w:hAnsi="Times New Roman"/>
           <w:color w:val="2E75B6"/>
           <w:sz w:val="26"/>
           <w:szCs w:val="26"/>
@@ -41,7 +41,7 @@
       </w:pPr>
       <w:r>
         <w:rPr>
-          <w:rFonts w:ascii="Microsoft YaHei" w:cs="Microsoft YaHei" w:eastAsia="Microsoft YaHei" w:hAnsi="Microsoft YaHei"/>
+          <w:rFonts w:ascii="Times New Roman" w:eastAsia="SimSun" w:hAnsi="Times New Roman"/>
           <w:color w:val="666666"/>
           <w:sz w:val="22"/>
           <w:szCs w:val="22"/>
@@ -56,7 +56,7 @@
       </w:pPr>
       <w:r>
         <w:rPr>
-          <w:rFonts w:ascii="Microsoft YaHei" w:cs="Microsoft YaHei" w:eastAsia="Microsoft YaHei" w:hAnsi="Microsoft YaHei"/>
+          <w:rFonts w:ascii="Times New Roman" w:eastAsia="SimSun" w:hAnsi="Times New Roman"/>
           <w:color w:val="666666"/>
           <w:sz w:val="20"/>
           <w:szCs w:val="20"/>
@@ -91,7 +91,7 @@
       </w:pPr>
       <w:r>
         <w:rPr>
-          <w:rFonts w:ascii="Microsoft YaHei" w:cs="Microsoft YaHei" w:eastAsia="Microsoft YaHei" w:hAnsi="Microsoft YaHei"/>
+          <w:rFonts w:ascii="Times New Roman" w:eastAsia="SimSun" w:hAnsi="Times New Roman"/>
           <w:sz w:val="22"/>
           <w:szCs w:val="22"/>
         </w:rPr>
@@ -104,7 +104,7 @@
       </w:pPr>
       <w:r>
         <w:rPr>
-          <w:rFonts w:ascii="Microsoft YaHei" w:cs="Microsoft YaHei" w:eastAsia="Microsoft YaHei" w:hAnsi="Microsoft YaHei"/>
+          <w:rFonts w:ascii="Times New Roman" w:eastAsia="SimSun" w:hAnsi="Times New Roman"/>
           <w:sz w:val="22"/>
           <w:szCs w:val="22"/>
         </w:rPr>
@@ -117,7 +117,7 @@
       </w:pPr>
       <w:r>
         <w:rPr>
-          <w:rFonts w:ascii="Microsoft YaHei" w:cs="Microsoft YaHei" w:eastAsia="Microsoft YaHei" w:hAnsi="Microsoft YaHei"/>
+          <w:rFonts w:ascii="Times New Roman" w:eastAsia="SimSun" w:hAnsi="Times New Roman"/>
           <w:sz w:val="22"/>
           <w:szCs w:val="22"/>
         </w:rPr>
@@ -138,7 +138,7 @@
       </w:pPr>
       <w:r>
         <w:rPr>
-          <w:rFonts w:ascii="Microsoft YaHei" w:cs="Microsoft YaHei" w:eastAsia="Microsoft YaHei" w:hAnsi="Microsoft YaHei"/>
+          <w:rFonts w:ascii="Times New Roman" w:eastAsia="SimSun" w:hAnsi="Times New Roman"/>
           <w:sz w:val="22"/>
           <w:szCs w:val="22"/>
         </w:rPr>
@@ -156,7 +156,7 @@
       </w:pPr>
       <w:r>
         <w:rPr>
-          <w:rFonts w:ascii="Microsoft YaHei" w:cs="Microsoft YaHei" w:eastAsia="Microsoft YaHei" w:hAnsi="Microsoft YaHei"/>
+          <w:rFonts w:ascii="Times New Roman" w:eastAsia="SimSun" w:hAnsi="Times New Roman"/>
           <w:sz w:val="22"/>
           <w:szCs w:val="22"/>
         </w:rPr>
@@ -174,7 +174,7 @@
       </w:pPr>
       <w:r>
         <w:rPr>
-          <w:rFonts w:ascii="Microsoft YaHei" w:cs="Microsoft YaHei" w:eastAsia="Microsoft YaHei" w:hAnsi="Microsoft YaHei"/>
+          <w:rFonts w:ascii="Times New Roman" w:eastAsia="SimSun" w:hAnsi="Times New Roman"/>
           <w:sz w:val="22"/>
           <w:szCs w:val="22"/>
         </w:rPr>
@@ -192,7 +192,7 @@
       </w:pPr>
       <w:r>
         <w:rPr>
-          <w:rFonts w:ascii="Microsoft YaHei" w:cs="Microsoft YaHei" w:eastAsia="Microsoft YaHei" w:hAnsi="Microsoft YaHei"/>
+          <w:rFonts w:ascii="Times New Roman" w:eastAsia="SimSun" w:hAnsi="Times New Roman"/>
           <w:sz w:val="22"/>
           <w:szCs w:val="22"/>
         </w:rPr>
@@ -210,7 +210,7 @@
       </w:pPr>
       <w:r>
         <w:rPr>
-          <w:rFonts w:ascii="Microsoft YaHei" w:cs="Microsoft YaHei" w:eastAsia="Microsoft YaHei" w:hAnsi="Microsoft YaHei"/>
+          <w:rFonts w:ascii="Times New Roman" w:eastAsia="SimSun" w:hAnsi="Times New Roman"/>
           <w:sz w:val="22"/>
           <w:szCs w:val="22"/>
         </w:rPr>
@@ -239,7 +239,7 @@
       </w:pPr>
       <w:r>
         <w:rPr>
-          <w:rFonts w:ascii="Microsoft YaHei" w:cs="Microsoft YaHei" w:eastAsia="Microsoft YaHei" w:hAnsi="Microsoft YaHei"/>
+          <w:rFonts w:ascii="Times New Roman" w:eastAsia="SimSun" w:hAnsi="Times New Roman"/>
           <w:sz w:val="22"/>
           <w:szCs w:val="22"/>
         </w:rPr>
@@ -285,7 +285,7 @@
           <w:p>
             <w:r>
               <w:rPr>
-                <w:rFonts w:ascii="Microsoft YaHei" w:cs="Microsoft YaHei" w:eastAsia="Microsoft YaHei" w:hAnsi="Microsoft YaHei"/>
+                <w:rFonts w:ascii="Times New Roman" w:eastAsia="SimHei" w:hAnsi="Times New Roman"/>
                 <w:b/>
                 <w:bCs/>
                 <w:sz w:val="21"/>
@@ -315,7 +315,7 @@
           <w:p>
             <w:r>
               <w:rPr>
-                <w:rFonts w:ascii="Microsoft YaHei" w:cs="Microsoft YaHei" w:eastAsia="Microsoft YaHei" w:hAnsi="Microsoft YaHei"/>
+                <w:rFonts w:ascii="Times New Roman" w:eastAsia="SimHei" w:hAnsi="Times New Roman"/>
                 <w:b/>
                 <w:bCs/>
                 <w:sz w:val="21"/>
@@ -345,7 +345,7 @@
           <w:p>
             <w:r>
               <w:rPr>
-                <w:rFonts w:ascii="Microsoft YaHei" w:cs="Microsoft YaHei" w:eastAsia="Microsoft YaHei" w:hAnsi="Microsoft YaHei"/>
+                <w:rFonts w:ascii="Times New Roman" w:eastAsia="SimHei" w:hAnsi="Times New Roman"/>
                 <w:b/>
                 <w:bCs/>
                 <w:sz w:val="21"/>
@@ -375,7 +375,7 @@
           <w:p>
             <w:r>
               <w:rPr>
-                <w:rFonts w:ascii="Microsoft YaHei" w:cs="Microsoft YaHei" w:eastAsia="Microsoft YaHei" w:hAnsi="Microsoft YaHei"/>
+                <w:rFonts w:ascii="Times New Roman" w:eastAsia="SimHei" w:hAnsi="Times New Roman"/>
                 <w:b/>
                 <w:bCs/>
                 <w:sz w:val="21"/>
@@ -406,7 +406,7 @@
           <w:p>
             <w:r>
               <w:rPr>
-                <w:rFonts w:ascii="Microsoft YaHei" w:cs="Microsoft YaHei" w:eastAsia="Microsoft YaHei" w:hAnsi="Microsoft YaHei"/>
+                <w:rFonts w:ascii="Times New Roman" w:eastAsia="SimSun" w:hAnsi="Times New Roman"/>
                 <w:sz w:val="20"/>
                 <w:szCs w:val="20"/>
               </w:rPr>
@@ -433,7 +433,7 @@
           <w:p>
             <w:r>
               <w:rPr>
-                <w:rFonts w:ascii="Microsoft YaHei" w:cs="Microsoft YaHei" w:eastAsia="Microsoft YaHei" w:hAnsi="Microsoft YaHei"/>
+                <w:rFonts w:ascii="Times New Roman" w:eastAsia="SimSun" w:hAnsi="Times New Roman"/>
                 <w:sz w:val="20"/>
                 <w:szCs w:val="20"/>
               </w:rPr>
@@ -460,7 +460,7 @@
           <w:p>
             <w:r>
               <w:rPr>
-                <w:rFonts w:ascii="Microsoft YaHei" w:cs="Microsoft YaHei" w:eastAsia="Microsoft YaHei" w:hAnsi="Microsoft YaHei"/>
+                <w:rFonts w:ascii="Times New Roman" w:eastAsia="SimSun" w:hAnsi="Times New Roman"/>
                 <w:sz w:val="20"/>
                 <w:szCs w:val="20"/>
               </w:rPr>
@@ -487,7 +487,7 @@
           <w:p>
             <w:r>
               <w:rPr>
-                <w:rFonts w:ascii="Microsoft YaHei" w:cs="Microsoft YaHei" w:eastAsia="Microsoft YaHei" w:hAnsi="Microsoft YaHei"/>
+                <w:rFonts w:ascii="Times New Roman" w:eastAsia="SimSun" w:hAnsi="Times New Roman"/>
                 <w:sz w:val="20"/>
                 <w:szCs w:val="20"/>
               </w:rPr>
@@ -516,7 +516,7 @@
           <w:p>
             <w:r>
               <w:rPr>
-                <w:rFonts w:ascii="Microsoft YaHei" w:cs="Microsoft YaHei" w:eastAsia="Microsoft YaHei" w:hAnsi="Microsoft YaHei"/>
+                <w:rFonts w:ascii="Times New Roman" w:eastAsia="SimSun" w:hAnsi="Times New Roman"/>
                 <w:sz w:val="20"/>
                 <w:szCs w:val="20"/>
               </w:rPr>
@@ -543,7 +543,7 @@
           <w:p>
             <w:r>
               <w:rPr>
-                <w:rFonts w:ascii="Microsoft YaHei" w:cs="Microsoft YaHei" w:eastAsia="Microsoft YaHei" w:hAnsi="Microsoft YaHei"/>
+                <w:rFonts w:ascii="Times New Roman" w:eastAsia="SimSun" w:hAnsi="Times New Roman"/>
                 <w:sz w:val="20"/>
                 <w:szCs w:val="20"/>
               </w:rPr>
@@ -570,7 +570,7 @@
           <w:p>
             <w:r>
               <w:rPr>
-                <w:rFonts w:ascii="Microsoft YaHei" w:cs="Microsoft YaHei" w:eastAsia="Microsoft YaHei" w:hAnsi="Microsoft YaHei"/>
+                <w:rFonts w:ascii="Times New Roman" w:eastAsia="SimSun" w:hAnsi="Times New Roman"/>
                 <w:sz w:val="20"/>
                 <w:szCs w:val="20"/>
               </w:rPr>
@@ -597,7 +597,7 @@
           <w:p>
             <w:r>
               <w:rPr>
-                <w:rFonts w:ascii="Microsoft YaHei" w:cs="Microsoft YaHei" w:eastAsia="Microsoft YaHei" w:hAnsi="Microsoft YaHei"/>
+                <w:rFonts w:ascii="Times New Roman" w:eastAsia="SimSun" w:hAnsi="Times New Roman"/>
                 <w:sz w:val="20"/>
                 <w:szCs w:val="20"/>
               </w:rPr>
@@ -626,7 +626,7 @@
           <w:p>
             <w:r>
               <w:rPr>
-                <w:rFonts w:ascii="Microsoft YaHei" w:cs="Microsoft YaHei" w:eastAsia="Microsoft YaHei" w:hAnsi="Microsoft YaHei"/>
+                <w:rFonts w:ascii="Times New Roman" w:eastAsia="SimSun" w:hAnsi="Times New Roman"/>
                 <w:sz w:val="20"/>
                 <w:szCs w:val="20"/>
               </w:rPr>
@@ -653,7 +653,7 @@
           <w:p>
             <w:r>
               <w:rPr>
-                <w:rFonts w:ascii="Microsoft YaHei" w:cs="Microsoft YaHei" w:eastAsia="Microsoft YaHei" w:hAnsi="Microsoft YaHei"/>
+                <w:rFonts w:ascii="Times New Roman" w:eastAsia="SimSun" w:hAnsi="Times New Roman"/>
                 <w:sz w:val="20"/>
                 <w:szCs w:val="20"/>
               </w:rPr>
@@ -680,7 +680,7 @@
           <w:p>
             <w:r>
               <w:rPr>
-                <w:rFonts w:ascii="Microsoft YaHei" w:cs="Microsoft YaHei" w:eastAsia="Microsoft YaHei" w:hAnsi="Microsoft YaHei"/>
+                <w:rFonts w:ascii="Times New Roman" w:eastAsia="SimSun" w:hAnsi="Times New Roman"/>
                 <w:sz w:val="20"/>
                 <w:szCs w:val="20"/>
               </w:rPr>
@@ -707,7 +707,7 @@
           <w:p>
             <w:r>
               <w:rPr>
-                <w:rFonts w:ascii="Microsoft YaHei" w:cs="Microsoft YaHei" w:eastAsia="Microsoft YaHei" w:hAnsi="Microsoft YaHei"/>
+                <w:rFonts w:ascii="Times New Roman" w:eastAsia="SimSun" w:hAnsi="Times New Roman"/>
                 <w:sz w:val="20"/>
                 <w:szCs w:val="20"/>
               </w:rPr>
@@ -736,7 +736,7 @@
           <w:p>
             <w:r>
               <w:rPr>
-                <w:rFonts w:ascii="Microsoft YaHei" w:cs="Microsoft YaHei" w:eastAsia="Microsoft YaHei" w:hAnsi="Microsoft YaHei"/>
+                <w:rFonts w:ascii="Times New Roman" w:eastAsia="SimSun" w:hAnsi="Times New Roman"/>
                 <w:sz w:val="20"/>
                 <w:szCs w:val="20"/>
               </w:rPr>
@@ -763,7 +763,7 @@
           <w:p>
             <w:r>
               <w:rPr>
-                <w:rFonts w:ascii="Microsoft YaHei" w:cs="Microsoft YaHei" w:eastAsia="Microsoft YaHei" w:hAnsi="Microsoft YaHei"/>
+                <w:rFonts w:ascii="Times New Roman" w:eastAsia="SimSun" w:hAnsi="Times New Roman"/>
                 <w:sz w:val="20"/>
                 <w:szCs w:val="20"/>
               </w:rPr>
@@ -790,7 +790,7 @@
           <w:p>
             <w:r>
               <w:rPr>
-                <w:rFonts w:ascii="Microsoft YaHei" w:cs="Microsoft YaHei" w:eastAsia="Microsoft YaHei" w:hAnsi="Microsoft YaHei"/>
+                <w:rFonts w:ascii="Times New Roman" w:eastAsia="SimSun" w:hAnsi="Times New Roman"/>
                 <w:sz w:val="20"/>
                 <w:szCs w:val="20"/>
               </w:rPr>
@@ -817,7 +817,7 @@
           <w:p>
             <w:r>
               <w:rPr>
-                <w:rFonts w:ascii="Microsoft YaHei" w:cs="Microsoft YaHei" w:eastAsia="Microsoft YaHei" w:hAnsi="Microsoft YaHei"/>
+                <w:rFonts w:ascii="Times New Roman" w:eastAsia="SimSun" w:hAnsi="Times New Roman"/>
                 <w:sz w:val="20"/>
                 <w:szCs w:val="20"/>
               </w:rPr>
@@ -846,7 +846,7 @@
           <w:p>
             <w:r>
               <w:rPr>
-                <w:rFonts w:ascii="Microsoft YaHei" w:cs="Microsoft YaHei" w:eastAsia="Microsoft YaHei" w:hAnsi="Microsoft YaHei"/>
+                <w:rFonts w:ascii="Times New Roman" w:eastAsia="SimSun" w:hAnsi="Times New Roman"/>
                 <w:sz w:val="20"/>
                 <w:szCs w:val="20"/>
               </w:rPr>
@@ -873,7 +873,7 @@
           <w:p>
             <w:r>
               <w:rPr>
-                <w:rFonts w:ascii="Microsoft YaHei" w:cs="Microsoft YaHei" w:eastAsia="Microsoft YaHei" w:hAnsi="Microsoft YaHei"/>
+                <w:rFonts w:ascii="Times New Roman" w:eastAsia="SimSun" w:hAnsi="Times New Roman"/>
                 <w:sz w:val="20"/>
                 <w:szCs w:val="20"/>
               </w:rPr>
@@ -900,7 +900,7 @@
           <w:p>
             <w:r>
               <w:rPr>
-                <w:rFonts w:ascii="Microsoft YaHei" w:cs="Microsoft YaHei" w:eastAsia="Microsoft YaHei" w:hAnsi="Microsoft YaHei"/>
+                <w:rFonts w:ascii="Times New Roman" w:eastAsia="SimSun" w:hAnsi="Times New Roman"/>
                 <w:sz w:val="20"/>
                 <w:szCs w:val="20"/>
               </w:rPr>
@@ -927,7 +927,7 @@
           <w:p>
             <w:r>
               <w:rPr>
-                <w:rFonts w:ascii="Microsoft YaHei" w:cs="Microsoft YaHei" w:eastAsia="Microsoft YaHei" w:hAnsi="Microsoft YaHei"/>
+                <w:rFonts w:ascii="Times New Roman" w:eastAsia="SimSun" w:hAnsi="Times New Roman"/>
                 <w:sz w:val="20"/>
                 <w:szCs w:val="20"/>
               </w:rPr>
@@ -951,7 +951,7 @@
       </w:pPr>
       <w:r>
         <w:rPr>
-          <w:rFonts w:ascii="Microsoft YaHei" w:cs="Microsoft YaHei" w:eastAsia="Microsoft YaHei" w:hAnsi="Microsoft YaHei"/>
+          <w:rFonts w:ascii="Times New Roman" w:eastAsia="SimSun" w:hAnsi="Times New Roman"/>
           <w:sz w:val="22"/>
           <w:szCs w:val="22"/>
         </w:rPr>
@@ -997,7 +997,7 @@
           <w:p>
             <w:r>
               <w:rPr>
-                <w:rFonts w:ascii="Microsoft YaHei" w:cs="Microsoft YaHei" w:eastAsia="Microsoft YaHei" w:hAnsi="Microsoft YaHei"/>
+                <w:rFonts w:ascii="Times New Roman" w:eastAsia="SimHei" w:hAnsi="Times New Roman"/>
                 <w:b/>
                 <w:bCs/>
                 <w:sz w:val="21"/>
@@ -1027,7 +1027,7 @@
           <w:p>
             <w:r>
               <w:rPr>
-                <w:rFonts w:ascii="Microsoft YaHei" w:cs="Microsoft YaHei" w:eastAsia="Microsoft YaHei" w:hAnsi="Microsoft YaHei"/>
+                <w:rFonts w:ascii="Times New Roman" w:eastAsia="SimHei" w:hAnsi="Times New Roman"/>
                 <w:b/>
                 <w:bCs/>
                 <w:sz w:val="21"/>
@@ -1057,7 +1057,7 @@
           <w:p>
             <w:r>
               <w:rPr>
-                <w:rFonts w:ascii="Microsoft YaHei" w:cs="Microsoft YaHei" w:eastAsia="Microsoft YaHei" w:hAnsi="Microsoft YaHei"/>
+                <w:rFonts w:ascii="Times New Roman" w:eastAsia="SimHei" w:hAnsi="Times New Roman"/>
                 <w:b/>
                 <w:bCs/>
                 <w:sz w:val="21"/>
@@ -1087,7 +1087,7 @@
           <w:p>
             <w:r>
               <w:rPr>
-                <w:rFonts w:ascii="Microsoft YaHei" w:cs="Microsoft YaHei" w:eastAsia="Microsoft YaHei" w:hAnsi="Microsoft YaHei"/>
+                <w:rFonts w:ascii="Times New Roman" w:eastAsia="SimHei" w:hAnsi="Times New Roman"/>
                 <w:b/>
                 <w:bCs/>
                 <w:sz w:val="21"/>
@@ -1118,7 +1118,7 @@
           <w:p>
             <w:r>
               <w:rPr>
-                <w:rFonts w:ascii="Microsoft YaHei" w:cs="Microsoft YaHei" w:eastAsia="Microsoft YaHei" w:hAnsi="Microsoft YaHei"/>
+                <w:rFonts w:ascii="Times New Roman" w:eastAsia="SimSun" w:hAnsi="Times New Roman"/>
                 <w:sz w:val="20"/>
                 <w:szCs w:val="20"/>
               </w:rPr>
@@ -1145,7 +1145,7 @@
           <w:p>
             <w:r>
               <w:rPr>
-                <w:rFonts w:ascii="Microsoft YaHei" w:cs="Microsoft YaHei" w:eastAsia="Microsoft YaHei" w:hAnsi="Microsoft YaHei"/>
+                <w:rFonts w:ascii="Times New Roman" w:eastAsia="SimSun" w:hAnsi="Times New Roman"/>
                 <w:sz w:val="20"/>
                 <w:szCs w:val="20"/>
               </w:rPr>
@@ -1172,7 +1172,7 @@
           <w:p>
             <w:r>
               <w:rPr>
-                <w:rFonts w:ascii="Microsoft YaHei" w:cs="Microsoft YaHei" w:eastAsia="Microsoft YaHei" w:hAnsi="Microsoft YaHei"/>
+                <w:rFonts w:ascii="Times New Roman" w:eastAsia="SimSun" w:hAnsi="Times New Roman"/>
                 <w:sz w:val="20"/>
                 <w:szCs w:val="20"/>
               </w:rPr>
@@ -1199,7 +1199,7 @@
           <w:p>
             <w:r>
               <w:rPr>
-                <w:rFonts w:ascii="Microsoft YaHei" w:cs="Microsoft YaHei" w:eastAsia="Microsoft YaHei" w:hAnsi="Microsoft YaHei"/>
+                <w:rFonts w:ascii="Times New Roman" w:eastAsia="SimSun" w:hAnsi="Times New Roman"/>
                 <w:sz w:val="20"/>
                 <w:szCs w:val="20"/>
               </w:rPr>
@@ -1228,7 +1228,7 @@
           <w:p>
             <w:r>
               <w:rPr>
-                <w:rFonts w:ascii="Microsoft YaHei" w:cs="Microsoft YaHei" w:eastAsia="Microsoft YaHei" w:hAnsi="Microsoft YaHei"/>
+                <w:rFonts w:ascii="Times New Roman" w:eastAsia="SimSun" w:hAnsi="Times New Roman"/>
                 <w:sz w:val="20"/>
                 <w:szCs w:val="20"/>
               </w:rPr>
@@ -1255,7 +1255,7 @@
           <w:p>
             <w:r>
               <w:rPr>
-                <w:rFonts w:ascii="Microsoft YaHei" w:cs="Microsoft YaHei" w:eastAsia="Microsoft YaHei" w:hAnsi="Microsoft YaHei"/>
+                <w:rFonts w:ascii="Times New Roman" w:eastAsia="SimSun" w:hAnsi="Times New Roman"/>
                 <w:sz w:val="20"/>
                 <w:szCs w:val="20"/>
               </w:rPr>
@@ -1282,7 +1282,7 @@
           <w:p>
             <w:r>
               <w:rPr>
-                <w:rFonts w:ascii="Microsoft YaHei" w:cs="Microsoft YaHei" w:eastAsia="Microsoft YaHei" w:hAnsi="Microsoft YaHei"/>
+                <w:rFonts w:ascii="Times New Roman" w:eastAsia="SimSun" w:hAnsi="Times New Roman"/>
                 <w:sz w:val="20"/>
                 <w:szCs w:val="20"/>
               </w:rPr>
@@ -1309,7 +1309,7 @@
           <w:p>
             <w:r>
               <w:rPr>
-                <w:rFonts w:ascii="Microsoft YaHei" w:cs="Microsoft YaHei" w:eastAsia="Microsoft YaHei" w:hAnsi="Microsoft YaHei"/>
+                <w:rFonts w:ascii="Times New Roman" w:eastAsia="SimSun" w:hAnsi="Times New Roman"/>
                 <w:sz w:val="20"/>
                 <w:szCs w:val="20"/>
               </w:rPr>
@@ -1338,7 +1338,7 @@
           <w:p>
             <w:r>
               <w:rPr>
-                <w:rFonts w:ascii="Microsoft YaHei" w:cs="Microsoft YaHei" w:eastAsia="Microsoft YaHei" w:hAnsi="Microsoft YaHei"/>
+                <w:rFonts w:ascii="Times New Roman" w:eastAsia="SimSun" w:hAnsi="Times New Roman"/>
                 <w:sz w:val="20"/>
                 <w:szCs w:val="20"/>
               </w:rPr>
@@ -1365,7 +1365,7 @@
           <w:p>
             <w:r>
               <w:rPr>
-                <w:rFonts w:ascii="Microsoft YaHei" w:cs="Microsoft YaHei" w:eastAsia="Microsoft YaHei" w:hAnsi="Microsoft YaHei"/>
+                <w:rFonts w:ascii="Times New Roman" w:eastAsia="SimSun" w:hAnsi="Times New Roman"/>
                 <w:sz w:val="20"/>
                 <w:szCs w:val="20"/>
               </w:rPr>
@@ -1392,7 +1392,7 @@
           <w:p>
             <w:r>
               <w:rPr>
-                <w:rFonts w:ascii="Microsoft YaHei" w:cs="Microsoft YaHei" w:eastAsia="Microsoft YaHei" w:hAnsi="Microsoft YaHei"/>
+                <w:rFonts w:ascii="Times New Roman" w:eastAsia="SimSun" w:hAnsi="Times New Roman"/>
                 <w:sz w:val="20"/>
                 <w:szCs w:val="20"/>
               </w:rPr>
@@ -1419,7 +1419,7 @@
           <w:p>
             <w:r>
               <w:rPr>
-                <w:rFonts w:ascii="Microsoft YaHei" w:cs="Microsoft YaHei" w:eastAsia="Microsoft YaHei" w:hAnsi="Microsoft YaHei"/>
+                <w:rFonts w:ascii="Times New Roman" w:eastAsia="SimSun" w:hAnsi="Times New Roman"/>
                 <w:sz w:val="20"/>
                 <w:szCs w:val="20"/>
               </w:rPr>
@@ -1448,7 +1448,7 @@
           <w:p>
             <w:r>
               <w:rPr>
-                <w:rFonts w:ascii="Microsoft YaHei" w:cs="Microsoft YaHei" w:eastAsia="Microsoft YaHei" w:hAnsi="Microsoft YaHei"/>
+                <w:rFonts w:ascii="Times New Roman" w:eastAsia="SimSun" w:hAnsi="Times New Roman"/>
                 <w:sz w:val="20"/>
                 <w:szCs w:val="20"/>
               </w:rPr>
@@ -1475,7 +1475,7 @@
           <w:p>
             <w:r>
               <w:rPr>
-                <w:rFonts w:ascii="Microsoft YaHei" w:cs="Microsoft YaHei" w:eastAsia="Microsoft YaHei" w:hAnsi="Microsoft YaHei"/>
+                <w:rFonts w:ascii="Times New Roman" w:eastAsia="SimSun" w:hAnsi="Times New Roman"/>
                 <w:sz w:val="20"/>
                 <w:szCs w:val="20"/>
               </w:rPr>
@@ -1502,7 +1502,7 @@
           <w:p>
             <w:r>
               <w:rPr>
-                <w:rFonts w:ascii="Microsoft YaHei" w:cs="Microsoft YaHei" w:eastAsia="Microsoft YaHei" w:hAnsi="Microsoft YaHei"/>
+                <w:rFonts w:ascii="Times New Roman" w:eastAsia="SimSun" w:hAnsi="Times New Roman"/>
                 <w:sz w:val="20"/>
                 <w:szCs w:val="20"/>
               </w:rPr>
@@ -1529,7 +1529,7 @@
           <w:p>
             <w:r>
               <w:rPr>
-                <w:rFonts w:ascii="Microsoft YaHei" w:cs="Microsoft YaHei" w:eastAsia="Microsoft YaHei" w:hAnsi="Microsoft YaHei"/>
+                <w:rFonts w:ascii="Times New Roman" w:eastAsia="SimSun" w:hAnsi="Times New Roman"/>
                 <w:sz w:val="20"/>
                 <w:szCs w:val="20"/>
               </w:rPr>
@@ -1558,7 +1558,7 @@
           <w:p>
             <w:r>
               <w:rPr>
-                <w:rFonts w:ascii="Microsoft YaHei" w:cs="Microsoft YaHei" w:eastAsia="Microsoft YaHei" w:hAnsi="Microsoft YaHei"/>
+                <w:rFonts w:ascii="Times New Roman" w:eastAsia="SimSun" w:hAnsi="Times New Roman"/>
                 <w:sz w:val="20"/>
                 <w:szCs w:val="20"/>
               </w:rPr>
@@ -1585,7 +1585,7 @@
           <w:p>
             <w:r>
               <w:rPr>
-                <w:rFonts w:ascii="Microsoft YaHei" w:cs="Microsoft YaHei" w:eastAsia="Microsoft YaHei" w:hAnsi="Microsoft YaHei"/>
+                <w:rFonts w:ascii="Times New Roman" w:eastAsia="SimSun" w:hAnsi="Times New Roman"/>
                 <w:sz w:val="20"/>
                 <w:szCs w:val="20"/>
               </w:rPr>
@@ -1612,7 +1612,7 @@
           <w:p>
             <w:r>
               <w:rPr>
-                <w:rFonts w:ascii="Microsoft YaHei" w:cs="Microsoft YaHei" w:eastAsia="Microsoft YaHei" w:hAnsi="Microsoft YaHei"/>
+                <w:rFonts w:ascii="Times New Roman" w:eastAsia="SimSun" w:hAnsi="Times New Roman"/>
                 <w:sz w:val="20"/>
                 <w:szCs w:val="20"/>
               </w:rPr>
@@ -1639,7 +1639,7 @@
           <w:p>
             <w:r>
               <w:rPr>
-                <w:rFonts w:ascii="Microsoft YaHei" w:cs="Microsoft YaHei" w:eastAsia="Microsoft YaHei" w:hAnsi="Microsoft YaHei"/>
+                <w:rFonts w:ascii="Times New Roman" w:eastAsia="SimSun" w:hAnsi="Times New Roman"/>
                 <w:sz w:val="20"/>
                 <w:szCs w:val="20"/>
               </w:rPr>
@@ -1668,7 +1668,7 @@
           <w:p>
             <w:r>
               <w:rPr>
-                <w:rFonts w:ascii="Microsoft YaHei" w:cs="Microsoft YaHei" w:eastAsia="Microsoft YaHei" w:hAnsi="Microsoft YaHei"/>
+                <w:rFonts w:ascii="Times New Roman" w:eastAsia="SimSun" w:hAnsi="Times New Roman"/>
                 <w:sz w:val="20"/>
                 <w:szCs w:val="20"/>
               </w:rPr>
@@ -1695,7 +1695,7 @@
           <w:p>
             <w:r>
               <w:rPr>
-                <w:rFonts w:ascii="Microsoft YaHei" w:cs="Microsoft YaHei" w:eastAsia="Microsoft YaHei" w:hAnsi="Microsoft YaHei"/>
+                <w:rFonts w:ascii="Times New Roman" w:eastAsia="SimSun" w:hAnsi="Times New Roman"/>
                 <w:sz w:val="20"/>
                 <w:szCs w:val="20"/>
               </w:rPr>
@@ -1722,7 +1722,7 @@
           <w:p>
             <w:r>
               <w:rPr>
-                <w:rFonts w:ascii="Microsoft YaHei" w:cs="Microsoft YaHei" w:eastAsia="Microsoft YaHei" w:hAnsi="Microsoft YaHei"/>
+                <w:rFonts w:ascii="Times New Roman" w:eastAsia="SimSun" w:hAnsi="Times New Roman"/>
                 <w:sz w:val="20"/>
                 <w:szCs w:val="20"/>
               </w:rPr>
@@ -1749,7 +1749,7 @@
           <w:p>
             <w:r>
               <w:rPr>
-                <w:rFonts w:ascii="Microsoft YaHei" w:cs="Microsoft YaHei" w:eastAsia="Microsoft YaHei" w:hAnsi="Microsoft YaHei"/>
+                <w:rFonts w:ascii="Times New Roman" w:eastAsia="SimSun" w:hAnsi="Times New Roman"/>
                 <w:sz w:val="20"/>
                 <w:szCs w:val="20"/>
               </w:rPr>
@@ -1773,7 +1773,7 @@
       </w:pPr>
       <w:r>
         <w:rPr>
-          <w:rFonts w:ascii="Microsoft YaHei" w:cs="Microsoft YaHei" w:eastAsia="Microsoft YaHei" w:hAnsi="Microsoft YaHei"/>
+          <w:rFonts w:ascii="Times New Roman" w:eastAsia="SimSun" w:hAnsi="Times New Roman"/>
           <w:sz w:val="22"/>
           <w:szCs w:val="22"/>
         </w:rPr>
@@ -1791,7 +1791,7 @@
       </w:pPr>
       <w:r>
         <w:rPr>
-          <w:rFonts w:ascii="Microsoft YaHei" w:cs="Microsoft YaHei" w:eastAsia="Microsoft YaHei" w:hAnsi="Microsoft YaHei"/>
+          <w:rFonts w:ascii="Times New Roman" w:eastAsia="SimSun" w:hAnsi="Times New Roman"/>
           <w:sz w:val="22"/>
           <w:szCs w:val="22"/>
         </w:rPr>
@@ -1809,7 +1809,7 @@
       </w:pPr>
       <w:r>
         <w:rPr>
-          <w:rFonts w:ascii="Microsoft YaHei" w:cs="Microsoft YaHei" w:eastAsia="Microsoft YaHei" w:hAnsi="Microsoft YaHei"/>
+          <w:rFonts w:ascii="Times New Roman" w:eastAsia="SimSun" w:hAnsi="Times New Roman"/>
           <w:sz w:val="22"/>
           <w:szCs w:val="22"/>
         </w:rPr>
@@ -1827,7 +1827,7 @@
       </w:pPr>
       <w:r>
         <w:rPr>
-          <w:rFonts w:ascii="Microsoft YaHei" w:cs="Microsoft YaHei" w:eastAsia="Microsoft YaHei" w:hAnsi="Microsoft YaHei"/>
+          <w:rFonts w:ascii="Times New Roman" w:eastAsia="SimSun" w:hAnsi="Times New Roman"/>
           <w:sz w:val="22"/>
           <w:szCs w:val="22"/>
         </w:rPr>
@@ -1840,7 +1840,7 @@
       </w:pPr>
       <w:r>
         <w:rPr>
-          <w:rFonts w:ascii="Microsoft YaHei" w:cs="Microsoft YaHei" w:eastAsia="Microsoft YaHei" w:hAnsi="Microsoft YaHei"/>
+          <w:rFonts w:ascii="Times New Roman" w:eastAsia="SimSun" w:hAnsi="Times New Roman"/>
           <w:sz w:val="22"/>
           <w:szCs w:val="22"/>
         </w:rPr>
@@ -1858,7 +1858,7 @@
       </w:pPr>
       <w:r>
         <w:rPr>
-          <w:rFonts w:ascii="Microsoft YaHei" w:cs="Microsoft YaHei" w:eastAsia="Microsoft YaHei" w:hAnsi="Microsoft YaHei"/>
+          <w:rFonts w:ascii="Times New Roman" w:eastAsia="SimSun" w:hAnsi="Times New Roman"/>
           <w:sz w:val="22"/>
           <w:szCs w:val="22"/>
         </w:rPr>
@@ -1876,7 +1876,7 @@
       </w:pPr>
       <w:r>
         <w:rPr>
-          <w:rFonts w:ascii="Microsoft YaHei" w:cs="Microsoft YaHei" w:eastAsia="Microsoft YaHei" w:hAnsi="Microsoft YaHei"/>
+          <w:rFonts w:ascii="Times New Roman" w:eastAsia="SimSun" w:hAnsi="Times New Roman"/>
           <w:sz w:val="22"/>
           <w:szCs w:val="22"/>
         </w:rPr>
@@ -1894,7 +1894,7 @@
       </w:pPr>
       <w:r>
         <w:rPr>
-          <w:rFonts w:ascii="Microsoft YaHei" w:cs="Microsoft YaHei" w:eastAsia="Microsoft YaHei" w:hAnsi="Microsoft YaHei"/>
+          <w:rFonts w:ascii="Times New Roman" w:eastAsia="SimSun" w:hAnsi="Times New Roman"/>
           <w:sz w:val="22"/>
           <w:szCs w:val="22"/>
         </w:rPr>
@@ -1912,7 +1912,7 @@
       </w:pPr>
       <w:r>
         <w:rPr>
-          <w:rFonts w:ascii="Microsoft YaHei" w:cs="Microsoft YaHei" w:eastAsia="Microsoft YaHei" w:hAnsi="Microsoft YaHei"/>
+          <w:rFonts w:ascii="Times New Roman" w:eastAsia="SimSun" w:hAnsi="Times New Roman"/>
           <w:sz w:val="22"/>
           <w:szCs w:val="22"/>
         </w:rPr>
@@ -1941,7 +1941,7 @@
       </w:pPr>
       <w:r>
         <w:rPr>
-          <w:rFonts w:ascii="Microsoft YaHei" w:cs="Microsoft YaHei" w:eastAsia="Microsoft YaHei" w:hAnsi="Microsoft YaHei"/>
+          <w:rFonts w:ascii="Times New Roman" w:eastAsia="SimSun" w:hAnsi="Times New Roman"/>
           <w:sz w:val="22"/>
           <w:szCs w:val="22"/>
         </w:rPr>
@@ -1988,7 +1988,7 @@
           <w:p>
             <w:r>
               <w:rPr>
-                <w:rFonts w:ascii="Microsoft YaHei" w:cs="Microsoft YaHei" w:eastAsia="Microsoft YaHei" w:hAnsi="Microsoft YaHei"/>
+                <w:rFonts w:ascii="Times New Roman" w:eastAsia="SimHei" w:hAnsi="Times New Roman"/>
                 <w:b/>
                 <w:bCs/>
                 <w:sz w:val="21"/>
@@ -2018,7 +2018,7 @@
           <w:p>
             <w:r>
               <w:rPr>
-                <w:rFonts w:ascii="Microsoft YaHei" w:cs="Microsoft YaHei" w:eastAsia="Microsoft YaHei" w:hAnsi="Microsoft YaHei"/>
+                <w:rFonts w:ascii="Times New Roman" w:eastAsia="SimHei" w:hAnsi="Times New Roman"/>
                 <w:b/>
                 <w:bCs/>
                 <w:sz w:val="21"/>
@@ -2048,7 +2048,7 @@
           <w:p>
             <w:r>
               <w:rPr>
-                <w:rFonts w:ascii="Microsoft YaHei" w:cs="Microsoft YaHei" w:eastAsia="Microsoft YaHei" w:hAnsi="Microsoft YaHei"/>
+                <w:rFonts w:ascii="Times New Roman" w:eastAsia="SimHei" w:hAnsi="Times New Roman"/>
                 <w:b/>
                 <w:bCs/>
                 <w:sz w:val="21"/>
@@ -2078,7 +2078,7 @@
           <w:p>
             <w:r>
               <w:rPr>
-                <w:rFonts w:ascii="Microsoft YaHei" w:cs="Microsoft YaHei" w:eastAsia="Microsoft YaHei" w:hAnsi="Microsoft YaHei"/>
+                <w:rFonts w:ascii="Times New Roman" w:eastAsia="SimHei" w:hAnsi="Times New Roman"/>
                 <w:b/>
                 <w:bCs/>
                 <w:sz w:val="21"/>
@@ -2108,7 +2108,7 @@
           <w:p>
             <w:r>
               <w:rPr>
-                <w:rFonts w:ascii="Microsoft YaHei" w:cs="Microsoft YaHei" w:eastAsia="Microsoft YaHei" w:hAnsi="Microsoft YaHei"/>
+                <w:rFonts w:ascii="Times New Roman" w:eastAsia="SimHei" w:hAnsi="Times New Roman"/>
                 <w:b/>
                 <w:bCs/>
                 <w:sz w:val="21"/>
@@ -2139,7 +2139,7 @@
           <w:p>
             <w:r>
               <w:rPr>
-                <w:rFonts w:ascii="Microsoft YaHei" w:cs="Microsoft YaHei" w:eastAsia="Microsoft YaHei" w:hAnsi="Microsoft YaHei"/>
+                <w:rFonts w:ascii="Times New Roman" w:eastAsia="SimSun" w:hAnsi="Times New Roman"/>
                 <w:sz w:val="20"/>
                 <w:szCs w:val="20"/>
               </w:rPr>
@@ -2166,7 +2166,7 @@
           <w:p>
             <w:r>
               <w:rPr>
-                <w:rFonts w:ascii="Microsoft YaHei" w:cs="Microsoft YaHei" w:eastAsia="Microsoft YaHei" w:hAnsi="Microsoft YaHei"/>
+                <w:rFonts w:ascii="Times New Roman" w:eastAsia="SimSun" w:hAnsi="Times New Roman"/>
                 <w:sz w:val="20"/>
                 <w:szCs w:val="20"/>
               </w:rPr>
@@ -2193,7 +2193,7 @@
           <w:p>
             <w:r>
               <w:rPr>
-                <w:rFonts w:ascii="Microsoft YaHei" w:cs="Microsoft YaHei" w:eastAsia="Microsoft YaHei" w:hAnsi="Microsoft YaHei"/>
+                <w:rFonts w:ascii="Times New Roman" w:eastAsia="SimSun" w:hAnsi="Times New Roman"/>
                 <w:sz w:val="20"/>
                 <w:szCs w:val="20"/>
               </w:rPr>
@@ -2220,7 +2220,7 @@
           <w:p>
             <w:r>
               <w:rPr>
-                <w:rFonts w:ascii="Microsoft YaHei" w:cs="Microsoft YaHei" w:eastAsia="Microsoft YaHei" w:hAnsi="Microsoft YaHei"/>
+                <w:rFonts w:ascii="Times New Roman" w:eastAsia="SimSun" w:hAnsi="Times New Roman"/>
                 <w:sz w:val="20"/>
                 <w:szCs w:val="20"/>
               </w:rPr>
@@ -2247,7 +2247,7 @@
           <w:p>
             <w:r>
               <w:rPr>
-                <w:rFonts w:ascii="Microsoft YaHei" w:cs="Microsoft YaHei" w:eastAsia="Microsoft YaHei" w:hAnsi="Microsoft YaHei"/>
+                <w:rFonts w:ascii="Times New Roman" w:eastAsia="SimSun" w:hAnsi="Times New Roman"/>
                 <w:sz w:val="20"/>
                 <w:szCs w:val="20"/>
               </w:rPr>
@@ -2276,7 +2276,7 @@
           <w:p>
             <w:r>
               <w:rPr>
-                <w:rFonts w:ascii="Microsoft YaHei" w:cs="Microsoft YaHei" w:eastAsia="Microsoft YaHei" w:hAnsi="Microsoft YaHei"/>
+                <w:rFonts w:ascii="Times New Roman" w:eastAsia="SimSun" w:hAnsi="Times New Roman"/>
                 <w:sz w:val="20"/>
                 <w:szCs w:val="20"/>
               </w:rPr>
@@ -2303,7 +2303,7 @@
           <w:p>
             <w:r>
               <w:rPr>
-                <w:rFonts w:ascii="Microsoft YaHei" w:cs="Microsoft YaHei" w:eastAsia="Microsoft YaHei" w:hAnsi="Microsoft YaHei"/>
+                <w:rFonts w:ascii="Times New Roman" w:eastAsia="SimSun" w:hAnsi="Times New Roman"/>
                 <w:sz w:val="20"/>
                 <w:szCs w:val="20"/>
               </w:rPr>
@@ -2330,7 +2330,7 @@
           <w:p>
             <w:r>
               <w:rPr>
-                <w:rFonts w:ascii="Microsoft YaHei" w:cs="Microsoft YaHei" w:eastAsia="Microsoft YaHei" w:hAnsi="Microsoft YaHei"/>
+                <w:rFonts w:ascii="Times New Roman" w:eastAsia="SimSun" w:hAnsi="Times New Roman"/>
                 <w:sz w:val="20"/>
                 <w:szCs w:val="20"/>
               </w:rPr>
@@ -2357,7 +2357,7 @@
           <w:p>
             <w:r>
               <w:rPr>
-                <w:rFonts w:ascii="Microsoft YaHei" w:cs="Microsoft YaHei" w:eastAsia="Microsoft YaHei" w:hAnsi="Microsoft YaHei"/>
+                <w:rFonts w:ascii="Times New Roman" w:eastAsia="SimSun" w:hAnsi="Times New Roman"/>
                 <w:sz w:val="20"/>
                 <w:szCs w:val="20"/>
               </w:rPr>
@@ -2384,7 +2384,7 @@
           <w:p>
             <w:r>
               <w:rPr>
-                <w:rFonts w:ascii="Microsoft YaHei" w:cs="Microsoft YaHei" w:eastAsia="Microsoft YaHei" w:hAnsi="Microsoft YaHei"/>
+                <w:rFonts w:ascii="Times New Roman" w:eastAsia="SimSun" w:hAnsi="Times New Roman"/>
                 <w:sz w:val="20"/>
                 <w:szCs w:val="20"/>
               </w:rPr>
@@ -2413,7 +2413,7 @@
           <w:p>
             <w:r>
               <w:rPr>
-                <w:rFonts w:ascii="Microsoft YaHei" w:cs="Microsoft YaHei" w:eastAsia="Microsoft YaHei" w:hAnsi="Microsoft YaHei"/>
+                <w:rFonts w:ascii="Times New Roman" w:eastAsia="SimSun" w:hAnsi="Times New Roman"/>
                 <w:sz w:val="20"/>
                 <w:szCs w:val="20"/>
               </w:rPr>
@@ -2440,7 +2440,7 @@
           <w:p>
             <w:r>
               <w:rPr>
-                <w:rFonts w:ascii="Microsoft YaHei" w:cs="Microsoft YaHei" w:eastAsia="Microsoft YaHei" w:hAnsi="Microsoft YaHei"/>
+                <w:rFonts w:ascii="Times New Roman" w:eastAsia="SimSun" w:hAnsi="Times New Roman"/>
                 <w:sz w:val="20"/>
                 <w:szCs w:val="20"/>
               </w:rPr>
@@ -2467,7 +2467,7 @@
           <w:p>
             <w:r>
               <w:rPr>
-                <w:rFonts w:ascii="Microsoft YaHei" w:cs="Microsoft YaHei" w:eastAsia="Microsoft YaHei" w:hAnsi="Microsoft YaHei"/>
+                <w:rFonts w:ascii="Times New Roman" w:eastAsia="SimSun" w:hAnsi="Times New Roman"/>
                 <w:sz w:val="20"/>
                 <w:szCs w:val="20"/>
               </w:rPr>
@@ -2494,7 +2494,7 @@
           <w:p>
             <w:r>
               <w:rPr>
-                <w:rFonts w:ascii="Microsoft YaHei" w:cs="Microsoft YaHei" w:eastAsia="Microsoft YaHei" w:hAnsi="Microsoft YaHei"/>
+                <w:rFonts w:ascii="Times New Roman" w:eastAsia="SimSun" w:hAnsi="Times New Roman"/>
                 <w:sz w:val="20"/>
                 <w:szCs w:val="20"/>
               </w:rPr>
@@ -2521,7 +2521,7 @@
           <w:p>
             <w:r>
               <w:rPr>
-                <w:rFonts w:ascii="Microsoft YaHei" w:cs="Microsoft YaHei" w:eastAsia="Microsoft YaHei" w:hAnsi="Microsoft YaHei"/>
+                <w:rFonts w:ascii="Times New Roman" w:eastAsia="SimSun" w:hAnsi="Times New Roman"/>
                 <w:sz w:val="20"/>
                 <w:szCs w:val="20"/>
               </w:rPr>
@@ -2550,7 +2550,7 @@
           <w:p>
             <w:r>
               <w:rPr>
-                <w:rFonts w:ascii="Microsoft YaHei" w:cs="Microsoft YaHei" w:eastAsia="Microsoft YaHei" w:hAnsi="Microsoft YaHei"/>
+                <w:rFonts w:ascii="Times New Roman" w:eastAsia="SimSun" w:hAnsi="Times New Roman"/>
                 <w:sz w:val="20"/>
                 <w:szCs w:val="20"/>
               </w:rPr>
@@ -2577,7 +2577,7 @@
           <w:p>
             <w:r>
               <w:rPr>
-                <w:rFonts w:ascii="Microsoft YaHei" w:cs="Microsoft YaHei" w:eastAsia="Microsoft YaHei" w:hAnsi="Microsoft YaHei"/>
+                <w:rFonts w:ascii="Times New Roman" w:eastAsia="SimSun" w:hAnsi="Times New Roman"/>
                 <w:sz w:val="20"/>
                 <w:szCs w:val="20"/>
               </w:rPr>
@@ -2604,7 +2604,7 @@
           <w:p>
             <w:r>
               <w:rPr>
-                <w:rFonts w:ascii="Microsoft YaHei" w:cs="Microsoft YaHei" w:eastAsia="Microsoft YaHei" w:hAnsi="Microsoft YaHei"/>
+                <w:rFonts w:ascii="Times New Roman" w:eastAsia="SimSun" w:hAnsi="Times New Roman"/>
                 <w:sz w:val="20"/>
                 <w:szCs w:val="20"/>
               </w:rPr>
@@ -2631,7 +2631,7 @@
           <w:p>
             <w:r>
               <w:rPr>
-                <w:rFonts w:ascii="Microsoft YaHei" w:cs="Microsoft YaHei" w:eastAsia="Microsoft YaHei" w:hAnsi="Microsoft YaHei"/>
+                <w:rFonts w:ascii="Times New Roman" w:eastAsia="SimSun" w:hAnsi="Times New Roman"/>
                 <w:sz w:val="20"/>
                 <w:szCs w:val="20"/>
               </w:rPr>
@@ -2658,7 +2658,7 @@
           <w:p>
             <w:r>
               <w:rPr>
-                <w:rFonts w:ascii="Microsoft YaHei" w:cs="Microsoft YaHei" w:eastAsia="Microsoft YaHei" w:hAnsi="Microsoft YaHei"/>
+                <w:rFonts w:ascii="Times New Roman" w:eastAsia="SimSun" w:hAnsi="Times New Roman"/>
                 <w:sz w:val="20"/>
                 <w:szCs w:val="20"/>
               </w:rPr>
@@ -2687,7 +2687,7 @@
           <w:p>
             <w:r>
               <w:rPr>
-                <w:rFonts w:ascii="Microsoft YaHei" w:cs="Microsoft YaHei" w:eastAsia="Microsoft YaHei" w:hAnsi="Microsoft YaHei"/>
+                <w:rFonts w:ascii="Times New Roman" w:eastAsia="SimSun" w:hAnsi="Times New Roman"/>
                 <w:sz w:val="20"/>
                 <w:szCs w:val="20"/>
               </w:rPr>
@@ -2714,7 +2714,7 @@
           <w:p>
             <w:r>
               <w:rPr>
-                <w:rFonts w:ascii="Microsoft YaHei" w:cs="Microsoft YaHei" w:eastAsia="Microsoft YaHei" w:hAnsi="Microsoft YaHei"/>
+                <w:rFonts w:ascii="Times New Roman" w:eastAsia="SimSun" w:hAnsi="Times New Roman"/>
                 <w:sz w:val="20"/>
                 <w:szCs w:val="20"/>
               </w:rPr>
@@ -2741,7 +2741,7 @@
           <w:p>
             <w:r>
               <w:rPr>
-                <w:rFonts w:ascii="Microsoft YaHei" w:cs="Microsoft YaHei" w:eastAsia="Microsoft YaHei" w:hAnsi="Microsoft YaHei"/>
+                <w:rFonts w:ascii="Times New Roman" w:eastAsia="SimSun" w:hAnsi="Times New Roman"/>
                 <w:sz w:val="20"/>
                 <w:szCs w:val="20"/>
               </w:rPr>
@@ -2768,7 +2768,7 @@
           <w:p>
             <w:r>
               <w:rPr>
-                <w:rFonts w:ascii="Microsoft YaHei" w:cs="Microsoft YaHei" w:eastAsia="Microsoft YaHei" w:hAnsi="Microsoft YaHei"/>
+                <w:rFonts w:ascii="Times New Roman" w:eastAsia="SimSun" w:hAnsi="Times New Roman"/>
                 <w:sz w:val="20"/>
                 <w:szCs w:val="20"/>
               </w:rPr>
@@ -2795,7 +2795,7 @@
           <w:p>
             <w:r>
               <w:rPr>
-                <w:rFonts w:ascii="Microsoft YaHei" w:cs="Microsoft YaHei" w:eastAsia="Microsoft YaHei" w:hAnsi="Microsoft YaHei"/>
+                <w:rFonts w:ascii="Times New Roman" w:eastAsia="SimSun" w:hAnsi="Times New Roman"/>
                 <w:sz w:val="20"/>
                 <w:szCs w:val="20"/>
               </w:rPr>
@@ -2811,7 +2811,7 @@
       </w:pPr>
       <w:r>
         <w:rPr>
-          <w:rFonts w:ascii="Microsoft YaHei" w:cs="Microsoft YaHei" w:eastAsia="Microsoft YaHei" w:hAnsi="Microsoft YaHei"/>
+          <w:rFonts w:ascii="Times New Roman" w:eastAsia="SimSun" w:hAnsi="Times New Roman"/>
           <w:sz w:val="22"/>
           <w:szCs w:val="22"/>
         </w:rPr>
@@ -2924,7 +2924,7 @@
       </w:pPr>
       <w:r>
         <w:rPr>
-          <w:rFonts w:ascii="Microsoft YaHei" w:cs="Microsoft YaHei" w:eastAsia="Microsoft YaHei" w:hAnsi="Microsoft YaHei"/>
+          <w:rFonts w:ascii="Times New Roman" w:eastAsia="SimSun" w:hAnsi="Times New Roman"/>
           <w:sz w:val="22"/>
           <w:szCs w:val="22"/>
         </w:rPr>
@@ -2991,7 +2991,7 @@
       </w:pPr>
       <w:r>
         <w:rPr>
-          <w:rFonts w:ascii="Microsoft YaHei" w:cs="Microsoft YaHei" w:eastAsia="Microsoft YaHei" w:hAnsi="Microsoft YaHei"/>
+          <w:rFonts w:ascii="Times New Roman" w:eastAsia="SimSun" w:hAnsi="Times New Roman"/>
           <w:sz w:val="22"/>
           <w:szCs w:val="22"/>
         </w:rPr>
@@ -3112,7 +3112,7 @@
       </w:pPr>
       <w:r>
         <w:rPr>
-          <w:rFonts w:ascii="Microsoft YaHei" w:cs="Microsoft YaHei" w:eastAsia="Microsoft YaHei" w:hAnsi="Microsoft YaHei"/>
+          <w:rFonts w:ascii="Times New Roman" w:eastAsia="SimSun" w:hAnsi="Times New Roman"/>
           <w:sz w:val="22"/>
           <w:szCs w:val="22"/>
         </w:rPr>
@@ -3159,7 +3159,7 @@
           <w:p>
             <w:r>
               <w:rPr>
-                <w:rFonts w:ascii="Microsoft YaHei" w:cs="Microsoft YaHei" w:eastAsia="Microsoft YaHei" w:hAnsi="Microsoft YaHei"/>
+                <w:rFonts w:ascii="Times New Roman" w:eastAsia="SimHei" w:hAnsi="Times New Roman"/>
                 <w:b/>
                 <w:bCs/>
                 <w:sz w:val="21"/>
@@ -3189,7 +3189,7 @@
           <w:p>
             <w:r>
               <w:rPr>
-                <w:rFonts w:ascii="Microsoft YaHei" w:cs="Microsoft YaHei" w:eastAsia="Microsoft YaHei" w:hAnsi="Microsoft YaHei"/>
+                <w:rFonts w:ascii="Times New Roman" w:eastAsia="SimHei" w:hAnsi="Times New Roman"/>
                 <w:b/>
                 <w:bCs/>
                 <w:sz w:val="21"/>
@@ -3219,7 +3219,7 @@
           <w:p>
             <w:r>
               <w:rPr>
-                <w:rFonts w:ascii="Microsoft YaHei" w:cs="Microsoft YaHei" w:eastAsia="Microsoft YaHei" w:hAnsi="Microsoft YaHei"/>
+                <w:rFonts w:ascii="Times New Roman" w:eastAsia="SimHei" w:hAnsi="Times New Roman"/>
                 <w:b/>
                 <w:bCs/>
                 <w:sz w:val="21"/>
@@ -3249,7 +3249,7 @@
           <w:p>
             <w:r>
               <w:rPr>
-                <w:rFonts w:ascii="Microsoft YaHei" w:cs="Microsoft YaHei" w:eastAsia="Microsoft YaHei" w:hAnsi="Microsoft YaHei"/>
+                <w:rFonts w:ascii="Times New Roman" w:eastAsia="SimHei" w:hAnsi="Times New Roman"/>
                 <w:b/>
                 <w:bCs/>
                 <w:sz w:val="21"/>
@@ -3279,7 +3279,7 @@
           <w:p>
             <w:r>
               <w:rPr>
-                <w:rFonts w:ascii="Microsoft YaHei" w:cs="Microsoft YaHei" w:eastAsia="Microsoft YaHei" w:hAnsi="Microsoft YaHei"/>
+                <w:rFonts w:ascii="Times New Roman" w:eastAsia="SimHei" w:hAnsi="Times New Roman"/>
                 <w:b/>
                 <w:bCs/>
                 <w:sz w:val="21"/>
@@ -3310,7 +3310,7 @@
           <w:p>
             <w:r>
               <w:rPr>
-                <w:rFonts w:ascii="Microsoft YaHei" w:cs="Microsoft YaHei" w:eastAsia="Microsoft YaHei" w:hAnsi="Microsoft YaHei"/>
+                <w:rFonts w:ascii="Times New Roman" w:eastAsia="SimSun" w:hAnsi="Times New Roman"/>
                 <w:sz w:val="20"/>
                 <w:szCs w:val="20"/>
               </w:rPr>
@@ -3337,7 +3337,7 @@
           <w:p>
             <w:r>
               <w:rPr>
-                <w:rFonts w:ascii="Microsoft YaHei" w:cs="Microsoft YaHei" w:eastAsia="Microsoft YaHei" w:hAnsi="Microsoft YaHei"/>
+                <w:rFonts w:ascii="Times New Roman" w:eastAsia="SimSun" w:hAnsi="Times New Roman"/>
                 <w:sz w:val="20"/>
                 <w:szCs w:val="20"/>
               </w:rPr>
@@ -3364,7 +3364,7 @@
           <w:p>
             <w:r>
               <w:rPr>
-                <w:rFonts w:ascii="Microsoft YaHei" w:cs="Microsoft YaHei" w:eastAsia="Microsoft YaHei" w:hAnsi="Microsoft YaHei"/>
+                <w:rFonts w:ascii="Times New Roman" w:eastAsia="SimSun" w:hAnsi="Times New Roman"/>
                 <w:sz w:val="20"/>
                 <w:szCs w:val="20"/>
               </w:rPr>
@@ -3391,7 +3391,7 @@
           <w:p>
             <w:r>
               <w:rPr>
-                <w:rFonts w:ascii="Microsoft YaHei" w:cs="Microsoft YaHei" w:eastAsia="Microsoft YaHei" w:hAnsi="Microsoft YaHei"/>
+                <w:rFonts w:ascii="Times New Roman" w:eastAsia="SimSun" w:hAnsi="Times New Roman"/>
                 <w:sz w:val="20"/>
                 <w:szCs w:val="20"/>
               </w:rPr>
@@ -3418,7 +3418,7 @@
           <w:p>
             <w:r>
               <w:rPr>
-                <w:rFonts w:ascii="Microsoft YaHei" w:cs="Microsoft YaHei" w:eastAsia="Microsoft YaHei" w:hAnsi="Microsoft YaHei"/>
+                <w:rFonts w:ascii="Times New Roman" w:eastAsia="SimSun" w:hAnsi="Times New Roman"/>
                 <w:sz w:val="20"/>
                 <w:szCs w:val="20"/>
               </w:rPr>
@@ -3447,7 +3447,7 @@
           <w:p>
             <w:r>
               <w:rPr>
-                <w:rFonts w:ascii="Microsoft YaHei" w:cs="Microsoft YaHei" w:eastAsia="Microsoft YaHei" w:hAnsi="Microsoft YaHei"/>
+                <w:rFonts w:ascii="Times New Roman" w:eastAsia="SimSun" w:hAnsi="Times New Roman"/>
                 <w:sz w:val="20"/>
                 <w:szCs w:val="20"/>
               </w:rPr>
@@ -3474,7 +3474,7 @@
           <w:p>
             <w:r>
               <w:rPr>
-                <w:rFonts w:ascii="Microsoft YaHei" w:cs="Microsoft YaHei" w:eastAsia="Microsoft YaHei" w:hAnsi="Microsoft YaHei"/>
+                <w:rFonts w:ascii="Times New Roman" w:eastAsia="SimSun" w:hAnsi="Times New Roman"/>
                 <w:sz w:val="20"/>
                 <w:szCs w:val="20"/>
               </w:rPr>
@@ -3501,7 +3501,7 @@
           <w:p>
             <w:r>
               <w:rPr>
-                <w:rFonts w:ascii="Microsoft YaHei" w:cs="Microsoft YaHei" w:eastAsia="Microsoft YaHei" w:hAnsi="Microsoft YaHei"/>
+                <w:rFonts w:ascii="Times New Roman" w:eastAsia="SimSun" w:hAnsi="Times New Roman"/>
                 <w:sz w:val="20"/>
                 <w:szCs w:val="20"/>
               </w:rPr>
@@ -3528,7 +3528,7 @@
           <w:p>
             <w:r>
               <w:rPr>
-                <w:rFonts w:ascii="Microsoft YaHei" w:cs="Microsoft YaHei" w:eastAsia="Microsoft YaHei" w:hAnsi="Microsoft YaHei"/>
+                <w:rFonts w:ascii="Times New Roman" w:eastAsia="SimSun" w:hAnsi="Times New Roman"/>
                 <w:sz w:val="20"/>
                 <w:szCs w:val="20"/>
               </w:rPr>
@@ -3555,7 +3555,7 @@
           <w:p>
             <w:r>
               <w:rPr>
-                <w:rFonts w:ascii="Microsoft YaHei" w:cs="Microsoft YaHei" w:eastAsia="Microsoft YaHei" w:hAnsi="Microsoft YaHei"/>
+                <w:rFonts w:ascii="Times New Roman" w:eastAsia="SimSun" w:hAnsi="Times New Roman"/>
                 <w:sz w:val="20"/>
                 <w:szCs w:val="20"/>
               </w:rPr>
@@ -3584,7 +3584,7 @@
           <w:p>
             <w:r>
               <w:rPr>
-                <w:rFonts w:ascii="Microsoft YaHei" w:cs="Microsoft YaHei" w:eastAsia="Microsoft YaHei" w:hAnsi="Microsoft YaHei"/>
+                <w:rFonts w:ascii="Times New Roman" w:eastAsia="SimSun" w:hAnsi="Times New Roman"/>
                 <w:sz w:val="20"/>
                 <w:szCs w:val="20"/>
               </w:rPr>
@@ -3611,7 +3611,7 @@
           <w:p>
             <w:r>
               <w:rPr>
-                <w:rFonts w:ascii="Microsoft YaHei" w:cs="Microsoft YaHei" w:eastAsia="Microsoft YaHei" w:hAnsi="Microsoft YaHei"/>
+                <w:rFonts w:ascii="Times New Roman" w:eastAsia="SimSun" w:hAnsi="Times New Roman"/>
                 <w:sz w:val="20"/>
                 <w:szCs w:val="20"/>
               </w:rPr>
@@ -3638,7 +3638,7 @@
           <w:p>
             <w:r>
               <w:rPr>
-                <w:rFonts w:ascii="Microsoft YaHei" w:cs="Microsoft YaHei" w:eastAsia="Microsoft YaHei" w:hAnsi="Microsoft YaHei"/>
+                <w:rFonts w:ascii="Times New Roman" w:eastAsia="SimSun" w:hAnsi="Times New Roman"/>
                 <w:sz w:val="20"/>
                 <w:szCs w:val="20"/>
               </w:rPr>
@@ -3665,7 +3665,7 @@
           <w:p>
             <w:r>
               <w:rPr>
-                <w:rFonts w:ascii="Microsoft YaHei" w:cs="Microsoft YaHei" w:eastAsia="Microsoft YaHei" w:hAnsi="Microsoft YaHei"/>
+                <w:rFonts w:ascii="Times New Roman" w:eastAsia="SimSun" w:hAnsi="Times New Roman"/>
                 <w:sz w:val="20"/>
                 <w:szCs w:val="20"/>
               </w:rPr>
@@ -3692,7 +3692,7 @@
           <w:p>
             <w:r>
               <w:rPr>
-                <w:rFonts w:ascii="Microsoft YaHei" w:cs="Microsoft YaHei" w:eastAsia="Microsoft YaHei" w:hAnsi="Microsoft YaHei"/>
+                <w:rFonts w:ascii="Times New Roman" w:eastAsia="SimSun" w:hAnsi="Times New Roman"/>
                 <w:sz w:val="20"/>
                 <w:szCs w:val="20"/>
               </w:rPr>
@@ -3708,7 +3708,7 @@
       </w:pPr>
       <w:r>
         <w:rPr>
-          <w:rFonts w:ascii="Microsoft YaHei" w:cs="Microsoft YaHei" w:eastAsia="Microsoft YaHei" w:hAnsi="Microsoft YaHei"/>
+          <w:rFonts w:ascii="Times New Roman" w:eastAsia="SimSun" w:hAnsi="Times New Roman"/>
           <w:sz w:val="22"/>
           <w:szCs w:val="22"/>
         </w:rPr>
@@ -3821,7 +3821,7 @@
       </w:pPr>
       <w:r>
         <w:rPr>
-          <w:rFonts w:ascii="Microsoft YaHei" w:cs="Microsoft YaHei" w:eastAsia="Microsoft YaHei" w:hAnsi="Microsoft YaHei"/>
+          <w:rFonts w:ascii="Times New Roman" w:eastAsia="SimSun" w:hAnsi="Times New Roman"/>
           <w:sz w:val="22"/>
           <w:szCs w:val="22"/>
         </w:rPr>
@@ -3888,7 +3888,7 @@
       </w:pPr>
       <w:r>
         <w:rPr>
-          <w:rFonts w:ascii="Microsoft YaHei" w:cs="Microsoft YaHei" w:eastAsia="Microsoft YaHei" w:hAnsi="Microsoft YaHei"/>
+          <w:rFonts w:ascii="Times New Roman" w:eastAsia="SimSun" w:hAnsi="Times New Roman"/>
           <w:sz w:val="22"/>
           <w:szCs w:val="22"/>
         </w:rPr>
@@ -3947,7 +3947,7 @@
       </w:pPr>
       <w:r>
         <w:rPr>
-          <w:rFonts w:ascii="Microsoft YaHei" w:cs="Microsoft YaHei" w:eastAsia="Microsoft YaHei" w:hAnsi="Microsoft YaHei"/>
+          <w:rFonts w:ascii="Times New Roman" w:eastAsia="SimSun" w:hAnsi="Times New Roman"/>
           <w:sz w:val="22"/>
           <w:szCs w:val="22"/>
         </w:rPr>
@@ -3965,7 +3965,7 @@
       </w:pPr>
       <w:r>
         <w:rPr>
-          <w:rFonts w:ascii="Microsoft YaHei" w:cs="Microsoft YaHei" w:eastAsia="Microsoft YaHei" w:hAnsi="Microsoft YaHei"/>
+          <w:rFonts w:ascii="Times New Roman" w:eastAsia="SimSun" w:hAnsi="Times New Roman"/>
           <w:sz w:val="22"/>
           <w:szCs w:val="22"/>
         </w:rPr>
@@ -3983,7 +3983,7 @@
       </w:pPr>
       <w:r>
         <w:rPr>
-          <w:rFonts w:ascii="Microsoft YaHei" w:cs="Microsoft YaHei" w:eastAsia="Microsoft YaHei" w:hAnsi="Microsoft YaHei"/>
+          <w:rFonts w:ascii="Times New Roman" w:eastAsia="SimSun" w:hAnsi="Times New Roman"/>
           <w:sz w:val="22"/>
           <w:szCs w:val="22"/>
         </w:rPr>
@@ -4001,7 +4001,7 @@
       </w:pPr>
       <w:r>
         <w:rPr>
-          <w:rFonts w:ascii="Microsoft YaHei" w:cs="Microsoft YaHei" w:eastAsia="Microsoft YaHei" w:hAnsi="Microsoft YaHei"/>
+          <w:rFonts w:ascii="Times New Roman" w:eastAsia="SimSun" w:hAnsi="Times New Roman"/>
           <w:sz w:val="22"/>
           <w:szCs w:val="22"/>
         </w:rPr>
@@ -4019,7 +4019,7 @@
       </w:pPr>
       <w:r>
         <w:rPr>
-          <w:rFonts w:ascii="Microsoft YaHei" w:cs="Microsoft YaHei" w:eastAsia="Microsoft YaHei" w:hAnsi="Microsoft YaHei"/>
+          <w:rFonts w:ascii="Times New Roman" w:eastAsia="SimSun" w:hAnsi="Times New Roman"/>
           <w:sz w:val="22"/>
           <w:szCs w:val="22"/>
         </w:rPr>
@@ -4048,7 +4048,7 @@
       </w:pPr>
       <w:r>
         <w:rPr>
-          <w:rFonts w:ascii="Microsoft YaHei" w:cs="Microsoft YaHei" w:eastAsia="Microsoft YaHei" w:hAnsi="Microsoft YaHei"/>
+          <w:rFonts w:ascii="Times New Roman" w:eastAsia="SimSun" w:hAnsi="Times New Roman"/>
           <w:sz w:val="22"/>
           <w:szCs w:val="22"/>
         </w:rPr>
@@ -4061,7 +4061,7 @@
       </w:pPr>
       <w:r>
         <w:rPr>
-          <w:rFonts w:ascii="Microsoft YaHei" w:cs="Microsoft YaHei" w:eastAsia="Microsoft YaHei" w:hAnsi="Microsoft YaHei"/>
+          <w:rFonts w:ascii="Times New Roman" w:eastAsia="SimSun" w:hAnsi="Times New Roman"/>
           <w:sz w:val="22"/>
           <w:szCs w:val="22"/>
         </w:rPr>
@@ -4074,7 +4074,7 @@
       </w:pPr>
       <w:r>
         <w:rPr>
-          <w:rFonts w:ascii="Microsoft YaHei" w:cs="Microsoft YaHei" w:eastAsia="Microsoft YaHei" w:hAnsi="Microsoft YaHei"/>
+          <w:rFonts w:ascii="Times New Roman" w:eastAsia="SimSun" w:hAnsi="Times New Roman"/>
           <w:sz w:val="22"/>
           <w:szCs w:val="22"/>
         </w:rPr>
@@ -4087,7 +4087,7 @@
       </w:pPr>
       <w:r>
         <w:rPr>
-          <w:rFonts w:ascii="Microsoft YaHei" w:cs="Microsoft YaHei" w:eastAsia="Microsoft YaHei" w:hAnsi="Microsoft YaHei"/>
+          <w:rFonts w:ascii="Times New Roman" w:eastAsia="SimSun" w:hAnsi="Times New Roman"/>
           <w:sz w:val="22"/>
           <w:szCs w:val="22"/>
         </w:rPr>
@@ -4146,7 +4146,7 @@
       </w:pPr>
       <w:r>
         <w:rPr>
-          <w:rFonts w:ascii="Microsoft YaHei" w:cs="Microsoft YaHei" w:eastAsia="Microsoft YaHei" w:hAnsi="Microsoft YaHei"/>
+          <w:rFonts w:ascii="Times New Roman" w:eastAsia="SimSun" w:hAnsi="Times New Roman"/>
           <w:sz w:val="22"/>
           <w:szCs w:val="22"/>
         </w:rPr>
@@ -4194,7 +4194,7 @@
           <w:p>
             <w:r>
               <w:rPr>
-                <w:rFonts w:ascii="Microsoft YaHei" w:cs="Microsoft YaHei" w:eastAsia="Microsoft YaHei" w:hAnsi="Microsoft YaHei"/>
+                <w:rFonts w:ascii="Times New Roman" w:eastAsia="SimHei" w:hAnsi="Times New Roman"/>
                 <w:b/>
                 <w:bCs/>
                 <w:sz w:val="21"/>
@@ -4224,7 +4224,7 @@
           <w:p>
             <w:r>
               <w:rPr>
-                <w:rFonts w:ascii="Microsoft YaHei" w:cs="Microsoft YaHei" w:eastAsia="Microsoft YaHei" w:hAnsi="Microsoft YaHei"/>
+                <w:rFonts w:ascii="Times New Roman" w:eastAsia="SimHei" w:hAnsi="Times New Roman"/>
                 <w:b/>
                 <w:bCs/>
                 <w:sz w:val="21"/>
@@ -4254,7 +4254,7 @@
           <w:p>
             <w:r>
               <w:rPr>
-                <w:rFonts w:ascii="Microsoft YaHei" w:cs="Microsoft YaHei" w:eastAsia="Microsoft YaHei" w:hAnsi="Microsoft YaHei"/>
+                <w:rFonts w:ascii="Times New Roman" w:eastAsia="SimHei" w:hAnsi="Times New Roman"/>
                 <w:b/>
                 <w:bCs/>
                 <w:sz w:val="21"/>
@@ -4284,7 +4284,7 @@
           <w:p>
             <w:r>
               <w:rPr>
-                <w:rFonts w:ascii="Microsoft YaHei" w:cs="Microsoft YaHei" w:eastAsia="Microsoft YaHei" w:hAnsi="Microsoft YaHei"/>
+                <w:rFonts w:ascii="Times New Roman" w:eastAsia="SimHei" w:hAnsi="Times New Roman"/>
                 <w:b/>
                 <w:bCs/>
                 <w:sz w:val="21"/>
@@ -4314,7 +4314,7 @@
           <w:p>
             <w:r>
               <w:rPr>
-                <w:rFonts w:ascii="Microsoft YaHei" w:cs="Microsoft YaHei" w:eastAsia="Microsoft YaHei" w:hAnsi="Microsoft YaHei"/>
+                <w:rFonts w:ascii="Times New Roman" w:eastAsia="SimHei" w:hAnsi="Times New Roman"/>
                 <w:b/>
                 <w:bCs/>
                 <w:sz w:val="21"/>
@@ -4344,7 +4344,7 @@
           <w:p>
             <w:r>
               <w:rPr>
-                <w:rFonts w:ascii="Microsoft YaHei" w:cs="Microsoft YaHei" w:eastAsia="Microsoft YaHei" w:hAnsi="Microsoft YaHei"/>
+                <w:rFonts w:ascii="Times New Roman" w:eastAsia="SimHei" w:hAnsi="Times New Roman"/>
                 <w:b/>
                 <w:bCs/>
                 <w:sz w:val="21"/>
@@ -4375,7 +4375,7 @@
           <w:p>
             <w:r>
               <w:rPr>
-                <w:rFonts w:ascii="Microsoft YaHei" w:cs="Microsoft YaHei" w:eastAsia="Microsoft YaHei" w:hAnsi="Microsoft YaHei"/>
+                <w:rFonts w:ascii="Times New Roman" w:eastAsia="SimSun" w:hAnsi="Times New Roman"/>
                 <w:sz w:val="20"/>
                 <w:szCs w:val="20"/>
               </w:rPr>
@@ -4402,7 +4402,7 @@
           <w:p>
             <w:r>
               <w:rPr>
-                <w:rFonts w:ascii="Microsoft YaHei" w:cs="Microsoft YaHei" w:eastAsia="Microsoft YaHei" w:hAnsi="Microsoft YaHei"/>
+                <w:rFonts w:ascii="Times New Roman" w:eastAsia="SimSun" w:hAnsi="Times New Roman"/>
                 <w:sz w:val="20"/>
                 <w:szCs w:val="20"/>
               </w:rPr>
@@ -4429,7 +4429,7 @@
           <w:p>
             <w:r>
               <w:rPr>
-                <w:rFonts w:ascii="Microsoft YaHei" w:cs="Microsoft YaHei" w:eastAsia="Microsoft YaHei" w:hAnsi="Microsoft YaHei"/>
+                <w:rFonts w:ascii="Times New Roman" w:eastAsia="SimSun" w:hAnsi="Times New Roman"/>
                 <w:sz w:val="20"/>
                 <w:szCs w:val="20"/>
               </w:rPr>
@@ -4456,7 +4456,7 @@
           <w:p>
             <w:r>
               <w:rPr>
-                <w:rFonts w:ascii="Microsoft YaHei" w:cs="Microsoft YaHei" w:eastAsia="Microsoft YaHei" w:hAnsi="Microsoft YaHei"/>
+                <w:rFonts w:ascii="Times New Roman" w:eastAsia="SimSun" w:hAnsi="Times New Roman"/>
                 <w:sz w:val="20"/>
                 <w:szCs w:val="20"/>
               </w:rPr>
@@ -4483,7 +4483,7 @@
           <w:p>
             <w:r>
               <w:rPr>
-                <w:rFonts w:ascii="Microsoft YaHei" w:cs="Microsoft YaHei" w:eastAsia="Microsoft YaHei" w:hAnsi="Microsoft YaHei"/>
+                <w:rFonts w:ascii="Times New Roman" w:eastAsia="SimSun" w:hAnsi="Times New Roman"/>
                 <w:sz w:val="20"/>
                 <w:szCs w:val="20"/>
               </w:rPr>
@@ -4510,7 +4510,7 @@
           <w:p>
             <w:r>
               <w:rPr>
-                <w:rFonts w:ascii="Microsoft YaHei" w:cs="Microsoft YaHei" w:eastAsia="Microsoft YaHei" w:hAnsi="Microsoft YaHei"/>
+                <w:rFonts w:ascii="Times New Roman" w:eastAsia="SimSun" w:hAnsi="Times New Roman"/>
                 <w:sz w:val="20"/>
                 <w:szCs w:val="20"/>
               </w:rPr>
@@ -4539,7 +4539,7 @@
           <w:p>
             <w:r>
               <w:rPr>
-                <w:rFonts w:ascii="Microsoft YaHei" w:cs="Microsoft YaHei" w:eastAsia="Microsoft YaHei" w:hAnsi="Microsoft YaHei"/>
+                <w:rFonts w:ascii="Times New Roman" w:eastAsia="SimSun" w:hAnsi="Times New Roman"/>
                 <w:sz w:val="20"/>
                 <w:szCs w:val="20"/>
               </w:rPr>
@@ -4566,7 +4566,7 @@
           <w:p>
             <w:r>
               <w:rPr>
-                <w:rFonts w:ascii="Microsoft YaHei" w:cs="Microsoft YaHei" w:eastAsia="Microsoft YaHei" w:hAnsi="Microsoft YaHei"/>
+                <w:rFonts w:ascii="Times New Roman" w:eastAsia="SimSun" w:hAnsi="Times New Roman"/>
                 <w:sz w:val="20"/>
                 <w:szCs w:val="20"/>
               </w:rPr>
@@ -4593,7 +4593,7 @@
           <w:p>
             <w:r>
               <w:rPr>
-                <w:rFonts w:ascii="Microsoft YaHei" w:cs="Microsoft YaHei" w:eastAsia="Microsoft YaHei" w:hAnsi="Microsoft YaHei"/>
+                <w:rFonts w:ascii="Times New Roman" w:eastAsia="SimSun" w:hAnsi="Times New Roman"/>
                 <w:sz w:val="20"/>
                 <w:szCs w:val="20"/>
               </w:rPr>
@@ -4620,7 +4620,7 @@
           <w:p>
             <w:r>
               <w:rPr>
-                <w:rFonts w:ascii="Microsoft YaHei" w:cs="Microsoft YaHei" w:eastAsia="Microsoft YaHei" w:hAnsi="Microsoft YaHei"/>
+                <w:rFonts w:ascii="Times New Roman" w:eastAsia="SimSun" w:hAnsi="Times New Roman"/>
                 <w:sz w:val="20"/>
                 <w:szCs w:val="20"/>
               </w:rPr>
@@ -4647,7 +4647,7 @@
           <w:p>
             <w:r>
               <w:rPr>
-                <w:rFonts w:ascii="Microsoft YaHei" w:cs="Microsoft YaHei" w:eastAsia="Microsoft YaHei" w:hAnsi="Microsoft YaHei"/>
+                <w:rFonts w:ascii="Times New Roman" w:eastAsia="SimSun" w:hAnsi="Times New Roman"/>
                 <w:sz w:val="20"/>
                 <w:szCs w:val="20"/>
               </w:rPr>
@@ -4674,7 +4674,7 @@
           <w:p>
             <w:r>
               <w:rPr>
-                <w:rFonts w:ascii="Microsoft YaHei" w:cs="Microsoft YaHei" w:eastAsia="Microsoft YaHei" w:hAnsi="Microsoft YaHei"/>
+                <w:rFonts w:ascii="Times New Roman" w:eastAsia="SimSun" w:hAnsi="Times New Roman"/>
                 <w:sz w:val="20"/>
                 <w:szCs w:val="20"/>
               </w:rPr>
@@ -4703,7 +4703,7 @@
           <w:p>
             <w:r>
               <w:rPr>
-                <w:rFonts w:ascii="Microsoft YaHei" w:cs="Microsoft YaHei" w:eastAsia="Microsoft YaHei" w:hAnsi="Microsoft YaHei"/>
+                <w:rFonts w:ascii="Times New Roman" w:eastAsia="SimSun" w:hAnsi="Times New Roman"/>
                 <w:sz w:val="20"/>
                 <w:szCs w:val="20"/>
               </w:rPr>
@@ -4730,7 +4730,7 @@
           <w:p>
             <w:r>
               <w:rPr>
-                <w:rFonts w:ascii="Microsoft YaHei" w:cs="Microsoft YaHei" w:eastAsia="Microsoft YaHei" w:hAnsi="Microsoft YaHei"/>
+                <w:rFonts w:ascii="Times New Roman" w:eastAsia="SimSun" w:hAnsi="Times New Roman"/>
                 <w:sz w:val="20"/>
                 <w:szCs w:val="20"/>
               </w:rPr>
@@ -4757,7 +4757,7 @@
           <w:p>
             <w:r>
               <w:rPr>
-                <w:rFonts w:ascii="Microsoft YaHei" w:cs="Microsoft YaHei" w:eastAsia="Microsoft YaHei" w:hAnsi="Microsoft YaHei"/>
+                <w:rFonts w:ascii="Times New Roman" w:eastAsia="SimSun" w:hAnsi="Times New Roman"/>
                 <w:sz w:val="20"/>
                 <w:szCs w:val="20"/>
               </w:rPr>
@@ -4784,7 +4784,7 @@
           <w:p>
             <w:r>
               <w:rPr>
-                <w:rFonts w:ascii="Microsoft YaHei" w:cs="Microsoft YaHei" w:eastAsia="Microsoft YaHei" w:hAnsi="Microsoft YaHei"/>
+                <w:rFonts w:ascii="Times New Roman" w:eastAsia="SimSun" w:hAnsi="Times New Roman"/>
                 <w:sz w:val="20"/>
                 <w:szCs w:val="20"/>
               </w:rPr>
@@ -4811,7 +4811,7 @@
           <w:p>
             <w:r>
               <w:rPr>
-                <w:rFonts w:ascii="Microsoft YaHei" w:cs="Microsoft YaHei" w:eastAsia="Microsoft YaHei" w:hAnsi="Microsoft YaHei"/>
+                <w:rFonts w:ascii="Times New Roman" w:eastAsia="SimSun" w:hAnsi="Times New Roman"/>
                 <w:sz w:val="20"/>
                 <w:szCs w:val="20"/>
               </w:rPr>
@@ -4838,7 +4838,7 @@
           <w:p>
             <w:r>
               <w:rPr>
-                <w:rFonts w:ascii="Microsoft YaHei" w:cs="Microsoft YaHei" w:eastAsia="Microsoft YaHei" w:hAnsi="Microsoft YaHei"/>
+                <w:rFonts w:ascii="Times New Roman" w:eastAsia="SimSun" w:hAnsi="Times New Roman"/>
                 <w:sz w:val="20"/>
                 <w:szCs w:val="20"/>
               </w:rPr>
@@ -4854,7 +4854,7 @@
       </w:pPr>
       <w:r>
         <w:rPr>
-          <w:rFonts w:ascii="Microsoft YaHei" w:cs="Microsoft YaHei" w:eastAsia="Microsoft YaHei" w:hAnsi="Microsoft YaHei"/>
+          <w:rFonts w:ascii="Times New Roman" w:eastAsia="SimSun" w:hAnsi="Times New Roman"/>
           <w:sz w:val="22"/>
           <w:szCs w:val="22"/>
         </w:rPr>
@@ -4875,7 +4875,7 @@
       </w:pPr>
       <w:r>
         <w:rPr>
-          <w:rFonts w:ascii="Microsoft YaHei" w:cs="Microsoft YaHei" w:eastAsia="Microsoft YaHei" w:hAnsi="Microsoft YaHei"/>
+          <w:rFonts w:ascii="Times New Roman" w:eastAsia="SimSun" w:hAnsi="Times New Roman"/>
           <w:sz w:val="22"/>
           <w:szCs w:val="22"/>
         </w:rPr>
@@ -4934,7 +4934,7 @@
       </w:pPr>
       <w:r>
         <w:rPr>
-          <w:rFonts w:ascii="Microsoft YaHei" w:cs="Microsoft YaHei" w:eastAsia="Microsoft YaHei" w:hAnsi="Microsoft YaHei"/>
+          <w:rFonts w:ascii="Times New Roman" w:eastAsia="SimSun" w:hAnsi="Times New Roman"/>
           <w:sz w:val="22"/>
           <w:szCs w:val="22"/>
         </w:rPr>
@@ -4981,7 +4981,7 @@
           <w:p>
             <w:r>
               <w:rPr>
-                <w:rFonts w:ascii="Microsoft YaHei" w:cs="Microsoft YaHei" w:eastAsia="Microsoft YaHei" w:hAnsi="Microsoft YaHei"/>
+                <w:rFonts w:ascii="Times New Roman" w:eastAsia="SimHei" w:hAnsi="Times New Roman"/>
                 <w:b/>
                 <w:bCs/>
                 <w:sz w:val="21"/>
@@ -5011,7 +5011,7 @@
           <w:p>
             <w:r>
               <w:rPr>
-                <w:rFonts w:ascii="Microsoft YaHei" w:cs="Microsoft YaHei" w:eastAsia="Microsoft YaHei" w:hAnsi="Microsoft YaHei"/>
+                <w:rFonts w:ascii="Times New Roman" w:eastAsia="SimHei" w:hAnsi="Times New Roman"/>
                 <w:b/>
                 <w:bCs/>
                 <w:sz w:val="21"/>
@@ -5041,7 +5041,7 @@
           <w:p>
             <w:r>
               <w:rPr>
-                <w:rFonts w:ascii="Microsoft YaHei" w:cs="Microsoft YaHei" w:eastAsia="Microsoft YaHei" w:hAnsi="Microsoft YaHei"/>
+                <w:rFonts w:ascii="Times New Roman" w:eastAsia="SimHei" w:hAnsi="Times New Roman"/>
                 <w:b/>
                 <w:bCs/>
                 <w:sz w:val="21"/>
@@ -5071,7 +5071,7 @@
           <w:p>
             <w:r>
               <w:rPr>
-                <w:rFonts w:ascii="Microsoft YaHei" w:cs="Microsoft YaHei" w:eastAsia="Microsoft YaHei" w:hAnsi="Microsoft YaHei"/>
+                <w:rFonts w:ascii="Times New Roman" w:eastAsia="SimHei" w:hAnsi="Times New Roman"/>
                 <w:b/>
                 <w:bCs/>
                 <w:sz w:val="21"/>
@@ -5101,7 +5101,7 @@
           <w:p>
             <w:r>
               <w:rPr>
-                <w:rFonts w:ascii="Microsoft YaHei" w:cs="Microsoft YaHei" w:eastAsia="Microsoft YaHei" w:hAnsi="Microsoft YaHei"/>
+                <w:rFonts w:ascii="Times New Roman" w:eastAsia="SimHei" w:hAnsi="Times New Roman"/>
                 <w:b/>
                 <w:bCs/>
                 <w:sz w:val="21"/>
@@ -5132,7 +5132,7 @@
           <w:p>
             <w:r>
               <w:rPr>
-                <w:rFonts w:ascii="Microsoft YaHei" w:cs="Microsoft YaHei" w:eastAsia="Microsoft YaHei" w:hAnsi="Microsoft YaHei"/>
+                <w:rFonts w:ascii="Times New Roman" w:eastAsia="SimSun" w:hAnsi="Times New Roman"/>
                 <w:sz w:val="20"/>
                 <w:szCs w:val="20"/>
               </w:rPr>
@@ -5159,7 +5159,7 @@
           <w:p>
             <w:r>
               <w:rPr>
-                <w:rFonts w:ascii="Microsoft YaHei" w:cs="Microsoft YaHei" w:eastAsia="Microsoft YaHei" w:hAnsi="Microsoft YaHei"/>
+                <w:rFonts w:ascii="Times New Roman" w:eastAsia="SimSun" w:hAnsi="Times New Roman"/>
                 <w:sz w:val="20"/>
                 <w:szCs w:val="20"/>
               </w:rPr>
@@ -5186,7 +5186,7 @@
           <w:p>
             <w:r>
               <w:rPr>
-                <w:rFonts w:ascii="Microsoft YaHei" w:cs="Microsoft YaHei" w:eastAsia="Microsoft YaHei" w:hAnsi="Microsoft YaHei"/>
+                <w:rFonts w:ascii="Times New Roman" w:eastAsia="SimSun" w:hAnsi="Times New Roman"/>
                 <w:sz w:val="20"/>
                 <w:szCs w:val="20"/>
               </w:rPr>
@@ -5213,7 +5213,7 @@
           <w:p>
             <w:r>
               <w:rPr>
-                <w:rFonts w:ascii="Microsoft YaHei" w:cs="Microsoft YaHei" w:eastAsia="Microsoft YaHei" w:hAnsi="Microsoft YaHei"/>
+                <w:rFonts w:ascii="Times New Roman" w:eastAsia="SimSun" w:hAnsi="Times New Roman"/>
                 <w:sz w:val="20"/>
                 <w:szCs w:val="20"/>
               </w:rPr>
@@ -5240,7 +5240,7 @@
           <w:p>
             <w:r>
               <w:rPr>
-                <w:rFonts w:ascii="Microsoft YaHei" w:cs="Microsoft YaHei" w:eastAsia="Microsoft YaHei" w:hAnsi="Microsoft YaHei"/>
+                <w:rFonts w:ascii="Times New Roman" w:eastAsia="SimSun" w:hAnsi="Times New Roman"/>
                 <w:sz w:val="20"/>
                 <w:szCs w:val="20"/>
               </w:rPr>
@@ -5269,7 +5269,7 @@
           <w:p>
             <w:r>
               <w:rPr>
-                <w:rFonts w:ascii="Microsoft YaHei" w:cs="Microsoft YaHei" w:eastAsia="Microsoft YaHei" w:hAnsi="Microsoft YaHei"/>
+                <w:rFonts w:ascii="Times New Roman" w:eastAsia="SimSun" w:hAnsi="Times New Roman"/>
                 <w:sz w:val="20"/>
                 <w:szCs w:val="20"/>
               </w:rPr>
@@ -5296,7 +5296,7 @@
           <w:p>
             <w:r>
               <w:rPr>
-                <w:rFonts w:ascii="Microsoft YaHei" w:cs="Microsoft YaHei" w:eastAsia="Microsoft YaHei" w:hAnsi="Microsoft YaHei"/>
+                <w:rFonts w:ascii="Times New Roman" w:eastAsia="SimSun" w:hAnsi="Times New Roman"/>
                 <w:sz w:val="20"/>
                 <w:szCs w:val="20"/>
               </w:rPr>
@@ -5323,7 +5323,7 @@
           <w:p>
             <w:r>
               <w:rPr>
-                <w:rFonts w:ascii="Microsoft YaHei" w:cs="Microsoft YaHei" w:eastAsia="Microsoft YaHei" w:hAnsi="Microsoft YaHei"/>
+                <w:rFonts w:ascii="Times New Roman" w:eastAsia="SimSun" w:hAnsi="Times New Roman"/>
                 <w:sz w:val="20"/>
                 <w:szCs w:val="20"/>
               </w:rPr>
@@ -5350,7 +5350,7 @@
           <w:p>
             <w:r>
               <w:rPr>
-                <w:rFonts w:ascii="Microsoft YaHei" w:cs="Microsoft YaHei" w:eastAsia="Microsoft YaHei" w:hAnsi="Microsoft YaHei"/>
+                <w:rFonts w:ascii="Times New Roman" w:eastAsia="SimSun" w:hAnsi="Times New Roman"/>
                 <w:sz w:val="20"/>
                 <w:szCs w:val="20"/>
               </w:rPr>
@@ -5377,7 +5377,7 @@
           <w:p>
             <w:r>
               <w:rPr>
-                <w:rFonts w:ascii="Microsoft YaHei" w:cs="Microsoft YaHei" w:eastAsia="Microsoft YaHei" w:hAnsi="Microsoft YaHei"/>
+                <w:rFonts w:ascii="Times New Roman" w:eastAsia="SimSun" w:hAnsi="Times New Roman"/>
                 <w:sz w:val="20"/>
                 <w:szCs w:val="20"/>
               </w:rPr>
@@ -5406,7 +5406,7 @@
           <w:p>
             <w:r>
               <w:rPr>
-                <w:rFonts w:ascii="Microsoft YaHei" w:cs="Microsoft YaHei" w:eastAsia="Microsoft YaHei" w:hAnsi="Microsoft YaHei"/>
+                <w:rFonts w:ascii="Times New Roman" w:eastAsia="SimSun" w:hAnsi="Times New Roman"/>
                 <w:sz w:val="20"/>
                 <w:szCs w:val="20"/>
               </w:rPr>
@@ -5433,7 +5433,7 @@
           <w:p>
             <w:r>
               <w:rPr>
-                <w:rFonts w:ascii="Microsoft YaHei" w:cs="Microsoft YaHei" w:eastAsia="Microsoft YaHei" w:hAnsi="Microsoft YaHei"/>
+                <w:rFonts w:ascii="Times New Roman" w:eastAsia="SimSun" w:hAnsi="Times New Roman"/>
                 <w:sz w:val="20"/>
                 <w:szCs w:val="20"/>
               </w:rPr>
@@ -5460,7 +5460,7 @@
           <w:p>
             <w:r>
               <w:rPr>
-                <w:rFonts w:ascii="Microsoft YaHei" w:cs="Microsoft YaHei" w:eastAsia="Microsoft YaHei" w:hAnsi="Microsoft YaHei"/>
+                <w:rFonts w:ascii="Times New Roman" w:eastAsia="SimSun" w:hAnsi="Times New Roman"/>
                 <w:sz w:val="20"/>
                 <w:szCs w:val="20"/>
               </w:rPr>
@@ -5487,7 +5487,7 @@
           <w:p>
             <w:r>
               <w:rPr>
-                <w:rFonts w:ascii="Microsoft YaHei" w:cs="Microsoft YaHei" w:eastAsia="Microsoft YaHei" w:hAnsi="Microsoft YaHei"/>
+                <w:rFonts w:ascii="Times New Roman" w:eastAsia="SimSun" w:hAnsi="Times New Roman"/>
                 <w:sz w:val="20"/>
                 <w:szCs w:val="20"/>
               </w:rPr>
@@ -5514,7 +5514,7 @@
           <w:p>
             <w:r>
               <w:rPr>
-                <w:rFonts w:ascii="Microsoft YaHei" w:cs="Microsoft YaHei" w:eastAsia="Microsoft YaHei" w:hAnsi="Microsoft YaHei"/>
+                <w:rFonts w:ascii="Times New Roman" w:eastAsia="SimSun" w:hAnsi="Times New Roman"/>
                 <w:sz w:val="20"/>
                 <w:szCs w:val="20"/>
               </w:rPr>
@@ -5530,7 +5530,7 @@
       </w:pPr>
       <w:r>
         <w:rPr>
-          <w:rFonts w:ascii="Microsoft YaHei" w:cs="Microsoft YaHei" w:eastAsia="Microsoft YaHei" w:hAnsi="Microsoft YaHei"/>
+          <w:rFonts w:ascii="Times New Roman" w:eastAsia="SimSun" w:hAnsi="Times New Roman"/>
           <w:sz w:val="22"/>
           <w:szCs w:val="22"/>
         </w:rPr>
@@ -5551,7 +5551,7 @@
       </w:pPr>
       <w:r>
         <w:rPr>
-          <w:rFonts w:ascii="Microsoft YaHei" w:cs="Microsoft YaHei" w:eastAsia="Microsoft YaHei" w:hAnsi="Microsoft YaHei"/>
+          <w:rFonts w:ascii="Times New Roman" w:eastAsia="SimSun" w:hAnsi="Times New Roman"/>
           <w:sz w:val="22"/>
           <w:szCs w:val="22"/>
         </w:rPr>
@@ -5596,7 +5596,7 @@
           <w:p>
             <w:r>
               <w:rPr>
-                <w:rFonts w:ascii="Microsoft YaHei" w:cs="Microsoft YaHei" w:eastAsia="Microsoft YaHei" w:hAnsi="Microsoft YaHei"/>
+                <w:rFonts w:ascii="Times New Roman" w:eastAsia="SimHei" w:hAnsi="Times New Roman"/>
                 <w:b/>
                 <w:bCs/>
                 <w:sz w:val="21"/>
@@ -5626,7 +5626,7 @@
           <w:p>
             <w:r>
               <w:rPr>
-                <w:rFonts w:ascii="Microsoft YaHei" w:cs="Microsoft YaHei" w:eastAsia="Microsoft YaHei" w:hAnsi="Microsoft YaHei"/>
+                <w:rFonts w:ascii="Times New Roman" w:eastAsia="SimHei" w:hAnsi="Times New Roman"/>
                 <w:b/>
                 <w:bCs/>
                 <w:sz w:val="21"/>
@@ -5656,7 +5656,7 @@
           <w:p>
             <w:r>
               <w:rPr>
-                <w:rFonts w:ascii="Microsoft YaHei" w:cs="Microsoft YaHei" w:eastAsia="Microsoft YaHei" w:hAnsi="Microsoft YaHei"/>
+                <w:rFonts w:ascii="Times New Roman" w:eastAsia="SimHei" w:hAnsi="Times New Roman"/>
                 <w:b/>
                 <w:bCs/>
                 <w:sz w:val="21"/>
@@ -5687,7 +5687,7 @@
           <w:p>
             <w:r>
               <w:rPr>
-                <w:rFonts w:ascii="Microsoft YaHei" w:cs="Microsoft YaHei" w:eastAsia="Microsoft YaHei" w:hAnsi="Microsoft YaHei"/>
+                <w:rFonts w:ascii="Times New Roman" w:eastAsia="SimSun" w:hAnsi="Times New Roman"/>
                 <w:sz w:val="20"/>
                 <w:szCs w:val="20"/>
               </w:rPr>
@@ -5714,7 +5714,7 @@
           <w:p>
             <w:r>
               <w:rPr>
-                <w:rFonts w:ascii="Microsoft YaHei" w:cs="Microsoft YaHei" w:eastAsia="Microsoft YaHei" w:hAnsi="Microsoft YaHei"/>
+                <w:rFonts w:ascii="Times New Roman" w:eastAsia="SimSun" w:hAnsi="Times New Roman"/>
                 <w:sz w:val="20"/>
                 <w:szCs w:val="20"/>
               </w:rPr>
@@ -5741,7 +5741,7 @@
           <w:p>
             <w:r>
               <w:rPr>
-                <w:rFonts w:ascii="Microsoft YaHei" w:cs="Microsoft YaHei" w:eastAsia="Microsoft YaHei" w:hAnsi="Microsoft YaHei"/>
+                <w:rFonts w:ascii="Times New Roman" w:eastAsia="SimSun" w:hAnsi="Times New Roman"/>
                 <w:sz w:val="20"/>
                 <w:szCs w:val="20"/>
               </w:rPr>
@@ -5770,7 +5770,7 @@
           <w:p>
             <w:r>
               <w:rPr>
-                <w:rFonts w:ascii="Microsoft YaHei" w:cs="Microsoft YaHei" w:eastAsia="Microsoft YaHei" w:hAnsi="Microsoft YaHei"/>
+                <w:rFonts w:ascii="Times New Roman" w:eastAsia="SimSun" w:hAnsi="Times New Roman"/>
                 <w:sz w:val="20"/>
                 <w:szCs w:val="20"/>
               </w:rPr>
@@ -5797,7 +5797,7 @@
           <w:p>
             <w:r>
               <w:rPr>
-                <w:rFonts w:ascii="Microsoft YaHei" w:cs="Microsoft YaHei" w:eastAsia="Microsoft YaHei" w:hAnsi="Microsoft YaHei"/>
+                <w:rFonts w:ascii="Times New Roman" w:eastAsia="SimSun" w:hAnsi="Times New Roman"/>
                 <w:sz w:val="20"/>
                 <w:szCs w:val="20"/>
               </w:rPr>
@@ -5824,7 +5824,7 @@
           <w:p>
             <w:r>
               <w:rPr>
-                <w:rFonts w:ascii="Microsoft YaHei" w:cs="Microsoft YaHei" w:eastAsia="Microsoft YaHei" w:hAnsi="Microsoft YaHei"/>
+                <w:rFonts w:ascii="Times New Roman" w:eastAsia="SimSun" w:hAnsi="Times New Roman"/>
                 <w:sz w:val="20"/>
                 <w:szCs w:val="20"/>
               </w:rPr>
@@ -5853,7 +5853,7 @@
           <w:p>
             <w:r>
               <w:rPr>
-                <w:rFonts w:ascii="Microsoft YaHei" w:cs="Microsoft YaHei" w:eastAsia="Microsoft YaHei" w:hAnsi="Microsoft YaHei"/>
+                <w:rFonts w:ascii="Times New Roman" w:eastAsia="SimSun" w:hAnsi="Times New Roman"/>
                 <w:sz w:val="20"/>
                 <w:szCs w:val="20"/>
               </w:rPr>
@@ -5880,7 +5880,7 @@
           <w:p>
             <w:r>
               <w:rPr>
-                <w:rFonts w:ascii="Microsoft YaHei" w:cs="Microsoft YaHei" w:eastAsia="Microsoft YaHei" w:hAnsi="Microsoft YaHei"/>
+                <w:rFonts w:ascii="Times New Roman" w:eastAsia="SimSun" w:hAnsi="Times New Roman"/>
                 <w:sz w:val="20"/>
                 <w:szCs w:val="20"/>
               </w:rPr>
@@ -5907,7 +5907,7 @@
           <w:p>
             <w:r>
               <w:rPr>
-                <w:rFonts w:ascii="Microsoft YaHei" w:cs="Microsoft YaHei" w:eastAsia="Microsoft YaHei" w:hAnsi="Microsoft YaHei"/>
+                <w:rFonts w:ascii="Times New Roman" w:eastAsia="SimSun" w:hAnsi="Times New Roman"/>
                 <w:sz w:val="20"/>
                 <w:szCs w:val="20"/>
               </w:rPr>
@@ -5936,7 +5936,7 @@
           <w:p>
             <w:r>
               <w:rPr>
-                <w:rFonts w:ascii="Microsoft YaHei" w:cs="Microsoft YaHei" w:eastAsia="Microsoft YaHei" w:hAnsi="Microsoft YaHei"/>
+                <w:rFonts w:ascii="Times New Roman" w:eastAsia="SimSun" w:hAnsi="Times New Roman"/>
                 <w:sz w:val="20"/>
                 <w:szCs w:val="20"/>
               </w:rPr>
@@ -5963,7 +5963,7 @@
           <w:p>
             <w:r>
               <w:rPr>
-                <w:rFonts w:ascii="Microsoft YaHei" w:cs="Microsoft YaHei" w:eastAsia="Microsoft YaHei" w:hAnsi="Microsoft YaHei"/>
+                <w:rFonts w:ascii="Times New Roman" w:eastAsia="SimSun" w:hAnsi="Times New Roman"/>
                 <w:sz w:val="20"/>
                 <w:szCs w:val="20"/>
               </w:rPr>
@@ -5990,7 +5990,7 @@
           <w:p>
             <w:r>
               <w:rPr>
-                <w:rFonts w:ascii="Microsoft YaHei" w:cs="Microsoft YaHei" w:eastAsia="Microsoft YaHei" w:hAnsi="Microsoft YaHei"/>
+                <w:rFonts w:ascii="Times New Roman" w:eastAsia="SimSun" w:hAnsi="Times New Roman"/>
                 <w:sz w:val="20"/>
                 <w:szCs w:val="20"/>
               </w:rPr>
@@ -6006,7 +6006,7 @@
       </w:pPr>
       <w:r>
         <w:rPr>
-          <w:rFonts w:ascii="Microsoft YaHei" w:cs="Microsoft YaHei" w:eastAsia="Microsoft YaHei" w:hAnsi="Microsoft YaHei"/>
+          <w:rFonts w:ascii="Times New Roman" w:eastAsia="SimSun" w:hAnsi="Times New Roman"/>
           <w:sz w:val="22"/>
           <w:szCs w:val="22"/>
         </w:rPr>
@@ -6035,7 +6035,7 @@
       </w:pPr>
       <w:r>
         <w:rPr>
-          <w:rFonts w:ascii="Microsoft YaHei" w:cs="Microsoft YaHei" w:eastAsia="Microsoft YaHei" w:hAnsi="Microsoft YaHei"/>
+          <w:rFonts w:ascii="Times New Roman" w:eastAsia="SimSun" w:hAnsi="Times New Roman"/>
           <w:sz w:val="22"/>
           <w:szCs w:val="22"/>
         </w:rPr>
@@ -6048,7 +6048,7 @@
       </w:pPr>
       <w:r>
         <w:rPr>
-          <w:rFonts w:ascii="Microsoft YaHei" w:cs="Microsoft YaHei" w:eastAsia="Microsoft YaHei" w:hAnsi="Microsoft YaHei"/>
+          <w:rFonts w:ascii="Times New Roman" w:eastAsia="SimSun" w:hAnsi="Times New Roman"/>
           <w:sz w:val="22"/>
           <w:szCs w:val="22"/>
         </w:rPr>
@@ -6061,7 +6061,7 @@
       </w:pPr>
       <w:r>
         <w:rPr>
-          <w:rFonts w:ascii="Microsoft YaHei" w:cs="Microsoft YaHei" w:eastAsia="Microsoft YaHei" w:hAnsi="Microsoft YaHei"/>
+          <w:rFonts w:ascii="Times New Roman" w:eastAsia="SimSun" w:hAnsi="Times New Roman"/>
           <w:sz w:val="22"/>
           <w:szCs w:val="22"/>
         </w:rPr>
@@ -6128,7 +6128,7 @@
       </w:pPr>
       <w:r>
         <w:rPr>
-          <w:rFonts w:ascii="Microsoft YaHei" w:cs="Microsoft YaHei" w:eastAsia="Microsoft YaHei" w:hAnsi="Microsoft YaHei"/>
+          <w:rFonts w:ascii="Times New Roman" w:eastAsia="SimSun" w:hAnsi="Times New Roman"/>
           <w:sz w:val="22"/>
           <w:szCs w:val="22"/>
         </w:rPr>
@@ -6146,7 +6146,7 @@
       </w:pPr>
       <w:r>
         <w:rPr>
-          <w:rFonts w:ascii="Microsoft YaHei" w:cs="Microsoft YaHei" w:eastAsia="Microsoft YaHei" w:hAnsi="Microsoft YaHei"/>
+          <w:rFonts w:ascii="Times New Roman" w:eastAsia="SimSun" w:hAnsi="Times New Roman"/>
           <w:sz w:val="22"/>
           <w:szCs w:val="22"/>
         </w:rPr>
@@ -6164,7 +6164,7 @@
       </w:pPr>
       <w:r>
         <w:rPr>
-          <w:rFonts w:ascii="Microsoft YaHei" w:cs="Microsoft YaHei" w:eastAsia="Microsoft YaHei" w:hAnsi="Microsoft YaHei"/>
+          <w:rFonts w:ascii="Times New Roman" w:eastAsia="SimSun" w:hAnsi="Times New Roman"/>
           <w:sz w:val="22"/>
           <w:szCs w:val="22"/>
         </w:rPr>
@@ -6182,7 +6182,7 @@
       </w:pPr>
       <w:r>
         <w:rPr>
-          <w:rFonts w:ascii="Microsoft YaHei" w:cs="Microsoft YaHei" w:eastAsia="Microsoft YaHei" w:hAnsi="Microsoft YaHei"/>
+          <w:rFonts w:ascii="Times New Roman" w:eastAsia="SimSun" w:hAnsi="Times New Roman"/>
           <w:sz w:val="22"/>
           <w:szCs w:val="22"/>
         </w:rPr>
@@ -6211,7 +6211,7 @@
       </w:pPr>
       <w:r>
         <w:rPr>
-          <w:rFonts w:ascii="Microsoft YaHei" w:cs="Microsoft YaHei" w:eastAsia="Microsoft YaHei" w:hAnsi="Microsoft YaHei"/>
+          <w:rFonts w:ascii="Times New Roman" w:eastAsia="SimSun" w:hAnsi="Times New Roman"/>
           <w:sz w:val="22"/>
           <w:szCs w:val="22"/>
         </w:rPr>
@@ -6229,7 +6229,7 @@
       </w:pPr>
       <w:r>
         <w:rPr>
-          <w:rFonts w:ascii="Microsoft YaHei" w:cs="Microsoft YaHei" w:eastAsia="Microsoft YaHei" w:hAnsi="Microsoft YaHei"/>
+          <w:rFonts w:ascii="Times New Roman" w:eastAsia="SimSun" w:hAnsi="Times New Roman"/>
           <w:sz w:val="22"/>
           <w:szCs w:val="22"/>
         </w:rPr>
@@ -6247,7 +6247,7 @@
       </w:pPr>
       <w:r>
         <w:rPr>
-          <w:rFonts w:ascii="Microsoft YaHei" w:cs="Microsoft YaHei" w:eastAsia="Microsoft YaHei" w:hAnsi="Microsoft YaHei"/>
+          <w:rFonts w:ascii="Times New Roman" w:eastAsia="SimSun" w:hAnsi="Times New Roman"/>
           <w:sz w:val="22"/>
           <w:szCs w:val="22"/>
         </w:rPr>
@@ -6265,7 +6265,7 @@
       </w:pPr>
       <w:r>
         <w:rPr>
-          <w:rFonts w:ascii="Microsoft YaHei" w:cs="Microsoft YaHei" w:eastAsia="Microsoft YaHei" w:hAnsi="Microsoft YaHei"/>
+          <w:rFonts w:ascii="Times New Roman" w:eastAsia="SimSun" w:hAnsi="Times New Roman"/>
           <w:sz w:val="22"/>
           <w:szCs w:val="22"/>
         </w:rPr>
@@ -6283,7 +6283,7 @@
       </w:pPr>
       <w:r>
         <w:rPr>
-          <w:rFonts w:ascii="Microsoft YaHei" w:cs="Microsoft YaHei" w:eastAsia="Microsoft YaHei" w:hAnsi="Microsoft YaHei"/>
+          <w:rFonts w:ascii="Times New Roman" w:eastAsia="SimSun" w:hAnsi="Times New Roman"/>
           <w:sz w:val="22"/>
           <w:szCs w:val="22"/>
         </w:rPr>
@@ -6301,7 +6301,7 @@
       </w:pPr>
       <w:r>
         <w:rPr>
-          <w:rFonts w:ascii="Microsoft YaHei" w:cs="Microsoft YaHei" w:eastAsia="Microsoft YaHei" w:hAnsi="Microsoft YaHei"/>
+          <w:rFonts w:ascii="Times New Roman" w:eastAsia="SimSun" w:hAnsi="Times New Roman"/>
           <w:sz w:val="22"/>
           <w:szCs w:val="22"/>
         </w:rPr>
@@ -6319,7 +6319,7 @@
       </w:pPr>
       <w:r>
         <w:rPr>
-          <w:rFonts w:ascii="Microsoft YaHei" w:cs="Microsoft YaHei" w:eastAsia="Microsoft YaHei" w:hAnsi="Microsoft YaHei"/>
+          <w:rFonts w:ascii="Times New Roman" w:eastAsia="SimSun" w:hAnsi="Times New Roman"/>
           <w:sz w:val="22"/>
           <w:szCs w:val="22"/>
         </w:rPr>
@@ -6340,7 +6340,7 @@
       </w:pPr>
       <w:r>
         <w:rPr>
-          <w:rFonts w:ascii="Microsoft YaHei" w:cs="Microsoft YaHei" w:eastAsia="Microsoft YaHei" w:hAnsi="Microsoft YaHei"/>
+          <w:rFonts w:ascii="Times New Roman" w:eastAsia="SimSun" w:hAnsi="Times New Roman"/>
           <w:sz w:val="22"/>
           <w:szCs w:val="22"/>
         </w:rPr>
@@ -6358,7 +6358,7 @@
       </w:pPr>
       <w:r>
         <w:rPr>
-          <w:rFonts w:ascii="Microsoft YaHei" w:cs="Microsoft YaHei" w:eastAsia="Microsoft YaHei" w:hAnsi="Microsoft YaHei"/>
+          <w:rFonts w:ascii="Times New Roman" w:eastAsia="SimSun" w:hAnsi="Times New Roman"/>
           <w:sz w:val="22"/>
           <w:szCs w:val="22"/>
         </w:rPr>
@@ -6376,7 +6376,7 @@
       </w:pPr>
       <w:r>
         <w:rPr>
-          <w:rFonts w:ascii="Microsoft YaHei" w:cs="Microsoft YaHei" w:eastAsia="Microsoft YaHei" w:hAnsi="Microsoft YaHei"/>
+          <w:rFonts w:ascii="Times New Roman" w:eastAsia="SimSun" w:hAnsi="Times New Roman"/>
           <w:sz w:val="22"/>
           <w:szCs w:val="22"/>
         </w:rPr>
@@ -6394,7 +6394,7 @@
       </w:pPr>
       <w:r>
         <w:rPr>
-          <w:rFonts w:ascii="Microsoft YaHei" w:cs="Microsoft YaHei" w:eastAsia="Microsoft YaHei" w:hAnsi="Microsoft YaHei"/>
+          <w:rFonts w:ascii="Times New Roman" w:eastAsia="SimSun" w:hAnsi="Times New Roman"/>
           <w:sz w:val="22"/>
           <w:szCs w:val="22"/>
         </w:rPr>
@@ -6412,7 +6412,7 @@
       </w:pPr>
       <w:r>
         <w:rPr>
-          <w:rFonts w:ascii="Microsoft YaHei" w:cs="Microsoft YaHei" w:eastAsia="Microsoft YaHei" w:hAnsi="Microsoft YaHei"/>
+          <w:rFonts w:ascii="Times New Roman" w:eastAsia="SimSun" w:hAnsi="Times New Roman"/>
           <w:sz w:val="22"/>
           <w:szCs w:val="22"/>
         </w:rPr>
@@ -6430,7 +6430,7 @@
       </w:pPr>
       <w:r>
         <w:rPr>
-          <w:rFonts w:ascii="Microsoft YaHei" w:cs="Microsoft YaHei" w:eastAsia="Microsoft YaHei" w:hAnsi="Microsoft YaHei"/>
+          <w:rFonts w:ascii="Times New Roman" w:eastAsia="SimSun" w:hAnsi="Times New Roman"/>
           <w:sz w:val="22"/>
           <w:szCs w:val="22"/>
         </w:rPr>
@@ -6448,7 +6448,7 @@
       </w:pPr>
       <w:r>
         <w:rPr>
-          <w:rFonts w:ascii="Microsoft YaHei" w:cs="Microsoft YaHei" w:eastAsia="Microsoft YaHei" w:hAnsi="Microsoft YaHei"/>
+          <w:rFonts w:ascii="Times New Roman" w:eastAsia="SimSun" w:hAnsi="Times New Roman"/>
           <w:sz w:val="22"/>
           <w:szCs w:val="22"/>
         </w:rPr>
@@ -6474,7 +6474,7 @@
       </w:pPr>
       <w:r>
         <w:rPr>
-          <w:rFonts w:ascii="Microsoft YaHei" w:cs="Microsoft YaHei" w:eastAsia="Microsoft YaHei" w:hAnsi="Microsoft YaHei"/>
+          <w:rFonts w:ascii="Times New Roman" w:eastAsia="SimSun" w:hAnsi="Times New Roman"/>
           <w:sz w:val="22"/>
           <w:szCs w:val="22"/>
         </w:rPr>
@@ -6492,7 +6492,7 @@
       </w:pPr>
       <w:r>
         <w:rPr>
-          <w:rFonts w:ascii="Microsoft YaHei" w:cs="Microsoft YaHei" w:eastAsia="Microsoft YaHei" w:hAnsi="Microsoft YaHei"/>
+          <w:rFonts w:ascii="Times New Roman" w:eastAsia="SimSun" w:hAnsi="Times New Roman"/>
           <w:sz w:val="22"/>
           <w:szCs w:val="22"/>
         </w:rPr>
@@ -6510,7 +6510,7 @@
       </w:pPr>
       <w:r>
         <w:rPr>
-          <w:rFonts w:ascii="Microsoft YaHei" w:cs="Microsoft YaHei" w:eastAsia="Microsoft YaHei" w:hAnsi="Microsoft YaHei"/>
+          <w:rFonts w:ascii="Times New Roman" w:eastAsia="SimSun" w:hAnsi="Times New Roman"/>
           <w:sz w:val="22"/>
           <w:szCs w:val="22"/>
         </w:rPr>
@@ -6528,7 +6528,7 @@
       </w:pPr>
       <w:r>
         <w:rPr>
-          <w:rFonts w:ascii="Microsoft YaHei" w:cs="Microsoft YaHei" w:eastAsia="Microsoft YaHei" w:hAnsi="Microsoft YaHei"/>
+          <w:rFonts w:ascii="Times New Roman" w:eastAsia="SimSun" w:hAnsi="Times New Roman"/>
           <w:sz w:val="22"/>
           <w:szCs w:val="22"/>
         </w:rPr>
@@ -6562,7 +6562,7 @@
       </w:pPr>
       <w:r>
         <w:rPr>
-          <w:rFonts w:ascii="Microsoft YaHei" w:cs="Microsoft YaHei" w:eastAsia="Microsoft YaHei" w:hAnsi="Microsoft YaHei"/>
+          <w:rFonts w:ascii="Times New Roman" w:eastAsia="SimSun" w:hAnsi="Times New Roman"/>
           <w:sz w:val="22"/>
           <w:szCs w:val="22"/>
         </w:rPr>
@@ -6575,7 +6575,7 @@
       </w:pPr>
       <w:r>
         <w:rPr>
-          <w:rFonts w:ascii="Microsoft YaHei" w:cs="Microsoft YaHei" w:eastAsia="Microsoft YaHei" w:hAnsi="Microsoft YaHei"/>
+          <w:rFonts w:ascii="Times New Roman" w:eastAsia="SimSun" w:hAnsi="Times New Roman"/>
           <w:sz w:val="22"/>
           <w:szCs w:val="22"/>
         </w:rPr>
@@ -6621,7 +6621,7 @@
           <w:p>
             <w:r>
               <w:rPr>
-                <w:rFonts w:ascii="Microsoft YaHei" w:cs="Microsoft YaHei" w:eastAsia="Microsoft YaHei" w:hAnsi="Microsoft YaHei"/>
+                <w:rFonts w:ascii="Times New Roman" w:eastAsia="SimHei" w:hAnsi="Times New Roman"/>
                 <w:b/>
                 <w:bCs/>
                 <w:sz w:val="21"/>
@@ -6651,7 +6651,7 @@
           <w:p>
             <w:r>
               <w:rPr>
-                <w:rFonts w:ascii="Microsoft YaHei" w:cs="Microsoft YaHei" w:eastAsia="Microsoft YaHei" w:hAnsi="Microsoft YaHei"/>
+                <w:rFonts w:ascii="Times New Roman" w:eastAsia="SimHei" w:hAnsi="Times New Roman"/>
                 <w:b/>
                 <w:bCs/>
                 <w:sz w:val="21"/>
@@ -6681,7 +6681,7 @@
           <w:p>
             <w:r>
               <w:rPr>
-                <w:rFonts w:ascii="Microsoft YaHei" w:cs="Microsoft YaHei" w:eastAsia="Microsoft YaHei" w:hAnsi="Microsoft YaHei"/>
+                <w:rFonts w:ascii="Times New Roman" w:eastAsia="SimHei" w:hAnsi="Times New Roman"/>
                 <w:b/>
                 <w:bCs/>
                 <w:sz w:val="21"/>
@@ -6711,7 +6711,7 @@
           <w:p>
             <w:r>
               <w:rPr>
-                <w:rFonts w:ascii="Microsoft YaHei" w:cs="Microsoft YaHei" w:eastAsia="Microsoft YaHei" w:hAnsi="Microsoft YaHei"/>
+                <w:rFonts w:ascii="Times New Roman" w:eastAsia="SimHei" w:hAnsi="Times New Roman"/>
                 <w:b/>
                 <w:bCs/>
                 <w:sz w:val="21"/>
@@ -6742,7 +6742,7 @@
           <w:p>
             <w:r>
               <w:rPr>
-                <w:rFonts w:ascii="Microsoft YaHei" w:cs="Microsoft YaHei" w:eastAsia="Microsoft YaHei" w:hAnsi="Microsoft YaHei"/>
+                <w:rFonts w:ascii="Times New Roman" w:eastAsia="SimSun" w:hAnsi="Times New Roman"/>
                 <w:sz w:val="20"/>
                 <w:szCs w:val="20"/>
               </w:rPr>
@@ -6769,7 +6769,7 @@
           <w:p>
             <w:r>
               <w:rPr>
-                <w:rFonts w:ascii="Microsoft YaHei" w:cs="Microsoft YaHei" w:eastAsia="Microsoft YaHei" w:hAnsi="Microsoft YaHei"/>
+                <w:rFonts w:ascii="Times New Roman" w:eastAsia="SimSun" w:hAnsi="Times New Roman"/>
                 <w:sz w:val="20"/>
                 <w:szCs w:val="20"/>
               </w:rPr>
@@ -6796,7 +6796,7 @@
           <w:p>
             <w:r>
               <w:rPr>
-                <w:rFonts w:ascii="Microsoft YaHei" w:cs="Microsoft YaHei" w:eastAsia="Microsoft YaHei" w:hAnsi="Microsoft YaHei"/>
+                <w:rFonts w:ascii="Times New Roman" w:eastAsia="SimSun" w:hAnsi="Times New Roman"/>
                 <w:sz w:val="20"/>
                 <w:szCs w:val="20"/>
               </w:rPr>
@@ -6823,7 +6823,7 @@
           <w:p>
             <w:r>
               <w:rPr>
-                <w:rFonts w:ascii="Microsoft YaHei" w:cs="Microsoft YaHei" w:eastAsia="Microsoft YaHei" w:hAnsi="Microsoft YaHei"/>
+                <w:rFonts w:ascii="Times New Roman" w:eastAsia="SimSun" w:hAnsi="Times New Roman"/>
                 <w:sz w:val="20"/>
                 <w:szCs w:val="20"/>
               </w:rPr>
@@ -6852,7 +6852,7 @@
           <w:p>
             <w:r>
               <w:rPr>
-                <w:rFonts w:ascii="Microsoft YaHei" w:cs="Microsoft YaHei" w:eastAsia="Microsoft YaHei" w:hAnsi="Microsoft YaHei"/>
+                <w:rFonts w:ascii="Times New Roman" w:eastAsia="SimSun" w:hAnsi="Times New Roman"/>
                 <w:sz w:val="20"/>
                 <w:szCs w:val="20"/>
               </w:rPr>
@@ -6879,7 +6879,7 @@
           <w:p>
             <w:r>
               <w:rPr>
-                <w:rFonts w:ascii="Microsoft YaHei" w:cs="Microsoft YaHei" w:eastAsia="Microsoft YaHei" w:hAnsi="Microsoft YaHei"/>
+                <w:rFonts w:ascii="Times New Roman" w:eastAsia="SimSun" w:hAnsi="Times New Roman"/>
                 <w:sz w:val="20"/>
                 <w:szCs w:val="20"/>
               </w:rPr>
@@ -6906,7 +6906,7 @@
           <w:p>
             <w:r>
               <w:rPr>
-                <w:rFonts w:ascii="Microsoft YaHei" w:cs="Microsoft YaHei" w:eastAsia="Microsoft YaHei" w:hAnsi="Microsoft YaHei"/>
+                <w:rFonts w:ascii="Times New Roman" w:eastAsia="SimSun" w:hAnsi="Times New Roman"/>
                 <w:sz w:val="20"/>
                 <w:szCs w:val="20"/>
               </w:rPr>
@@ -6933,7 +6933,7 @@
           <w:p>
             <w:r>
               <w:rPr>
-                <w:rFonts w:ascii="Microsoft YaHei" w:cs="Microsoft YaHei" w:eastAsia="Microsoft YaHei" w:hAnsi="Microsoft YaHei"/>
+                <w:rFonts w:ascii="Times New Roman" w:eastAsia="SimSun" w:hAnsi="Times New Roman"/>
                 <w:sz w:val="20"/>
                 <w:szCs w:val="20"/>
               </w:rPr>
@@ -6962,7 +6962,7 @@
           <w:p>
             <w:r>
               <w:rPr>
-                <w:rFonts w:ascii="Microsoft YaHei" w:cs="Microsoft YaHei" w:eastAsia="Microsoft YaHei" w:hAnsi="Microsoft YaHei"/>
+                <w:rFonts w:ascii="Times New Roman" w:eastAsia="SimSun" w:hAnsi="Times New Roman"/>
                 <w:sz w:val="20"/>
                 <w:szCs w:val="20"/>
               </w:rPr>
@@ -6989,7 +6989,7 @@
           <w:p>
             <w:r>
               <w:rPr>
-                <w:rFonts w:ascii="Microsoft YaHei" w:cs="Microsoft YaHei" w:eastAsia="Microsoft YaHei" w:hAnsi="Microsoft YaHei"/>
+                <w:rFonts w:ascii="Times New Roman" w:eastAsia="SimSun" w:hAnsi="Times New Roman"/>
                 <w:sz w:val="20"/>
                 <w:szCs w:val="20"/>
               </w:rPr>
@@ -7016,7 +7016,7 @@
           <w:p>
             <w:r>
               <w:rPr>
-                <w:rFonts w:ascii="Microsoft YaHei" w:cs="Microsoft YaHei" w:eastAsia="Microsoft YaHei" w:hAnsi="Microsoft YaHei"/>
+                <w:rFonts w:ascii="Times New Roman" w:eastAsia="SimSun" w:hAnsi="Times New Roman"/>
                 <w:sz w:val="20"/>
                 <w:szCs w:val="20"/>
               </w:rPr>
@@ -7043,7 +7043,7 @@
           <w:p>
             <w:r>
               <w:rPr>
-                <w:rFonts w:ascii="Microsoft YaHei" w:cs="Microsoft YaHei" w:eastAsia="Microsoft YaHei" w:hAnsi="Microsoft YaHei"/>
+                <w:rFonts w:ascii="Times New Roman" w:eastAsia="SimSun" w:hAnsi="Times New Roman"/>
                 <w:sz w:val="20"/>
                 <w:szCs w:val="20"/>
               </w:rPr>
@@ -7072,7 +7072,7 @@
           <w:p>
             <w:r>
               <w:rPr>
-                <w:rFonts w:ascii="Microsoft YaHei" w:cs="Microsoft YaHei" w:eastAsia="Microsoft YaHei" w:hAnsi="Microsoft YaHei"/>
+                <w:rFonts w:ascii="Times New Roman" w:eastAsia="SimSun" w:hAnsi="Times New Roman"/>
                 <w:sz w:val="20"/>
                 <w:szCs w:val="20"/>
               </w:rPr>
@@ -7099,7 +7099,7 @@
           <w:p>
             <w:r>
               <w:rPr>
-                <w:rFonts w:ascii="Microsoft YaHei" w:cs="Microsoft YaHei" w:eastAsia="Microsoft YaHei" w:hAnsi="Microsoft YaHei"/>
+                <w:rFonts w:ascii="Times New Roman" w:eastAsia="SimSun" w:hAnsi="Times New Roman"/>
                 <w:sz w:val="20"/>
                 <w:szCs w:val="20"/>
               </w:rPr>
@@ -7126,7 +7126,7 @@
           <w:p>
             <w:r>
               <w:rPr>
-                <w:rFonts w:ascii="Microsoft YaHei" w:cs="Microsoft YaHei" w:eastAsia="Microsoft YaHei" w:hAnsi="Microsoft YaHei"/>
+                <w:rFonts w:ascii="Times New Roman" w:eastAsia="SimSun" w:hAnsi="Times New Roman"/>
                 <w:sz w:val="20"/>
                 <w:szCs w:val="20"/>
               </w:rPr>
@@ -7153,7 +7153,7 @@
           <w:p>
             <w:r>
               <w:rPr>
-                <w:rFonts w:ascii="Microsoft YaHei" w:cs="Microsoft YaHei" w:eastAsia="Microsoft YaHei" w:hAnsi="Microsoft YaHei"/>
+                <w:rFonts w:ascii="Times New Roman" w:eastAsia="SimSun" w:hAnsi="Times New Roman"/>
                 <w:sz w:val="20"/>
                 <w:szCs w:val="20"/>
               </w:rPr>
@@ -7182,7 +7182,7 @@
           <w:p>
             <w:r>
               <w:rPr>
-                <w:rFonts w:ascii="Microsoft YaHei" w:cs="Microsoft YaHei" w:eastAsia="Microsoft YaHei" w:hAnsi="Microsoft YaHei"/>
+                <w:rFonts w:ascii="Times New Roman" w:eastAsia="SimSun" w:hAnsi="Times New Roman"/>
                 <w:sz w:val="20"/>
                 <w:szCs w:val="20"/>
               </w:rPr>
@@ -7209,7 +7209,7 @@
           <w:p>
             <w:r>
               <w:rPr>
-                <w:rFonts w:ascii="Microsoft YaHei" w:cs="Microsoft YaHei" w:eastAsia="Microsoft YaHei" w:hAnsi="Microsoft YaHei"/>
+                <w:rFonts w:ascii="Times New Roman" w:eastAsia="SimSun" w:hAnsi="Times New Roman"/>
                 <w:sz w:val="20"/>
                 <w:szCs w:val="20"/>
               </w:rPr>
@@ -7236,7 +7236,7 @@
           <w:p>
             <w:r>
               <w:rPr>
-                <w:rFonts w:ascii="Microsoft YaHei" w:cs="Microsoft YaHei" w:eastAsia="Microsoft YaHei" w:hAnsi="Microsoft YaHei"/>
+                <w:rFonts w:ascii="Times New Roman" w:eastAsia="SimSun" w:hAnsi="Times New Roman"/>
                 <w:sz w:val="20"/>
                 <w:szCs w:val="20"/>
               </w:rPr>
@@ -7263,7 +7263,7 @@
           <w:p>
             <w:r>
               <w:rPr>
-                <w:rFonts w:ascii="Microsoft YaHei" w:cs="Microsoft YaHei" w:eastAsia="Microsoft YaHei" w:hAnsi="Microsoft YaHei"/>
+                <w:rFonts w:ascii="Times New Roman" w:eastAsia="SimSun" w:hAnsi="Times New Roman"/>
                 <w:sz w:val="20"/>
                 <w:szCs w:val="20"/>
               </w:rPr>
@@ -7292,7 +7292,7 @@
           <w:p>
             <w:r>
               <w:rPr>
-                <w:rFonts w:ascii="Microsoft YaHei" w:cs="Microsoft YaHei" w:eastAsia="Microsoft YaHei" w:hAnsi="Microsoft YaHei"/>
+                <w:rFonts w:ascii="Times New Roman" w:eastAsia="SimSun" w:hAnsi="Times New Roman"/>
                 <w:sz w:val="20"/>
                 <w:szCs w:val="20"/>
               </w:rPr>
@@ -7319,7 +7319,7 @@
           <w:p>
             <w:r>
               <w:rPr>
-                <w:rFonts w:ascii="Microsoft YaHei" w:cs="Microsoft YaHei" w:eastAsia="Microsoft YaHei" w:hAnsi="Microsoft YaHei"/>
+                <w:rFonts w:ascii="Times New Roman" w:eastAsia="SimSun" w:hAnsi="Times New Roman"/>
                 <w:sz w:val="20"/>
                 <w:szCs w:val="20"/>
               </w:rPr>
@@ -7346,7 +7346,7 @@
           <w:p>
             <w:r>
               <w:rPr>
-                <w:rFonts w:ascii="Microsoft YaHei" w:cs="Microsoft YaHei" w:eastAsia="Microsoft YaHei" w:hAnsi="Microsoft YaHei"/>
+                <w:rFonts w:ascii="Times New Roman" w:eastAsia="SimSun" w:hAnsi="Times New Roman"/>
                 <w:sz w:val="20"/>
                 <w:szCs w:val="20"/>
               </w:rPr>
@@ -7373,7 +7373,7 @@
           <w:p>
             <w:r>
               <w:rPr>
-                <w:rFonts w:ascii="Microsoft YaHei" w:cs="Microsoft YaHei" w:eastAsia="Microsoft YaHei" w:hAnsi="Microsoft YaHei"/>
+                <w:rFonts w:ascii="Times New Roman" w:eastAsia="SimSun" w:hAnsi="Times New Roman"/>
                 <w:sz w:val="20"/>
                 <w:szCs w:val="20"/>
               </w:rPr>
@@ -7402,7 +7402,7 @@
           <w:p>
             <w:r>
               <w:rPr>
-                <w:rFonts w:ascii="Microsoft YaHei" w:cs="Microsoft YaHei" w:eastAsia="Microsoft YaHei" w:hAnsi="Microsoft YaHei"/>
+                <w:rFonts w:ascii="Times New Roman" w:eastAsia="SimSun" w:hAnsi="Times New Roman"/>
                 <w:sz w:val="20"/>
                 <w:szCs w:val="20"/>
               </w:rPr>
@@ -7429,7 +7429,7 @@
           <w:p>
             <w:r>
               <w:rPr>
-                <w:rFonts w:ascii="Microsoft YaHei" w:cs="Microsoft YaHei" w:eastAsia="Microsoft YaHei" w:hAnsi="Microsoft YaHei"/>
+                <w:rFonts w:ascii="Times New Roman" w:eastAsia="SimSun" w:hAnsi="Times New Roman"/>
                 <w:sz w:val="20"/>
                 <w:szCs w:val="20"/>
               </w:rPr>
@@ -7456,7 +7456,7 @@
           <w:p>
             <w:r>
               <w:rPr>
-                <w:rFonts w:ascii="Microsoft YaHei" w:cs="Microsoft YaHei" w:eastAsia="Microsoft YaHei" w:hAnsi="Microsoft YaHei"/>
+                <w:rFonts w:ascii="Times New Roman" w:eastAsia="SimSun" w:hAnsi="Times New Roman"/>
                 <w:sz w:val="20"/>
                 <w:szCs w:val="20"/>
               </w:rPr>
@@ -7483,7 +7483,7 @@
           <w:p>
             <w:r>
               <w:rPr>
-                <w:rFonts w:ascii="Microsoft YaHei" w:cs="Microsoft YaHei" w:eastAsia="Microsoft YaHei" w:hAnsi="Microsoft YaHei"/>
+                <w:rFonts w:ascii="Times New Roman" w:eastAsia="SimSun" w:hAnsi="Times New Roman"/>
                 <w:sz w:val="20"/>
                 <w:szCs w:val="20"/>
               </w:rPr>
@@ -7507,7 +7507,7 @@
       </w:pPr>
       <w:r>
         <w:rPr>
-          <w:rFonts w:ascii="Microsoft YaHei" w:cs="Microsoft YaHei" w:eastAsia="Microsoft YaHei" w:hAnsi="Microsoft YaHei"/>
+          <w:rFonts w:ascii="Times New Roman" w:eastAsia="SimSun" w:hAnsi="Times New Roman"/>
           <w:sz w:val="22"/>
           <w:szCs w:val="22"/>
         </w:rPr>
@@ -7525,7 +7525,7 @@
       </w:pPr>
       <w:r>
         <w:rPr>
-          <w:rFonts w:ascii="Microsoft YaHei" w:cs="Microsoft YaHei" w:eastAsia="Microsoft YaHei" w:hAnsi="Microsoft YaHei"/>
+          <w:rFonts w:ascii="Times New Roman" w:eastAsia="SimSun" w:hAnsi="Times New Roman"/>
           <w:sz w:val="22"/>
           <w:szCs w:val="22"/>
         </w:rPr>
@@ -7543,7 +7543,7 @@
       </w:pPr>
       <w:r>
         <w:rPr>
-          <w:rFonts w:ascii="Microsoft YaHei" w:cs="Microsoft YaHei" w:eastAsia="Microsoft YaHei" w:hAnsi="Microsoft YaHei"/>
+          <w:rFonts w:ascii="Times New Roman" w:eastAsia="SimSun" w:hAnsi="Times New Roman"/>
           <w:sz w:val="22"/>
           <w:szCs w:val="22"/>
         </w:rPr>
@@ -7561,7 +7561,7 @@
       </w:pPr>
       <w:r>
         <w:rPr>
-          <w:rFonts w:ascii="Microsoft YaHei" w:cs="Microsoft YaHei" w:eastAsia="Microsoft YaHei" w:hAnsi="Microsoft YaHei"/>
+          <w:rFonts w:ascii="Times New Roman" w:eastAsia="SimSun" w:hAnsi="Times New Roman"/>
           <w:sz w:val="22"/>
           <w:szCs w:val="22"/>
         </w:rPr>
@@ -7579,7 +7579,7 @@
       </w:pPr>
       <w:r>
         <w:rPr>
-          <w:rFonts w:ascii="Microsoft YaHei" w:cs="Microsoft YaHei" w:eastAsia="Microsoft YaHei" w:hAnsi="Microsoft YaHei"/>
+          <w:rFonts w:ascii="Times New Roman" w:eastAsia="SimSun" w:hAnsi="Times New Roman"/>
           <w:sz w:val="22"/>
           <w:szCs w:val="22"/>
         </w:rPr>
@@ -7597,7 +7597,7 @@
       </w:pPr>
       <w:r>
         <w:rPr>
-          <w:rFonts w:ascii="Microsoft YaHei" w:cs="Microsoft YaHei" w:eastAsia="Microsoft YaHei" w:hAnsi="Microsoft YaHei"/>
+          <w:rFonts w:ascii="Times New Roman" w:eastAsia="SimSun" w:hAnsi="Times New Roman"/>
           <w:sz w:val="22"/>
           <w:szCs w:val="22"/>
         </w:rPr>
@@ -7610,7 +7610,7 @@
       </w:pPr>
       <w:r>
         <w:rPr>
-          <w:rFonts w:ascii="Microsoft YaHei" w:cs="Microsoft YaHei" w:eastAsia="Microsoft YaHei" w:hAnsi="Microsoft YaHei"/>
+          <w:rFonts w:ascii="Times New Roman" w:eastAsia="SimSun" w:hAnsi="Times New Roman"/>
           <w:sz w:val="22"/>
           <w:szCs w:val="22"/>
         </w:rPr>
@@ -7636,7 +7636,7 @@
       </w:pPr>
       <w:r>
         <w:rPr>
-          <w:rFonts w:ascii="Microsoft YaHei" w:cs="Microsoft YaHei" w:eastAsia="Microsoft YaHei" w:hAnsi="Microsoft YaHei"/>
+          <w:rFonts w:ascii="Times New Roman" w:eastAsia="SimSun" w:hAnsi="Times New Roman"/>
           <w:sz w:val="22"/>
           <w:szCs w:val="22"/>
         </w:rPr>
@@ -7654,7 +7654,7 @@
       </w:pPr>
       <w:r>
         <w:rPr>
-          <w:rFonts w:ascii="Microsoft YaHei" w:cs="Microsoft YaHei" w:eastAsia="Microsoft YaHei" w:hAnsi="Microsoft YaHei"/>
+          <w:rFonts w:ascii="Times New Roman" w:eastAsia="SimSun" w:hAnsi="Times New Roman"/>
           <w:sz w:val="22"/>
           <w:szCs w:val="22"/>
         </w:rPr>
@@ -7672,7 +7672,7 @@
       </w:pPr>
       <w:r>
         <w:rPr>
-          <w:rFonts w:ascii="Microsoft YaHei" w:cs="Microsoft YaHei" w:eastAsia="Microsoft YaHei" w:hAnsi="Microsoft YaHei"/>
+          <w:rFonts w:ascii="Times New Roman" w:eastAsia="SimSun" w:hAnsi="Times New Roman"/>
           <w:sz w:val="22"/>
           <w:szCs w:val="22"/>
         </w:rPr>
@@ -7685,7 +7685,7 @@
       </w:pPr>
       <w:r>
         <w:rPr>
-          <w:rFonts w:ascii="Microsoft YaHei" w:cs="Microsoft YaHei" w:eastAsia="Microsoft YaHei" w:hAnsi="Microsoft YaHei"/>
+          <w:rFonts w:ascii="Times New Roman" w:eastAsia="SimHei" w:hAnsi="Times New Roman"/>
           <w:b/>
           <w:bCs/>
           <w:sz w:val="22"/>
@@ -7695,7 +7695,7 @@
       </w:r>
       <w:r>
         <w:rPr>
-          <w:rFonts w:ascii="Microsoft YaHei" w:cs="Microsoft YaHei" w:eastAsia="Microsoft YaHei" w:hAnsi="Microsoft YaHei"/>
+          <w:rFonts w:ascii="Times New Roman" w:eastAsia="SimSun" w:hAnsi="Times New Roman"/>
           <w:sz w:val="22"/>
           <w:szCs w:val="22"/>
         </w:rPr>
@@ -7761,7 +7761,7 @@
           <w:p>
             <w:r>
               <w:rPr>
-                <w:rFonts w:ascii="Microsoft YaHei" w:cs="Microsoft YaHei" w:eastAsia="Microsoft YaHei" w:hAnsi="Microsoft YaHei"/>
+                <w:rFonts w:ascii="Times New Roman" w:eastAsia="SimHei" w:hAnsi="Times New Roman"/>
                 <w:b/>
                 <w:bCs/>
                 <w:sz w:val="21"/>
@@ -7791,7 +7791,7 @@
           <w:p>
             <w:r>
               <w:rPr>
-                <w:rFonts w:ascii="Microsoft YaHei" w:cs="Microsoft YaHei" w:eastAsia="Microsoft YaHei" w:hAnsi="Microsoft YaHei"/>
+                <w:rFonts w:ascii="Times New Roman" w:eastAsia="SimHei" w:hAnsi="Times New Roman"/>
                 <w:b/>
                 <w:bCs/>
                 <w:sz w:val="21"/>
@@ -7821,7 +7821,7 @@
           <w:p>
             <w:r>
               <w:rPr>
-                <w:rFonts w:ascii="Microsoft YaHei" w:cs="Microsoft YaHei" w:eastAsia="Microsoft YaHei" w:hAnsi="Microsoft YaHei"/>
+                <w:rFonts w:ascii="Times New Roman" w:eastAsia="SimHei" w:hAnsi="Times New Roman"/>
                 <w:b/>
                 <w:bCs/>
                 <w:sz w:val="21"/>
@@ -7852,7 +7852,7 @@
           <w:p>
             <w:r>
               <w:rPr>
-                <w:rFonts w:ascii="Microsoft YaHei" w:cs="Microsoft YaHei" w:eastAsia="Microsoft YaHei" w:hAnsi="Microsoft YaHei"/>
+                <w:rFonts w:ascii="Times New Roman" w:eastAsia="SimSun" w:hAnsi="Times New Roman"/>
                 <w:sz w:val="20"/>
                 <w:szCs w:val="20"/>
               </w:rPr>
@@ -7879,7 +7879,7 @@
           <w:p>
             <w:r>
               <w:rPr>
-                <w:rFonts w:ascii="Microsoft YaHei" w:cs="Microsoft YaHei" w:eastAsia="Microsoft YaHei" w:hAnsi="Microsoft YaHei"/>
+                <w:rFonts w:ascii="Times New Roman" w:eastAsia="SimSun" w:hAnsi="Times New Roman"/>
                 <w:sz w:val="20"/>
                 <w:szCs w:val="20"/>
               </w:rPr>
@@ -7906,7 +7906,7 @@
           <w:p>
             <w:r>
               <w:rPr>
-                <w:rFonts w:ascii="Microsoft YaHei" w:cs="Microsoft YaHei" w:eastAsia="Microsoft YaHei" w:hAnsi="Microsoft YaHei"/>
+                <w:rFonts w:ascii="Times New Roman" w:eastAsia="SimSun" w:hAnsi="Times New Roman"/>
                 <w:sz w:val="20"/>
                 <w:szCs w:val="20"/>
               </w:rPr>
@@ -7935,7 +7935,7 @@
           <w:p>
             <w:r>
               <w:rPr>
-                <w:rFonts w:ascii="Microsoft YaHei" w:cs="Microsoft YaHei" w:eastAsia="Microsoft YaHei" w:hAnsi="Microsoft YaHei"/>
+                <w:rFonts w:ascii="Times New Roman" w:eastAsia="SimSun" w:hAnsi="Times New Roman"/>
                 <w:sz w:val="20"/>
                 <w:szCs w:val="20"/>
               </w:rPr>
@@ -7962,7 +7962,7 @@
           <w:p>
             <w:r>
               <w:rPr>
-                <w:rFonts w:ascii="Microsoft YaHei" w:cs="Microsoft YaHei" w:eastAsia="Microsoft YaHei" w:hAnsi="Microsoft YaHei"/>
+                <w:rFonts w:ascii="Times New Roman" w:eastAsia="SimSun" w:hAnsi="Times New Roman"/>
                 <w:sz w:val="20"/>
                 <w:szCs w:val="20"/>
               </w:rPr>
@@ -7989,7 +7989,7 @@
           <w:p>
             <w:r>
               <w:rPr>
-                <w:rFonts w:ascii="Microsoft YaHei" w:cs="Microsoft YaHei" w:eastAsia="Microsoft YaHei" w:hAnsi="Microsoft YaHei"/>
+                <w:rFonts w:ascii="Times New Roman" w:eastAsia="SimSun" w:hAnsi="Times New Roman"/>
                 <w:sz w:val="20"/>
                 <w:szCs w:val="20"/>
               </w:rPr>
@@ -8018,7 +8018,7 @@
           <w:p>
             <w:r>
               <w:rPr>
-                <w:rFonts w:ascii="Microsoft YaHei" w:cs="Microsoft YaHei" w:eastAsia="Microsoft YaHei" w:hAnsi="Microsoft YaHei"/>
+                <w:rFonts w:ascii="Times New Roman" w:eastAsia="SimSun" w:hAnsi="Times New Roman"/>
                 <w:sz w:val="20"/>
                 <w:szCs w:val="20"/>
               </w:rPr>
@@ -8045,7 +8045,7 @@
           <w:p>
             <w:r>
               <w:rPr>
-                <w:rFonts w:ascii="Microsoft YaHei" w:cs="Microsoft YaHei" w:eastAsia="Microsoft YaHei" w:hAnsi="Microsoft YaHei"/>
+                <w:rFonts w:ascii="Times New Roman" w:eastAsia="SimSun" w:hAnsi="Times New Roman"/>
                 <w:sz w:val="20"/>
                 <w:szCs w:val="20"/>
               </w:rPr>
@@ -8072,7 +8072,7 @@
           <w:p>
             <w:r>
               <w:rPr>
-                <w:rFonts w:ascii="Microsoft YaHei" w:cs="Microsoft YaHei" w:eastAsia="Microsoft YaHei" w:hAnsi="Microsoft YaHei"/>
+                <w:rFonts w:ascii="Times New Roman" w:eastAsia="SimSun" w:hAnsi="Times New Roman"/>
                 <w:sz w:val="20"/>
                 <w:szCs w:val="20"/>
               </w:rPr>
@@ -8101,7 +8101,7 @@
           <w:p>
             <w:r>
               <w:rPr>
-                <w:rFonts w:ascii="Microsoft YaHei" w:cs="Microsoft YaHei" w:eastAsia="Microsoft YaHei" w:hAnsi="Microsoft YaHei"/>
+                <w:rFonts w:ascii="Times New Roman" w:eastAsia="SimSun" w:hAnsi="Times New Roman"/>
                 <w:sz w:val="20"/>
                 <w:szCs w:val="20"/>
               </w:rPr>
@@ -8128,7 +8128,7 @@
           <w:p>
             <w:r>
               <w:rPr>
-                <w:rFonts w:ascii="Microsoft YaHei" w:cs="Microsoft YaHei" w:eastAsia="Microsoft YaHei" w:hAnsi="Microsoft YaHei"/>
+                <w:rFonts w:ascii="Times New Roman" w:eastAsia="SimSun" w:hAnsi="Times New Roman"/>
                 <w:sz w:val="20"/>
                 <w:szCs w:val="20"/>
               </w:rPr>
@@ -8155,7 +8155,7 @@
           <w:p>
             <w:r>
               <w:rPr>
-                <w:rFonts w:ascii="Microsoft YaHei" w:cs="Microsoft YaHei" w:eastAsia="Microsoft YaHei" w:hAnsi="Microsoft YaHei"/>
+                <w:rFonts w:ascii="Times New Roman" w:eastAsia="SimSun" w:hAnsi="Times New Roman"/>
                 <w:sz w:val="20"/>
                 <w:szCs w:val="20"/>
               </w:rPr>
@@ -8179,7 +8179,7 @@
       </w:pPr>
       <w:r>
         <w:rPr>
-          <w:rFonts w:ascii="Microsoft YaHei" w:cs="Microsoft YaHei" w:eastAsia="Microsoft YaHei" w:hAnsi="Microsoft YaHei"/>
+          <w:rFonts w:ascii="Times New Roman" w:eastAsia="SimSun" w:hAnsi="Times New Roman"/>
           <w:sz w:val="22"/>
           <w:szCs w:val="22"/>
         </w:rPr>
@@ -8192,7 +8192,7 @@
       </w:pPr>
       <w:r>
         <w:rPr>
-          <w:rFonts w:ascii="Microsoft YaHei" w:cs="Microsoft YaHei" w:eastAsia="Microsoft YaHei" w:hAnsi="Microsoft YaHei"/>
+          <w:rFonts w:ascii="Times New Roman" w:eastAsia="SimSun" w:hAnsi="Times New Roman"/>
           <w:sz w:val="22"/>
           <w:szCs w:val="22"/>
         </w:rPr>
@@ -8205,7 +8205,7 @@
       </w:pPr>
       <w:r>
         <w:rPr>
-          <w:rFonts w:ascii="Microsoft YaHei" w:cs="Microsoft YaHei" w:eastAsia="Microsoft YaHei" w:hAnsi="Microsoft YaHei"/>
+          <w:rFonts w:ascii="Times New Roman" w:eastAsia="SimSun" w:hAnsi="Times New Roman"/>
           <w:sz w:val="22"/>
           <w:szCs w:val="22"/>
         </w:rPr>
@@ -8218,7 +8218,7 @@
       </w:pPr>
       <w:r>
         <w:rPr>
-          <w:rFonts w:ascii="Microsoft YaHei" w:cs="Microsoft YaHei" w:eastAsia="Microsoft YaHei" w:hAnsi="Microsoft YaHei"/>
+          <w:rFonts w:ascii="Times New Roman" w:eastAsia="SimSun" w:hAnsi="Times New Roman"/>
           <w:sz w:val="22"/>
           <w:szCs w:val="22"/>
         </w:rPr>
@@ -8231,7 +8231,7 @@
       </w:pPr>
       <w:r>
         <w:rPr>
-          <w:rFonts w:ascii="Microsoft YaHei" w:cs="Microsoft YaHei" w:eastAsia="Microsoft YaHei" w:hAnsi="Microsoft YaHei"/>
+          <w:rFonts w:ascii="Times New Roman" w:eastAsia="SimSun" w:hAnsi="Times New Roman"/>
           <w:sz w:val="22"/>
           <w:szCs w:val="22"/>
         </w:rPr>
@@ -8244,7 +8244,7 @@
       </w:pPr>
       <w:r>
         <w:rPr>
-          <w:rFonts w:ascii="Microsoft YaHei" w:cs="Microsoft YaHei" w:eastAsia="Microsoft YaHei" w:hAnsi="Microsoft YaHei"/>
+          <w:rFonts w:ascii="Times New Roman" w:eastAsia="SimSun" w:hAnsi="Times New Roman"/>
           <w:sz w:val="22"/>
           <w:szCs w:val="22"/>
         </w:rPr>
@@ -8266,7 +8266,7 @@
       </w:pPr>
       <w:r>
         <w:rPr>
-          <w:rFonts w:ascii="Microsoft YaHei" w:cs="Microsoft YaHei" w:eastAsia="Microsoft YaHei" w:hAnsi="Microsoft YaHei"/>
+          <w:rFonts w:ascii="Times New Roman" w:eastAsia="SimSun" w:hAnsi="Times New Roman"/>
           <w:sz w:val="22"/>
           <w:szCs w:val="22"/>
         </w:rPr>
@@ -8279,7 +8279,7 @@
       </w:pPr>
       <w:r>
         <w:rPr>
-          <w:rFonts w:ascii="Microsoft YaHei" w:cs="Microsoft YaHei" w:eastAsia="Microsoft YaHei" w:hAnsi="Microsoft YaHei"/>
+          <w:rFonts w:ascii="Times New Roman" w:eastAsia="SimSun" w:hAnsi="Times New Roman"/>
           <w:sz w:val="22"/>
           <w:szCs w:val="22"/>
         </w:rPr>
@@ -8292,7 +8292,7 @@
       </w:pPr>
       <w:r>
         <w:rPr>
-          <w:rFonts w:ascii="Microsoft YaHei" w:cs="Microsoft YaHei" w:eastAsia="Microsoft YaHei" w:hAnsi="Microsoft YaHei"/>
+          <w:rFonts w:ascii="Times New Roman" w:eastAsia="SimSun" w:hAnsi="Times New Roman"/>
           <w:sz w:val="22"/>
           <w:szCs w:val="22"/>
         </w:rPr>
@@ -8305,7 +8305,7 @@
       </w:pPr>
       <w:r>
         <w:rPr>
-          <w:rFonts w:ascii="Microsoft YaHei" w:cs="Microsoft YaHei" w:eastAsia="Microsoft YaHei" w:hAnsi="Microsoft YaHei"/>
+          <w:rFonts w:ascii="Times New Roman" w:eastAsia="SimSun" w:hAnsi="Times New Roman"/>
           <w:sz w:val="22"/>
           <w:szCs w:val="22"/>
         </w:rPr>
@@ -8318,7 +8318,7 @@
       </w:pPr>
       <w:r>
         <w:rPr>
-          <w:rFonts w:ascii="Microsoft YaHei" w:cs="Microsoft YaHei" w:eastAsia="Microsoft YaHei" w:hAnsi="Microsoft YaHei"/>
+          <w:rFonts w:ascii="Times New Roman" w:eastAsia="SimSun" w:hAnsi="Times New Roman"/>
           <w:sz w:val="22"/>
           <w:szCs w:val="22"/>
         </w:rPr>
@@ -8371,7 +8371,7 @@
           <w:p>
             <w:r>
               <w:rPr>
-                <w:rFonts w:ascii="Microsoft YaHei" w:cs="Microsoft YaHei" w:eastAsia="Microsoft YaHei" w:hAnsi="Microsoft YaHei"/>
+                <w:rFonts w:ascii="Times New Roman" w:eastAsia="SimHei" w:hAnsi="Times New Roman"/>
                 <w:b/>
                 <w:bCs/>
                 <w:sz w:val="21"/>
@@ -8401,7 +8401,7 @@
           <w:p>
             <w:r>
               <w:rPr>
-                <w:rFonts w:ascii="Microsoft YaHei" w:cs="Microsoft YaHei" w:eastAsia="Microsoft YaHei" w:hAnsi="Microsoft YaHei"/>
+                <w:rFonts w:ascii="Times New Roman" w:eastAsia="SimHei" w:hAnsi="Times New Roman"/>
                 <w:b/>
                 <w:bCs/>
                 <w:sz w:val="21"/>
@@ -8431,7 +8431,7 @@
           <w:p>
             <w:r>
               <w:rPr>
-                <w:rFonts w:ascii="Microsoft YaHei" w:cs="Microsoft YaHei" w:eastAsia="Microsoft YaHei" w:hAnsi="Microsoft YaHei"/>
+                <w:rFonts w:ascii="Times New Roman" w:eastAsia="SimHei" w:hAnsi="Times New Roman"/>
                 <w:b/>
                 <w:bCs/>
                 <w:sz w:val="21"/>
@@ -8462,7 +8462,7 @@
           <w:p>
             <w:r>
               <w:rPr>
-                <w:rFonts w:ascii="Microsoft YaHei" w:cs="Microsoft YaHei" w:eastAsia="Microsoft YaHei" w:hAnsi="Microsoft YaHei"/>
+                <w:rFonts w:ascii="Times New Roman" w:eastAsia="SimSun" w:hAnsi="Times New Roman"/>
                 <w:sz w:val="20"/>
                 <w:szCs w:val="20"/>
               </w:rPr>
@@ -8489,7 +8489,7 @@
           <w:p>
             <w:r>
               <w:rPr>
-                <w:rFonts w:ascii="Microsoft YaHei" w:cs="Microsoft YaHei" w:eastAsia="Microsoft YaHei" w:hAnsi="Microsoft YaHei"/>
+                <w:rFonts w:ascii="Times New Roman" w:eastAsia="SimSun" w:hAnsi="Times New Roman"/>
                 <w:sz w:val="20"/>
                 <w:szCs w:val="20"/>
               </w:rPr>
@@ -8516,7 +8516,7 @@
           <w:p>
             <w:r>
               <w:rPr>
-                <w:rFonts w:ascii="Microsoft YaHei" w:cs="Microsoft YaHei" w:eastAsia="Microsoft YaHei" w:hAnsi="Microsoft YaHei"/>
+                <w:rFonts w:ascii="Times New Roman" w:eastAsia="SimSun" w:hAnsi="Times New Roman"/>
                 <w:sz w:val="20"/>
                 <w:szCs w:val="20"/>
               </w:rPr>
@@ -8545,7 +8545,7 @@
           <w:p>
             <w:r>
               <w:rPr>
-                <w:rFonts w:ascii="Microsoft YaHei" w:cs="Microsoft YaHei" w:eastAsia="Microsoft YaHei" w:hAnsi="Microsoft YaHei"/>
+                <w:rFonts w:ascii="Times New Roman" w:eastAsia="SimSun" w:hAnsi="Times New Roman"/>
                 <w:sz w:val="20"/>
                 <w:szCs w:val="20"/>
               </w:rPr>
@@ -8572,7 +8572,7 @@
           <w:p>
             <w:r>
               <w:rPr>
-                <w:rFonts w:ascii="Microsoft YaHei" w:cs="Microsoft YaHei" w:eastAsia="Microsoft YaHei" w:hAnsi="Microsoft YaHei"/>
+                <w:rFonts w:ascii="Times New Roman" w:eastAsia="SimSun" w:hAnsi="Times New Roman"/>
                 <w:sz w:val="20"/>
                 <w:szCs w:val="20"/>
               </w:rPr>
@@ -8599,7 +8599,7 @@
           <w:p>
             <w:r>
               <w:rPr>
-                <w:rFonts w:ascii="Microsoft YaHei" w:cs="Microsoft YaHei" w:eastAsia="Microsoft YaHei" w:hAnsi="Microsoft YaHei"/>
+                <w:rFonts w:ascii="Times New Roman" w:eastAsia="SimSun" w:hAnsi="Times New Roman"/>
                 <w:sz w:val="20"/>
                 <w:szCs w:val="20"/>
               </w:rPr>
@@ -8628,7 +8628,7 @@
           <w:p>
             <w:r>
               <w:rPr>
-                <w:rFonts w:ascii="Microsoft YaHei" w:cs="Microsoft YaHei" w:eastAsia="Microsoft YaHei" w:hAnsi="Microsoft YaHei"/>
+                <w:rFonts w:ascii="Times New Roman" w:eastAsia="SimSun" w:hAnsi="Times New Roman"/>
                 <w:sz w:val="20"/>
                 <w:szCs w:val="20"/>
               </w:rPr>
@@ -8655,7 +8655,7 @@
           <w:p>
             <w:r>
               <w:rPr>
-                <w:rFonts w:ascii="Microsoft YaHei" w:cs="Microsoft YaHei" w:eastAsia="Microsoft YaHei" w:hAnsi="Microsoft YaHei"/>
+                <w:rFonts w:ascii="Times New Roman" w:eastAsia="SimSun" w:hAnsi="Times New Roman"/>
                 <w:sz w:val="20"/>
                 <w:szCs w:val="20"/>
               </w:rPr>
@@ -8682,7 +8682,7 @@
           <w:p>
             <w:r>
               <w:rPr>
-                <w:rFonts w:ascii="Microsoft YaHei" w:cs="Microsoft YaHei" w:eastAsia="Microsoft YaHei" w:hAnsi="Microsoft YaHei"/>
+                <w:rFonts w:ascii="Times New Roman" w:eastAsia="SimSun" w:hAnsi="Times New Roman"/>
                 <w:sz w:val="20"/>
                 <w:szCs w:val="20"/>
               </w:rPr>
@@ -8711,7 +8711,7 @@
           <w:p>
             <w:r>
               <w:rPr>
-                <w:rFonts w:ascii="Microsoft YaHei" w:cs="Microsoft YaHei" w:eastAsia="Microsoft YaHei" w:hAnsi="Microsoft YaHei"/>
+                <w:rFonts w:ascii="Times New Roman" w:eastAsia="SimSun" w:hAnsi="Times New Roman"/>
                 <w:sz w:val="20"/>
                 <w:szCs w:val="20"/>
               </w:rPr>
@@ -8738,7 +8738,7 @@
           <w:p>
             <w:r>
               <w:rPr>
-                <w:rFonts w:ascii="Microsoft YaHei" w:cs="Microsoft YaHei" w:eastAsia="Microsoft YaHei" w:hAnsi="Microsoft YaHei"/>
+                <w:rFonts w:ascii="Times New Roman" w:eastAsia="SimSun" w:hAnsi="Times New Roman"/>
                 <w:sz w:val="20"/>
                 <w:szCs w:val="20"/>
               </w:rPr>
@@ -8765,7 +8765,7 @@
           <w:p>
             <w:r>
               <w:rPr>
-                <w:rFonts w:ascii="Microsoft YaHei" w:cs="Microsoft YaHei" w:eastAsia="Microsoft YaHei" w:hAnsi="Microsoft YaHei"/>
+                <w:rFonts w:ascii="Times New Roman" w:eastAsia="SimSun" w:hAnsi="Times New Roman"/>
                 <w:sz w:val="20"/>
                 <w:szCs w:val="20"/>
               </w:rPr>
@@ -8794,7 +8794,7 @@
           <w:p>
             <w:r>
               <w:rPr>
-                <w:rFonts w:ascii="Microsoft YaHei" w:cs="Microsoft YaHei" w:eastAsia="Microsoft YaHei" w:hAnsi="Microsoft YaHei"/>
+                <w:rFonts w:ascii="Times New Roman" w:eastAsia="SimSun" w:hAnsi="Times New Roman"/>
                 <w:sz w:val="20"/>
                 <w:szCs w:val="20"/>
               </w:rPr>
@@ -8821,7 +8821,7 @@
           <w:p>
             <w:r>
               <w:rPr>
-                <w:rFonts w:ascii="Microsoft YaHei" w:cs="Microsoft YaHei" w:eastAsia="Microsoft YaHei" w:hAnsi="Microsoft YaHei"/>
+                <w:rFonts w:ascii="Times New Roman" w:eastAsia="SimSun" w:hAnsi="Times New Roman"/>
                 <w:sz w:val="20"/>
                 <w:szCs w:val="20"/>
               </w:rPr>
@@ -8848,7 +8848,7 @@
           <w:p>
             <w:r>
               <w:rPr>
-                <w:rFonts w:ascii="Microsoft YaHei" w:cs="Microsoft YaHei" w:eastAsia="Microsoft YaHei" w:hAnsi="Microsoft YaHei"/>
+                <w:rFonts w:ascii="Times New Roman" w:eastAsia="SimSun" w:hAnsi="Times New Roman"/>
                 <w:sz w:val="20"/>
                 <w:szCs w:val="20"/>
               </w:rPr>
@@ -8877,7 +8877,7 @@
           <w:p>
             <w:r>
               <w:rPr>
-                <w:rFonts w:ascii="Microsoft YaHei" w:cs="Microsoft YaHei" w:eastAsia="Microsoft YaHei" w:hAnsi="Microsoft YaHei"/>
+                <w:rFonts w:ascii="Times New Roman" w:eastAsia="SimSun" w:hAnsi="Times New Roman"/>
                 <w:sz w:val="20"/>
                 <w:szCs w:val="20"/>
               </w:rPr>
@@ -8904,7 +8904,7 @@
           <w:p>
             <w:r>
               <w:rPr>
-                <w:rFonts w:ascii="Microsoft YaHei" w:cs="Microsoft YaHei" w:eastAsia="Microsoft YaHei" w:hAnsi="Microsoft YaHei"/>
+                <w:rFonts w:ascii="Times New Roman" w:eastAsia="SimSun" w:hAnsi="Times New Roman"/>
                 <w:sz w:val="20"/>
                 <w:szCs w:val="20"/>
               </w:rPr>
@@ -8931,7 +8931,7 @@
           <w:p>
             <w:r>
               <w:rPr>
-                <w:rFonts w:ascii="Microsoft YaHei" w:cs="Microsoft YaHei" w:eastAsia="Microsoft YaHei" w:hAnsi="Microsoft YaHei"/>
+                <w:rFonts w:ascii="Times New Roman" w:eastAsia="SimSun" w:hAnsi="Times New Roman"/>
                 <w:sz w:val="20"/>
                 <w:szCs w:val="20"/>
               </w:rPr>
@@ -8960,7 +8960,7 @@
           <w:p>
             <w:r>
               <w:rPr>
-                <w:rFonts w:ascii="Microsoft YaHei" w:cs="Microsoft YaHei" w:eastAsia="Microsoft YaHei" w:hAnsi="Microsoft YaHei"/>
+                <w:rFonts w:ascii="Times New Roman" w:eastAsia="SimSun" w:hAnsi="Times New Roman"/>
                 <w:sz w:val="20"/>
                 <w:szCs w:val="20"/>
               </w:rPr>
@@ -8987,7 +8987,7 @@
           <w:p>
             <w:r>
               <w:rPr>
-                <w:rFonts w:ascii="Microsoft YaHei" w:cs="Microsoft YaHei" w:eastAsia="Microsoft YaHei" w:hAnsi="Microsoft YaHei"/>
+                <w:rFonts w:ascii="Times New Roman" w:eastAsia="SimSun" w:hAnsi="Times New Roman"/>
                 <w:sz w:val="20"/>
                 <w:szCs w:val="20"/>
               </w:rPr>
@@ -9014,7 +9014,7 @@
           <w:p>
             <w:r>
               <w:rPr>
-                <w:rFonts w:ascii="Microsoft YaHei" w:cs="Microsoft YaHei" w:eastAsia="Microsoft YaHei" w:hAnsi="Microsoft YaHei"/>
+                <w:rFonts w:ascii="Times New Roman" w:eastAsia="SimSun" w:hAnsi="Times New Roman"/>
                 <w:sz w:val="20"/>
                 <w:szCs w:val="20"/>
               </w:rPr>
@@ -9043,7 +9043,7 @@
           <w:p>
             <w:r>
               <w:rPr>
-                <w:rFonts w:ascii="Microsoft YaHei" w:cs="Microsoft YaHei" w:eastAsia="Microsoft YaHei" w:hAnsi="Microsoft YaHei"/>
+                <w:rFonts w:ascii="Times New Roman" w:eastAsia="SimSun" w:hAnsi="Times New Roman"/>
                 <w:sz w:val="20"/>
                 <w:szCs w:val="20"/>
               </w:rPr>
@@ -9070,7 +9070,7 @@
           <w:p>
             <w:r>
               <w:rPr>
-                <w:rFonts w:ascii="Microsoft YaHei" w:cs="Microsoft YaHei" w:eastAsia="Microsoft YaHei" w:hAnsi="Microsoft YaHei"/>
+                <w:rFonts w:ascii="Times New Roman" w:eastAsia="SimSun" w:hAnsi="Times New Roman"/>
                 <w:sz w:val="20"/>
                 <w:szCs w:val="20"/>
               </w:rPr>
@@ -9097,7 +9097,7 @@
           <w:p>
             <w:r>
               <w:rPr>
-                <w:rFonts w:ascii="Microsoft YaHei" w:cs="Microsoft YaHei" w:eastAsia="Microsoft YaHei" w:hAnsi="Microsoft YaHei"/>
+                <w:rFonts w:ascii="Times New Roman" w:eastAsia="SimSun" w:hAnsi="Times New Roman"/>
                 <w:sz w:val="20"/>
                 <w:szCs w:val="20"/>
               </w:rPr>
@@ -9126,7 +9126,7 @@
           <w:p>
             <w:r>
               <w:rPr>
-                <w:rFonts w:ascii="Microsoft YaHei" w:cs="Microsoft YaHei" w:eastAsia="Microsoft YaHei" w:hAnsi="Microsoft YaHei"/>
+                <w:rFonts w:ascii="Times New Roman" w:eastAsia="SimSun" w:hAnsi="Times New Roman"/>
                 <w:sz w:val="20"/>
                 <w:szCs w:val="20"/>
               </w:rPr>
@@ -9153,7 +9153,7 @@
           <w:p>
             <w:r>
               <w:rPr>
-                <w:rFonts w:ascii="Microsoft YaHei" w:cs="Microsoft YaHei" w:eastAsia="Microsoft YaHei" w:hAnsi="Microsoft YaHei"/>
+                <w:rFonts w:ascii="Times New Roman" w:eastAsia="SimSun" w:hAnsi="Times New Roman"/>
                 <w:sz w:val="20"/>
                 <w:szCs w:val="20"/>
               </w:rPr>
@@ -9180,7 +9180,7 @@
           <w:p>
             <w:r>
               <w:rPr>
-                <w:rFonts w:ascii="Microsoft YaHei" w:cs="Microsoft YaHei" w:eastAsia="Microsoft YaHei" w:hAnsi="Microsoft YaHei"/>
+                <w:rFonts w:ascii="Times New Roman" w:eastAsia="SimSun" w:hAnsi="Times New Roman"/>
                 <w:sz w:val="20"/>
                 <w:szCs w:val="20"/>
               </w:rPr>
@@ -9209,7 +9209,7 @@
           <w:p>
             <w:r>
               <w:rPr>
-                <w:rFonts w:ascii="Microsoft YaHei" w:cs="Microsoft YaHei" w:eastAsia="Microsoft YaHei" w:hAnsi="Microsoft YaHei"/>
+                <w:rFonts w:ascii="Times New Roman" w:eastAsia="SimSun" w:hAnsi="Times New Roman"/>
                 <w:sz w:val="20"/>
                 <w:szCs w:val="20"/>
               </w:rPr>
@@ -9236,7 +9236,7 @@
           <w:p>
             <w:r>
               <w:rPr>
-                <w:rFonts w:ascii="Microsoft YaHei" w:cs="Microsoft YaHei" w:eastAsia="Microsoft YaHei" w:hAnsi="Microsoft YaHei"/>
+                <w:rFonts w:ascii="Times New Roman" w:eastAsia="SimSun" w:hAnsi="Times New Roman"/>
                 <w:sz w:val="20"/>
                 <w:szCs w:val="20"/>
               </w:rPr>
@@ -9263,7 +9263,7 @@
           <w:p>
             <w:r>
               <w:rPr>
-                <w:rFonts w:ascii="Microsoft YaHei" w:cs="Microsoft YaHei" w:eastAsia="Microsoft YaHei" w:hAnsi="Microsoft YaHei"/>
+                <w:rFonts w:ascii="Times New Roman" w:eastAsia="SimSun" w:hAnsi="Times New Roman"/>
                 <w:sz w:val="20"/>
                 <w:szCs w:val="20"/>
               </w:rPr>
@@ -9292,7 +9292,7 @@
           <w:p>
             <w:r>
               <w:rPr>
-                <w:rFonts w:ascii="Microsoft YaHei" w:cs="Microsoft YaHei" w:eastAsia="Microsoft YaHei" w:hAnsi="Microsoft YaHei"/>
+                <w:rFonts w:ascii="Times New Roman" w:eastAsia="SimSun" w:hAnsi="Times New Roman"/>
                 <w:sz w:val="20"/>
                 <w:szCs w:val="20"/>
               </w:rPr>
@@ -9319,7 +9319,7 @@
           <w:p>
             <w:r>
               <w:rPr>
-                <w:rFonts w:ascii="Microsoft YaHei" w:cs="Microsoft YaHei" w:eastAsia="Microsoft YaHei" w:hAnsi="Microsoft YaHei"/>
+                <w:rFonts w:ascii="Times New Roman" w:eastAsia="SimSun" w:hAnsi="Times New Roman"/>
                 <w:sz w:val="20"/>
                 <w:szCs w:val="20"/>
               </w:rPr>
@@ -9346,7 +9346,7 @@
           <w:p>
             <w:r>
               <w:rPr>
-                <w:rFonts w:ascii="Microsoft YaHei" w:cs="Microsoft YaHei" w:eastAsia="Microsoft YaHei" w:hAnsi="Microsoft YaHei"/>
+                <w:rFonts w:ascii="Times New Roman" w:eastAsia="SimSun" w:hAnsi="Times New Roman"/>
                 <w:sz w:val="20"/>
                 <w:szCs w:val="20"/>
               </w:rPr>
@@ -9375,7 +9375,7 @@
           <w:p>
             <w:r>
               <w:rPr>
-                <w:rFonts w:ascii="Microsoft YaHei" w:cs="Microsoft YaHei" w:eastAsia="Microsoft YaHei" w:hAnsi="Microsoft YaHei"/>
+                <w:rFonts w:ascii="Times New Roman" w:eastAsia="SimSun" w:hAnsi="Times New Roman"/>
                 <w:sz w:val="20"/>
                 <w:szCs w:val="20"/>
               </w:rPr>
@@ -9402,7 +9402,7 @@
           <w:p>
             <w:r>
               <w:rPr>
-                <w:rFonts w:ascii="Microsoft YaHei" w:cs="Microsoft YaHei" w:eastAsia="Microsoft YaHei" w:hAnsi="Microsoft YaHei"/>
+                <w:rFonts w:ascii="Times New Roman" w:eastAsia="SimSun" w:hAnsi="Times New Roman"/>
                 <w:sz w:val="20"/>
                 <w:szCs w:val="20"/>
               </w:rPr>
@@ -9429,7 +9429,7 @@
           <w:p>
             <w:r>
               <w:rPr>
-                <w:rFonts w:ascii="Microsoft YaHei" w:cs="Microsoft YaHei" w:eastAsia="Microsoft YaHei" w:hAnsi="Microsoft YaHei"/>
+                <w:rFonts w:ascii="Times New Roman" w:eastAsia="SimSun" w:hAnsi="Times New Roman"/>
                 <w:sz w:val="20"/>
                 <w:szCs w:val="20"/>
               </w:rPr>
@@ -9458,7 +9458,7 @@
           <w:p>
             <w:r>
               <w:rPr>
-                <w:rFonts w:ascii="Microsoft YaHei" w:cs="Microsoft YaHei" w:eastAsia="Microsoft YaHei" w:hAnsi="Microsoft YaHei"/>
+                <w:rFonts w:ascii="Times New Roman" w:eastAsia="SimSun" w:hAnsi="Times New Roman"/>
                 <w:sz w:val="20"/>
                 <w:szCs w:val="20"/>
               </w:rPr>
@@ -9485,7 +9485,7 @@
           <w:p>
             <w:r>
               <w:rPr>
-                <w:rFonts w:ascii="Microsoft YaHei" w:cs="Microsoft YaHei" w:eastAsia="Microsoft YaHei" w:hAnsi="Microsoft YaHei"/>
+                <w:rFonts w:ascii="Times New Roman" w:eastAsia="SimSun" w:hAnsi="Times New Roman"/>
                 <w:sz w:val="20"/>
                 <w:szCs w:val="20"/>
               </w:rPr>
@@ -9512,7 +9512,7 @@
           <w:p>
             <w:r>
               <w:rPr>
-                <w:rFonts w:ascii="Microsoft YaHei" w:cs="Microsoft YaHei" w:eastAsia="Microsoft YaHei" w:hAnsi="Microsoft YaHei"/>
+                <w:rFonts w:ascii="Times New Roman" w:eastAsia="SimSun" w:hAnsi="Times New Roman"/>
                 <w:sz w:val="20"/>
                 <w:szCs w:val="20"/>
               </w:rPr>
@@ -9541,7 +9541,7 @@
           <w:p>
             <w:r>
               <w:rPr>
-                <w:rFonts w:ascii="Microsoft YaHei" w:cs="Microsoft YaHei" w:eastAsia="Microsoft YaHei" w:hAnsi="Microsoft YaHei"/>
+                <w:rFonts w:ascii="Times New Roman" w:eastAsia="SimSun" w:hAnsi="Times New Roman"/>
                 <w:sz w:val="20"/>
                 <w:szCs w:val="20"/>
               </w:rPr>
@@ -9568,7 +9568,7 @@
           <w:p>
             <w:r>
               <w:rPr>
-                <w:rFonts w:ascii="Microsoft YaHei" w:cs="Microsoft YaHei" w:eastAsia="Microsoft YaHei" w:hAnsi="Microsoft YaHei"/>
+                <w:rFonts w:ascii="Times New Roman" w:eastAsia="SimSun" w:hAnsi="Times New Roman"/>
                 <w:sz w:val="20"/>
                 <w:szCs w:val="20"/>
               </w:rPr>
@@ -9595,7 +9595,7 @@
           <w:p>
             <w:r>
               <w:rPr>
-                <w:rFonts w:ascii="Microsoft YaHei" w:cs="Microsoft YaHei" w:eastAsia="Microsoft YaHei" w:hAnsi="Microsoft YaHei"/>
+                <w:rFonts w:ascii="Times New Roman" w:eastAsia="SimSun" w:hAnsi="Times New Roman"/>
                 <w:sz w:val="20"/>
                 <w:szCs w:val="20"/>
               </w:rPr>
@@ -9624,7 +9624,7 @@
           <w:p>
             <w:r>
               <w:rPr>
-                <w:rFonts w:ascii="Microsoft YaHei" w:cs="Microsoft YaHei" w:eastAsia="Microsoft YaHei" w:hAnsi="Microsoft YaHei"/>
+                <w:rFonts w:ascii="Times New Roman" w:eastAsia="SimSun" w:hAnsi="Times New Roman"/>
                 <w:sz w:val="20"/>
                 <w:szCs w:val="20"/>
               </w:rPr>
@@ -9651,7 +9651,7 @@
           <w:p>
             <w:r>
               <w:rPr>
-                <w:rFonts w:ascii="Microsoft YaHei" w:cs="Microsoft YaHei" w:eastAsia="Microsoft YaHei" w:hAnsi="Microsoft YaHei"/>
+                <w:rFonts w:ascii="Times New Roman" w:eastAsia="SimSun" w:hAnsi="Times New Roman"/>
                 <w:sz w:val="20"/>
                 <w:szCs w:val="20"/>
               </w:rPr>
@@ -9678,7 +9678,7 @@
           <w:p>
             <w:r>
               <w:rPr>
-                <w:rFonts w:ascii="Microsoft YaHei" w:cs="Microsoft YaHei" w:eastAsia="Microsoft YaHei" w:hAnsi="Microsoft YaHei"/>
+                <w:rFonts w:ascii="Times New Roman" w:eastAsia="SimSun" w:hAnsi="Times New Roman"/>
                 <w:sz w:val="20"/>
                 <w:szCs w:val="20"/>
               </w:rPr>
@@ -9707,7 +9707,7 @@
           <w:p>
             <w:r>
               <w:rPr>
-                <w:rFonts w:ascii="Microsoft YaHei" w:cs="Microsoft YaHei" w:eastAsia="Microsoft YaHei" w:hAnsi="Microsoft YaHei"/>
+                <w:rFonts w:ascii="Times New Roman" w:eastAsia="SimSun" w:hAnsi="Times New Roman"/>
                 <w:sz w:val="20"/>
                 <w:szCs w:val="20"/>
               </w:rPr>
@@ -9734,7 +9734,7 @@
           <w:p>
             <w:r>
               <w:rPr>
-                <w:rFonts w:ascii="Microsoft YaHei" w:cs="Microsoft YaHei" w:eastAsia="Microsoft YaHei" w:hAnsi="Microsoft YaHei"/>
+                <w:rFonts w:ascii="Times New Roman" w:eastAsia="SimSun" w:hAnsi="Times New Roman"/>
                 <w:sz w:val="20"/>
                 <w:szCs w:val="20"/>
               </w:rPr>
@@ -9761,7 +9761,7 @@
           <w:p>
             <w:r>
               <w:rPr>
-                <w:rFonts w:ascii="Microsoft YaHei" w:cs="Microsoft YaHei" w:eastAsia="Microsoft YaHei" w:hAnsi="Microsoft YaHei"/>
+                <w:rFonts w:ascii="Times New Roman" w:eastAsia="SimSun" w:hAnsi="Times New Roman"/>
                 <w:sz w:val="20"/>
                 <w:szCs w:val="20"/>
               </w:rPr>
@@ -9785,7 +9785,7 @@
       </w:pPr>
       <w:r>
         <w:rPr>
-          <w:rFonts w:ascii="Microsoft YaHei" w:cs="Microsoft YaHei" w:eastAsia="Microsoft YaHei" w:hAnsi="Microsoft YaHei"/>
+          <w:rFonts w:ascii="Times New Roman" w:eastAsia="SimSun" w:hAnsi="Times New Roman"/>
           <w:sz w:val="22"/>
           <w:szCs w:val="22"/>
         </w:rPr>
@@ -9819,7 +9819,7 @@
       </w:pPr>
       <w:r>
         <w:rPr>
-          <w:rFonts w:ascii="Microsoft YaHei" w:cs="Microsoft YaHei" w:eastAsia="Microsoft YaHei" w:hAnsi="Microsoft YaHei"/>
+          <w:rFonts w:ascii="Times New Roman" w:eastAsia="SimSun" w:hAnsi="Times New Roman"/>
           <w:sz w:val="22"/>
           <w:szCs w:val="22"/>
         </w:rPr>
@@ -9868,7 +9868,7 @@
           <w:p>
             <w:r>
               <w:rPr>
-                <w:rFonts w:ascii="Microsoft YaHei" w:cs="Microsoft YaHei" w:eastAsia="Microsoft YaHei" w:hAnsi="Microsoft YaHei"/>
+                <w:rFonts w:ascii="Times New Roman" w:eastAsia="SimHei" w:hAnsi="Times New Roman"/>
                 <w:b/>
                 <w:bCs/>
                 <w:sz w:val="21"/>
@@ -9898,7 +9898,7 @@
           <w:p>
             <w:r>
               <w:rPr>
-                <w:rFonts w:ascii="Microsoft YaHei" w:cs="Microsoft YaHei" w:eastAsia="Microsoft YaHei" w:hAnsi="Microsoft YaHei"/>
+                <w:rFonts w:ascii="Times New Roman" w:eastAsia="SimHei" w:hAnsi="Times New Roman"/>
                 <w:b/>
                 <w:bCs/>
                 <w:sz w:val="21"/>
@@ -9928,7 +9928,7 @@
           <w:p>
             <w:r>
               <w:rPr>
-                <w:rFonts w:ascii="Microsoft YaHei" w:cs="Microsoft YaHei" w:eastAsia="Microsoft YaHei" w:hAnsi="Microsoft YaHei"/>
+                <w:rFonts w:ascii="Times New Roman" w:eastAsia="SimHei" w:hAnsi="Times New Roman"/>
                 <w:b/>
                 <w:bCs/>
                 <w:sz w:val="21"/>
@@ -9958,7 +9958,7 @@
           <w:p>
             <w:r>
               <w:rPr>
-                <w:rFonts w:ascii="Microsoft YaHei" w:cs="Microsoft YaHei" w:eastAsia="Microsoft YaHei" w:hAnsi="Microsoft YaHei"/>
+                <w:rFonts w:ascii="Times New Roman" w:eastAsia="SimHei" w:hAnsi="Times New Roman"/>
                 <w:b/>
                 <w:bCs/>
                 <w:sz w:val="21"/>
@@ -9988,7 +9988,7 @@
           <w:p>
             <w:r>
               <w:rPr>
-                <w:rFonts w:ascii="Microsoft YaHei" w:cs="Microsoft YaHei" w:eastAsia="Microsoft YaHei" w:hAnsi="Microsoft YaHei"/>
+                <w:rFonts w:ascii="Times New Roman" w:eastAsia="SimHei" w:hAnsi="Times New Roman"/>
                 <w:b/>
                 <w:bCs/>
                 <w:sz w:val="21"/>
@@ -10018,7 +10018,7 @@
           <w:p>
             <w:r>
               <w:rPr>
-                <w:rFonts w:ascii="Microsoft YaHei" w:cs="Microsoft YaHei" w:eastAsia="Microsoft YaHei" w:hAnsi="Microsoft YaHei"/>
+                <w:rFonts w:ascii="Times New Roman" w:eastAsia="SimHei" w:hAnsi="Times New Roman"/>
                 <w:b/>
                 <w:bCs/>
                 <w:sz w:val="21"/>
@@ -10048,7 +10048,7 @@
           <w:p>
             <w:r>
               <w:rPr>
-                <w:rFonts w:ascii="Microsoft YaHei" w:cs="Microsoft YaHei" w:eastAsia="Microsoft YaHei" w:hAnsi="Microsoft YaHei"/>
+                <w:rFonts w:ascii="Times New Roman" w:eastAsia="SimHei" w:hAnsi="Times New Roman"/>
                 <w:b/>
                 <w:bCs/>
                 <w:sz w:val="21"/>
@@ -10079,7 +10079,7 @@
           <w:p>
             <w:r>
               <w:rPr>
-                <w:rFonts w:ascii="Microsoft YaHei" w:cs="Microsoft YaHei" w:eastAsia="Microsoft YaHei" w:hAnsi="Microsoft YaHei"/>
+                <w:rFonts w:ascii="Times New Roman" w:eastAsia="SimSun" w:hAnsi="Times New Roman"/>
                 <w:sz w:val="20"/>
                 <w:szCs w:val="20"/>
               </w:rPr>
@@ -10106,7 +10106,7 @@
           <w:p>
             <w:r>
               <w:rPr>
-                <w:rFonts w:ascii="Microsoft YaHei" w:cs="Microsoft YaHei" w:eastAsia="Microsoft YaHei" w:hAnsi="Microsoft YaHei"/>
+                <w:rFonts w:ascii="Times New Roman" w:eastAsia="SimSun" w:hAnsi="Times New Roman"/>
                 <w:sz w:val="20"/>
                 <w:szCs w:val="20"/>
               </w:rPr>
@@ -10133,7 +10133,7 @@
           <w:p>
             <w:r>
               <w:rPr>
-                <w:rFonts w:ascii="Microsoft YaHei" w:cs="Microsoft YaHei" w:eastAsia="Microsoft YaHei" w:hAnsi="Microsoft YaHei"/>
+                <w:rFonts w:ascii="Times New Roman" w:eastAsia="SimSun" w:hAnsi="Times New Roman"/>
                 <w:sz w:val="20"/>
                 <w:szCs w:val="20"/>
               </w:rPr>
@@ -10160,7 +10160,7 @@
           <w:p>
             <w:r>
               <w:rPr>
-                <w:rFonts w:ascii="Microsoft YaHei" w:cs="Microsoft YaHei" w:eastAsia="Microsoft YaHei" w:hAnsi="Microsoft YaHei"/>
+                <w:rFonts w:ascii="Times New Roman" w:eastAsia="SimSun" w:hAnsi="Times New Roman"/>
                 <w:sz w:val="20"/>
                 <w:szCs w:val="20"/>
               </w:rPr>
@@ -10187,7 +10187,7 @@
           <w:p>
             <w:r>
               <w:rPr>
-                <w:rFonts w:ascii="Microsoft YaHei" w:cs="Microsoft YaHei" w:eastAsia="Microsoft YaHei" w:hAnsi="Microsoft YaHei"/>
+                <w:rFonts w:ascii="Times New Roman" w:eastAsia="SimSun" w:hAnsi="Times New Roman"/>
                 <w:sz w:val="20"/>
                 <w:szCs w:val="20"/>
               </w:rPr>
@@ -10214,7 +10214,7 @@
           <w:p>
             <w:r>
               <w:rPr>
-                <w:rFonts w:ascii="Microsoft YaHei" w:cs="Microsoft YaHei" w:eastAsia="Microsoft YaHei" w:hAnsi="Microsoft YaHei"/>
+                <w:rFonts w:ascii="Times New Roman" w:eastAsia="SimSun" w:hAnsi="Times New Roman"/>
                 <w:sz w:val="20"/>
                 <w:szCs w:val="20"/>
               </w:rPr>
@@ -10241,7 +10241,7 @@
           <w:p>
             <w:r>
               <w:rPr>
-                <w:rFonts w:ascii="Microsoft YaHei" w:cs="Microsoft YaHei" w:eastAsia="Microsoft YaHei" w:hAnsi="Microsoft YaHei"/>
+                <w:rFonts w:ascii="Times New Roman" w:eastAsia="SimSun" w:hAnsi="Times New Roman"/>
                 <w:sz w:val="20"/>
                 <w:szCs w:val="20"/>
               </w:rPr>
@@ -10270,7 +10270,7 @@
           <w:p>
             <w:r>
               <w:rPr>
-                <w:rFonts w:ascii="Microsoft YaHei" w:cs="Microsoft YaHei" w:eastAsia="Microsoft YaHei" w:hAnsi="Microsoft YaHei"/>
+                <w:rFonts w:ascii="Times New Roman" w:eastAsia="SimSun" w:hAnsi="Times New Roman"/>
                 <w:sz w:val="20"/>
                 <w:szCs w:val="20"/>
               </w:rPr>
@@ -10297,7 +10297,7 @@
           <w:p>
             <w:r>
               <w:rPr>
-                <w:rFonts w:ascii="Microsoft YaHei" w:cs="Microsoft YaHei" w:eastAsia="Microsoft YaHei" w:hAnsi="Microsoft YaHei"/>
+                <w:rFonts w:ascii="Times New Roman" w:eastAsia="SimSun" w:hAnsi="Times New Roman"/>
                 <w:sz w:val="20"/>
                 <w:szCs w:val="20"/>
               </w:rPr>
@@ -10324,7 +10324,7 @@
           <w:p>
             <w:r>
               <w:rPr>
-                <w:rFonts w:ascii="Microsoft YaHei" w:cs="Microsoft YaHei" w:eastAsia="Microsoft YaHei" w:hAnsi="Microsoft YaHei"/>
+                <w:rFonts w:ascii="Times New Roman" w:eastAsia="SimSun" w:hAnsi="Times New Roman"/>
                 <w:sz w:val="20"/>
                 <w:szCs w:val="20"/>
               </w:rPr>
@@ -10351,7 +10351,7 @@
           <w:p>
             <w:r>
               <w:rPr>
-                <w:rFonts w:ascii="Microsoft YaHei" w:cs="Microsoft YaHei" w:eastAsia="Microsoft YaHei" w:hAnsi="Microsoft YaHei"/>
+                <w:rFonts w:ascii="Times New Roman" w:eastAsia="SimSun" w:hAnsi="Times New Roman"/>
                 <w:sz w:val="20"/>
                 <w:szCs w:val="20"/>
               </w:rPr>
@@ -10378,7 +10378,7 @@
           <w:p>
             <w:r>
               <w:rPr>
-                <w:rFonts w:ascii="Microsoft YaHei" w:cs="Microsoft YaHei" w:eastAsia="Microsoft YaHei" w:hAnsi="Microsoft YaHei"/>
+                <w:rFonts w:ascii="Times New Roman" w:eastAsia="SimSun" w:hAnsi="Times New Roman"/>
                 <w:sz w:val="20"/>
                 <w:szCs w:val="20"/>
               </w:rPr>
@@ -10405,7 +10405,7 @@
           <w:p>
             <w:r>
               <w:rPr>
-                <w:rFonts w:ascii="Microsoft YaHei" w:cs="Microsoft YaHei" w:eastAsia="Microsoft YaHei" w:hAnsi="Microsoft YaHei"/>
+                <w:rFonts w:ascii="Times New Roman" w:eastAsia="SimSun" w:hAnsi="Times New Roman"/>
                 <w:sz w:val="20"/>
                 <w:szCs w:val="20"/>
               </w:rPr>
@@ -10432,7 +10432,7 @@
           <w:p>
             <w:r>
               <w:rPr>
-                <w:rFonts w:ascii="Microsoft YaHei" w:cs="Microsoft YaHei" w:eastAsia="Microsoft YaHei" w:hAnsi="Microsoft YaHei"/>
+                <w:rFonts w:ascii="Times New Roman" w:eastAsia="SimSun" w:hAnsi="Times New Roman"/>
                 <w:sz w:val="20"/>
                 <w:szCs w:val="20"/>
               </w:rPr>
@@ -10461,7 +10461,7 @@
           <w:p>
             <w:r>
               <w:rPr>
-                <w:rFonts w:ascii="Microsoft YaHei" w:cs="Microsoft YaHei" w:eastAsia="Microsoft YaHei" w:hAnsi="Microsoft YaHei"/>
+                <w:rFonts w:ascii="Times New Roman" w:eastAsia="SimSun" w:hAnsi="Times New Roman"/>
                 <w:sz w:val="20"/>
                 <w:szCs w:val="20"/>
               </w:rPr>
@@ -10488,7 +10488,7 @@
           <w:p>
             <w:r>
               <w:rPr>
-                <w:rFonts w:ascii="Microsoft YaHei" w:cs="Microsoft YaHei" w:eastAsia="Microsoft YaHei" w:hAnsi="Microsoft YaHei"/>
+                <w:rFonts w:ascii="Times New Roman" w:eastAsia="SimSun" w:hAnsi="Times New Roman"/>
                 <w:sz w:val="20"/>
                 <w:szCs w:val="20"/>
               </w:rPr>
@@ -10515,7 +10515,7 @@
           <w:p>
             <w:r>
               <w:rPr>
-                <w:rFonts w:ascii="Microsoft YaHei" w:cs="Microsoft YaHei" w:eastAsia="Microsoft YaHei" w:hAnsi="Microsoft YaHei"/>
+                <w:rFonts w:ascii="Times New Roman" w:eastAsia="SimSun" w:hAnsi="Times New Roman"/>
                 <w:sz w:val="20"/>
                 <w:szCs w:val="20"/>
               </w:rPr>
@@ -10542,7 +10542,7 @@
           <w:p>
             <w:r>
               <w:rPr>
-                <w:rFonts w:ascii="Microsoft YaHei" w:cs="Microsoft YaHei" w:eastAsia="Microsoft YaHei" w:hAnsi="Microsoft YaHei"/>
+                <w:rFonts w:ascii="Times New Roman" w:eastAsia="SimSun" w:hAnsi="Times New Roman"/>
                 <w:sz w:val="20"/>
                 <w:szCs w:val="20"/>
               </w:rPr>
@@ -10569,7 +10569,7 @@
           <w:p>
             <w:r>
               <w:rPr>
-                <w:rFonts w:ascii="Microsoft YaHei" w:cs="Microsoft YaHei" w:eastAsia="Microsoft YaHei" w:hAnsi="Microsoft YaHei"/>
+                <w:rFonts w:ascii="Times New Roman" w:eastAsia="SimSun" w:hAnsi="Times New Roman"/>
                 <w:sz w:val="20"/>
                 <w:szCs w:val="20"/>
               </w:rPr>
@@ -10596,7 +10596,7 @@
           <w:p>
             <w:r>
               <w:rPr>
-                <w:rFonts w:ascii="Microsoft YaHei" w:cs="Microsoft YaHei" w:eastAsia="Microsoft YaHei" w:hAnsi="Microsoft YaHei"/>
+                <w:rFonts w:ascii="Times New Roman" w:eastAsia="SimSun" w:hAnsi="Times New Roman"/>
                 <w:sz w:val="20"/>
                 <w:szCs w:val="20"/>
               </w:rPr>
@@ -10623,7 +10623,7 @@
           <w:p>
             <w:r>
               <w:rPr>
-                <w:rFonts w:ascii="Microsoft YaHei" w:cs="Microsoft YaHei" w:eastAsia="Microsoft YaHei" w:hAnsi="Microsoft YaHei"/>
+                <w:rFonts w:ascii="Times New Roman" w:eastAsia="SimSun" w:hAnsi="Times New Roman"/>
                 <w:sz w:val="20"/>
                 <w:szCs w:val="20"/>
               </w:rPr>
@@ -10647,7 +10647,7 @@
       </w:pPr>
       <w:r>
         <w:rPr>
-          <w:rFonts w:ascii="Microsoft YaHei" w:cs="Microsoft YaHei" w:eastAsia="Microsoft YaHei" w:hAnsi="Microsoft YaHei"/>
+          <w:rFonts w:ascii="Times New Roman" w:eastAsia="SimSun" w:hAnsi="Times New Roman"/>
           <w:sz w:val="22"/>
           <w:szCs w:val="22"/>
         </w:rPr>
@@ -10694,7 +10694,7 @@
           <w:p>
             <w:r>
               <w:rPr>
-                <w:rFonts w:ascii="Microsoft YaHei" w:cs="Microsoft YaHei" w:eastAsia="Microsoft YaHei" w:hAnsi="Microsoft YaHei"/>
+                <w:rFonts w:ascii="Times New Roman" w:eastAsia="SimHei" w:hAnsi="Times New Roman"/>
                 <w:b/>
                 <w:bCs/>
                 <w:sz w:val="21"/>
@@ -10724,7 +10724,7 @@
           <w:p>
             <w:r>
               <w:rPr>
-                <w:rFonts w:ascii="Microsoft YaHei" w:cs="Microsoft YaHei" w:eastAsia="Microsoft YaHei" w:hAnsi="Microsoft YaHei"/>
+                <w:rFonts w:ascii="Times New Roman" w:eastAsia="SimHei" w:hAnsi="Times New Roman"/>
                 <w:b/>
                 <w:bCs/>
                 <w:sz w:val="21"/>
@@ -10754,7 +10754,7 @@
           <w:p>
             <w:r>
               <w:rPr>
-                <w:rFonts w:ascii="Microsoft YaHei" w:cs="Microsoft YaHei" w:eastAsia="Microsoft YaHei" w:hAnsi="Microsoft YaHei"/>
+                <w:rFonts w:ascii="Times New Roman" w:eastAsia="SimHei" w:hAnsi="Times New Roman"/>
                 <w:b/>
                 <w:bCs/>
                 <w:sz w:val="21"/>
@@ -10784,7 +10784,7 @@
           <w:p>
             <w:r>
               <w:rPr>
-                <w:rFonts w:ascii="Microsoft YaHei" w:cs="Microsoft YaHei" w:eastAsia="Microsoft YaHei" w:hAnsi="Microsoft YaHei"/>
+                <w:rFonts w:ascii="Times New Roman" w:eastAsia="SimHei" w:hAnsi="Times New Roman"/>
                 <w:b/>
                 <w:bCs/>
                 <w:sz w:val="21"/>
@@ -10814,7 +10814,7 @@
           <w:p>
             <w:r>
               <w:rPr>
-                <w:rFonts w:ascii="Microsoft YaHei" w:cs="Microsoft YaHei" w:eastAsia="Microsoft YaHei" w:hAnsi="Microsoft YaHei"/>
+                <w:rFonts w:ascii="Times New Roman" w:eastAsia="SimHei" w:hAnsi="Times New Roman"/>
                 <w:b/>
                 <w:bCs/>
                 <w:sz w:val="21"/>
@@ -10845,7 +10845,7 @@
           <w:p>
             <w:r>
               <w:rPr>
-                <w:rFonts w:ascii="Microsoft YaHei" w:cs="Microsoft YaHei" w:eastAsia="Microsoft YaHei" w:hAnsi="Microsoft YaHei"/>
+                <w:rFonts w:ascii="Times New Roman" w:eastAsia="SimSun" w:hAnsi="Times New Roman"/>
                 <w:sz w:val="20"/>
                 <w:szCs w:val="20"/>
               </w:rPr>
@@ -10872,7 +10872,7 @@
           <w:p>
             <w:r>
               <w:rPr>
-                <w:rFonts w:ascii="Microsoft YaHei" w:cs="Microsoft YaHei" w:eastAsia="Microsoft YaHei" w:hAnsi="Microsoft YaHei"/>
+                <w:rFonts w:ascii="Times New Roman" w:eastAsia="SimSun" w:hAnsi="Times New Roman"/>
                 <w:sz w:val="20"/>
                 <w:szCs w:val="20"/>
               </w:rPr>
@@ -10899,7 +10899,7 @@
           <w:p>
             <w:r>
               <w:rPr>
-                <w:rFonts w:ascii="Microsoft YaHei" w:cs="Microsoft YaHei" w:eastAsia="Microsoft YaHei" w:hAnsi="Microsoft YaHei"/>
+                <w:rFonts w:ascii="Times New Roman" w:eastAsia="SimSun" w:hAnsi="Times New Roman"/>
                 <w:sz w:val="20"/>
                 <w:szCs w:val="20"/>
               </w:rPr>
@@ -10926,7 +10926,7 @@
           <w:p>
             <w:r>
               <w:rPr>
-                <w:rFonts w:ascii="Microsoft YaHei" w:cs="Microsoft YaHei" w:eastAsia="Microsoft YaHei" w:hAnsi="Microsoft YaHei"/>
+                <w:rFonts w:ascii="Times New Roman" w:eastAsia="SimSun" w:hAnsi="Times New Roman"/>
                 <w:sz w:val="20"/>
                 <w:szCs w:val="20"/>
               </w:rPr>
@@ -10953,7 +10953,7 @@
           <w:p>
             <w:r>
               <w:rPr>
-                <w:rFonts w:ascii="Microsoft YaHei" w:cs="Microsoft YaHei" w:eastAsia="Microsoft YaHei" w:hAnsi="Microsoft YaHei"/>
+                <w:rFonts w:ascii="Times New Roman" w:eastAsia="SimSun" w:hAnsi="Times New Roman"/>
                 <w:sz w:val="20"/>
                 <w:szCs w:val="20"/>
               </w:rPr>
@@ -10982,7 +10982,7 @@
           <w:p>
             <w:r>
               <w:rPr>
-                <w:rFonts w:ascii="Microsoft YaHei" w:cs="Microsoft YaHei" w:eastAsia="Microsoft YaHei" w:hAnsi="Microsoft YaHei"/>
+                <w:rFonts w:ascii="Times New Roman" w:eastAsia="SimSun" w:hAnsi="Times New Roman"/>
                 <w:sz w:val="20"/>
                 <w:szCs w:val="20"/>
               </w:rPr>
@@ -11009,7 +11009,7 @@
           <w:p>
             <w:r>
               <w:rPr>
-                <w:rFonts w:ascii="Microsoft YaHei" w:cs="Microsoft YaHei" w:eastAsia="Microsoft YaHei" w:hAnsi="Microsoft YaHei"/>
+                <w:rFonts w:ascii="Times New Roman" w:eastAsia="SimSun" w:hAnsi="Times New Roman"/>
                 <w:sz w:val="20"/>
                 <w:szCs w:val="20"/>
               </w:rPr>
@@ -11036,7 +11036,7 @@
           <w:p>
             <w:r>
               <w:rPr>
-                <w:rFonts w:ascii="Microsoft YaHei" w:cs="Microsoft YaHei" w:eastAsia="Microsoft YaHei" w:hAnsi="Microsoft YaHei"/>
+                <w:rFonts w:ascii="Times New Roman" w:eastAsia="SimSun" w:hAnsi="Times New Roman"/>
                 <w:sz w:val="20"/>
                 <w:szCs w:val="20"/>
               </w:rPr>
@@ -11063,7 +11063,7 @@
           <w:p>
             <w:r>
               <w:rPr>
-                <w:rFonts w:ascii="Microsoft YaHei" w:cs="Microsoft YaHei" w:eastAsia="Microsoft YaHei" w:hAnsi="Microsoft YaHei"/>
+                <w:rFonts w:ascii="Times New Roman" w:eastAsia="SimSun" w:hAnsi="Times New Roman"/>
                 <w:sz w:val="20"/>
                 <w:szCs w:val="20"/>
               </w:rPr>
@@ -11090,7 +11090,7 @@
           <w:p>
             <w:r>
               <w:rPr>
-                <w:rFonts w:ascii="Microsoft YaHei" w:cs="Microsoft YaHei" w:eastAsia="Microsoft YaHei" w:hAnsi="Microsoft YaHei"/>
+                <w:rFonts w:ascii="Times New Roman" w:eastAsia="SimSun" w:hAnsi="Times New Roman"/>
                 <w:sz w:val="20"/>
                 <w:szCs w:val="20"/>
               </w:rPr>
@@ -11119,7 +11119,7 @@
           <w:p>
             <w:r>
               <w:rPr>
-                <w:rFonts w:ascii="Microsoft YaHei" w:cs="Microsoft YaHei" w:eastAsia="Microsoft YaHei" w:hAnsi="Microsoft YaHei"/>
+                <w:rFonts w:ascii="Times New Roman" w:eastAsia="SimSun" w:hAnsi="Times New Roman"/>
                 <w:sz w:val="20"/>
                 <w:szCs w:val="20"/>
               </w:rPr>
@@ -11146,7 +11146,7 @@
           <w:p>
             <w:r>
               <w:rPr>
-                <w:rFonts w:ascii="Microsoft YaHei" w:cs="Microsoft YaHei" w:eastAsia="Microsoft YaHei" w:hAnsi="Microsoft YaHei"/>
+                <w:rFonts w:ascii="Times New Roman" w:eastAsia="SimSun" w:hAnsi="Times New Roman"/>
                 <w:sz w:val="20"/>
                 <w:szCs w:val="20"/>
               </w:rPr>
@@ -11173,7 +11173,7 @@
           <w:p>
             <w:r>
               <w:rPr>
-                <w:rFonts w:ascii="Microsoft YaHei" w:cs="Microsoft YaHei" w:eastAsia="Microsoft YaHei" w:hAnsi="Microsoft YaHei"/>
+                <w:rFonts w:ascii="Times New Roman" w:eastAsia="SimSun" w:hAnsi="Times New Roman"/>
                 <w:sz w:val="20"/>
                 <w:szCs w:val="20"/>
               </w:rPr>
@@ -11200,7 +11200,7 @@
           <w:p>
             <w:r>
               <w:rPr>
-                <w:rFonts w:ascii="Microsoft YaHei" w:cs="Microsoft YaHei" w:eastAsia="Microsoft YaHei" w:hAnsi="Microsoft YaHei"/>
+                <w:rFonts w:ascii="Times New Roman" w:eastAsia="SimSun" w:hAnsi="Times New Roman"/>
                 <w:sz w:val="20"/>
                 <w:szCs w:val="20"/>
               </w:rPr>
@@ -11227,7 +11227,7 @@
           <w:p>
             <w:r>
               <w:rPr>
-                <w:rFonts w:ascii="Microsoft YaHei" w:cs="Microsoft YaHei" w:eastAsia="Microsoft YaHei" w:hAnsi="Microsoft YaHei"/>
+                <w:rFonts w:ascii="Times New Roman" w:eastAsia="SimSun" w:hAnsi="Times New Roman"/>
                 <w:sz w:val="20"/>
                 <w:szCs w:val="20"/>
               </w:rPr>
@@ -11243,7 +11243,7 @@
       </w:pPr>
       <w:r>
         <w:rPr>
-          <w:rFonts w:ascii="Microsoft YaHei" w:cs="Microsoft YaHei" w:eastAsia="Microsoft YaHei" w:hAnsi="Microsoft YaHei"/>
+          <w:rFonts w:ascii="Times New Roman" w:eastAsia="SimSun" w:hAnsi="Times New Roman"/>
           <w:sz w:val="22"/>
           <w:szCs w:val="22"/>
         </w:rPr>
@@ -11296,7 +11296,7 @@
           <w:p>
             <w:r>
               <w:rPr>
-                <w:rFonts w:ascii="Microsoft YaHei" w:cs="Microsoft YaHei" w:eastAsia="Microsoft YaHei" w:hAnsi="Microsoft YaHei"/>
+                <w:rFonts w:ascii="Times New Roman" w:eastAsia="SimHei" w:hAnsi="Times New Roman"/>
                 <w:b/>
                 <w:bCs/>
                 <w:sz w:val="21"/>
@@ -11326,7 +11326,7 @@
           <w:p>
             <w:r>
               <w:rPr>
-                <w:rFonts w:ascii="Microsoft YaHei" w:cs="Microsoft YaHei" w:eastAsia="Microsoft YaHei" w:hAnsi="Microsoft YaHei"/>
+                <w:rFonts w:ascii="Times New Roman" w:eastAsia="SimHei" w:hAnsi="Times New Roman"/>
                 <w:b/>
                 <w:bCs/>
                 <w:sz w:val="21"/>
@@ -11356,7 +11356,7 @@
           <w:p>
             <w:r>
               <w:rPr>
-                <w:rFonts w:ascii="Microsoft YaHei" w:cs="Microsoft YaHei" w:eastAsia="Microsoft YaHei" w:hAnsi="Microsoft YaHei"/>
+                <w:rFonts w:ascii="Times New Roman" w:eastAsia="SimHei" w:hAnsi="Times New Roman"/>
                 <w:b/>
                 <w:bCs/>
                 <w:sz w:val="21"/>
@@ -11387,7 +11387,7 @@
           <w:p>
             <w:r>
               <w:rPr>
-                <w:rFonts w:ascii="Microsoft YaHei" w:cs="Microsoft YaHei" w:eastAsia="Microsoft YaHei" w:hAnsi="Microsoft YaHei"/>
+                <w:rFonts w:ascii="Times New Roman" w:eastAsia="SimSun" w:hAnsi="Times New Roman"/>
                 <w:sz w:val="20"/>
                 <w:szCs w:val="20"/>
               </w:rPr>
@@ -11414,7 +11414,7 @@
           <w:p>
             <w:r>
               <w:rPr>
-                <w:rFonts w:ascii="Microsoft YaHei" w:cs="Microsoft YaHei" w:eastAsia="Microsoft YaHei" w:hAnsi="Microsoft YaHei"/>
+                <w:rFonts w:ascii="Times New Roman" w:eastAsia="SimSun" w:hAnsi="Times New Roman"/>
                 <w:sz w:val="20"/>
                 <w:szCs w:val="20"/>
               </w:rPr>
@@ -11441,7 +11441,7 @@
           <w:p>
             <w:r>
               <w:rPr>
-                <w:rFonts w:ascii="Microsoft YaHei" w:cs="Microsoft YaHei" w:eastAsia="Microsoft YaHei" w:hAnsi="Microsoft YaHei"/>
+                <w:rFonts w:ascii="Times New Roman" w:eastAsia="SimSun" w:hAnsi="Times New Roman"/>
                 <w:sz w:val="20"/>
                 <w:szCs w:val="20"/>
               </w:rPr>
@@ -11470,7 +11470,7 @@
           <w:p>
             <w:r>
               <w:rPr>
-                <w:rFonts w:ascii="Microsoft YaHei" w:cs="Microsoft YaHei" w:eastAsia="Microsoft YaHei" w:hAnsi="Microsoft YaHei"/>
+                <w:rFonts w:ascii="Times New Roman" w:eastAsia="SimSun" w:hAnsi="Times New Roman"/>
                 <w:sz w:val="20"/>
                 <w:szCs w:val="20"/>
               </w:rPr>
@@ -11497,7 +11497,7 @@
           <w:p>
             <w:r>
               <w:rPr>
-                <w:rFonts w:ascii="Microsoft YaHei" w:cs="Microsoft YaHei" w:eastAsia="Microsoft YaHei" w:hAnsi="Microsoft YaHei"/>
+                <w:rFonts w:ascii="Times New Roman" w:eastAsia="SimSun" w:hAnsi="Times New Roman"/>
                 <w:sz w:val="20"/>
                 <w:szCs w:val="20"/>
               </w:rPr>
@@ -11524,7 +11524,7 @@
           <w:p>
             <w:r>
               <w:rPr>
-                <w:rFonts w:ascii="Microsoft YaHei" w:cs="Microsoft YaHei" w:eastAsia="Microsoft YaHei" w:hAnsi="Microsoft YaHei"/>
+                <w:rFonts w:ascii="Times New Roman" w:eastAsia="SimSun" w:hAnsi="Times New Roman"/>
                 <w:sz w:val="20"/>
                 <w:szCs w:val="20"/>
               </w:rPr>
@@ -11553,7 +11553,7 @@
           <w:p>
             <w:r>
               <w:rPr>
-                <w:rFonts w:ascii="Microsoft YaHei" w:cs="Microsoft YaHei" w:eastAsia="Microsoft YaHei" w:hAnsi="Microsoft YaHei"/>
+                <w:rFonts w:ascii="Times New Roman" w:eastAsia="SimSun" w:hAnsi="Times New Roman"/>
                 <w:sz w:val="20"/>
                 <w:szCs w:val="20"/>
               </w:rPr>
@@ -11580,7 +11580,7 @@
           <w:p>
             <w:r>
               <w:rPr>
-                <w:rFonts w:ascii="Microsoft YaHei" w:cs="Microsoft YaHei" w:eastAsia="Microsoft YaHei" w:hAnsi="Microsoft YaHei"/>
+                <w:rFonts w:ascii="Times New Roman" w:eastAsia="SimSun" w:hAnsi="Times New Roman"/>
                 <w:sz w:val="20"/>
                 <w:szCs w:val="20"/>
               </w:rPr>
@@ -11607,7 +11607,7 @@
           <w:p>
             <w:r>
               <w:rPr>
-                <w:rFonts w:ascii="Microsoft YaHei" w:cs="Microsoft YaHei" w:eastAsia="Microsoft YaHei" w:hAnsi="Microsoft YaHei"/>
+                <w:rFonts w:ascii="Times New Roman" w:eastAsia="SimSun" w:hAnsi="Times New Roman"/>
                 <w:sz w:val="20"/>
                 <w:szCs w:val="20"/>
               </w:rPr>
@@ -11636,7 +11636,7 @@
           <w:p>
             <w:r>
               <w:rPr>
-                <w:rFonts w:ascii="Microsoft YaHei" w:cs="Microsoft YaHei" w:eastAsia="Microsoft YaHei" w:hAnsi="Microsoft YaHei"/>
+                <w:rFonts w:ascii="Times New Roman" w:eastAsia="SimSun" w:hAnsi="Times New Roman"/>
                 <w:sz w:val="20"/>
                 <w:szCs w:val="20"/>
               </w:rPr>
@@ -11663,7 +11663,7 @@
           <w:p>
             <w:r>
               <w:rPr>
-                <w:rFonts w:ascii="Microsoft YaHei" w:cs="Microsoft YaHei" w:eastAsia="Microsoft YaHei" w:hAnsi="Microsoft YaHei"/>
+                <w:rFonts w:ascii="Times New Roman" w:eastAsia="SimSun" w:hAnsi="Times New Roman"/>
                 <w:sz w:val="20"/>
                 <w:szCs w:val="20"/>
               </w:rPr>
@@ -11690,7 +11690,7 @@
           <w:p>
             <w:r>
               <w:rPr>
-                <w:rFonts w:ascii="Microsoft YaHei" w:cs="Microsoft YaHei" w:eastAsia="Microsoft YaHei" w:hAnsi="Microsoft YaHei"/>
+                <w:rFonts w:ascii="Times New Roman" w:eastAsia="SimSun" w:hAnsi="Times New Roman"/>
                 <w:sz w:val="20"/>
                 <w:szCs w:val="20"/>
               </w:rPr>
@@ -11719,7 +11719,7 @@
           <w:p>
             <w:r>
               <w:rPr>
-                <w:rFonts w:ascii="Microsoft YaHei" w:cs="Microsoft YaHei" w:eastAsia="Microsoft YaHei" w:hAnsi="Microsoft YaHei"/>
+                <w:rFonts w:ascii="Times New Roman" w:eastAsia="SimSun" w:hAnsi="Times New Roman"/>
                 <w:sz w:val="20"/>
                 <w:szCs w:val="20"/>
               </w:rPr>
@@ -11746,7 +11746,7 @@
           <w:p>
             <w:r>
               <w:rPr>
-                <w:rFonts w:ascii="Microsoft YaHei" w:cs="Microsoft YaHei" w:eastAsia="Microsoft YaHei" w:hAnsi="Microsoft YaHei"/>
+                <w:rFonts w:ascii="Times New Roman" w:eastAsia="SimSun" w:hAnsi="Times New Roman"/>
                 <w:sz w:val="20"/>
                 <w:szCs w:val="20"/>
               </w:rPr>
@@ -11773,7 +11773,7 @@
           <w:p>
             <w:r>
               <w:rPr>
-                <w:rFonts w:ascii="Microsoft YaHei" w:cs="Microsoft YaHei" w:eastAsia="Microsoft YaHei" w:hAnsi="Microsoft YaHei"/>
+                <w:rFonts w:ascii="Times New Roman" w:eastAsia="SimSun" w:hAnsi="Times New Roman"/>
                 <w:sz w:val="20"/>
                 <w:szCs w:val="20"/>
               </w:rPr>
@@ -11802,7 +11802,7 @@
           <w:p>
             <w:r>
               <w:rPr>
-                <w:rFonts w:ascii="Microsoft YaHei" w:cs="Microsoft YaHei" w:eastAsia="Microsoft YaHei" w:hAnsi="Microsoft YaHei"/>
+                <w:rFonts w:ascii="Times New Roman" w:eastAsia="SimSun" w:hAnsi="Times New Roman"/>
                 <w:sz w:val="20"/>
                 <w:szCs w:val="20"/>
               </w:rPr>
@@ -11829,7 +11829,7 @@
           <w:p>
             <w:r>
               <w:rPr>
-                <w:rFonts w:ascii="Microsoft YaHei" w:cs="Microsoft YaHei" w:eastAsia="Microsoft YaHei" w:hAnsi="Microsoft YaHei"/>
+                <w:rFonts w:ascii="Times New Roman" w:eastAsia="SimSun" w:hAnsi="Times New Roman"/>
                 <w:sz w:val="20"/>
                 <w:szCs w:val="20"/>
               </w:rPr>
@@ -11856,7 +11856,7 @@
           <w:p>
             <w:r>
               <w:rPr>
-                <w:rFonts w:ascii="Microsoft YaHei" w:cs="Microsoft YaHei" w:eastAsia="Microsoft YaHei" w:hAnsi="Microsoft YaHei"/>
+                <w:rFonts w:ascii="Times New Roman" w:eastAsia="SimSun" w:hAnsi="Times New Roman"/>
                 <w:sz w:val="20"/>
                 <w:szCs w:val="20"/>
               </w:rPr>
@@ -11914,7 +11914,7 @@
           <w:p>
             <w:r>
               <w:rPr>
-                <w:rFonts w:ascii="Microsoft YaHei" w:cs="Microsoft YaHei" w:eastAsia="Microsoft YaHei" w:hAnsi="Microsoft YaHei"/>
+                <w:rFonts w:ascii="Times New Roman" w:eastAsia="SimHei" w:hAnsi="Times New Roman"/>
                 <w:b/>
                 <w:bCs/>
                 <w:sz w:val="21"/>
@@ -11944,7 +11944,7 @@
           <w:p>
             <w:r>
               <w:rPr>
-                <w:rFonts w:ascii="Microsoft YaHei" w:cs="Microsoft YaHei" w:eastAsia="Microsoft YaHei" w:hAnsi="Microsoft YaHei"/>
+                <w:rFonts w:ascii="Times New Roman" w:eastAsia="SimHei" w:hAnsi="Times New Roman"/>
                 <w:b/>
                 <w:bCs/>
                 <w:sz w:val="21"/>
@@ -11974,7 +11974,7 @@
           <w:p>
             <w:r>
               <w:rPr>
-                <w:rFonts w:ascii="Microsoft YaHei" w:cs="Microsoft YaHei" w:eastAsia="Microsoft YaHei" w:hAnsi="Microsoft YaHei"/>
+                <w:rFonts w:ascii="Times New Roman" w:eastAsia="SimHei" w:hAnsi="Times New Roman"/>
                 <w:b/>
                 <w:bCs/>
                 <w:sz w:val="21"/>
@@ -12004,7 +12004,7 @@
           <w:p>
             <w:r>
               <w:rPr>
-                <w:rFonts w:ascii="Microsoft YaHei" w:cs="Microsoft YaHei" w:eastAsia="Microsoft YaHei" w:hAnsi="Microsoft YaHei"/>
+                <w:rFonts w:ascii="Times New Roman" w:eastAsia="SimHei" w:hAnsi="Times New Roman"/>
                 <w:b/>
                 <w:bCs/>
                 <w:sz w:val="21"/>
@@ -12034,7 +12034,7 @@
           <w:p>
             <w:r>
               <w:rPr>
-                <w:rFonts w:ascii="Microsoft YaHei" w:cs="Microsoft YaHei" w:eastAsia="Microsoft YaHei" w:hAnsi="Microsoft YaHei"/>
+                <w:rFonts w:ascii="Times New Roman" w:eastAsia="SimHei" w:hAnsi="Times New Roman"/>
                 <w:b/>
                 <w:bCs/>
                 <w:sz w:val="21"/>
@@ -12065,7 +12065,7 @@
           <w:p>
             <w:r>
               <w:rPr>
-                <w:rFonts w:ascii="Microsoft YaHei" w:cs="Microsoft YaHei" w:eastAsia="Microsoft YaHei" w:hAnsi="Microsoft YaHei"/>
+                <w:rFonts w:ascii="Times New Roman" w:eastAsia="SimSun" w:hAnsi="Times New Roman"/>
                 <w:sz w:val="20"/>
                 <w:szCs w:val="20"/>
               </w:rPr>
@@ -12092,7 +12092,7 @@
           <w:p>
             <w:r>
               <w:rPr>
-                <w:rFonts w:ascii="Microsoft YaHei" w:cs="Microsoft YaHei" w:eastAsia="Microsoft YaHei" w:hAnsi="Microsoft YaHei"/>
+                <w:rFonts w:ascii="Times New Roman" w:eastAsia="SimSun" w:hAnsi="Times New Roman"/>
                 <w:sz w:val="20"/>
                 <w:szCs w:val="20"/>
               </w:rPr>
@@ -12119,7 +12119,7 @@
           <w:p>
             <w:r>
               <w:rPr>
-                <w:rFonts w:ascii="Microsoft YaHei" w:cs="Microsoft YaHei" w:eastAsia="Microsoft YaHei" w:hAnsi="Microsoft YaHei"/>
+                <w:rFonts w:ascii="Times New Roman" w:eastAsia="SimSun" w:hAnsi="Times New Roman"/>
                 <w:sz w:val="20"/>
                 <w:szCs w:val="20"/>
               </w:rPr>
@@ -12146,7 +12146,7 @@
           <w:p>
             <w:r>
               <w:rPr>
-                <w:rFonts w:ascii="Microsoft YaHei" w:cs="Microsoft YaHei" w:eastAsia="Microsoft YaHei" w:hAnsi="Microsoft YaHei"/>
+                <w:rFonts w:ascii="Times New Roman" w:eastAsia="SimSun" w:hAnsi="Times New Roman"/>
                 <w:sz w:val="20"/>
                 <w:szCs w:val="20"/>
               </w:rPr>
@@ -12173,7 +12173,7 @@
           <w:p>
             <w:r>
               <w:rPr>
-                <w:rFonts w:ascii="Microsoft YaHei" w:cs="Microsoft YaHei" w:eastAsia="Microsoft YaHei" w:hAnsi="Microsoft YaHei"/>
+                <w:rFonts w:ascii="Times New Roman" w:eastAsia="SimSun" w:hAnsi="Times New Roman"/>
                 <w:sz w:val="20"/>
                 <w:szCs w:val="20"/>
               </w:rPr>
@@ -12202,7 +12202,7 @@
           <w:p>
             <w:r>
               <w:rPr>
-                <w:rFonts w:ascii="Microsoft YaHei" w:cs="Microsoft YaHei" w:eastAsia="Microsoft YaHei" w:hAnsi="Microsoft YaHei"/>
+                <w:rFonts w:ascii="Times New Roman" w:eastAsia="SimSun" w:hAnsi="Times New Roman"/>
                 <w:sz w:val="20"/>
                 <w:szCs w:val="20"/>
               </w:rPr>
@@ -12229,7 +12229,7 @@
           <w:p>
             <w:r>
               <w:rPr>
-                <w:rFonts w:ascii="Microsoft YaHei" w:cs="Microsoft YaHei" w:eastAsia="Microsoft YaHei" w:hAnsi="Microsoft YaHei"/>
+                <w:rFonts w:ascii="Times New Roman" w:eastAsia="SimSun" w:hAnsi="Times New Roman"/>
                 <w:sz w:val="20"/>
                 <w:szCs w:val="20"/>
               </w:rPr>
@@ -12256,7 +12256,7 @@
           <w:p>
             <w:r>
               <w:rPr>
-                <w:rFonts w:ascii="Microsoft YaHei" w:cs="Microsoft YaHei" w:eastAsia="Microsoft YaHei" w:hAnsi="Microsoft YaHei"/>
+                <w:rFonts w:ascii="Times New Roman" w:eastAsia="SimSun" w:hAnsi="Times New Roman"/>
                 <w:sz w:val="20"/>
                 <w:szCs w:val="20"/>
               </w:rPr>
@@ -12283,7 +12283,7 @@
           <w:p>
             <w:r>
               <w:rPr>
-                <w:rFonts w:ascii="Microsoft YaHei" w:cs="Microsoft YaHei" w:eastAsia="Microsoft YaHei" w:hAnsi="Microsoft YaHei"/>
+                <w:rFonts w:ascii="Times New Roman" w:eastAsia="SimSun" w:hAnsi="Times New Roman"/>
                 <w:sz w:val="20"/>
                 <w:szCs w:val="20"/>
               </w:rPr>
@@ -12310,7 +12310,7 @@
           <w:p>
             <w:r>
               <w:rPr>
-                <w:rFonts w:ascii="Microsoft YaHei" w:cs="Microsoft YaHei" w:eastAsia="Microsoft YaHei" w:hAnsi="Microsoft YaHei"/>
+                <w:rFonts w:ascii="Times New Roman" w:eastAsia="SimSun" w:hAnsi="Times New Roman"/>
                 <w:sz w:val="20"/>
                 <w:szCs w:val="20"/>
               </w:rPr>
@@ -12339,7 +12339,7 @@
           <w:p>
             <w:r>
               <w:rPr>
-                <w:rFonts w:ascii="Microsoft YaHei" w:cs="Microsoft YaHei" w:eastAsia="Microsoft YaHei" w:hAnsi="Microsoft YaHei"/>
+                <w:rFonts w:ascii="Times New Roman" w:eastAsia="SimSun" w:hAnsi="Times New Roman"/>
                 <w:sz w:val="20"/>
                 <w:szCs w:val="20"/>
               </w:rPr>
@@ -12366,7 +12366,7 @@
           <w:p>
             <w:r>
               <w:rPr>
-                <w:rFonts w:ascii="Microsoft YaHei" w:cs="Microsoft YaHei" w:eastAsia="Microsoft YaHei" w:hAnsi="Microsoft YaHei"/>
+                <w:rFonts w:ascii="Times New Roman" w:eastAsia="SimSun" w:hAnsi="Times New Roman"/>
                 <w:sz w:val="20"/>
                 <w:szCs w:val="20"/>
               </w:rPr>
@@ -12393,7 +12393,7 @@
           <w:p>
             <w:r>
               <w:rPr>
-                <w:rFonts w:ascii="Microsoft YaHei" w:cs="Microsoft YaHei" w:eastAsia="Microsoft YaHei" w:hAnsi="Microsoft YaHei"/>
+                <w:rFonts w:ascii="Times New Roman" w:eastAsia="SimSun" w:hAnsi="Times New Roman"/>
                 <w:sz w:val="20"/>
                 <w:szCs w:val="20"/>
               </w:rPr>
@@ -12420,7 +12420,7 @@
           <w:p>
             <w:r>
               <w:rPr>
-                <w:rFonts w:ascii="Microsoft YaHei" w:cs="Microsoft YaHei" w:eastAsia="Microsoft YaHei" w:hAnsi="Microsoft YaHei"/>
+                <w:rFonts w:ascii="Times New Roman" w:eastAsia="SimSun" w:hAnsi="Times New Roman"/>
                 <w:sz w:val="20"/>
                 <w:szCs w:val="20"/>
               </w:rPr>
@@ -12447,7 +12447,7 @@
           <w:p>
             <w:r>
               <w:rPr>
-                <w:rFonts w:ascii="Microsoft YaHei" w:cs="Microsoft YaHei" w:eastAsia="Microsoft YaHei" w:hAnsi="Microsoft YaHei"/>
+                <w:rFonts w:ascii="Times New Roman" w:eastAsia="SimSun" w:hAnsi="Times New Roman"/>
                 <w:sz w:val="20"/>
                 <w:szCs w:val="20"/>
               </w:rPr>
@@ -12476,7 +12476,7 @@
           <w:p>
             <w:r>
               <w:rPr>
-                <w:rFonts w:ascii="Microsoft YaHei" w:cs="Microsoft YaHei" w:eastAsia="Microsoft YaHei" w:hAnsi="Microsoft YaHei"/>
+                <w:rFonts w:ascii="Times New Roman" w:eastAsia="SimSun" w:hAnsi="Times New Roman"/>
                 <w:sz w:val="20"/>
                 <w:szCs w:val="20"/>
               </w:rPr>
@@ -12503,7 +12503,7 @@
           <w:p>
             <w:r>
               <w:rPr>
-                <w:rFonts w:ascii="Microsoft YaHei" w:cs="Microsoft YaHei" w:eastAsia="Microsoft YaHei" w:hAnsi="Microsoft YaHei"/>
+                <w:rFonts w:ascii="Times New Roman" w:eastAsia="SimSun" w:hAnsi="Times New Roman"/>
                 <w:sz w:val="20"/>
                 <w:szCs w:val="20"/>
               </w:rPr>
@@ -12530,7 +12530,7 @@
           <w:p>
             <w:r>
               <w:rPr>
-                <w:rFonts w:ascii="Microsoft YaHei" w:cs="Microsoft YaHei" w:eastAsia="Microsoft YaHei" w:hAnsi="Microsoft YaHei"/>
+                <w:rFonts w:ascii="Times New Roman" w:eastAsia="SimSun" w:hAnsi="Times New Roman"/>
                 <w:sz w:val="20"/>
                 <w:szCs w:val="20"/>
               </w:rPr>
@@ -12557,7 +12557,7 @@
           <w:p>
             <w:r>
               <w:rPr>
-                <w:rFonts w:ascii="Microsoft YaHei" w:cs="Microsoft YaHei" w:eastAsia="Microsoft YaHei" w:hAnsi="Microsoft YaHei"/>
+                <w:rFonts w:ascii="Times New Roman" w:eastAsia="SimSun" w:hAnsi="Times New Roman"/>
                 <w:sz w:val="20"/>
                 <w:szCs w:val="20"/>
               </w:rPr>
@@ -12584,7 +12584,7 @@
           <w:p>
             <w:r>
               <w:rPr>
-                <w:rFonts w:ascii="Microsoft YaHei" w:cs="Microsoft YaHei" w:eastAsia="Microsoft YaHei" w:hAnsi="Microsoft YaHei"/>
+                <w:rFonts w:ascii="Times New Roman" w:eastAsia="SimSun" w:hAnsi="Times New Roman"/>
                 <w:sz w:val="20"/>
                 <w:szCs w:val="20"/>
               </w:rPr>
@@ -12613,7 +12613,7 @@
           <w:p>
             <w:r>
               <w:rPr>
-                <w:rFonts w:ascii="Microsoft YaHei" w:cs="Microsoft YaHei" w:eastAsia="Microsoft YaHei" w:hAnsi="Microsoft YaHei"/>
+                <w:rFonts w:ascii="Times New Roman" w:eastAsia="SimSun" w:hAnsi="Times New Roman"/>
                 <w:sz w:val="20"/>
                 <w:szCs w:val="20"/>
               </w:rPr>
@@ -12640,7 +12640,7 @@
           <w:p>
             <w:r>
               <w:rPr>
-                <w:rFonts w:ascii="Microsoft YaHei" w:cs="Microsoft YaHei" w:eastAsia="Microsoft YaHei" w:hAnsi="Microsoft YaHei"/>
+                <w:rFonts w:ascii="Times New Roman" w:eastAsia="SimSun" w:hAnsi="Times New Roman"/>
                 <w:sz w:val="20"/>
                 <w:szCs w:val="20"/>
               </w:rPr>
@@ -12667,7 +12667,7 @@
           <w:p>
             <w:r>
               <w:rPr>
-                <w:rFonts w:ascii="Microsoft YaHei" w:cs="Microsoft YaHei" w:eastAsia="Microsoft YaHei" w:hAnsi="Microsoft YaHei"/>
+                <w:rFonts w:ascii="Times New Roman" w:eastAsia="SimSun" w:hAnsi="Times New Roman"/>
                 <w:sz w:val="20"/>
                 <w:szCs w:val="20"/>
               </w:rPr>
@@ -12694,7 +12694,7 @@
           <w:p>
             <w:r>
               <w:rPr>
-                <w:rFonts w:ascii="Microsoft YaHei" w:cs="Microsoft YaHei" w:eastAsia="Microsoft YaHei" w:hAnsi="Microsoft YaHei"/>
+                <w:rFonts w:ascii="Times New Roman" w:eastAsia="SimSun" w:hAnsi="Times New Roman"/>
                 <w:sz w:val="20"/>
                 <w:szCs w:val="20"/>
               </w:rPr>
@@ -12721,7 +12721,7 @@
           <w:p>
             <w:r>
               <w:rPr>
-                <w:rFonts w:ascii="Microsoft YaHei" w:cs="Microsoft YaHei" w:eastAsia="Microsoft YaHei" w:hAnsi="Microsoft YaHei"/>
+                <w:rFonts w:ascii="Times New Roman" w:eastAsia="SimSun" w:hAnsi="Times New Roman"/>
                 <w:sz w:val="20"/>
                 <w:szCs w:val="20"/>
               </w:rPr>
@@ -12737,7 +12737,7 @@
       </w:pPr>
       <w:r>
         <w:rPr>
-          <w:rFonts w:ascii="Microsoft YaHei" w:cs="Microsoft YaHei" w:eastAsia="Microsoft YaHei" w:hAnsi="Microsoft YaHei"/>
+          <w:rFonts w:ascii="Times New Roman" w:eastAsia="SimSun" w:hAnsi="Times New Roman"/>
           <w:sz w:val="22"/>
           <w:szCs w:val="22"/>
         </w:rPr>
@@ -12805,7 +12805,7 @@
     </w:pPr>
     <w:r>
       <w:rPr>
-        <w:rFonts w:ascii="Microsoft YaHei" w:cs="Microsoft YaHei" w:eastAsia="Microsoft YaHei" w:hAnsi="Microsoft YaHei"/>
+        <w:rFonts w:ascii="Times New Roman" w:eastAsia="SimSun" w:hAnsi="Times New Roman"/>
         <w:sz w:val="16"/>
         <w:szCs w:val="16"/>
       </w:rPr>
@@ -12813,7 +12813,7 @@
     </w:r>
     <w:r>
       <w:rPr>
-        <w:rFonts w:ascii="Microsoft YaHei" w:cs="Microsoft YaHei" w:eastAsia="Microsoft YaHei" w:hAnsi="Microsoft YaHei"/>
+        <w:rFonts w:ascii="Times New Roman" w:eastAsia="SimSun" w:hAnsi="Times New Roman"/>
         <w:sz w:val="16"/>
         <w:szCs w:val="16"/>
       </w:rPr>
@@ -12824,7 +12824,7 @@
     </w:r>
     <w:r>
       <w:rPr>
-        <w:rFonts w:ascii="Microsoft YaHei" w:cs="Microsoft YaHei" w:eastAsia="Microsoft YaHei" w:hAnsi="Microsoft YaHei"/>
+        <w:rFonts w:ascii="Times New Roman" w:eastAsia="SimSun" w:hAnsi="Times New Roman"/>
         <w:sz w:val="16"/>
         <w:szCs w:val="16"/>
       </w:rPr>
@@ -12879,7 +12879,7 @@
     </w:pPr>
     <w:r>
       <w:rPr>
-        <w:rFonts w:ascii="Microsoft YaHei" w:cs="Microsoft YaHei" w:eastAsia="Microsoft YaHei" w:hAnsi="Microsoft YaHei"/>
+        <w:rFonts w:ascii="Times New Roman" w:eastAsia="SimSun" w:hAnsi="Times New Roman"/>
         <w:color w:val="999999"/>
         <w:sz w:val="16"/>
         <w:szCs w:val="16"/>
@@ -13020,7 +13020,7 @@
   <w:docDefaults>
     <w:rPrDefault>
       <w:rPr>
-        <w:rFonts w:ascii="Microsoft YaHei" w:cs="Microsoft YaHei" w:eastAsia="Microsoft YaHei" w:hAnsi="Microsoft YaHei"/>
+        <w:rFonts w:ascii="Times New Roman" w:eastAsia="SimSun" w:hAnsi="Times New Roman"/>
         <w:sz w:val="22"/>
         <w:szCs w:val="22"/>
       </w:rPr>
@@ -13208,7 +13208,7 @@
       <w:outlineLvl w:val="0"/>
     </w:pPr>
     <w:rPr>
-      <w:rFonts w:ascii="Microsoft YaHei" w:cs="Microsoft YaHei" w:eastAsia="Microsoft YaHei" w:hAnsi="Microsoft YaHei"/>
+      <w:rFonts w:ascii="Times New Roman" w:eastAsia="SimHei" w:hAnsi="Times New Roman"/>
       <w:b/>
       <w:bCs/>
       <w:color w:val="1F4E79"/>
@@ -13226,7 +13226,7 @@
       <w:outlineLvl w:val="1"/>
     </w:pPr>
     <w:rPr>
-      <w:rFonts w:ascii="Microsoft YaHei" w:cs="Microsoft YaHei" w:eastAsia="Microsoft YaHei" w:hAnsi="Microsoft YaHei"/>
+      <w:rFonts w:ascii="Times New Roman" w:eastAsia="SimHei" w:hAnsi="Times New Roman"/>
       <w:b/>
       <w:bCs/>
       <w:color w:val="2E75B6"/>
@@ -13244,7 +13244,7 @@
       <w:outlineLvl w:val="2"/>
     </w:pPr>
     <w:rPr>
-      <w:rFonts w:ascii="Microsoft YaHei" w:cs="Microsoft YaHei" w:eastAsia="Microsoft YaHei" w:hAnsi="Microsoft YaHei"/>
+      <w:rFonts w:ascii="Times New Roman" w:eastAsia="SimHei" w:hAnsi="Times New Roman"/>
       <w:b/>
       <w:bCs/>
       <w:color w:val="34495E"/>
